--- a/Go-based Refactored System/configs/export-templates/competency-phase1-report.docx
+++ b/Go-based Refactored System/configs/export-templates/competency-phase1-report.docx
@@ -22,7 +22,7 @@
         <mc:AlternateContent>
           <mc:Choice Requires="wps">
             <w:drawing>
-              <wp:anchor distT="0" distB="0" distL="114300" distR="114300" simplePos="0" relativeHeight="251662336" behindDoc="0" locked="0" layoutInCell="1" allowOverlap="1" wp14:anchorId="3B25A21A" wp14:editId="2DC88535">
+              <wp:anchor distT="0" distB="0" distL="114300" distR="114300" simplePos="0" relativeHeight="251663360" behindDoc="0" locked="0" layoutInCell="1" allowOverlap="1" wp14:anchorId="6CA6D969" wp14:editId="4EA3957A">
                 <wp:simplePos x="0" y="0"/>
                 <wp:positionH relativeFrom="column">
                   <wp:posOffset>4700905</wp:posOffset>
@@ -101,7 +101,7 @@
           </mc:Choice>
           <mc:Fallback>
             <w:pict>
-              <v:rect w14:anchorId="19CE7EDE" id="矩形 59" o:spid="_x0000_s1026" style="position:absolute;margin-left:370.15pt;margin-top:-76.35pt;width:184pt;height:179.55pt;z-index:251662336;visibility:visible;mso-wrap-style:square;mso-wrap-distance-left:9pt;mso-wrap-distance-top:0;mso-wrap-distance-right:9pt;mso-wrap-distance-bottom:0;mso-position-horizontal:absolute;mso-position-horizontal-relative:text;mso-position-vertical:absolute;mso-position-vertical-relative:text;v-text-anchor:middle" o:gfxdata="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" fillcolor="#f6f8fc" stroked="f" strokeweight="1pt">
+              <v:rect w14:anchorId="5D1606FB" id="矩形 59" o:spid="_x0000_s1026" style="position:absolute;margin-left:370.15pt;margin-top:-76.35pt;width:184pt;height:179.55pt;z-index:251663360;visibility:visible;mso-wrap-style:square;mso-wrap-distance-left:9pt;mso-wrap-distance-top:0;mso-wrap-distance-right:9pt;mso-wrap-distance-bottom:0;mso-position-horizontal:absolute;mso-position-horizontal-relative:text;mso-position-vertical:absolute;mso-position-vertical-relative:text;v-text-anchor:middle" o:gfxdata="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" fillcolor="#f6f8fc" stroked="f" strokeweight="1pt">
                 <v:fill color2="#75bd42" o:opacity2="0" angle="135" colors="0 #f6f8fc;20316f #f6f8fc;56361f #75bd42" focus="100%" type="gradient">
                   <o:fill v:ext="view" type="gradientUnscaled"/>
                 </v:fill>
@@ -164,7 +164,27 @@
             </w14:srgbClr>
           </w14:shadow>
         </w:rPr>
-        <w:t xml:space="preserve">胜任力 </w:t>
+        <w:t>胜任</w:t>
+      </w:r>
+      <w:proofErr w:type="gramStart"/>
+      <w:r>
+        <w:rPr>
+          <w:rFonts w:ascii="微软雅黑" w:eastAsia="微软雅黑" w:hAnsi="微软雅黑" w:cs="微软雅黑" w:hint="eastAsia"/>
+          <w:b/>
+          <w:bCs/>
+          <w:i/>
+          <w:iCs/>
+          <w:color w:val="37D76C"/>
+          <w:sz w:val="96"/>
+          <w:szCs w:val="112"/>
+          <w14:shadow w14:blurRad="50800" w14:dist="38100" w14:dir="10800000" w14:sx="100000" w14:sy="100000" w14:kx="0" w14:ky="0" w14:algn="r">
+            <w14:srgbClr w14:val="FFFFFF">
+              <w14:alpha w14:val="60000"/>
+              <w14:lumMod w14:val="95000"/>
+            </w14:srgbClr>
+          </w14:shadow>
+        </w:rPr>
+        <w:t xml:space="preserve">力 </w:t>
       </w:r>
       <w:r>
         <w:rPr>
@@ -174,7 +194,18 @@
           <w:sz w:val="56"/>
           <w:szCs w:val="60"/>
         </w:rPr>
-        <w:t>测评报告</w:t>
+        <w:t>测评</w:t>
+      </w:r>
+      <w:proofErr w:type="gramEnd"/>
+      <w:r>
+        <w:rPr>
+          <w:rFonts w:ascii="微软雅黑" w:eastAsia="微软雅黑" w:hAnsi="微软雅黑" w:cs="微软雅黑" w:hint="eastAsia"/>
+          <w:b/>
+          <w:bCs/>
+          <w:sz w:val="56"/>
+          <w:szCs w:val="60"/>
+        </w:rPr>
+        <w:t>报告</w:t>
       </w:r>
     </w:p>
     <w:p>
@@ -214,7 +245,29 @@
           <w:sz w:val="32"/>
           <w:szCs w:val="36"/>
         </w:rPr>
-        <w:t>洞悉深层素质 ● 驱动精准发展</w:t>
+        <w:t>洞悉深层</w:t>
+      </w:r>
+      <w:proofErr w:type="gramStart"/>
+      <w:r>
+        <w:rPr>
+          <w:rFonts w:ascii="微软雅黑" w:eastAsia="微软雅黑" w:hAnsi="微软雅黑" w:cs="微软雅黑" w:hint="eastAsia"/>
+          <w:b/>
+          <w:bCs/>
+          <w:sz w:val="32"/>
+          <w:szCs w:val="36"/>
+        </w:rPr>
+        <w:t xml:space="preserve">素质 ● </w:t>
+      </w:r>
+      <w:proofErr w:type="gramEnd"/>
+      <w:r>
+        <w:rPr>
+          <w:rFonts w:ascii="微软雅黑" w:eastAsia="微软雅黑" w:hAnsi="微软雅黑" w:cs="微软雅黑" w:hint="eastAsia"/>
+          <w:b/>
+          <w:bCs/>
+          <w:sz w:val="32"/>
+          <w:szCs w:val="36"/>
+        </w:rPr>
+        <w:t>驱动精准发展</w:t>
       </w:r>
     </w:p>
     <w:p>
@@ -271,7 +324,7 @@
           <w:sz w:val="24"/>
         </w:rPr>
         <w:drawing>
-          <wp:inline distT="0" distB="0" distL="114300" distR="114300" wp14:anchorId="00AB0552" wp14:editId="3BF7BDB5">
+          <wp:inline distT="0" distB="0" distL="114300" distR="114300" wp14:anchorId="1AE76942" wp14:editId="3ABDB9AE">
             <wp:extent cx="3882390" cy="2638425"/>
             <wp:effectExtent l="0" t="0" r="3810" b="9525"/>
             <wp:docPr id="12" name="图片 2" descr="IMG_256"/>
@@ -288,7 +341,7 @@
                     </pic:cNvPicPr>
                   </pic:nvPicPr>
                   <pic:blipFill>
-                    <a:blip r:embed="rId9"/>
+                    <a:blip r:embed="rId8"/>
                     <a:stretch>
                       <a:fillRect/>
                     </a:stretch>
@@ -351,7 +404,6 @@
           <w:szCs w:val="36"/>
         </w:rPr>
         <w:sectPr>
-          <w:headerReference w:type="default" r:id="rId10"/>
           <w:pgSz w:w="11906" w:h="16838"/>
           <w:pgMar w:top="1134" w:right="1134" w:bottom="1134" w:left="1134" w:header="851" w:footer="992" w:gutter="0"/>
           <w:pgNumType w:start="1"/>
@@ -369,7 +421,7 @@
         <mc:AlternateContent>
           <mc:Choice Requires="wps">
             <w:drawing>
-              <wp:anchor distT="0" distB="0" distL="114300" distR="114300" simplePos="0" relativeHeight="251661312" behindDoc="0" locked="0" layoutInCell="1" allowOverlap="1" wp14:anchorId="2A3594F5" wp14:editId="64A055E4">
+              <wp:anchor distT="0" distB="0" distL="114300" distR="114300" simplePos="0" relativeHeight="251662336" behindDoc="0" locked="0" layoutInCell="1" allowOverlap="1" wp14:anchorId="1B89249A" wp14:editId="46630516">
                 <wp:simplePos x="0" y="0"/>
                 <wp:positionH relativeFrom="column">
                   <wp:posOffset>-733425</wp:posOffset>
@@ -460,10 +512,10 @@
           </mc:Choice>
           <mc:Fallback>
             <w:pict>
-              <v:shapetype w14:anchorId="3A523E94" id="_x0000_t120" coordsize="21600,21600" o:spt="120" path="m10800,qx,10800,10800,21600,21600,10800,10800,xe">
+              <v:shapetype w14:anchorId="768197AB" id="_x0000_t120" coordsize="21600,21600" o:spt="120" path="m10800,qx,10800,10800,21600,21600,10800,10800,xe">
                 <v:path gradientshapeok="t" o:connecttype="custom" o:connectlocs="10800,0;3163,3163;0,10800;3163,18437;10800,21600;18437,18437;21600,10800;18437,3163" textboxrect="3163,3163,18437,18437"/>
               </v:shapetype>
-              <v:shape id="流程图: 联系 60" o:spid="_x0000_s1026" type="#_x0000_t120" style="position:absolute;margin-left:-57.75pt;margin-top:116.75pt;width:221.3pt;height:150pt;z-index:251661312;visibility:visible;mso-wrap-style:square;mso-wrap-distance-left:9pt;mso-wrap-distance-top:0;mso-wrap-distance-right:9pt;mso-wrap-distance-bottom:0;mso-position-horizontal:absolute;mso-position-horizontal-relative:text;mso-position-vertical:absolute;mso-position-vertical-relative:text;v-text-anchor:middle" o:gfxdata="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" fillcolor="#f6f8fc" stroked="f" strokeweight="1pt">
+              <v:shape id="流程图: 联系 60" o:spid="_x0000_s1026" type="#_x0000_t120" style="position:absolute;margin-left:-57.75pt;margin-top:116.75pt;width:221.3pt;height:150pt;z-index:251662336;visibility:visible;mso-wrap-style:square;mso-wrap-distance-left:9pt;mso-wrap-distance-top:0;mso-wrap-distance-right:9pt;mso-wrap-distance-bottom:0;mso-position-horizontal:absolute;mso-position-horizontal-relative:text;mso-position-vertical:absolute;mso-position-vertical-relative:text;v-text-anchor:middle" o:gfxdata="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" fillcolor="#f6f8fc" stroked="f" strokeweight="1pt">
                 <v:fill opacity="61603f" color2="#b4dff0" o:opacity2="34734f" angle="315" colors="0 #f6f8fc;1311f #f6f8fc;34079f #acd78e;63570f #92d050;1 #00b0f0" focus="100%" type="gradient">
                   <o:fill v:ext="view" type="gradientUnscaled"/>
                 </v:fill>
@@ -485,7 +537,7 @@
         <mc:AlternateContent>
           <mc:Choice Requires="wps">
             <w:drawing>
-              <wp:anchor distT="0" distB="0" distL="114300" distR="114300" simplePos="0" relativeHeight="251660288" behindDoc="0" locked="0" layoutInCell="1" allowOverlap="1" wp14:anchorId="760BF254" wp14:editId="435C6CF0">
+              <wp:anchor distT="0" distB="0" distL="114300" distR="114300" simplePos="0" relativeHeight="251661312" behindDoc="0" locked="0" layoutInCell="1" allowOverlap="1" wp14:anchorId="00B0F25E" wp14:editId="711482BC">
                 <wp:simplePos x="0" y="0"/>
                 <wp:positionH relativeFrom="column">
                   <wp:posOffset>-1125855</wp:posOffset>
@@ -574,7 +626,7 @@
           </mc:Choice>
           <mc:Fallback>
             <w:pict>
-              <v:shape w14:anchorId="3C9569DE" id="流程图: 联系 7" o:spid="_x0000_s1026" type="#_x0000_t120" style="position:absolute;margin-left:-88.65pt;margin-top:61.25pt;width:144.4pt;height:149.4pt;z-index:251660288;visibility:visible;mso-wrap-style:square;mso-wrap-distance-left:9pt;mso-wrap-distance-top:0;mso-wrap-distance-right:9pt;mso-wrap-distance-bottom:0;mso-position-horizontal:absolute;mso-position-horizontal-relative:text;mso-position-vertical:absolute;mso-position-vertical-relative:text;v-text-anchor:middle" o:gfxdata="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" fillcolor="#f6f8fc" stroked="f" strokeweight="1pt">
+              <v:shape w14:anchorId="7C74B64B" id="流程图: 联系 7" o:spid="_x0000_s1026" type="#_x0000_t120" style="position:absolute;margin-left:-88.65pt;margin-top:61.25pt;width:144.4pt;height:149.4pt;z-index:251661312;visibility:visible;mso-wrap-style:square;mso-wrap-distance-left:9pt;mso-wrap-distance-top:0;mso-wrap-distance-right:9pt;mso-wrap-distance-bottom:0;mso-position-horizontal:absolute;mso-position-horizontal-relative:text;mso-position-vertical:absolute;mso-position-vertical-relative:text;v-text-anchor:middle" o:gfxdata="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" fillcolor="#f6f8fc" stroked="f" strokeweight="1pt">
                 <v:fill color2="#b4dff0" o:opacity2="34734f" angle="315" colors="0 #f6f8fc;1311f #f6f8fc;34079f #c8e5b3;62259f #c8e5b3;1 #00b0f0" focus="100%" type="gradient">
                   <o:fill v:ext="view" type="gradientUnscaled"/>
                 </v:fill>
@@ -608,6 +660,7 @@
     </w:p>
     <w:p>
       <w:pPr>
+        <w:spacing w:line="360" w:lineRule="auto"/>
         <w:jc w:val="center"/>
         <w:rPr>
           <w:rFonts w:ascii="微软雅黑" w:eastAsia="微软雅黑" w:hAnsi="微软雅黑" w:cs="微软雅黑" w:hint="eastAsia"/>
@@ -644,7 +697,7 @@
     </w:p>
     <w:p>
       <w:pPr>
-        <w:spacing w:line="640" w:lineRule="exact"/>
+        <w:spacing w:line="360" w:lineRule="auto"/>
         <w:ind w:firstLineChars="200" w:firstLine="440"/>
         <w:rPr>
           <w:rFonts w:ascii="仿宋" w:eastAsia="仿宋" w:hAnsi="仿宋" w:cs="仿宋" w:hint="eastAsia"/>
@@ -661,7 +714,7 @@
     </w:p>
     <w:p>
       <w:pPr>
-        <w:spacing w:line="640" w:lineRule="exact"/>
+        <w:spacing w:line="360" w:lineRule="auto"/>
         <w:ind w:firstLineChars="200" w:firstLine="440"/>
         <w:rPr>
           <w:rFonts w:ascii="仿宋" w:eastAsia="仿宋" w:hAnsi="仿宋" w:cs="仿宋" w:hint="eastAsia"/>
@@ -678,7 +731,7 @@
     </w:p>
     <w:p>
       <w:pPr>
-        <w:spacing w:line="640" w:lineRule="exact"/>
+        <w:spacing w:line="360" w:lineRule="auto"/>
         <w:jc w:val="center"/>
         <w:rPr>
           <w:rFonts w:ascii="仿宋" w:eastAsia="仿宋" w:hAnsi="仿宋" w:cs="仿宋" w:hint="eastAsia"/>
@@ -698,7 +751,7 @@
     </w:p>
     <w:p>
       <w:pPr>
-        <w:spacing w:line="144" w:lineRule="auto"/>
+        <w:spacing w:line="360" w:lineRule="auto"/>
         <w:jc w:val="center"/>
         <w:rPr>
           <w:rFonts w:ascii="仿宋" w:eastAsia="仿宋" w:hAnsi="仿宋" w:cs="仿宋" w:hint="eastAsia"/>
@@ -711,7 +764,7 @@
           <w:noProof/>
         </w:rPr>
         <w:drawing>
-          <wp:inline distT="0" distB="0" distL="114300" distR="114300" wp14:anchorId="4BCC06BB" wp14:editId="6D2B2213">
+          <wp:inline distT="0" distB="0" distL="114300" distR="114300" wp14:anchorId="297BD0BB" wp14:editId="0E035F41">
             <wp:extent cx="3695700" cy="2072640"/>
             <wp:effectExtent l="0" t="0" r="0" b="3810"/>
             <wp:docPr id="61" name="图片 2"/>
@@ -728,7 +781,7 @@
                     </pic:cNvPicPr>
                   </pic:nvPicPr>
                   <pic:blipFill>
-                    <a:blip r:embed="rId11"/>
+                    <a:blip r:embed="rId9"/>
                     <a:stretch>
                       <a:fillRect/>
                     </a:stretch>
@@ -755,7 +808,7 @@
     </w:p>
     <w:p>
       <w:pPr>
-        <w:spacing w:line="640" w:lineRule="exact"/>
+        <w:spacing w:line="360" w:lineRule="auto"/>
         <w:ind w:firstLineChars="200" w:firstLine="440"/>
         <w:rPr>
           <w:rFonts w:ascii="仿宋" w:eastAsia="仿宋" w:hAnsi="仿宋" w:cs="仿宋" w:hint="eastAsia"/>
@@ -772,7 +825,7 @@
     </w:p>
     <w:p>
       <w:pPr>
-        <w:spacing w:line="640" w:lineRule="exact"/>
+        <w:spacing w:line="360" w:lineRule="auto"/>
         <w:ind w:firstLineChars="200" w:firstLine="440"/>
         <w:jc w:val="left"/>
         <w:rPr>
@@ -795,16 +848,21 @@
           </w:rPr>
           <w:alias w:val="report.disclaimer"/>
           <w:tag w:val="report.disclaimer"/>
-          <w:id w:val="1633278916"/>
+          <w:id w:val="147472422"/>
           <w:text/>
         </w:sdtPr>
+        <w:sdtEndPr>
+          <w:rPr>
+            <w:rFonts w:hint="eastAsia"/>
+          </w:rPr>
+        </w:sdtEndPr>
         <w:sdtContent>
           <w:r>
             <w:rPr>
               <w:rFonts w:ascii="仿宋" w:eastAsia="仿宋" w:hAnsi="仿宋" w:cs="仿宋" w:hint="eastAsia"/>
               <w:sz w:val="22"/>
             </w:rPr>
-            <w:t>此处显示经批准的报告免责声明。</w:t>
+            <w:t>科学测评的原则是多质多法，即对每个素质的评价采用多种测试手段，本测评作为一种测试手段，虽证明有效，其结果基于受测者自陈反应结果，受其测评状态、自我认知偏差等影响，不能作为精准判断个体岗位胜任力的唯一依据。更精准的测试建议根据实际情况，结合其他测试结果，如面试、绩效表现、情景模拟、360评估等进行综合判断。</w:t>
           </w:r>
         </w:sdtContent>
       </w:sdt>
@@ -812,6 +870,7 @@
     <w:p>
       <w:pPr>
         <w:widowControl/>
+        <w:spacing w:line="360" w:lineRule="auto"/>
         <w:jc w:val="left"/>
         <w:rPr>
           <w:rFonts w:ascii="仿宋" w:eastAsia="仿宋" w:hAnsi="仿宋" w:cs="仿宋" w:hint="eastAsia"/>
@@ -889,13 +948,11 @@
         <w:gridCol w:w="3938"/>
       </w:tblGrid>
       <w:tr>
-        <w:trPr>
-          <w:trHeight w:val="624"/>
-        </w:trPr>
         <w:tc>
           <w:tcPr>
             <w:tcW w:w="3938" w:type="dxa"/>
             <w:vAlign w:val="center"/>
+            <w:gridSpan w:val="2"/>
           </w:tcPr>
           <w:p>
             <w:pPr>
@@ -949,10 +1006,13 @@
             </w:r>
           </w:p>
         </w:tc>
+      </w:tr>
+      <w:tr>
         <w:tc>
           <w:tcPr>
             <w:tcW w:w="3938" w:type="dxa"/>
             <w:vAlign w:val="center"/>
+            <w:gridSpan w:val="2"/>
           </w:tcPr>
           <w:p>
             <w:pPr>
@@ -994,13 +1054,11 @@
         </w:tc>
       </w:tr>
       <w:tr>
-        <w:trPr>
-          <w:trHeight w:val="624"/>
-        </w:trPr>
         <w:tc>
           <w:tcPr>
             <w:tcW w:w="3938" w:type="dxa"/>
             <w:vAlign w:val="center"/>
+            <w:gridSpan w:val="2"/>
           </w:tcPr>
           <w:p>
             <w:pPr>
@@ -1040,10 +1098,13 @@
             </w:sdt>
           </w:p>
         </w:tc>
+      </w:tr>
+      <w:tr>
         <w:tc>
           <w:tcPr>
             <w:tcW w:w="3938" w:type="dxa"/>
             <w:vAlign w:val="center"/>
+            <w:gridSpan w:val="2"/>
           </w:tcPr>
           <w:p>
             <w:pPr>
@@ -1085,17 +1146,15 @@
         </w:tc>
       </w:tr>
       <w:tr>
-        <w:trPr>
-          <w:trHeight w:val="624"/>
-        </w:trPr>
         <w:tc>
           <w:tcPr>
             <w:tcW w:w="3938" w:type="dxa"/>
             <w:vAlign w:val="center"/>
+            <w:gridSpan w:val="2"/>
           </w:tcPr>
           <w:p>
             <w:pPr>
-              <w:spacing w:line="144" w:lineRule="auto"/>
+              <w:spacing w:beforeLines="50" w:before="156" w:afterLines="50" w:after="156" w:line="144" w:lineRule="auto"/>
               <w:rPr>
                 <w:rFonts w:ascii="仿宋" w:eastAsia="仿宋" w:hAnsi="仿宋" w:cs="仿宋" w:hint="eastAsia"/>
                 <w:sz w:val="24"/>
@@ -1131,31 +1190,13 @@
             </w:sdt>
           </w:p>
         </w:tc>
+      </w:tr>
+      <w:tr>
         <w:tc>
           <w:tcPr>
             <w:tcW w:w="3938" w:type="dxa"/>
             <w:vAlign w:val="center"/>
-          </w:tcPr>
-          <w:p>
-            <w:pPr>
-              <w:spacing w:beforeLines="50" w:before="156" w:afterLines="50" w:after="156" w:line="144" w:lineRule="auto"/>
-              <w:rPr>
-                <w:rFonts w:ascii="黑体" w:eastAsia="黑体" w:hAnsi="黑体" w:cs="黑体" w:hint="eastAsia"/>
-                <w:color w:val="00B050"/>
-                <w:sz w:val="24"/>
-              </w:rPr>
-            </w:pPr>
-          </w:p>
-        </w:tc>
-      </w:tr>
-      <w:tr>
-        <w:trPr>
-          <w:trHeight w:val="624"/>
-        </w:trPr>
-        <w:tc>
-          <w:tcPr>
-            <w:tcW w:w="3938" w:type="dxa"/>
-            <w:vAlign w:val="center"/>
+            <w:gridSpan w:val="2"/>
           </w:tcPr>
           <w:p>
             <w:pPr>
@@ -1195,26 +1236,10 @@
             </w:sdt>
           </w:p>
         </w:tc>
-        <w:tc>
-          <w:tcPr>
-            <w:tcW w:w="3938" w:type="dxa"/>
-            <w:vAlign w:val="center"/>
-          </w:tcPr>
-          <w:p>
-            <w:pPr>
-              <w:spacing w:beforeLines="50" w:before="156" w:afterLines="50" w:after="156" w:line="144" w:lineRule="auto"/>
-              <w:rPr>
-                <w:rFonts w:ascii="黑体" w:eastAsia="黑体" w:hAnsi="黑体" w:cs="黑体" w:hint="eastAsia"/>
-                <w:color w:val="00B050"/>
-                <w:sz w:val="24"/>
-              </w:rPr>
-            </w:pPr>
-          </w:p>
-        </w:tc>
       </w:tr>
       <w:tr>
         <w:trPr>
-          <w:trHeight w:val="624"/>
+          <w:trHeight w:hRule="exact" w:val="567"/>
         </w:trPr>
         <w:tc>
           <w:tcPr>
@@ -1266,7 +1291,7 @@
           </w:tcPr>
           <w:p>
             <w:pPr>
-              <w:spacing w:line="144" w:lineRule="auto"/>
+              <w:spacing w:beforeLines="50" w:before="156" w:afterLines="50" w:after="156" w:line="144" w:lineRule="auto"/>
               <w:rPr>
                 <w:rFonts w:ascii="黑体" w:eastAsia="黑体" w:hAnsi="黑体" w:cs="黑体" w:hint="eastAsia"/>
                 <w:color w:val="00B050"/>
@@ -1388,10 +1413,6 @@
       <w:pPr>
         <w:rPr>
           <w:rFonts w:ascii="仿宋" w:eastAsia="仿宋" w:hAnsi="仿宋" w:cs="仿宋" w:hint="eastAsia"/>
-          <w:b/>
-          <w:bCs/>
-          <w:i/>
-          <w:iCs/>
           <w:color w:val="00B050"/>
           <w:sz w:val="32"/>
           <w:szCs w:val="32"/>
@@ -1402,10 +1423,10 @@
           <w:noProof/>
         </w:rPr>
         <w:drawing>
-          <wp:inline distT="0" distB="0" distL="114300" distR="114300" wp14:anchorId="2AC7338E" wp14:editId="3711A3C8">
-            <wp:extent cx="5271135" cy="2063750"/>
-            <wp:effectExtent l="0" t="0" r="5715" b="12700"/>
-            <wp:docPr id="112" name="图片 2"/>
+          <wp:inline distT="0" distB="0" distL="114300" distR="114300" wp14:anchorId="3269FD1E" wp14:editId="27204872">
+            <wp:extent cx="5389880" cy="1831340"/>
+            <wp:effectExtent l="0" t="0" r="0" b="0"/>
+            <wp:docPr id="74" name="图片 1"/>
             <wp:cNvGraphicFramePr>
               <a:graphicFrameLocks xmlns:a="http://schemas.openxmlformats.org/drawingml/2006/main" noChangeAspect="1"/>
             </wp:cNvGraphicFramePr>
@@ -1413,13 +1434,14 @@
               <a:graphicData uri="http://schemas.openxmlformats.org/drawingml/2006/picture">
                 <pic:pic xmlns:pic="http://schemas.openxmlformats.org/drawingml/2006/picture">
                   <pic:nvPicPr>
-                    <pic:cNvPr id="112" name="图片 2"/>
+                    <pic:cNvPr id="74" name="图片 1"/>
                     <pic:cNvPicPr>
                       <a:picLocks noChangeAspect="1"/>
                     </pic:cNvPicPr>
                   </pic:nvPicPr>
                   <pic:blipFill>
-                    <a:blip r:embed="rId12"/>
+                    <a:blip r:embed="rId10"/>
+                    <a:srcRect b="16236"/>
                     <a:stretch>
                       <a:fillRect/>
                     </a:stretch>
@@ -1427,7 +1449,7 @@
                   <pic:spPr>
                     <a:xfrm>
                       <a:off x="0" y="0"/>
-                      <a:ext cx="5271135" cy="2063750"/>
+                      <a:ext cx="5389880" cy="1831340"/>
                     </a:xfrm>
                     <a:prstGeom prst="rect">
                       <a:avLst/>
@@ -1447,76 +1469,37 @@
     <w:p>
       <w:pPr>
         <w:spacing w:beforeLines="50" w:before="156" w:afterLines="50" w:after="156" w:line="360" w:lineRule="auto"/>
-        <w:jc w:val="left"/>
         <w:rPr>
           <w:rFonts w:ascii="仿宋" w:eastAsia="仿宋" w:hAnsi="仿宋" w:cs="仿宋" w:hint="eastAsia"/>
           <w:b/>
           <w:bCs/>
           <w:color w:val="00B050"/>
-          <w:sz w:val="28"/>
-          <w:szCs w:val="28"/>
+          <w:sz w:val="24"/>
         </w:rPr>
       </w:pPr>
-      <w:r>
-        <w:rPr>
-          <w:rFonts w:ascii="仿宋" w:eastAsia="仿宋" w:hAnsi="仿宋" w:cs="Times New Roman"/>
-          <w:noProof/>
-          <w:sz w:val="28"/>
-          <w:szCs w:val="28"/>
-        </w:rPr>
-        <w:drawing>
-          <wp:inline distT="0" distB="0" distL="114300" distR="114300" wp14:anchorId="3AC4F74A" wp14:editId="314F9E3C">
-            <wp:extent cx="635" cy="0"/>
-            <wp:effectExtent l="0" t="0" r="0" b="0"/>
-            <wp:docPr id="38" name="图片 3"/>
-            <wp:cNvGraphicFramePr>
-              <a:graphicFrameLocks xmlns:a="http://schemas.openxmlformats.org/drawingml/2006/main" noChangeAspect="1"/>
-            </wp:cNvGraphicFramePr>
-            <a:graphic xmlns:a="http://schemas.openxmlformats.org/drawingml/2006/main">
-              <a:graphicData uri="http://schemas.openxmlformats.org/drawingml/2006/picture">
-                <pic:pic xmlns:pic="http://schemas.openxmlformats.org/drawingml/2006/picture">
-                  <pic:nvPicPr>
-                    <pic:cNvPr id="38" name="图片 3"/>
-                    <pic:cNvPicPr>
-                      <a:picLocks noChangeAspect="1"/>
-                    </pic:cNvPicPr>
-                  </pic:nvPicPr>
-                  <pic:blipFill>
-                    <a:blip r:embed="rId13"/>
-                    <a:stretch>
-                      <a:fillRect/>
-                    </a:stretch>
-                  </pic:blipFill>
-                  <pic:spPr>
-                    <a:xfrm>
-                      <a:off x="0" y="0"/>
-                      <a:ext cx="635" cy="0"/>
-                    </a:xfrm>
-                    <a:prstGeom prst="rect">
-                      <a:avLst/>
-                    </a:prstGeom>
-                    <a:noFill/>
-                    <a:ln>
-                      <a:noFill/>
-                    </a:ln>
-                  </pic:spPr>
-                </pic:pic>
-              </a:graphicData>
-            </a:graphic>
-          </wp:inline>
-        </w:drawing>
-      </w:r>
       <w:r>
         <w:rPr>
           <w:rFonts w:ascii="仿宋" w:eastAsia="仿宋" w:hAnsi="仿宋" w:cs="仿宋" w:hint="eastAsia"/>
           <w:b/>
           <w:bCs/>
           <w:color w:val="00B050"/>
-          <w:sz w:val="28"/>
-          <w:szCs w:val="28"/>
+          <w:sz w:val="24"/>
         </w:rPr>
         <w:t>【诊断】</w:t>
       </w:r>
+    </w:p>
+    <w:p>
+      <w:pPr>
+        <w:spacing w:beforeLines="50" w:before="156" w:afterLines="50" w:after="156" w:line="360" w:lineRule="auto"/>
+        <w:ind w:firstLineChars="200" w:firstLine="480"/>
+        <w:rPr>
+          <w:rFonts w:ascii="仿宋" w:eastAsia="仿宋" w:hAnsi="仿宋" w:cs="仿宋" w:hint="eastAsia"/>
+          <w:b/>
+          <w:bCs/>
+          <w:color w:val="00B050"/>
+          <w:sz w:val="24"/>
+        </w:rPr>
+      </w:pPr>
       <w:sdt>
         <w:sdtPr>
           <w:rPr>
@@ -1542,7 +1525,7 @@
     <w:p>
       <w:pPr>
         <w:spacing w:beforeLines="50" w:before="156" w:afterLines="50" w:after="156" w:line="360" w:lineRule="auto"/>
-        <w:ind w:firstLineChars="100" w:firstLine="240"/>
+        <w:ind w:firstLineChars="200" w:firstLine="480"/>
         <w:rPr>
           <w:rFonts w:ascii="仿宋" w:eastAsia="仿宋" w:hAnsi="仿宋" w:cs="仿宋" w:hint="eastAsia"/>
           <w:sz w:val="24"/>
@@ -1579,8 +1562,8 @@
     </w:p>
     <w:p>
       <w:pPr>
-        <w:widowControl/>
-        <w:jc w:val="left"/>
+        <w:spacing w:beforeLines="50" w:before="156" w:afterLines="50" w:after="156" w:line="360" w:lineRule="auto"/>
+        <w:ind w:firstLineChars="200" w:firstLine="480"/>
         <w:rPr>
           <w:rFonts w:ascii="仿宋" w:eastAsia="仿宋" w:hAnsi="仿宋" w:cs="仿宋" w:hint="eastAsia"/>
           <w:sz w:val="24"/>
@@ -1600,7 +1583,7 @@
           <w:ilvl w:val="0"/>
           <w:numId w:val="1"/>
         </w:numPr>
-        <w:spacing w:beforeLines="50" w:before="156" w:afterLines="50" w:after="156" w:line="144" w:lineRule="auto"/>
+        <w:spacing w:beforeLines="50" w:before="156" w:afterLines="50" w:after="156" w:line="360" w:lineRule="auto"/>
         <w:rPr>
           <w:rFonts w:ascii="黑体" w:eastAsia="黑体" w:hAnsi="黑体" w:cs="黑体" w:hint="eastAsia"/>
           <w:b/>
@@ -1623,51 +1606,29 @@
         <w:t>一级维度测评结果分析</w:t>
       </w:r>
     </w:p>
-    <w:p>
-      <w:pPr>
-        <w:spacing w:line="144" w:lineRule="auto"/>
-        <w:rPr>
-          <w:rFonts w:ascii="仿宋" w:eastAsia="仿宋" w:hAnsi="仿宋" w:cs="仿宋" w:hint="eastAsia"/>
-          <w:b/>
-          <w:bCs/>
-          <w:color w:val="00B050"/>
-          <w:sz w:val="28"/>
-          <w:szCs w:val="28"/>
-        </w:rPr>
-      </w:pPr>
-      <w:r>
-        <w:rPr>
-          <w:rFonts w:ascii="仿宋" w:eastAsia="仿宋" w:hAnsi="仿宋" w:cs="仿宋" w:hint="eastAsia"/>
-          <w:b/>
-          <w:bCs/>
-          <w:color w:val="00B050"/>
-          <w:sz w:val="28"/>
-          <w:szCs w:val="28"/>
-        </w:rPr>
-        <w:t>【各维度得分情况】</w:t>
-      </w:r>
-    </w:p>
     <w:tbl>
       <w:tblPr>
-        <w:tblStyle w:val="a3"/>
+        <w:tblStyle w:val="a7"/>
         <w:tblW w:w="0" w:type="auto"/>
+        <w:jc w:val="center"/>
         <w:tblBorders>
-          <w:top w:val="single" w:sz="4" w:space="0" w:color="D7D7D7"/>
-          <w:left w:val="single" w:sz="4" w:space="0" w:color="D7D7D7"/>
-          <w:bottom w:val="single" w:sz="4" w:space="0" w:color="D7D7D7"/>
-          <w:right w:val="single" w:sz="4" w:space="0" w:color="D7D7D7"/>
-          <w:insideH w:val="single" w:sz="4" w:space="0" w:color="D7D7D7"/>
-          <w:insideV w:val="single" w:sz="4" w:space="0" w:color="D7D7D7"/>
+          <w:top w:val="single" w:sz="6" w:space="0" w:color="E7E6E6" w:themeColor="background2"/>
+          <w:left w:val="single" w:sz="6" w:space="0" w:color="E7E6E6" w:themeColor="background2"/>
+          <w:bottom w:val="single" w:sz="6" w:space="0" w:color="E7E6E6" w:themeColor="background2"/>
+          <w:right w:val="single" w:sz="6" w:space="0" w:color="E7E6E6" w:themeColor="background2"/>
+          <w:insideH w:val="single" w:sz="6" w:space="0" w:color="E7E6E6" w:themeColor="background2"/>
+          <w:insideV w:val="single" w:sz="6" w:space="0" w:color="E7E6E6" w:themeColor="background2"/>
         </w:tblBorders>
         <w:tblLook w:val="04A0" w:firstRow="1" w:lastRow="0" w:firstColumn="1" w:lastColumn="0" w:noHBand="0" w:noVBand="1"/>
       </w:tblPr>
       <w:tblGrid>
-        <w:gridCol w:w="4253"/>
-        <w:gridCol w:w="4241"/>
+        <w:gridCol w:w="4261"/>
+        <w:gridCol w:w="4227"/>
       </w:tblGrid>
       <w:tr>
         <w:trPr>
           <w:trHeight w:val="421"/>
+          <w:jc w:val="center"/>
         </w:trPr>
         <w:tc>
           <w:tcPr>
@@ -1681,28 +1642,23 @@
           <w:p>
             <w:pPr>
               <w:widowControl/>
+              <w:spacing w:line="360" w:lineRule="auto"/>
               <w:jc w:val="center"/>
               <w:textAlignment w:val="center"/>
               <w:rPr>
                 <w:rFonts w:ascii="仿宋" w:eastAsia="仿宋" w:hAnsi="仿宋" w:cs="仿宋" w:hint="eastAsia"/>
-                <w:b/>
-                <w:bCs/>
                 <w:color w:val="000000"/>
                 <w:kern w:val="0"/>
-                <w:sz w:val="28"/>
-                <w:szCs w:val="28"/>
+                <w:sz w:val="24"/>
                 <w:lang w:bidi="ar"/>
               </w:rPr>
             </w:pPr>
             <w:r>
               <w:rPr>
                 <w:rFonts w:ascii="仿宋" w:eastAsia="仿宋" w:hAnsi="仿宋" w:cs="仿宋" w:hint="eastAsia"/>
-                <w:b/>
-                <w:bCs/>
                 <w:color w:val="000000"/>
                 <w:kern w:val="0"/>
-                <w:sz w:val="28"/>
-                <w:szCs w:val="28"/>
+                <w:sz w:val="24"/>
                 <w:lang w:bidi="ar"/>
               </w:rPr>
               <w:t>通用能力</w:t>
@@ -1721,28 +1677,23 @@
           <w:p>
             <w:pPr>
               <w:widowControl/>
+              <w:spacing w:line="360" w:lineRule="auto"/>
               <w:jc w:val="center"/>
               <w:textAlignment w:val="center"/>
               <w:rPr>
                 <w:rFonts w:ascii="仿宋" w:eastAsia="仿宋" w:hAnsi="仿宋" w:cs="仿宋" w:hint="eastAsia"/>
-                <w:b/>
-                <w:bCs/>
                 <w:color w:val="000000"/>
                 <w:kern w:val="0"/>
-                <w:sz w:val="28"/>
-                <w:szCs w:val="28"/>
+                <w:sz w:val="24"/>
                 <w:lang w:bidi="ar"/>
               </w:rPr>
             </w:pPr>
             <w:r>
               <w:rPr>
                 <w:rFonts w:ascii="仿宋" w:eastAsia="仿宋" w:hAnsi="仿宋" w:cs="仿宋" w:hint="eastAsia"/>
-                <w:b/>
-                <w:bCs/>
                 <w:color w:val="000000"/>
                 <w:kern w:val="0"/>
-                <w:sz w:val="28"/>
-                <w:szCs w:val="28"/>
+                <w:sz w:val="24"/>
                 <w:lang w:bidi="ar"/>
               </w:rPr>
               <w:t>心理素养</w:t>
@@ -1753,6 +1704,7 @@
       <w:tr>
         <w:trPr>
           <w:trHeight w:val="250"/>
+          <w:jc w:val="center"/>
         </w:trPr>
         <w:tc>
           <w:tcPr>
@@ -1766,18 +1718,18 @@
           <w:p>
             <w:pPr>
               <w:widowControl/>
-              <w:spacing w:line="144" w:lineRule="auto"/>
+              <w:spacing w:line="360" w:lineRule="auto"/>
               <w:jc w:val="center"/>
               <w:textAlignment w:val="center"/>
               <w:rPr>
-                <w:rFonts w:eastAsia="仿宋" w:cstheme="minorHAnsi"/>
+                <w:rFonts w:ascii="仿宋" w:eastAsia="仿宋" w:hAnsi="仿宋" w:cs="仿宋" w:hint="eastAsia"/>
                 <w:sz w:val="24"/>
               </w:rPr>
             </w:pPr>
             <w:sdt>
               <w:sdtPr>
                 <w:rPr>
-                  <w:rFonts w:eastAsia="仿宋" w:cstheme="minorHAnsi"/>
+                  <w:rFonts w:ascii="仿宋" w:eastAsia="仿宋" w:hAnsi="仿宋" w:cs="仿宋" w:hint="eastAsia"/>
                   <w:sz w:val="24"/>
                 </w:rPr>
                 <w:alias w:val="group.general_ability.score"/>
@@ -1788,7 +1740,7 @@
               <w:sdtContent>
                 <w:r>
                   <w:rPr>
-                    <w:rFonts w:eastAsia="仿宋" w:cstheme="minorHAnsi"/>
+                    <w:rFonts w:ascii="仿宋" w:eastAsia="仿宋" w:hAnsi="仿宋" w:cs="仿宋" w:hint="eastAsia"/>
                     <w:color w:val="000000"/>
                     <w:kern w:val="0"/>
                     <w:sz w:val="24"/>
@@ -1812,11 +1764,11 @@
           <w:p>
             <w:pPr>
               <w:widowControl/>
-              <w:spacing w:line="144" w:lineRule="auto"/>
+              <w:spacing w:line="360" w:lineRule="auto"/>
               <w:jc w:val="center"/>
               <w:textAlignment w:val="center"/>
               <w:rPr>
-                <w:rFonts w:eastAsia="仿宋" w:cstheme="minorHAnsi"/>
+                <w:rFonts w:ascii="仿宋" w:eastAsia="仿宋" w:hAnsi="仿宋" w:cs="仿宋" w:hint="eastAsia"/>
                 <w:color w:val="000000"/>
                 <w:kern w:val="0"/>
                 <w:sz w:val="24"/>
@@ -1826,7 +1778,7 @@
             <w:sdt>
               <w:sdtPr>
                 <w:rPr>
-                  <w:rFonts w:eastAsia="仿宋" w:cstheme="minorHAnsi"/>
+                  <w:rFonts w:ascii="仿宋" w:eastAsia="仿宋" w:hAnsi="仿宋" w:cs="仿宋" w:hint="eastAsia"/>
                   <w:sz w:val="24"/>
                 </w:rPr>
                 <w:alias w:val="group.psychological_quality.score"/>
@@ -1837,7 +1789,7 @@
               <w:sdtContent>
                 <w:r>
                   <w:rPr>
-                    <w:rFonts w:eastAsia="仿宋" w:cstheme="minorHAnsi"/>
+                    <w:rFonts w:ascii="仿宋" w:eastAsia="仿宋" w:hAnsi="仿宋" w:cs="仿宋" w:hint="eastAsia"/>
                     <w:color w:val="000000"/>
                     <w:kern w:val="0"/>
                     <w:sz w:val="24"/>
@@ -1853,6 +1805,7 @@
       <w:tr>
         <w:trPr>
           <w:trHeight w:val="3194"/>
+          <w:jc w:val="center"/>
         </w:trPr>
         <w:tc>
           <w:tcPr>
@@ -1866,7 +1819,7 @@
           </w:tcPr>
           <w:p>
             <w:pPr>
-              <w:spacing w:beforeLines="50" w:before="156" w:afterLines="50" w:after="156" w:line="144" w:lineRule="auto"/>
+              <w:spacing w:beforeLines="50" w:before="156" w:afterLines="50" w:after="156" w:line="360" w:lineRule="auto"/>
               <w:jc w:val="center"/>
               <w:rPr>
                 <w:rFonts w:ascii="仿宋" w:eastAsia="仿宋" w:hAnsi="仿宋" w:cs="仿宋" w:hint="eastAsia"/>
@@ -1876,19 +1829,17 @@
             </w:pPr>
             <w:r>
               <w:rPr>
-                <w:rFonts w:ascii="仿宋" w:eastAsia="仿宋" w:hAnsi="仿宋"/>
                 <w:noProof/>
-                <w:sz w:val="24"/>
               </w:rPr>
               <w:drawing>
-                <wp:inline distT="0" distB="0" distL="0" distR="0" wp14:anchorId="56764128" wp14:editId="76A4F89A">
-                  <wp:extent cx="5266690" cy="2320120"/>
-                  <wp:effectExtent l="0" t="0" r="0" b="4445"/>
-                  <wp:docPr id="114" name="图表 1" descr="7b0a202020202263686172745265734964223a20223230343736343634220a7d0a"/>
+                <wp:inline distT="0" distB="0" distL="114300" distR="114300" wp14:anchorId="3F1F3671" wp14:editId="3467C58E">
+                  <wp:extent cx="4826000" cy="2571115"/>
+                  <wp:effectExtent l="0" t="0" r="0" b="635"/>
+                  <wp:docPr id="75" name="图表 1" descr="7b0a202020202263686172745265734964223a20223230343736343634220a7d0a"/>
                   <wp:cNvGraphicFramePr/>
                   <a:graphic xmlns:a="http://schemas.openxmlformats.org/drawingml/2006/main">
                     <a:graphicData uri="http://schemas.openxmlformats.org/drawingml/2006/chart">
-                      <c:chart xmlns:c="http://schemas.openxmlformats.org/drawingml/2006/chart" xmlns:r="http://schemas.openxmlformats.org/officeDocument/2006/relationships" r:id="rId14"/>
+                      <c:chart xmlns:c="http://schemas.openxmlformats.org/drawingml/2006/chart" xmlns:r="http://schemas.openxmlformats.org/officeDocument/2006/relationships" r:id="rId11"/>
                     </a:graphicData>
                   </a:graphic>
                 </wp:inline>
@@ -1900,7 +1851,7 @@
     </w:tbl>
     <w:p>
       <w:pPr>
-        <w:spacing w:line="144" w:lineRule="auto"/>
+        <w:spacing w:beforeLines="50" w:before="156" w:afterLines="50" w:after="156" w:line="360" w:lineRule="auto"/>
         <w:rPr>
           <w:rFonts w:ascii="仿宋" w:eastAsia="仿宋" w:hAnsi="仿宋" w:cs="仿宋" w:hint="eastAsia"/>
           <w:b/>
@@ -1924,7 +1875,7 @@
     </w:p>
     <w:tbl>
       <w:tblPr>
-        <w:tblStyle w:val="a3"/>
+        <w:tblStyle w:val="a7"/>
         <w:tblW w:w="0" w:type="auto"/>
         <w:tblBorders>
           <w:top w:val="none" w:sz="0" w:space="0" w:color="auto"/>
@@ -1946,7 +1897,7 @@
             <w:tcW w:w="8428" w:type="dxa"/>
             <w:gridSpan w:val="2"/>
             <w:tcBorders>
-              <w:bottom w:val="single" w:sz="4" w:space="0" w:color="BEBEBE"/>
+              <w:bottom w:val="nil"/>
               <w:tl2br w:val="nil"/>
               <w:tr2bl w:val="nil"/>
             </w:tcBorders>
@@ -1958,9 +1909,10 @@
                 <w:ilvl w:val="0"/>
                 <w:numId w:val="2"/>
               </w:numPr>
+              <w:spacing w:line="360" w:lineRule="auto"/>
               <w:jc w:val="left"/>
               <w:rPr>
-                <w:rFonts w:ascii="仿宋" w:eastAsia="仿宋" w:hAnsi="仿宋" w:cs="仿宋"/>
+                <w:rFonts w:ascii="仿宋" w:eastAsia="仿宋" w:hAnsi="仿宋" w:cs="仿宋" w:hint="eastAsia"/>
                 <w:b/>
                 <w:bCs/>
                 <w:color w:val="00B050"/>
@@ -1981,6 +1933,7 @@
           </w:p>
           <w:p>
             <w:pPr>
+              <w:spacing w:line="360" w:lineRule="auto"/>
               <w:jc w:val="left"/>
               <w:rPr>
                 <w:rFonts w:ascii="仿宋" w:eastAsia="仿宋" w:hAnsi="仿宋" w:cs="仿宋" w:hint="eastAsia"/>
@@ -2018,7 +1971,7 @@
                     <w:sz w:val="24"/>
                     <w:szCs w:val="32"/>
                   </w:rPr>
-                  <w:t>3.50</w:t>
+                  <w:t>3.75</w:t>
                 </w:r>
               </w:sdtContent>
             </w:sdt>
@@ -2030,17 +1983,17 @@
           <w:tcPr>
             <w:tcW w:w="1018" w:type="dxa"/>
             <w:tcBorders>
-              <w:top w:val="single" w:sz="4" w:space="0" w:color="BEBEBE"/>
-              <w:left w:val="single" w:sz="4" w:space="0" w:color="BEBEBE"/>
-              <w:bottom w:val="single" w:sz="4" w:space="0" w:color="BEBEBE"/>
-              <w:right w:val="single" w:sz="4" w:space="0" w:color="BEBEBE"/>
+              <w:top w:val="nil"/>
+              <w:left w:val="nil"/>
+              <w:bottom w:val="nil"/>
+              <w:right w:val="nil"/>
             </w:tcBorders>
             <w:shd w:val="clear" w:color="auto" w:fill="E3F2D9"/>
             <w:vAlign w:val="center"/>
           </w:tcPr>
           <w:p>
             <w:pPr>
-              <w:spacing w:beforeLines="50" w:before="156" w:afterLines="50" w:after="156" w:line="144" w:lineRule="auto"/>
+              <w:spacing w:beforeLines="50" w:before="156" w:afterLines="50" w:after="156" w:line="360" w:lineRule="auto"/>
               <w:jc w:val="center"/>
               <w:rPr>
                 <w:rFonts w:ascii="仿宋" w:eastAsia="仿宋" w:hAnsi="仿宋" w:cs="仿宋" w:hint="eastAsia"/>
@@ -2067,10 +2020,10 @@
           <w:tcPr>
             <w:tcW w:w="7410" w:type="dxa"/>
             <w:tcBorders>
-              <w:top w:val="single" w:sz="4" w:space="0" w:color="BEBEBE"/>
-              <w:left w:val="single" w:sz="4" w:space="0" w:color="BEBEBE"/>
-              <w:bottom w:val="single" w:sz="4" w:space="0" w:color="BEBEBE"/>
-              <w:right w:val="single" w:sz="4" w:space="0" w:color="BEBEBE"/>
+              <w:top w:val="nil"/>
+              <w:left w:val="nil"/>
+              <w:bottom w:val="nil"/>
+              <w:right w:val="nil"/>
             </w:tcBorders>
             <w:shd w:val="clear" w:color="auto" w:fill="E3F2D9"/>
           </w:tcPr>
@@ -2112,7 +2065,7 @@
           </w:p>
           <w:p>
             <w:pPr>
-              <w:spacing w:beforeLines="50" w:before="156"/>
+              <w:spacing w:beforeLines="50" w:before="156" w:line="360" w:lineRule="auto"/>
               <w:rPr>
                 <w:rFonts w:ascii="仿宋" w:eastAsia="仿宋" w:hAnsi="仿宋" w:cs="仿宋" w:hint="eastAsia"/>
                 <w:sz w:val="24"/>
@@ -2178,8 +2131,8 @@
             <w:tcW w:w="8428" w:type="dxa"/>
             <w:gridSpan w:val="2"/>
             <w:tcBorders>
-              <w:top w:val="single" w:sz="4" w:space="0" w:color="BEBEBE"/>
-              <w:bottom w:val="single" w:sz="4" w:space="0" w:color="BEBEBE"/>
+              <w:top w:val="nil"/>
+              <w:bottom w:val="nil"/>
               <w:tl2br w:val="nil"/>
               <w:tr2bl w:val="nil"/>
             </w:tcBorders>
@@ -2191,6 +2144,7 @@
                 <w:ilvl w:val="0"/>
                 <w:numId w:val="2"/>
               </w:numPr>
+              <w:spacing w:line="360" w:lineRule="auto"/>
               <w:jc w:val="left"/>
               <w:rPr>
                 <w:rFonts w:ascii="仿宋" w:eastAsia="仿宋" w:hAnsi="仿宋" w:cs="仿宋" w:hint="eastAsia"/>
@@ -2213,6 +2167,7 @@
           </w:p>
           <w:p>
             <w:pPr>
+              <w:spacing w:line="360" w:lineRule="auto"/>
               <w:jc w:val="left"/>
               <w:rPr>
                 <w:rFonts w:ascii="仿宋" w:eastAsia="仿宋" w:hAnsi="仿宋" w:cs="仿宋" w:hint="eastAsia"/>
@@ -2244,7 +2199,7 @@
                     <w:sz w:val="24"/>
                     <w:szCs w:val="32"/>
                   </w:rPr>
-                  <w:t>3.50</w:t>
+                  <w:t>3.70</w:t>
                 </w:r>
               </w:sdtContent>
             </w:sdt>
@@ -2256,17 +2211,17 @@
           <w:tcPr>
             <w:tcW w:w="1018" w:type="dxa"/>
             <w:tcBorders>
-              <w:top w:val="single" w:sz="4" w:space="0" w:color="BEBEBE"/>
-              <w:left w:val="single" w:sz="4" w:space="0" w:color="BEBEBE"/>
-              <w:bottom w:val="single" w:sz="4" w:space="0" w:color="BEBEBE"/>
-              <w:right w:val="single" w:sz="4" w:space="0" w:color="BEBEBE"/>
+              <w:top w:val="nil"/>
+              <w:left w:val="nil"/>
+              <w:bottom w:val="nil"/>
+              <w:right w:val="nil"/>
             </w:tcBorders>
             <w:shd w:val="clear" w:color="auto" w:fill="D4F4F1"/>
             <w:vAlign w:val="center"/>
           </w:tcPr>
           <w:p>
             <w:pPr>
-              <w:spacing w:beforeLines="50" w:before="156" w:afterLines="50" w:after="156" w:line="144" w:lineRule="auto"/>
+              <w:spacing w:beforeLines="50" w:before="156" w:afterLines="50" w:after="156" w:line="360" w:lineRule="auto"/>
               <w:jc w:val="center"/>
               <w:rPr>
                 <w:rFonts w:ascii="仿宋" w:eastAsia="仿宋" w:hAnsi="仿宋" w:cs="仿宋" w:hint="eastAsia"/>
@@ -2292,10 +2247,10 @@
           <w:tcPr>
             <w:tcW w:w="7410" w:type="dxa"/>
             <w:tcBorders>
-              <w:top w:val="single" w:sz="4" w:space="0" w:color="BEBEBE"/>
-              <w:left w:val="single" w:sz="4" w:space="0" w:color="BEBEBE"/>
-              <w:bottom w:val="single" w:sz="4" w:space="0" w:color="BEBEBE"/>
-              <w:right w:val="single" w:sz="4" w:space="0" w:color="BEBEBE"/>
+              <w:top w:val="nil"/>
+              <w:left w:val="nil"/>
+              <w:bottom w:val="nil"/>
+              <w:right w:val="nil"/>
             </w:tcBorders>
             <w:shd w:val="clear" w:color="auto" w:fill="D4F4F1"/>
           </w:tcPr>
@@ -2337,7 +2292,7 @@
           </w:p>
           <w:p>
             <w:pPr>
-              <w:spacing w:beforeLines="50" w:before="156"/>
+              <w:spacing w:beforeLines="50" w:before="156" w:line="360" w:lineRule="auto"/>
               <w:rPr>
                 <w:rFonts w:ascii="仿宋" w:eastAsia="仿宋" w:hAnsi="仿宋" w:cs="仿宋" w:hint="eastAsia"/>
                 <w:sz w:val="24"/>
@@ -2371,6 +2326,7 @@
                 <w:sz w:val="24"/>
                 <w:szCs w:val="32"/>
               </w:rPr>
+              <w:lastRenderedPageBreak/>
               <w:t>【维度说明】</w:t>
             </w:r>
             <w:sdt>
@@ -2401,7 +2357,7 @@
           <w:ilvl w:val="0"/>
           <w:numId w:val="1"/>
         </w:numPr>
-        <w:spacing w:beforeLines="100" w:before="312" w:afterLines="100" w:after="312" w:line="144" w:lineRule="auto"/>
+        <w:spacing w:beforeLines="50" w:before="156" w:afterLines="50" w:after="156" w:line="360" w:lineRule="auto"/>
         <w:rPr>
           <w:rFonts w:ascii="黑体" w:eastAsia="黑体" w:hAnsi="黑体" w:cs="黑体" w:hint="eastAsia"/>
           <w:b/>
@@ -2426,7 +2382,7 @@
     </w:p>
     <w:p>
       <w:pPr>
-        <w:spacing w:line="144" w:lineRule="auto"/>
+        <w:spacing w:line="360" w:lineRule="auto"/>
         <w:rPr>
           <w:rFonts w:ascii="仿宋" w:eastAsia="仿宋" w:hAnsi="仿宋" w:cs="仿宋" w:hint="eastAsia"/>
           <w:b/>
@@ -2442,7 +2398,7 @@
           <w:noProof/>
         </w:rPr>
         <w:drawing>
-          <wp:anchor distT="0" distB="0" distL="114300" distR="114300" simplePos="0" relativeHeight="251674624" behindDoc="0" locked="0" layoutInCell="1" allowOverlap="1" wp14:anchorId="6EB6B9B7" wp14:editId="143A4F0B">
+          <wp:anchor distT="0" distB="0" distL="114300" distR="114300" simplePos="0" relativeHeight="251664384" behindDoc="0" locked="0" layoutInCell="1" allowOverlap="1" wp14:anchorId="41B60124" wp14:editId="00E37ED5">
             <wp:simplePos x="0" y="0"/>
             <wp:positionH relativeFrom="column">
               <wp:posOffset>29845</wp:posOffset>
@@ -2457,15 +2413,9 @@
             <wp:cNvGraphicFramePr/>
             <a:graphic xmlns:a="http://schemas.openxmlformats.org/drawingml/2006/main">
               <a:graphicData uri="http://schemas.openxmlformats.org/drawingml/2006/chart">
-                <c:chart xmlns:c="http://schemas.openxmlformats.org/drawingml/2006/chart" xmlns:r="http://schemas.openxmlformats.org/officeDocument/2006/relationships" r:id="rId15"/>
+                <c:chart xmlns:c="http://schemas.openxmlformats.org/drawingml/2006/chart" xmlns:r="http://schemas.openxmlformats.org/officeDocument/2006/relationships" r:id="rId12"/>
               </a:graphicData>
             </a:graphic>
-            <wp14:sizeRelH relativeFrom="margin">
-              <wp14:pctWidth>0</wp14:pctWidth>
-            </wp14:sizeRelH>
-            <wp14:sizeRelV relativeFrom="margin">
-              <wp14:pctHeight>0</wp14:pctHeight>
-            </wp14:sizeRelV>
           </wp:anchor>
         </w:drawing>
       </w:r>
@@ -2483,20 +2433,7 @@
     </w:p>
     <w:p>
       <w:pPr>
-        <w:spacing w:line="480" w:lineRule="auto"/>
-        <w:jc w:val="center"/>
-        <w:rPr>
-          <w:rFonts w:ascii="仿宋" w:eastAsia="仿宋" w:hAnsi="仿宋" w:cs="仿宋" w:hint="eastAsia"/>
-          <w:b/>
-          <w:bCs/>
-          <w:sz w:val="22"/>
-          <w:szCs w:val="22"/>
-        </w:rPr>
-      </w:pPr>
-    </w:p>
-    <w:p>
-      <w:pPr>
-        <w:spacing w:line="480" w:lineRule="auto"/>
+        <w:spacing w:line="360" w:lineRule="auto"/>
         <w:rPr>
           <w:rFonts w:ascii="仿宋" w:eastAsia="仿宋" w:hAnsi="仿宋" w:cs="仿宋" w:hint="eastAsia"/>
           <w:b/>
@@ -2516,7 +2453,7 @@
     </w:p>
     <w:p>
       <w:pPr>
-        <w:spacing w:line="480" w:lineRule="auto"/>
+        <w:spacing w:line="360" w:lineRule="auto"/>
         <w:rPr>
           <w:rFonts w:ascii="仿宋" w:eastAsia="仿宋" w:hAnsi="仿宋" w:cs="仿宋" w:hint="eastAsia"/>
           <w:sz w:val="24"/>
@@ -2532,7 +2469,7 @@
     </w:p>
     <w:p>
       <w:pPr>
-        <w:spacing w:line="480" w:lineRule="auto"/>
+        <w:spacing w:line="360" w:lineRule="auto"/>
         <w:rPr>
           <w:rFonts w:ascii="仿宋" w:eastAsia="仿宋" w:hAnsi="仿宋" w:cs="仿宋" w:hint="eastAsia"/>
           <w:sz w:val="24"/>
@@ -2548,7 +2485,7 @@
     </w:p>
     <w:p>
       <w:pPr>
-        <w:spacing w:line="480" w:lineRule="auto"/>
+        <w:spacing w:line="360" w:lineRule="auto"/>
         <w:rPr>
           <w:rFonts w:ascii="仿宋" w:eastAsia="仿宋" w:hAnsi="仿宋" w:cs="仿宋" w:hint="eastAsia"/>
           <w:sz w:val="24"/>
@@ -2564,7 +2501,7 @@
     </w:p>
     <w:p>
       <w:pPr>
-        <w:spacing w:line="480" w:lineRule="auto"/>
+        <w:spacing w:line="360" w:lineRule="auto"/>
         <w:rPr>
           <w:rFonts w:ascii="仿宋" w:eastAsia="仿宋" w:hAnsi="仿宋" w:cs="仿宋" w:hint="eastAsia"/>
           <w:sz w:val="24"/>
@@ -2580,9 +2517,9 @@
     </w:p>
     <w:p>
       <w:pPr>
-        <w:spacing w:line="480" w:lineRule="auto"/>
+        <w:spacing w:line="360" w:lineRule="auto"/>
         <w:rPr>
-          <w:rFonts w:ascii="仿宋" w:eastAsia="仿宋" w:hAnsi="仿宋" w:cs="仿宋" w:hint="eastAsia"/>
+          <w:rFonts w:ascii="仿宋" w:eastAsia="仿宋" w:hAnsi="仿宋" w:cs="仿宋"/>
           <w:sz w:val="24"/>
         </w:rPr>
       </w:pPr>
@@ -2596,24 +2533,16 @@
     </w:p>
     <w:p>
       <w:pPr>
-        <w:widowControl/>
-        <w:jc w:val="left"/>
+        <w:spacing w:line="360" w:lineRule="auto"/>
         <w:rPr>
           <w:rFonts w:ascii="仿宋" w:eastAsia="仿宋" w:hAnsi="仿宋" w:cs="仿宋" w:hint="eastAsia"/>
           <w:sz w:val="24"/>
         </w:rPr>
       </w:pPr>
-      <w:r>
-        <w:rPr>
-          <w:rFonts w:ascii="仿宋" w:eastAsia="仿宋" w:hAnsi="仿宋" w:cs="仿宋" w:hint="eastAsia"/>
-          <w:sz w:val="24"/>
-        </w:rPr>
-        <w:br w:type="page"/>
-      </w:r>
     </w:p>
     <w:p>
       <w:pPr>
-        <w:spacing w:line="144" w:lineRule="auto"/>
+        <w:spacing w:line="360" w:lineRule="auto"/>
         <w:rPr>
           <w:rFonts w:ascii="仿宋" w:eastAsia="仿宋" w:hAnsi="仿宋" w:cs="仿宋" w:hint="eastAsia"/>
           <w:b/>
@@ -2632,7 +2561,6 @@
           <w:sz w:val="28"/>
           <w:szCs w:val="28"/>
         </w:rPr>
-        <w:lastRenderedPageBreak/>
         <w:t>【各维度测评结果及建议】</w:t>
       </w:r>
     </w:p>
@@ -2645,6 +2573,7 @@
           <w:right w:val="double" w:sz="18" w:space="10" w:color="8AC75E"/>
         </w:pBdr>
         <w:shd w:val="clear" w:color="auto" w:fill="F3F9EE"/>
+        <w:spacing w:line="360" w:lineRule="auto"/>
         <w:ind w:left="334" w:right="329"/>
         <w:jc w:val="center"/>
         <w:textAlignment w:val="center"/>
@@ -2669,7 +2598,7 @@
     </w:p>
     <w:p>
       <w:pPr>
-        <w:spacing w:line="144" w:lineRule="auto"/>
+        <w:spacing w:line="360" w:lineRule="auto"/>
         <w:rPr>
           <w:rFonts w:ascii="仿宋" w:eastAsia="仿宋" w:hAnsi="仿宋" w:cs="仿宋" w:hint="eastAsia"/>
           <w:b/>
@@ -2682,15 +2611,15 @@
     </w:p>
     <w:tbl>
       <w:tblPr>
-        <w:tblStyle w:val="a3"/>
+        <w:tblStyle w:val="a7"/>
         <w:tblW w:w="0" w:type="auto"/>
         <w:tblBorders>
-          <w:top w:val="dotted" w:sz="4" w:space="0" w:color="auto"/>
-          <w:left w:val="dotted" w:sz="4" w:space="0" w:color="auto"/>
-          <w:bottom w:val="dotted" w:sz="4" w:space="0" w:color="auto"/>
-          <w:right w:val="dotted" w:sz="4" w:space="0" w:color="auto"/>
-          <w:insideH w:val="dotted" w:sz="4" w:space="0" w:color="auto"/>
-          <w:insideV w:val="dotted" w:sz="4" w:space="0" w:color="auto"/>
+          <w:top w:val="none" w:sz="0" w:space="0" w:color="auto"/>
+          <w:left w:val="none" w:sz="0" w:space="0" w:color="auto"/>
+          <w:bottom w:val="none" w:sz="0" w:space="0" w:color="auto"/>
+          <w:right w:val="none" w:sz="0" w:space="0" w:color="auto"/>
+          <w:insideH w:val="none" w:sz="0" w:space="0" w:color="auto"/>
+          <w:insideV w:val="none" w:sz="0" w:space="0" w:color="auto"/>
         </w:tblBorders>
         <w:shd w:val="clear" w:color="auto" w:fill="FFFFFF" w:themeFill="background1"/>
         <w:tblLayout w:type="fixed"/>
@@ -2715,6 +2644,7 @@
           <w:p>
             <w:pPr>
               <w:keepNext/>
+              <w:spacing w:line="360" w:lineRule="auto"/>
             </w:pPr>
             <w:r>
               <w:rPr>
@@ -2722,13 +2652,14 @@
                 <w:noProof/>
                 <w:sz w:val="28"/>
               </w:rPr>
+              <w:lastRenderedPageBreak/>
               <mc:AlternateContent>
                 <mc:Choice Requires="wpg">
                   <w:drawing>
-                    <wp:inline distT="0" distB="0" distL="114300" distR="114300" wp14:anchorId="4F10C030" wp14:editId="50A9E174">
+                    <wp:inline distT="0" distB="0" distL="114300" distR="114300" wp14:anchorId="5C7D0E79" wp14:editId="44A1134B">
                       <wp:extent cx="5133340" cy="1132840"/>
                       <wp:effectExtent l="4445" t="0" r="5715" b="10160"/>
-                      <wp:docPr id="13" name="组合 13"/>
+                      <wp:docPr id="52" name="组合 52"/>
                       <wp:cNvGraphicFramePr/>
                       <a:graphic xmlns:a="http://schemas.openxmlformats.org/drawingml/2006/main">
                         <a:graphicData uri="http://schemas.microsoft.com/office/word/2010/wordprocessingGroup">
@@ -2743,7 +2674,7 @@
                               </a:xfrm>
                             </wpg:grpSpPr>
                             <wps:wsp>
-                              <wps:cNvPr id="23" name="圆角矩形 23"/>
+                              <wps:cNvPr id="53" name="圆角矩形 23"/>
                               <wps:cNvSpPr/>
                               <wps:spPr>
                                 <a:xfrm>
@@ -2810,7 +2741,7 @@
                               </wps:bodyPr>
                             </wps:wsp>
                             <wps:wsp>
-                              <wps:cNvPr id="24" name="矩形 24"/>
+                              <wps:cNvPr id="54" name="矩形 24"/>
                               <wps:cNvSpPr/>
                               <wps:spPr>
                                 <a:xfrm>
@@ -2890,8 +2821,8 @@
                 </mc:Choice>
                 <mc:Fallback>
                   <w:pict>
-                    <v:group w14:anchorId="4F10C030" id="组合 13" o:spid="_x0000_s1026" style="width:404.2pt;height:89.2pt;mso-position-horizontal-relative:char;mso-position-vertical-relative:line" coordorigin="15606,36541" coordsize="8084,1784" o:gfxdata="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">
-                      <v:roundrect id="圆角矩形 23" o:spid="_x0000_s1027" style="position:absolute;left:15606;top:37016;width:8084;height:1309;visibility:visible;mso-wrap-style:square;v-text-anchor:middle" arcsize="10923f" o:gfxdata="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" filled="f" strokecolor="#7f7f7f" strokeweight=".5pt">
+                    <v:group w14:anchorId="5C7D0E79" id="组合 52" o:spid="_x0000_s1026" style="width:404.2pt;height:89.2pt;mso-position-horizontal-relative:char;mso-position-vertical-relative:line" coordorigin="15606,36541" coordsize="8084,1784" o:gfxdata="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">
+                      <v:roundrect id="vml_s1027" o:spid="_x0000_s1027" style="position:absolute;left:15606;top:37016;width:8084;height:1309;visibility:visible;mso-wrap-style:square;v-text-anchor:middle" arcsize="10923f" o:gfxdata="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" filled="f" strokecolor="#7f7f7f" strokeweight=".5pt">
                         <v:stroke joinstyle="miter"/>
                         <v:textbox>
                           <w:txbxContent>
@@ -2918,7 +2849,7 @@
                           </w:txbxContent>
                         </v:textbox>
                       </v:roundrect>
-                      <v:rect id="矩形 24" o:spid="_x0000_s1028" style="position:absolute;left:16321;top:36541;width:2489;height:675;visibility:visible;mso-wrap-style:square;v-text-anchor:middle" o:gfxdata="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" fillcolor="#acd78e" stroked="f" strokeweight="1pt">
+                      <v:rect id="vml_s1028" o:spid="_x0000_s1028" style="position:absolute;left:16321;top:36541;width:2489;height:675;visibility:visible;mso-wrap-style:square;v-text-anchor:middle" o:gfxdata="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" fillcolor="#acd78e" stroked="f" strokeweight="1pt">
                         <v:textbox>
                           <w:txbxContent>
                             <w:p>
@@ -2992,14 +2923,14 @@
                 <w:szCs w:val="22"/>
               </w:rPr>
               <w:drawing>
-                <wp:inline distT="0" distB="0" distL="0" distR="0" wp14:anchorId="203B0E30" wp14:editId="55CE6858">
-                  <wp:extent cx="1908810" cy="1085215"/>
-                  <wp:effectExtent l="0" t="0" r="0" b="635"/>
-                  <wp:docPr id="115" name="图表 2" descr="7b0a202020202263686172745265734964223a20223530303539353737220a7d0a"/>
+                <wp:inline distT="0" distB="0" distL="0" distR="0" wp14:anchorId="726E0E31" wp14:editId="032367DD">
+                  <wp:extent cx="1800225" cy="1080135"/>
+                  <wp:effectExtent l="0" t="0" r="9525" b="43815"/>
+                  <wp:docPr id="55" name="图表 2" descr="7b0a202020202263686172745265734964223a20223530303539353737220a7d0a"/>
                   <wp:cNvGraphicFramePr/>
                   <a:graphic xmlns:a="http://schemas.openxmlformats.org/drawingml/2006/main">
                     <a:graphicData uri="http://schemas.openxmlformats.org/drawingml/2006/chart">
-                      <c:chart xmlns:c="http://schemas.openxmlformats.org/drawingml/2006/chart" xmlns:r="http://schemas.openxmlformats.org/officeDocument/2006/relationships" r:id="rId16"/>
+                      <c:chart xmlns:c="http://schemas.openxmlformats.org/drawingml/2006/chart" xmlns:r="http://schemas.openxmlformats.org/officeDocument/2006/relationships" r:id="rId13"/>
                     </a:graphicData>
                   </a:graphic>
                 </wp:inline>
@@ -3044,7 +2975,7 @@
                 </w:rPr>
                 <w:alias w:val="dimension.competency-a1-01.score"/>
                 <w:tag w:val="dimension.competency-a1-01.score"/>
-                <w:id w:val="-2116274492"/>
+                <w:id w:val="147478442"/>
                 <w:text/>
               </w:sdtPr>
               <w:sdtContent>
@@ -3056,17 +2987,7 @@
                     <w:sz w:val="22"/>
                     <w:szCs w:val="22"/>
                   </w:rPr>
-                  <w:t>3.</w:t>
-                </w:r>
-                <w:r>
-                  <w:rPr>
-                    <w:rFonts w:ascii="仿宋" w:eastAsia="仿宋" w:hAnsi="仿宋" w:cs="仿宋" w:hint="eastAsia"/>
-                    <w:b/>
-                    <w:color w:val="000000"/>
-                    <w:sz w:val="22"/>
-                    <w:szCs w:val="22"/>
-                  </w:rPr>
-                  <w:t>75</w:t>
+                  <w:t>3.75</w:t>
                 </w:r>
               </w:sdtContent>
             </w:sdt>
@@ -3113,7 +3034,7 @@
                 </w:rPr>
                 <w:alias w:val="dimension.competency-a1-01.level"/>
                 <w:tag w:val="dimension.competency-a1-01.level"/>
-                <w:id w:val="1638073495"/>
+                <w:id w:val="147479164"/>
                 <w:text/>
               </w:sdtPr>
               <w:sdtContent>
@@ -3145,12 +3066,10 @@
           </w:tcPr>
           <w:p>
             <w:pPr>
-              <w:spacing w:line="360" w:lineRule="auto"/>
+              <w:spacing w:afterLines="50" w:after="156" w:line="360" w:lineRule="auto"/>
               <w:rPr>
                 <w:rFonts w:ascii="仿宋" w:eastAsia="仿宋" w:hAnsi="仿宋" w:cs="仿宋" w:hint="eastAsia"/>
-                <w:b/>
-                <w:bCs/>
-                <w:color w:val="15B720"/>
+                <w:color w:val="000000"/>
                 <w:sz w:val="22"/>
                 <w:szCs w:val="22"/>
               </w:rPr>
@@ -3174,7 +3093,7 @@
                 </w:rPr>
                 <w:alias w:val="dimension.competency-a1-01.diagnosis"/>
                 <w:tag w:val="dimension.competency-a1-01.diagnosis"/>
-                <w:id w:val="1459220087"/>
+                <w:id w:val="147454521"/>
                 <w:text/>
               </w:sdtPr>
               <w:sdtContent>
@@ -3189,6 +3108,15 @@
                 </w:r>
               </w:sdtContent>
             </w:sdt>
+          </w:p>
+          <w:p>
+            <w:pPr>
+              <w:rPr>
+                <w:rFonts w:ascii="仿宋" w:eastAsia="仿宋" w:hAnsi="仿宋" w:cs="仿宋" w:hint="eastAsia"/>
+                <w:sz w:val="22"/>
+                <w:szCs w:val="22"/>
+              </w:rPr>
+            </w:pPr>
           </w:p>
         </w:tc>
       </w:tr>
@@ -3206,28 +3134,6 @@
           <w:p>
             <w:pPr>
               <w:keepNext/>
-              <w:shd w:val="clear" w:color="auto" w:fill="A9D98E"/>
-              <w:spacing w:before="120" w:after="80" w:line="360" w:lineRule="auto"/>
-              <w:rPr>
-                <w:rFonts w:ascii="仿宋" w:eastAsia="仿宋" w:hAnsi="仿宋" w:hint="eastAsia"/>
-                <w:sz w:val="22"/>
-                <w:szCs w:val="22"/>
-              </w:rPr>
-            </w:pPr>
-            <w:r>
-              <w:rPr>
-                <w:rFonts w:ascii="仿宋" w:eastAsia="仿宋" w:hAnsi="仿宋"/>
-                <w:b/>
-                <w:color w:val="000000"/>
-                <w:sz w:val="22"/>
-                <w:szCs w:val="22"/>
-              </w:rPr>
-              <w:t>数字应用</w:t>
-            </w:r>
-          </w:p>
-          <w:p>
-            <w:pPr>
-              <w:keepNext/>
               <w:spacing w:after="100" w:line="360" w:lineRule="auto"/>
               <w:rPr>
                 <w:rFonts w:ascii="仿宋" w:eastAsia="仿宋" w:hAnsi="仿宋" w:hint="eastAsia"/>
@@ -3237,11 +3143,240 @@
             </w:pPr>
             <w:r>
               <w:rPr>
-                <w:rFonts w:ascii="仿宋" w:eastAsia="仿宋" w:hAnsi="仿宋"/>
-                <w:sz w:val="22"/>
-                <w:szCs w:val="22"/>
+                <w:rFonts w:ascii="仿宋" w:eastAsia="仿宋" w:hAnsi="仿宋" w:cs="仿宋" w:hint="eastAsia"/>
+                <w:noProof/>
+                <w:sz w:val="28"/>
               </w:rPr>
-              <w:t>熟练运用各类数字化工具和AI技术处理工作事务，具备数据思维与人机协作意识，能够借助新技术手段提升工作效率和决策质量。</w:t>
+              <mc:AlternateContent>
+                <mc:Choice Requires="wpg">
+                  <w:drawing>
+                    <wp:inline distT="0" distB="0" distL="114300" distR="114300" wp14:anchorId="005438B8" wp14:editId="3A109D80">
+                      <wp:extent cx="5133340" cy="1132840"/>
+                      <wp:effectExtent l="4445" t="0" r="5715" b="10160"/>
+                      <wp:docPr id="56" name="组合 56"/>
+                      <wp:cNvGraphicFramePr/>
+                      <a:graphic xmlns:a="http://schemas.openxmlformats.org/drawingml/2006/main">
+                        <a:graphicData uri="http://schemas.microsoft.com/office/word/2010/wordprocessingGroup">
+                          <wpg:wgp>
+                            <wpg:cNvGrpSpPr/>
+                            <wpg:grpSpPr>
+                              <a:xfrm>
+                                <a:off x="0" y="0"/>
+                                <a:ext cx="5133340" cy="1132840"/>
+                                <a:chOff x="15606" y="36541"/>
+                                <a:chExt cx="8084" cy="1784"/>
+                              </a:xfrm>
+                            </wpg:grpSpPr>
+                            <wps:wsp>
+                              <wps:cNvPr id="57" name="圆角矩形 23"/>
+                              <wps:cNvSpPr/>
+                              <wps:spPr>
+                                <a:xfrm>
+                                  <a:off x="15606" y="37016"/>
+                                  <a:ext cx="8084" cy="1309"/>
+                                </a:xfrm>
+                                <a:prstGeom prst="roundRect">
+                                  <a:avLst/>
+                                </a:prstGeom>
+                                <a:noFill/>
+                                <a:ln w="6350" cap="flat" cmpd="sng" algn="ctr">
+                                  <a:solidFill>
+                                    <a:srgbClr val="FFFFFF">
+                                      <a:lumMod val="50000"/>
+                                    </a:srgbClr>
+                                  </a:solidFill>
+                                  <a:prstDash val="solid"/>
+                                  <a:miter lim="800000"/>
+                                </a:ln>
+                                <a:effectLst/>
+                              </wps:spPr>
+                              <wps:style>
+                                <a:lnRef idx="2">
+                                  <a:schemeClr val="accent1">
+                                    <a:lumMod val="75000"/>
+                                  </a:schemeClr>
+                                </a:lnRef>
+                                <a:fillRef idx="1">
+                                  <a:schemeClr val="accent1"/>
+                                </a:fillRef>
+                                <a:effectRef idx="0">
+                                  <a:srgbClr val="FFFFFF"/>
+                                </a:effectRef>
+                                <a:fontRef idx="minor">
+                                  <a:schemeClr val="lt1"/>
+                                </a:fontRef>
+                              </wps:style>
+                              <wps:txbx>
+                                <w:txbxContent>
+                                  <w:p>
+                                    <w:pPr>
+                                      <w:spacing w:line="360" w:lineRule="auto"/>
+                                      <w:rPr>
+                                        <w:rFonts w:ascii="仿宋" w:eastAsia="仿宋" w:hAnsi="仿宋" w:cs="仿宋" w:hint="eastAsia"/>
+                                        <w:color w:val="000000"/>
+                                        <w:sz w:val="22"/>
+                                        <w:szCs w:val="22"/>
+                                      </w:rPr>
+                                    </w:pPr>
+                                    <w:r>
+                                      <w:rPr>
+                                        <w:rFonts w:ascii="仿宋" w:eastAsia="仿宋" w:hAnsi="仿宋" w:cs="仿宋" w:hint="eastAsia"/>
+                                        <w:color w:val="000000"/>
+                                        <w:sz w:val="22"/>
+                                        <w:szCs w:val="22"/>
+                                      </w:rPr>
+                                      <w:t>熟练运用各类数字化工具和AI技术处理工作事务，具备数据思维与人机协作意识，能够借助新技术手段提升工作效率和决策质量。</w:t>
+                                    </w:r>
+                                  </w:p>
+                                </w:txbxContent>
+                              </wps:txbx>
+                              <wps:bodyPr rot="0" spcFirstLastPara="0" vertOverflow="overflow" horzOverflow="overflow" vert="horz" wrap="square" lIns="91440" tIns="45720" rIns="91440" bIns="45720" numCol="1" spcCol="0" rtlCol="0" fromWordArt="0" anchor="ctr" anchorCtr="0" forceAA="0" compatLnSpc="1">
+                                <a:noAutofit/>
+                              </wps:bodyPr>
+                            </wps:wsp>
+                            <wps:wsp>
+                              <wps:cNvPr id="58" name="矩形 24"/>
+                              <wps:cNvSpPr/>
+                              <wps:spPr>
+                                <a:xfrm>
+                                  <a:off x="16321" y="36541"/>
+                                  <a:ext cx="2489" cy="675"/>
+                                </a:xfrm>
+                                <a:prstGeom prst="rect">
+                                  <a:avLst/>
+                                </a:prstGeom>
+                                <a:solidFill>
+                                  <a:srgbClr val="75BD42">
+                                    <a:lumMod val="60000"/>
+                                    <a:lumOff val="40000"/>
+                                  </a:srgbClr>
+                                </a:solidFill>
+                                <a:ln w="12700" cap="flat" cmpd="sng" algn="ctr">
+                                  <a:noFill/>
+                                  <a:prstDash val="solid"/>
+                                  <a:miter lim="800000"/>
+                                </a:ln>
+                                <a:effectLst/>
+                              </wps:spPr>
+                              <wps:style>
+                                <a:lnRef idx="2">
+                                  <a:schemeClr val="accent1">
+                                    <a:lumMod val="75000"/>
+                                  </a:schemeClr>
+                                </a:lnRef>
+                                <a:fillRef idx="1">
+                                  <a:schemeClr val="accent1"/>
+                                </a:fillRef>
+                                <a:effectRef idx="0">
+                                  <a:srgbClr val="FFFFFF"/>
+                                </a:effectRef>
+                                <a:fontRef idx="minor">
+                                  <a:schemeClr val="lt1"/>
+                                </a:fontRef>
+                              </wps:style>
+                              <wps:txbx>
+                                <w:txbxContent>
+                                  <w:p>
+                                    <w:pPr>
+                                      <w:jc w:val="center"/>
+                                      <w:rPr>
+                                        <w:rFonts w:ascii="仿宋" w:eastAsia="仿宋" w:hAnsi="仿宋" w:cs="仿宋" w:hint="eastAsia"/>
+                                        <w:b/>
+                                        <w:bCs/>
+                                        <w:color w:val="000000"/>
+                                        <w:sz w:val="28"/>
+                                        <w:szCs w:val="28"/>
+                                      </w:rPr>
+                                    </w:pPr>
+                                    <w:r>
+                                      <w:rPr>
+                                        <w:rFonts w:ascii="仿宋" w:eastAsia="仿宋" w:hAnsi="仿宋" w:cs="仿宋" w:hint="eastAsia"/>
+                                        <w:b/>
+                                        <w:bCs/>
+                                        <w:color w:val="000000"/>
+                                        <w:sz w:val="28"/>
+                                        <w:szCs w:val="28"/>
+                                      </w:rPr>
+                                      <w:t>数字应用</w:t>
+                                    </w:r>
+                                  </w:p>
+                                </w:txbxContent>
+                              </wps:txbx>
+                              <wps:bodyPr rot="0" spcFirstLastPara="0" vertOverflow="overflow" horzOverflow="overflow" vert="horz" wrap="square" lIns="91440" tIns="45720" rIns="91440" bIns="45720" numCol="1" spcCol="0" rtlCol="0" fromWordArt="0" anchor="ctr" anchorCtr="0" forceAA="0" compatLnSpc="1">
+                                <a:noAutofit/>
+                              </wps:bodyPr>
+                            </wps:wsp>
+                          </wpg:wgp>
+                        </a:graphicData>
+                      </a:graphic>
+                    </wp:inline>
+                  </w:drawing>
+                </mc:Choice>
+                <mc:Fallback>
+                  <w:pict>
+                    <v:group w14:anchorId="005438B8" id="组合 56" o:spid="_x0000_s1029" style="width:404.2pt;height:89.2pt;mso-position-horizontal-relative:char;mso-position-vertical-relative:line" coordorigin="15606,36541" coordsize="8084,1784" o:gfxdata="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">
+                      <v:roundrect id="vml_s1030" o:spid="_x0000_s1030" style="position:absolute;left:15606;top:37016;width:8084;height:1309;visibility:visible;mso-wrap-style:square;v-text-anchor:middle" arcsize="10923f" o:gfxdata="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" filled="f" strokecolor="#7f7f7f" strokeweight=".5pt">
+                        <v:stroke joinstyle="miter"/>
+                        <v:textbox>
+                          <w:txbxContent>
+                            <w:p>
+                              <w:pPr>
+                                <w:spacing w:line="360" w:lineRule="auto"/>
+                                <w:rPr>
+                                  <w:rFonts w:ascii="仿宋" w:eastAsia="仿宋" w:hAnsi="仿宋" w:cs="仿宋" w:hint="eastAsia"/>
+                                  <w:color w:val="000000"/>
+                                  <w:sz w:val="22"/>
+                                  <w:szCs w:val="22"/>
+                                </w:rPr>
+                              </w:pPr>
+                              <w:r>
+                                <w:rPr>
+                                  <w:rFonts w:ascii="仿宋" w:eastAsia="仿宋" w:hAnsi="仿宋" w:cs="仿宋" w:hint="eastAsia"/>
+                                  <w:color w:val="000000"/>
+                                  <w:sz w:val="22"/>
+                                  <w:szCs w:val="22"/>
+                                </w:rPr>
+                                <w:t>熟练运用各类数字化工具和AI技术处理工作事务，具备数据思维与人机协作意识，能够借助新技术手段提升工作效率和决策质量。</w:t>
+                              </w:r>
+                            </w:p>
+                          </w:txbxContent>
+                        </v:textbox>
+                      </v:roundrect>
+                      <v:rect id="vml_s1031" o:spid="_x0000_s1031" style="position:absolute;left:16321;top:36541;width:2489;height:675;visibility:visible;mso-wrap-style:square;v-text-anchor:middle" o:gfxdata="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" fillcolor="#acd78e" stroked="f" strokeweight="1pt">
+                        <v:textbox>
+                          <w:txbxContent>
+                            <w:p>
+                              <w:pPr>
+                                <w:jc w:val="center"/>
+                                <w:rPr>
+                                  <w:rFonts w:ascii="仿宋" w:eastAsia="仿宋" w:hAnsi="仿宋" w:cs="仿宋" w:hint="eastAsia"/>
+                                  <w:b/>
+                                  <w:bCs/>
+                                  <w:color w:val="000000"/>
+                                  <w:sz w:val="28"/>
+                                  <w:szCs w:val="28"/>
+                                </w:rPr>
+                              </w:pPr>
+                              <w:r>
+                                <w:rPr>
+                                  <w:rFonts w:ascii="仿宋" w:eastAsia="仿宋" w:hAnsi="仿宋" w:cs="仿宋" w:hint="eastAsia"/>
+                                  <w:b/>
+                                  <w:bCs/>
+                                  <w:color w:val="000000"/>
+                                  <w:sz w:val="28"/>
+                                  <w:szCs w:val="28"/>
+                                </w:rPr>
+                                <w:t>数字应用</w:t>
+                              </w:r>
+                            </w:p>
+                          </w:txbxContent>
+                        </v:textbox>
+                      </v:rect>
+                      <w10:anchorlock/>
+                    </v:group>
+                  </w:pict>
+                </mc:Fallback>
+              </mc:AlternateContent>
             </w:r>
           </w:p>
         </w:tc>
@@ -3280,14 +3415,14 @@
                 <w:szCs w:val="22"/>
               </w:rPr>
               <w:drawing>
-                <wp:inline distT="0" distB="0" distL="0" distR="0" wp14:anchorId="400F6802" wp14:editId="76FB9B6D">
-                  <wp:extent cx="1920875" cy="1091565"/>
-                  <wp:effectExtent l="0" t="0" r="3175" b="0"/>
-                  <wp:docPr id="116" name="图表 2" descr="7b0a202020202263686172745265734964223a20223530303539353737220a7d0a"/>
+                <wp:inline distT="0" distB="0" distL="0" distR="0" wp14:anchorId="2A76F9E2" wp14:editId="315D1A23">
+                  <wp:extent cx="1800225" cy="1080135"/>
+                  <wp:effectExtent l="0" t="0" r="9525" b="43815"/>
+                  <wp:docPr id="62" name="图表 2" descr="7b0a202020202263686172745265734964223a20223530303539353737220a7d0a"/>
                   <wp:cNvGraphicFramePr/>
                   <a:graphic xmlns:a="http://schemas.openxmlformats.org/drawingml/2006/main">
                     <a:graphicData uri="http://schemas.openxmlformats.org/drawingml/2006/chart">
-                      <c:chart xmlns:c="http://schemas.openxmlformats.org/drawingml/2006/chart" xmlns:r="http://schemas.openxmlformats.org/officeDocument/2006/relationships" r:id="rId17"/>
+                      <c:chart xmlns:c="http://schemas.openxmlformats.org/drawingml/2006/chart" xmlns:r="http://schemas.openxmlformats.org/officeDocument/2006/relationships" r:id="rId14"/>
                     </a:graphicData>
                   </a:graphic>
                 </wp:inline>
@@ -3332,7 +3467,7 @@
                 </w:rPr>
                 <w:alias w:val="dimension.competency-a1-02.score"/>
                 <w:tag w:val="dimension.competency-a1-02.score"/>
-                <w:id w:val="-1205712036"/>
+                <w:id w:val="147473269"/>
                 <w:text/>
               </w:sdtPr>
               <w:sdtContent>
@@ -3344,7 +3479,7 @@
                     <w:sz w:val="22"/>
                     <w:szCs w:val="22"/>
                   </w:rPr>
-                  <w:t>3.50</w:t>
+                  <w:t>4.25</w:t>
                 </w:r>
               </w:sdtContent>
             </w:sdt>
@@ -3391,9 +3526,16 @@
                 </w:rPr>
                 <w:alias w:val="dimension.competency-a1-02.level"/>
                 <w:tag w:val="dimension.competency-a1-02.level"/>
-                <w:id w:val="1420676678"/>
+                <w:id w:val="147475262"/>
                 <w:text/>
               </w:sdtPr>
+              <w:sdtEndPr>
+                <w:rPr>
+                  <w:rFonts w:cs="仿宋" w:hint="eastAsia"/>
+                  <w:b/>
+                  <w:color w:val="000000"/>
+                </w:rPr>
+              </w:sdtEndPr>
               <w:sdtContent>
                 <w:r>
                   <w:rPr>
@@ -3403,7 +3545,7 @@
                     <w:sz w:val="22"/>
                     <w:szCs w:val="22"/>
                   </w:rPr>
-                  <w:t>合格</w:t>
+                  <w:t>较优秀</w:t>
                 </w:r>
               </w:sdtContent>
             </w:sdt>
@@ -3423,12 +3565,10 @@
           </w:tcPr>
           <w:p>
             <w:pPr>
-              <w:spacing w:line="360" w:lineRule="auto"/>
+              <w:spacing w:afterLines="50" w:after="156" w:line="360" w:lineRule="auto"/>
               <w:rPr>
                 <w:rFonts w:ascii="仿宋" w:eastAsia="仿宋" w:hAnsi="仿宋" w:cs="仿宋" w:hint="eastAsia"/>
-                <w:b/>
-                <w:bCs/>
-                <w:color w:val="15B720"/>
+                <w:color w:val="000000"/>
                 <w:sz w:val="22"/>
                 <w:szCs w:val="22"/>
               </w:rPr>
@@ -3452,7 +3592,7 @@
                 </w:rPr>
                 <w:alias w:val="dimension.competency-a1-02.diagnosis"/>
                 <w:tag w:val="dimension.competency-a1-02.diagnosis"/>
-                <w:id w:val="-966276885"/>
+                <w:id w:val="147469050"/>
                 <w:text/>
               </w:sdtPr>
               <w:sdtContent>
@@ -3467,6 +3607,15 @@
                 </w:r>
               </w:sdtContent>
             </w:sdt>
+          </w:p>
+          <w:p>
+            <w:pPr>
+              <w:rPr>
+                <w:rFonts w:ascii="仿宋" w:eastAsia="仿宋" w:hAnsi="仿宋" w:cs="仿宋" w:hint="eastAsia"/>
+                <w:sz w:val="22"/>
+                <w:szCs w:val="22"/>
+              </w:rPr>
+            </w:pPr>
           </w:p>
         </w:tc>
       </w:tr>
@@ -3484,29 +3633,6 @@
           <w:p>
             <w:pPr>
               <w:keepNext/>
-              <w:shd w:val="clear" w:color="auto" w:fill="A9D98E"/>
-              <w:spacing w:before="120" w:after="80" w:line="360" w:lineRule="auto"/>
-              <w:rPr>
-                <w:rFonts w:ascii="仿宋" w:eastAsia="仿宋" w:hAnsi="仿宋" w:hint="eastAsia"/>
-                <w:sz w:val="22"/>
-                <w:szCs w:val="22"/>
-              </w:rPr>
-            </w:pPr>
-            <w:r>
-              <w:rPr>
-                <w:rFonts w:ascii="仿宋" w:eastAsia="仿宋" w:hAnsi="仿宋"/>
-                <w:b/>
-                <w:color w:val="000000"/>
-                <w:sz w:val="22"/>
-                <w:szCs w:val="22"/>
-              </w:rPr>
-              <w:lastRenderedPageBreak/>
-              <w:t>计划执行</w:t>
-            </w:r>
-          </w:p>
-          <w:p>
-            <w:pPr>
-              <w:keepNext/>
               <w:spacing w:after="100" w:line="360" w:lineRule="auto"/>
               <w:rPr>
                 <w:rFonts w:ascii="仿宋" w:eastAsia="仿宋" w:hAnsi="仿宋" w:hint="eastAsia"/>
@@ -3516,11 +3642,241 @@
             </w:pPr>
             <w:r>
               <w:rPr>
-                <w:rFonts w:ascii="仿宋" w:eastAsia="仿宋" w:hAnsi="仿宋"/>
-                <w:sz w:val="22"/>
-                <w:szCs w:val="22"/>
+                <w:rFonts w:ascii="仿宋" w:eastAsia="仿宋" w:hAnsi="仿宋" w:cs="仿宋" w:hint="eastAsia"/>
+                <w:noProof/>
+                <w:sz w:val="28"/>
               </w:rPr>
-              <w:t>接到任务后迅速响应、立即行动，紧盯时间节点，在保证质量的前提下追求效率，确保按时交付成果。</w:t>
+              <w:lastRenderedPageBreak/>
+              <mc:AlternateContent>
+                <mc:Choice Requires="wpg">
+                  <w:drawing>
+                    <wp:inline distT="0" distB="0" distL="114300" distR="114300" wp14:anchorId="5BC06BAF" wp14:editId="7FEFF089">
+                      <wp:extent cx="5133340" cy="1132840"/>
+                      <wp:effectExtent l="4445" t="0" r="5715" b="10160"/>
+                      <wp:docPr id="43" name="组合 43"/>
+                      <wp:cNvGraphicFramePr/>
+                      <a:graphic xmlns:a="http://schemas.openxmlformats.org/drawingml/2006/main">
+                        <a:graphicData uri="http://schemas.microsoft.com/office/word/2010/wordprocessingGroup">
+                          <wpg:wgp>
+                            <wpg:cNvGrpSpPr/>
+                            <wpg:grpSpPr>
+                              <a:xfrm>
+                                <a:off x="0" y="0"/>
+                                <a:ext cx="5133340" cy="1132840"/>
+                                <a:chOff x="15606" y="36541"/>
+                                <a:chExt cx="8084" cy="1784"/>
+                              </a:xfrm>
+                            </wpg:grpSpPr>
+                            <wps:wsp>
+                              <wps:cNvPr id="44" name="圆角矩形 23"/>
+                              <wps:cNvSpPr/>
+                              <wps:spPr>
+                                <a:xfrm>
+                                  <a:off x="15606" y="37016"/>
+                                  <a:ext cx="8084" cy="1309"/>
+                                </a:xfrm>
+                                <a:prstGeom prst="roundRect">
+                                  <a:avLst/>
+                                </a:prstGeom>
+                                <a:noFill/>
+                                <a:ln w="6350" cap="flat" cmpd="sng" algn="ctr">
+                                  <a:solidFill>
+                                    <a:srgbClr val="FFFFFF">
+                                      <a:lumMod val="50000"/>
+                                    </a:srgbClr>
+                                  </a:solidFill>
+                                  <a:prstDash val="solid"/>
+                                  <a:miter lim="800000"/>
+                                </a:ln>
+                                <a:effectLst/>
+                              </wps:spPr>
+                              <wps:style>
+                                <a:lnRef idx="2">
+                                  <a:schemeClr val="accent1">
+                                    <a:lumMod val="75000"/>
+                                  </a:schemeClr>
+                                </a:lnRef>
+                                <a:fillRef idx="1">
+                                  <a:schemeClr val="accent1"/>
+                                </a:fillRef>
+                                <a:effectRef idx="0">
+                                  <a:srgbClr val="FFFFFF"/>
+                                </a:effectRef>
+                                <a:fontRef idx="minor">
+                                  <a:schemeClr val="lt1"/>
+                                </a:fontRef>
+                              </wps:style>
+                              <wps:txbx>
+                                <w:txbxContent>
+                                  <w:p>
+                                    <w:pPr>
+                                      <w:spacing w:line="360" w:lineRule="auto"/>
+                                      <w:rPr>
+                                        <w:rFonts w:ascii="仿宋" w:eastAsia="仿宋" w:hAnsi="仿宋" w:cs="仿宋" w:hint="eastAsia"/>
+                                        <w:color w:val="000000"/>
+                                        <w:sz w:val="22"/>
+                                        <w:szCs w:val="22"/>
+                                      </w:rPr>
+                                    </w:pPr>
+                                    <w:r>
+                                      <w:rPr>
+                                        <w:rFonts w:ascii="仿宋" w:eastAsia="仿宋" w:hAnsi="仿宋" w:cs="仿宋" w:hint="eastAsia"/>
+                                        <w:color w:val="000000"/>
+                                        <w:sz w:val="22"/>
+                                        <w:szCs w:val="22"/>
+                                      </w:rPr>
+                                      <w:t>接到任务后迅速响应、立即行动，紧盯时间节点，在保证质量的前提下追求效率，确保按时交付成果。</w:t>
+                                    </w:r>
+                                  </w:p>
+                                </w:txbxContent>
+                              </wps:txbx>
+                              <wps:bodyPr rot="0" spcFirstLastPara="0" vertOverflow="overflow" horzOverflow="overflow" vert="horz" wrap="square" lIns="91440" tIns="45720" rIns="91440" bIns="45720" numCol="1" spcCol="0" rtlCol="0" fromWordArt="0" anchor="ctr" anchorCtr="0" forceAA="0" compatLnSpc="1">
+                                <a:noAutofit/>
+                              </wps:bodyPr>
+                            </wps:wsp>
+                            <wps:wsp>
+                              <wps:cNvPr id="45" name="矩形 24"/>
+                              <wps:cNvSpPr/>
+                              <wps:spPr>
+                                <a:xfrm>
+                                  <a:off x="16321" y="36541"/>
+                                  <a:ext cx="2489" cy="675"/>
+                                </a:xfrm>
+                                <a:prstGeom prst="rect">
+                                  <a:avLst/>
+                                </a:prstGeom>
+                                <a:solidFill>
+                                  <a:srgbClr val="75BD42">
+                                    <a:lumMod val="60000"/>
+                                    <a:lumOff val="40000"/>
+                                  </a:srgbClr>
+                                </a:solidFill>
+                                <a:ln w="12700" cap="flat" cmpd="sng" algn="ctr">
+                                  <a:noFill/>
+                                  <a:prstDash val="solid"/>
+                                  <a:miter lim="800000"/>
+                                </a:ln>
+                                <a:effectLst/>
+                              </wps:spPr>
+                              <wps:style>
+                                <a:lnRef idx="2">
+                                  <a:schemeClr val="accent1">
+                                    <a:lumMod val="75000"/>
+                                  </a:schemeClr>
+                                </a:lnRef>
+                                <a:fillRef idx="1">
+                                  <a:schemeClr val="accent1"/>
+                                </a:fillRef>
+                                <a:effectRef idx="0">
+                                  <a:srgbClr val="FFFFFF"/>
+                                </a:effectRef>
+                                <a:fontRef idx="minor">
+                                  <a:schemeClr val="lt1"/>
+                                </a:fontRef>
+                              </wps:style>
+                              <wps:txbx>
+                                <w:txbxContent>
+                                  <w:p>
+                                    <w:pPr>
+                                      <w:jc w:val="center"/>
+                                      <w:rPr>
+                                        <w:rFonts w:ascii="仿宋" w:eastAsia="仿宋" w:hAnsi="仿宋" w:cs="仿宋" w:hint="eastAsia"/>
+                                        <w:b/>
+                                        <w:bCs/>
+                                        <w:color w:val="000000"/>
+                                        <w:sz w:val="28"/>
+                                        <w:szCs w:val="28"/>
+                                      </w:rPr>
+                                    </w:pPr>
+                                    <w:r>
+                                      <w:rPr>
+                                        <w:rFonts w:ascii="仿宋" w:eastAsia="仿宋" w:hAnsi="仿宋" w:cs="仿宋" w:hint="eastAsia"/>
+                                        <w:b/>
+                                        <w:bCs/>
+                                        <w:color w:val="000000"/>
+                                        <w:sz w:val="28"/>
+                                        <w:szCs w:val="28"/>
+                                      </w:rPr>
+                                      <w:t>计划执行</w:t>
+                                    </w:r>
+                                  </w:p>
+                                </w:txbxContent>
+                              </wps:txbx>
+                              <wps:bodyPr rot="0" spcFirstLastPara="0" vertOverflow="overflow" horzOverflow="overflow" vert="horz" wrap="square" lIns="91440" tIns="45720" rIns="91440" bIns="45720" numCol="1" spcCol="0" rtlCol="0" fromWordArt="0" anchor="ctr" anchorCtr="0" forceAA="0" compatLnSpc="1">
+                                <a:noAutofit/>
+                              </wps:bodyPr>
+                            </wps:wsp>
+                          </wpg:wgp>
+                        </a:graphicData>
+                      </a:graphic>
+                    </wp:inline>
+                  </w:drawing>
+                </mc:Choice>
+                <mc:Fallback>
+                  <w:pict>
+                    <v:group w14:anchorId="5BC06BAF" id="组合 43" o:spid="_x0000_s1032" style="width:404.2pt;height:89.2pt;mso-position-horizontal-relative:char;mso-position-vertical-relative:line" coordorigin="15606,36541" coordsize="8084,1784" o:gfxdata="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">
+                      <v:roundrect id="vml_s1033" o:spid="_x0000_s1033" style="position:absolute;left:15606;top:37016;width:8084;height:1309;visibility:visible;mso-wrap-style:square;v-text-anchor:middle" arcsize="10923f" o:gfxdata="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" filled="f" strokecolor="#7f7f7f" strokeweight=".5pt">
+                        <v:stroke joinstyle="miter"/>
+                        <v:textbox>
+                          <w:txbxContent>
+                            <w:p>
+                              <w:pPr>
+                                <w:spacing w:line="360" w:lineRule="auto"/>
+                                <w:rPr>
+                                  <w:rFonts w:ascii="仿宋" w:eastAsia="仿宋" w:hAnsi="仿宋" w:cs="仿宋" w:hint="eastAsia"/>
+                                  <w:color w:val="000000"/>
+                                  <w:sz w:val="22"/>
+                                  <w:szCs w:val="22"/>
+                                </w:rPr>
+                              </w:pPr>
+                              <w:r>
+                                <w:rPr>
+                                  <w:rFonts w:ascii="仿宋" w:eastAsia="仿宋" w:hAnsi="仿宋" w:cs="仿宋" w:hint="eastAsia"/>
+                                  <w:color w:val="000000"/>
+                                  <w:sz w:val="22"/>
+                                  <w:szCs w:val="22"/>
+                                </w:rPr>
+                                <w:t>接到任务后迅速响应、立即行动，紧盯时间节点，在保证质量的前提下追求效率，确保按时交付成果。</w:t>
+                              </w:r>
+                            </w:p>
+                          </w:txbxContent>
+                        </v:textbox>
+                      </v:roundrect>
+                      <v:rect id="vml_s1034" o:spid="_x0000_s1034" style="position:absolute;left:16321;top:36541;width:2489;height:675;visibility:visible;mso-wrap-style:square;v-text-anchor:middle" o:gfxdata="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" fillcolor="#acd78e" stroked="f" strokeweight="1pt">
+                        <v:textbox>
+                          <w:txbxContent>
+                            <w:p>
+                              <w:pPr>
+                                <w:jc w:val="center"/>
+                                <w:rPr>
+                                  <w:rFonts w:ascii="仿宋" w:eastAsia="仿宋" w:hAnsi="仿宋" w:cs="仿宋" w:hint="eastAsia"/>
+                                  <w:b/>
+                                  <w:bCs/>
+                                  <w:color w:val="000000"/>
+                                  <w:sz w:val="28"/>
+                                  <w:szCs w:val="28"/>
+                                </w:rPr>
+                              </w:pPr>
+                              <w:r>
+                                <w:rPr>
+                                  <w:rFonts w:ascii="仿宋" w:eastAsia="仿宋" w:hAnsi="仿宋" w:cs="仿宋" w:hint="eastAsia"/>
+                                  <w:b/>
+                                  <w:bCs/>
+                                  <w:color w:val="000000"/>
+                                  <w:sz w:val="28"/>
+                                  <w:szCs w:val="28"/>
+                                </w:rPr>
+                                <w:t>计划执行</w:t>
+                              </w:r>
+                            </w:p>
+                          </w:txbxContent>
+                        </v:textbox>
+                      </v:rect>
+                      <w10:anchorlock/>
+                    </v:group>
+                  </w:pict>
+                </mc:Fallback>
+              </mc:AlternateContent>
             </w:r>
           </w:p>
         </w:tc>
@@ -3557,14 +3913,14 @@
                 <w:szCs w:val="22"/>
               </w:rPr>
               <w:drawing>
-                <wp:inline distT="0" distB="0" distL="0" distR="0" wp14:anchorId="2354A60B" wp14:editId="71C670C5">
-                  <wp:extent cx="1907540" cy="1084580"/>
-                  <wp:effectExtent l="0" t="0" r="0" b="1270"/>
-                  <wp:docPr id="117" name="图表 2" descr="7b0a202020202263686172745265734964223a20223530303539353737220a7d0a"/>
+                <wp:inline distT="0" distB="0" distL="0" distR="0" wp14:anchorId="32EBC16A" wp14:editId="1967CCE9">
+                  <wp:extent cx="1800225" cy="1080135"/>
+                  <wp:effectExtent l="0" t="0" r="9525" b="43815"/>
+                  <wp:docPr id="47" name="图表 2" descr="7b0a202020202263686172745265734964223a20223530303539353737220a7d0a"/>
                   <wp:cNvGraphicFramePr/>
                   <a:graphic xmlns:a="http://schemas.openxmlformats.org/drawingml/2006/main">
                     <a:graphicData uri="http://schemas.openxmlformats.org/drawingml/2006/chart">
-                      <c:chart xmlns:c="http://schemas.openxmlformats.org/drawingml/2006/chart" xmlns:r="http://schemas.openxmlformats.org/officeDocument/2006/relationships" r:id="rId18"/>
+                      <c:chart xmlns:c="http://schemas.openxmlformats.org/drawingml/2006/chart" xmlns:r="http://schemas.openxmlformats.org/officeDocument/2006/relationships" r:id="rId15"/>
                     </a:graphicData>
                   </a:graphic>
                 </wp:inline>
@@ -3609,7 +3965,7 @@
                 </w:rPr>
                 <w:alias w:val="dimension.competency-a1-03.score"/>
                 <w:tag w:val="dimension.competency-a1-03.score"/>
-                <w:id w:val="1253696381"/>
+                <w:id w:val="147463221"/>
                 <w:text/>
               </w:sdtPr>
               <w:sdtContent>
@@ -3666,7 +4022,7 @@
                 </w:rPr>
                 <w:alias w:val="dimension.competency-a1-03.level"/>
                 <w:tag w:val="dimension.competency-a1-03.level"/>
-                <w:id w:val="-1969040135"/>
+                <w:id w:val="147479754"/>
                 <w:text/>
               </w:sdtPr>
               <w:sdtContent>
@@ -3698,7 +4054,7 @@
           </w:tcPr>
           <w:p>
             <w:pPr>
-              <w:spacing w:line="360" w:lineRule="auto"/>
+              <w:spacing w:afterLines="50" w:after="156" w:line="360" w:lineRule="auto"/>
               <w:rPr>
                 <w:rFonts w:ascii="仿宋" w:eastAsia="仿宋" w:hAnsi="仿宋" w:cs="仿宋" w:hint="eastAsia"/>
                 <w:color w:val="000000"/>
@@ -3725,7 +4081,7 @@
                 </w:rPr>
                 <w:alias w:val="dimension.competency-a1-03.diagnosis"/>
                 <w:tag w:val="dimension.competency-a1-03.diagnosis"/>
-                <w:id w:val="-1342084787"/>
+                <w:id w:val="147468579"/>
                 <w:text/>
               </w:sdtPr>
               <w:sdtContent>
@@ -3740,6 +4096,15 @@
                 </w:r>
               </w:sdtContent>
             </w:sdt>
+          </w:p>
+          <w:p>
+            <w:pPr>
+              <w:rPr>
+                <w:rFonts w:ascii="仿宋" w:eastAsia="仿宋" w:hAnsi="仿宋" w:cs="仿宋" w:hint="eastAsia"/>
+                <w:sz w:val="22"/>
+                <w:szCs w:val="22"/>
+              </w:rPr>
+            </w:pPr>
           </w:p>
         </w:tc>
       </w:tr>
@@ -3757,28 +4122,6 @@
           <w:p>
             <w:pPr>
               <w:keepNext/>
-              <w:shd w:val="clear" w:color="auto" w:fill="A9D98E"/>
-              <w:spacing w:before="120" w:after="80" w:line="360" w:lineRule="auto"/>
-              <w:rPr>
-                <w:rFonts w:ascii="仿宋" w:eastAsia="仿宋" w:hAnsi="仿宋" w:hint="eastAsia"/>
-                <w:sz w:val="22"/>
-                <w:szCs w:val="22"/>
-              </w:rPr>
-            </w:pPr>
-            <w:r>
-              <w:rPr>
-                <w:rFonts w:ascii="仿宋" w:eastAsia="仿宋" w:hAnsi="仿宋"/>
-                <w:b/>
-                <w:color w:val="000000"/>
-                <w:sz w:val="22"/>
-                <w:szCs w:val="22"/>
-              </w:rPr>
-              <w:t>持续学习</w:t>
-            </w:r>
-          </w:p>
-          <w:p>
-            <w:pPr>
-              <w:keepNext/>
               <w:spacing w:after="100" w:line="360" w:lineRule="auto"/>
               <w:rPr>
                 <w:rFonts w:ascii="仿宋" w:eastAsia="仿宋" w:hAnsi="仿宋" w:hint="eastAsia"/>
@@ -3788,11 +4131,240 @@
             </w:pPr>
             <w:r>
               <w:rPr>
-                <w:rFonts w:ascii="仿宋" w:eastAsia="仿宋" w:hAnsi="仿宋"/>
-                <w:sz w:val="22"/>
-                <w:szCs w:val="22"/>
+                <w:rFonts w:ascii="仿宋" w:eastAsia="仿宋" w:hAnsi="仿宋" w:cs="仿宋" w:hint="eastAsia"/>
+                <w:noProof/>
+                <w:sz w:val="28"/>
               </w:rPr>
-              <w:t>保持学习新知识、新技能的意愿，善于通过观察、请教和实践等多种途径获取知识，并将所学有效运用到实际工作中。</w:t>
+              <mc:AlternateContent>
+                <mc:Choice Requires="wpg">
+                  <w:drawing>
+                    <wp:inline distT="0" distB="0" distL="114300" distR="114300" wp14:anchorId="3E2CD279" wp14:editId="58933EE7">
+                      <wp:extent cx="5133340" cy="1132840"/>
+                      <wp:effectExtent l="4445" t="0" r="5715" b="10160"/>
+                      <wp:docPr id="48" name="组合 48"/>
+                      <wp:cNvGraphicFramePr/>
+                      <a:graphic xmlns:a="http://schemas.openxmlformats.org/drawingml/2006/main">
+                        <a:graphicData uri="http://schemas.microsoft.com/office/word/2010/wordprocessingGroup">
+                          <wpg:wgp>
+                            <wpg:cNvGrpSpPr/>
+                            <wpg:grpSpPr>
+                              <a:xfrm>
+                                <a:off x="0" y="0"/>
+                                <a:ext cx="5133340" cy="1132840"/>
+                                <a:chOff x="15606" y="36541"/>
+                                <a:chExt cx="8084" cy="1784"/>
+                              </a:xfrm>
+                            </wpg:grpSpPr>
+                            <wps:wsp>
+                              <wps:cNvPr id="49" name="圆角矩形 23"/>
+                              <wps:cNvSpPr/>
+                              <wps:spPr>
+                                <a:xfrm>
+                                  <a:off x="15606" y="37016"/>
+                                  <a:ext cx="8084" cy="1309"/>
+                                </a:xfrm>
+                                <a:prstGeom prst="roundRect">
+                                  <a:avLst/>
+                                </a:prstGeom>
+                                <a:noFill/>
+                                <a:ln w="6350" cap="flat" cmpd="sng" algn="ctr">
+                                  <a:solidFill>
+                                    <a:srgbClr val="FFFFFF">
+                                      <a:lumMod val="50000"/>
+                                    </a:srgbClr>
+                                  </a:solidFill>
+                                  <a:prstDash val="solid"/>
+                                  <a:miter lim="800000"/>
+                                </a:ln>
+                                <a:effectLst/>
+                              </wps:spPr>
+                              <wps:style>
+                                <a:lnRef idx="2">
+                                  <a:schemeClr val="accent1">
+                                    <a:lumMod val="75000"/>
+                                  </a:schemeClr>
+                                </a:lnRef>
+                                <a:fillRef idx="1">
+                                  <a:schemeClr val="accent1"/>
+                                </a:fillRef>
+                                <a:effectRef idx="0">
+                                  <a:srgbClr val="FFFFFF"/>
+                                </a:effectRef>
+                                <a:fontRef idx="minor">
+                                  <a:schemeClr val="lt1"/>
+                                </a:fontRef>
+                              </wps:style>
+                              <wps:txbx>
+                                <w:txbxContent>
+                                  <w:p>
+                                    <w:pPr>
+                                      <w:spacing w:line="360" w:lineRule="auto"/>
+                                      <w:rPr>
+                                        <w:rFonts w:ascii="仿宋" w:eastAsia="仿宋" w:hAnsi="仿宋" w:cs="仿宋" w:hint="eastAsia"/>
+                                        <w:color w:val="000000"/>
+                                        <w:sz w:val="22"/>
+                                        <w:szCs w:val="22"/>
+                                      </w:rPr>
+                                    </w:pPr>
+                                    <w:r>
+                                      <w:rPr>
+                                        <w:rFonts w:ascii="仿宋" w:eastAsia="仿宋" w:hAnsi="仿宋" w:cs="仿宋" w:hint="eastAsia"/>
+                                        <w:color w:val="000000"/>
+                                        <w:sz w:val="22"/>
+                                        <w:szCs w:val="22"/>
+                                      </w:rPr>
+                                      <w:t>保持学习新知识、新技能的意愿，善于通过观察、请教和实践等多种途径获取知识，并将所学有效运用到实际工作中。</w:t>
+                                    </w:r>
+                                  </w:p>
+                                </w:txbxContent>
+                              </wps:txbx>
+                              <wps:bodyPr rot="0" spcFirstLastPara="0" vertOverflow="overflow" horzOverflow="overflow" vert="horz" wrap="square" lIns="91440" tIns="45720" rIns="91440" bIns="45720" numCol="1" spcCol="0" rtlCol="0" fromWordArt="0" anchor="ctr" anchorCtr="0" forceAA="0" compatLnSpc="1">
+                                <a:noAutofit/>
+                              </wps:bodyPr>
+                            </wps:wsp>
+                            <wps:wsp>
+                              <wps:cNvPr id="50" name="矩形 24"/>
+                              <wps:cNvSpPr/>
+                              <wps:spPr>
+                                <a:xfrm>
+                                  <a:off x="16321" y="36541"/>
+                                  <a:ext cx="2489" cy="675"/>
+                                </a:xfrm>
+                                <a:prstGeom prst="rect">
+                                  <a:avLst/>
+                                </a:prstGeom>
+                                <a:solidFill>
+                                  <a:srgbClr val="75BD42">
+                                    <a:lumMod val="60000"/>
+                                    <a:lumOff val="40000"/>
+                                  </a:srgbClr>
+                                </a:solidFill>
+                                <a:ln w="12700" cap="flat" cmpd="sng" algn="ctr">
+                                  <a:noFill/>
+                                  <a:prstDash val="solid"/>
+                                  <a:miter lim="800000"/>
+                                </a:ln>
+                                <a:effectLst/>
+                              </wps:spPr>
+                              <wps:style>
+                                <a:lnRef idx="2">
+                                  <a:schemeClr val="accent1">
+                                    <a:lumMod val="75000"/>
+                                  </a:schemeClr>
+                                </a:lnRef>
+                                <a:fillRef idx="1">
+                                  <a:schemeClr val="accent1"/>
+                                </a:fillRef>
+                                <a:effectRef idx="0">
+                                  <a:srgbClr val="FFFFFF"/>
+                                </a:effectRef>
+                                <a:fontRef idx="minor">
+                                  <a:schemeClr val="lt1"/>
+                                </a:fontRef>
+                              </wps:style>
+                              <wps:txbx>
+                                <w:txbxContent>
+                                  <w:p>
+                                    <w:pPr>
+                                      <w:jc w:val="center"/>
+                                      <w:rPr>
+                                        <w:rFonts w:ascii="仿宋" w:eastAsia="仿宋" w:hAnsi="仿宋" w:cs="仿宋" w:hint="eastAsia"/>
+                                        <w:b/>
+                                        <w:bCs/>
+                                        <w:color w:val="000000"/>
+                                        <w:sz w:val="28"/>
+                                        <w:szCs w:val="28"/>
+                                      </w:rPr>
+                                    </w:pPr>
+                                    <w:r>
+                                      <w:rPr>
+                                        <w:rFonts w:ascii="仿宋" w:eastAsia="仿宋" w:hAnsi="仿宋" w:cs="仿宋" w:hint="eastAsia"/>
+                                        <w:b/>
+                                        <w:bCs/>
+                                        <w:color w:val="000000"/>
+                                        <w:sz w:val="28"/>
+                                        <w:szCs w:val="28"/>
+                                      </w:rPr>
+                                      <w:t>持续学习</w:t>
+                                    </w:r>
+                                  </w:p>
+                                </w:txbxContent>
+                              </wps:txbx>
+                              <wps:bodyPr rot="0" spcFirstLastPara="0" vertOverflow="overflow" horzOverflow="overflow" vert="horz" wrap="square" lIns="91440" tIns="45720" rIns="91440" bIns="45720" numCol="1" spcCol="0" rtlCol="0" fromWordArt="0" anchor="ctr" anchorCtr="0" forceAA="0" compatLnSpc="1">
+                                <a:noAutofit/>
+                              </wps:bodyPr>
+                            </wps:wsp>
+                          </wpg:wgp>
+                        </a:graphicData>
+                      </a:graphic>
+                    </wp:inline>
+                  </w:drawing>
+                </mc:Choice>
+                <mc:Fallback>
+                  <w:pict>
+                    <v:group w14:anchorId="3E2CD279" id="组合 48" o:spid="_x0000_s1035" style="width:404.2pt;height:89.2pt;mso-position-horizontal-relative:char;mso-position-vertical-relative:line" coordorigin="15606,36541" coordsize="8084,1784" o:gfxdata="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">
+                      <v:roundrect id="vml_s1036" o:spid="_x0000_s1036" style="position:absolute;left:15606;top:37016;width:8084;height:1309;visibility:visible;mso-wrap-style:square;v-text-anchor:middle" arcsize="10923f" o:gfxdata="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" filled="f" strokecolor="#7f7f7f" strokeweight=".5pt">
+                        <v:stroke joinstyle="miter"/>
+                        <v:textbox>
+                          <w:txbxContent>
+                            <w:p>
+                              <w:pPr>
+                                <w:spacing w:line="360" w:lineRule="auto"/>
+                                <w:rPr>
+                                  <w:rFonts w:ascii="仿宋" w:eastAsia="仿宋" w:hAnsi="仿宋" w:cs="仿宋" w:hint="eastAsia"/>
+                                  <w:color w:val="000000"/>
+                                  <w:sz w:val="22"/>
+                                  <w:szCs w:val="22"/>
+                                </w:rPr>
+                              </w:pPr>
+                              <w:r>
+                                <w:rPr>
+                                  <w:rFonts w:ascii="仿宋" w:eastAsia="仿宋" w:hAnsi="仿宋" w:cs="仿宋" w:hint="eastAsia"/>
+                                  <w:color w:val="000000"/>
+                                  <w:sz w:val="22"/>
+                                  <w:szCs w:val="22"/>
+                                </w:rPr>
+                                <w:t>保持学习新知识、新技能的意愿，善于通过观察、请教和实践等多种途径获取知识，并将所学有效运用到实际工作中。</w:t>
+                              </w:r>
+                            </w:p>
+                          </w:txbxContent>
+                        </v:textbox>
+                      </v:roundrect>
+                      <v:rect id="vml_s1037" o:spid="_x0000_s1037" style="position:absolute;left:16321;top:36541;width:2489;height:675;visibility:visible;mso-wrap-style:square;v-text-anchor:middle" o:gfxdata="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" fillcolor="#acd78e" stroked="f" strokeweight="1pt">
+                        <v:textbox>
+                          <w:txbxContent>
+                            <w:p>
+                              <w:pPr>
+                                <w:jc w:val="center"/>
+                                <w:rPr>
+                                  <w:rFonts w:ascii="仿宋" w:eastAsia="仿宋" w:hAnsi="仿宋" w:cs="仿宋" w:hint="eastAsia"/>
+                                  <w:b/>
+                                  <w:bCs/>
+                                  <w:color w:val="000000"/>
+                                  <w:sz w:val="28"/>
+                                  <w:szCs w:val="28"/>
+                                </w:rPr>
+                              </w:pPr>
+                              <w:r>
+                                <w:rPr>
+                                  <w:rFonts w:ascii="仿宋" w:eastAsia="仿宋" w:hAnsi="仿宋" w:cs="仿宋" w:hint="eastAsia"/>
+                                  <w:b/>
+                                  <w:bCs/>
+                                  <w:color w:val="000000"/>
+                                  <w:sz w:val="28"/>
+                                  <w:szCs w:val="28"/>
+                                </w:rPr>
+                                <w:t>持续学习</w:t>
+                              </w:r>
+                            </w:p>
+                          </w:txbxContent>
+                        </v:textbox>
+                      </v:rect>
+                      <w10:anchorlock/>
+                    </v:group>
+                  </w:pict>
+                </mc:Fallback>
+              </mc:AlternateContent>
             </w:r>
           </w:p>
         </w:tc>
@@ -3816,7 +4388,6 @@
               <w:jc w:val="center"/>
               <w:rPr>
                 <w:rFonts w:ascii="仿宋" w:eastAsia="仿宋" w:hAnsi="仿宋" w:cs="仿宋" w:hint="eastAsia"/>
-                <w:noProof/>
                 <w:sz w:val="22"/>
                 <w:szCs w:val="22"/>
               </w:rPr>
@@ -3829,14 +4400,14 @@
                 <w:szCs w:val="22"/>
               </w:rPr>
               <w:drawing>
-                <wp:inline distT="0" distB="0" distL="0" distR="0" wp14:anchorId="2A38B478" wp14:editId="7BE22F11">
-                  <wp:extent cx="1951355" cy="1111885"/>
-                  <wp:effectExtent l="0" t="0" r="0" b="0"/>
-                  <wp:docPr id="118" name="图表 2" descr="7b0a202020202263686172745265734964223a20223530303539353737220a7d0a"/>
+                <wp:inline distT="0" distB="0" distL="0" distR="0" wp14:anchorId="23E100AE" wp14:editId="09E3E81C">
+                  <wp:extent cx="1800225" cy="1080135"/>
+                  <wp:effectExtent l="0" t="0" r="9525" b="43815"/>
+                  <wp:docPr id="51" name="图表 2" descr="7b0a202020202263686172745265734964223a20223530303539353737220a7d0a"/>
                   <wp:cNvGraphicFramePr/>
                   <a:graphic xmlns:a="http://schemas.openxmlformats.org/drawingml/2006/main">
                     <a:graphicData uri="http://schemas.openxmlformats.org/drawingml/2006/chart">
-                      <c:chart xmlns:c="http://schemas.openxmlformats.org/drawingml/2006/chart" xmlns:r="http://schemas.openxmlformats.org/officeDocument/2006/relationships" r:id="rId19"/>
+                      <c:chart xmlns:c="http://schemas.openxmlformats.org/drawingml/2006/chart" xmlns:r="http://schemas.openxmlformats.org/officeDocument/2006/relationships" r:id="rId16"/>
                     </a:graphicData>
                   </a:graphic>
                 </wp:inline>
@@ -3881,7 +4452,7 @@
                 </w:rPr>
                 <w:alias w:val="dimension.competency-a1-04.score"/>
                 <w:tag w:val="dimension.competency-a1-04.score"/>
-                <w:id w:val="54971699"/>
+                <w:id w:val="147479643"/>
                 <w:text/>
               </w:sdtPr>
               <w:sdtContent>
@@ -3893,7 +4464,7 @@
                     <w:sz w:val="22"/>
                     <w:szCs w:val="22"/>
                   </w:rPr>
-                  <w:t>3.50</w:t>
+                  <w:t>4.00</w:t>
                 </w:r>
               </w:sdtContent>
             </w:sdt>
@@ -3914,7 +4485,6 @@
               <w:spacing w:line="360" w:lineRule="auto"/>
               <w:rPr>
                 <w:rFonts w:ascii="仿宋" w:eastAsia="仿宋" w:hAnsi="仿宋" w:cs="仿宋" w:hint="eastAsia"/>
-                <w:noProof/>
                 <w:sz w:val="22"/>
                 <w:szCs w:val="22"/>
               </w:rPr>
@@ -3938,9 +4508,16 @@
                 </w:rPr>
                 <w:alias w:val="dimension.competency-a1-04.level"/>
                 <w:tag w:val="dimension.competency-a1-04.level"/>
-                <w:id w:val="-2128765327"/>
+                <w:id w:val="147481145"/>
                 <w:text/>
               </w:sdtPr>
+              <w:sdtEndPr>
+                <w:rPr>
+                  <w:rFonts w:cs="仿宋" w:hint="eastAsia"/>
+                  <w:b/>
+                  <w:color w:val="000000"/>
+                </w:rPr>
+              </w:sdtEndPr>
               <w:sdtContent>
                 <w:r>
                   <w:rPr>
@@ -3950,7 +4527,7 @@
                     <w:sz w:val="22"/>
                     <w:szCs w:val="22"/>
                   </w:rPr>
-                  <w:t>合格</w:t>
+                  <w:t>较优秀</w:t>
                 </w:r>
               </w:sdtContent>
             </w:sdt>
@@ -3970,7 +4547,7 @@
           </w:tcPr>
           <w:p>
             <w:pPr>
-              <w:spacing w:line="360" w:lineRule="auto"/>
+              <w:spacing w:afterLines="50" w:after="156" w:line="360" w:lineRule="auto"/>
               <w:rPr>
                 <w:rFonts w:ascii="仿宋" w:eastAsia="仿宋" w:hAnsi="仿宋" w:cs="仿宋" w:hint="eastAsia"/>
                 <w:color w:val="000000"/>
@@ -3997,7 +4574,7 @@
                 </w:rPr>
                 <w:alias w:val="dimension.competency-a1-04.diagnosis"/>
                 <w:tag w:val="dimension.competency-a1-04.diagnosis"/>
-                <w:id w:val="867575397"/>
+                <w:id w:val="147454241"/>
                 <w:text/>
               </w:sdtPr>
               <w:sdtContent>
@@ -4029,29 +4606,6 @@
           <w:p>
             <w:pPr>
               <w:keepNext/>
-              <w:shd w:val="clear" w:color="auto" w:fill="A9D98E"/>
-              <w:spacing w:before="120" w:after="80" w:line="360" w:lineRule="auto"/>
-              <w:rPr>
-                <w:rFonts w:ascii="仿宋" w:eastAsia="仿宋" w:hAnsi="仿宋" w:hint="eastAsia"/>
-                <w:sz w:val="22"/>
-                <w:szCs w:val="22"/>
-              </w:rPr>
-            </w:pPr>
-            <w:r>
-              <w:rPr>
-                <w:rFonts w:ascii="仿宋" w:eastAsia="仿宋" w:hAnsi="仿宋"/>
-                <w:b/>
-                <w:color w:val="000000"/>
-                <w:sz w:val="22"/>
-                <w:szCs w:val="22"/>
-              </w:rPr>
-              <w:lastRenderedPageBreak/>
-              <w:t>沟通表达</w:t>
-            </w:r>
-          </w:p>
-          <w:p>
-            <w:pPr>
-              <w:keepNext/>
               <w:spacing w:after="100" w:line="360" w:lineRule="auto"/>
               <w:rPr>
                 <w:rFonts w:ascii="仿宋" w:eastAsia="仿宋" w:hAnsi="仿宋" w:hint="eastAsia"/>
@@ -4061,11 +4615,241 @@
             </w:pPr>
             <w:r>
               <w:rPr>
-                <w:rFonts w:ascii="仿宋" w:eastAsia="仿宋" w:hAnsi="仿宋"/>
-                <w:sz w:val="22"/>
-                <w:szCs w:val="22"/>
+                <w:rFonts w:ascii="仿宋" w:eastAsia="仿宋" w:hAnsi="仿宋" w:cs="仿宋" w:hint="eastAsia"/>
+                <w:noProof/>
+                <w:sz w:val="28"/>
               </w:rPr>
-              <w:t>用准确恰当的语言传递信息，表达观点时条理清晰、重点突出，同时重视倾听与反馈，保证信息传达到位、理解准确。</w:t>
+              <w:lastRenderedPageBreak/>
+              <mc:AlternateContent>
+                <mc:Choice Requires="wpg">
+                  <w:drawing>
+                    <wp:inline distT="0" distB="0" distL="114300" distR="114300" wp14:anchorId="074C25EF" wp14:editId="0F57F84D">
+                      <wp:extent cx="5133340" cy="1132840"/>
+                      <wp:effectExtent l="4445" t="0" r="5715" b="10160"/>
+                      <wp:docPr id="3" name="组合 3"/>
+                      <wp:cNvGraphicFramePr/>
+                      <a:graphic xmlns:a="http://schemas.openxmlformats.org/drawingml/2006/main">
+                        <a:graphicData uri="http://schemas.microsoft.com/office/word/2010/wordprocessingGroup">
+                          <wpg:wgp>
+                            <wpg:cNvGrpSpPr/>
+                            <wpg:grpSpPr>
+                              <a:xfrm>
+                                <a:off x="0" y="0"/>
+                                <a:ext cx="5133340" cy="1132840"/>
+                                <a:chOff x="15606" y="36541"/>
+                                <a:chExt cx="8084" cy="1784"/>
+                              </a:xfrm>
+                            </wpg:grpSpPr>
+                            <wps:wsp>
+                              <wps:cNvPr id="21" name="圆角矩形 23"/>
+                              <wps:cNvSpPr/>
+                              <wps:spPr>
+                                <a:xfrm>
+                                  <a:off x="15606" y="37016"/>
+                                  <a:ext cx="8084" cy="1309"/>
+                                </a:xfrm>
+                                <a:prstGeom prst="roundRect">
+                                  <a:avLst/>
+                                </a:prstGeom>
+                                <a:noFill/>
+                                <a:ln w="6350" cap="flat" cmpd="sng" algn="ctr">
+                                  <a:solidFill>
+                                    <a:srgbClr val="FFFFFF">
+                                      <a:lumMod val="50000"/>
+                                    </a:srgbClr>
+                                  </a:solidFill>
+                                  <a:prstDash val="solid"/>
+                                  <a:miter lim="800000"/>
+                                </a:ln>
+                                <a:effectLst/>
+                              </wps:spPr>
+                              <wps:style>
+                                <a:lnRef idx="2">
+                                  <a:schemeClr val="accent1">
+                                    <a:lumMod val="75000"/>
+                                  </a:schemeClr>
+                                </a:lnRef>
+                                <a:fillRef idx="1">
+                                  <a:schemeClr val="accent1"/>
+                                </a:fillRef>
+                                <a:effectRef idx="0">
+                                  <a:srgbClr val="FFFFFF"/>
+                                </a:effectRef>
+                                <a:fontRef idx="minor">
+                                  <a:schemeClr val="lt1"/>
+                                </a:fontRef>
+                              </wps:style>
+                              <wps:txbx>
+                                <w:txbxContent>
+                                  <w:p>
+                                    <w:pPr>
+                                      <w:spacing w:line="360" w:lineRule="auto"/>
+                                      <w:rPr>
+                                        <w:rFonts w:ascii="仿宋" w:eastAsia="仿宋" w:hAnsi="仿宋" w:cs="仿宋" w:hint="eastAsia"/>
+                                        <w:color w:val="000000"/>
+                                        <w:sz w:val="22"/>
+                                        <w:szCs w:val="22"/>
+                                      </w:rPr>
+                                    </w:pPr>
+                                    <w:r>
+                                      <w:rPr>
+                                        <w:rFonts w:ascii="仿宋" w:eastAsia="仿宋" w:hAnsi="仿宋" w:cs="仿宋" w:hint="eastAsia"/>
+                                        <w:color w:val="000000"/>
+                                        <w:sz w:val="22"/>
+                                        <w:szCs w:val="22"/>
+                                      </w:rPr>
+                                      <w:t>用准确恰当的语言传递信息，表达观点时条理清晰、重点突出，同时重视倾听与反馈，保证信息传达到位、理解准确。</w:t>
+                                    </w:r>
+                                  </w:p>
+                                </w:txbxContent>
+                              </wps:txbx>
+                              <wps:bodyPr rot="0" spcFirstLastPara="0" vertOverflow="overflow" horzOverflow="overflow" vert="horz" wrap="square" lIns="91440" tIns="45720" rIns="91440" bIns="45720" numCol="1" spcCol="0" rtlCol="0" fromWordArt="0" anchor="ctr" anchorCtr="0" forceAA="0" compatLnSpc="1">
+                                <a:noAutofit/>
+                              </wps:bodyPr>
+                            </wps:wsp>
+                            <wps:wsp>
+                              <wps:cNvPr id="22" name="矩形 24"/>
+                              <wps:cNvSpPr/>
+                              <wps:spPr>
+                                <a:xfrm>
+                                  <a:off x="16321" y="36541"/>
+                                  <a:ext cx="2489" cy="675"/>
+                                </a:xfrm>
+                                <a:prstGeom prst="rect">
+                                  <a:avLst/>
+                                </a:prstGeom>
+                                <a:solidFill>
+                                  <a:srgbClr val="75BD42">
+                                    <a:lumMod val="60000"/>
+                                    <a:lumOff val="40000"/>
+                                  </a:srgbClr>
+                                </a:solidFill>
+                                <a:ln w="12700" cap="flat" cmpd="sng" algn="ctr">
+                                  <a:noFill/>
+                                  <a:prstDash val="solid"/>
+                                  <a:miter lim="800000"/>
+                                </a:ln>
+                                <a:effectLst/>
+                              </wps:spPr>
+                              <wps:style>
+                                <a:lnRef idx="2">
+                                  <a:schemeClr val="accent1">
+                                    <a:lumMod val="75000"/>
+                                  </a:schemeClr>
+                                </a:lnRef>
+                                <a:fillRef idx="1">
+                                  <a:schemeClr val="accent1"/>
+                                </a:fillRef>
+                                <a:effectRef idx="0">
+                                  <a:srgbClr val="FFFFFF"/>
+                                </a:effectRef>
+                                <a:fontRef idx="minor">
+                                  <a:schemeClr val="lt1"/>
+                                </a:fontRef>
+                              </wps:style>
+                              <wps:txbx>
+                                <w:txbxContent>
+                                  <w:p>
+                                    <w:pPr>
+                                      <w:jc w:val="center"/>
+                                      <w:rPr>
+                                        <w:rFonts w:ascii="仿宋" w:eastAsia="仿宋" w:hAnsi="仿宋" w:cs="仿宋" w:hint="eastAsia"/>
+                                        <w:b/>
+                                        <w:bCs/>
+                                        <w:color w:val="000000"/>
+                                        <w:sz w:val="28"/>
+                                        <w:szCs w:val="28"/>
+                                      </w:rPr>
+                                    </w:pPr>
+                                    <w:r>
+                                      <w:rPr>
+                                        <w:rFonts w:ascii="仿宋" w:eastAsia="仿宋" w:hAnsi="仿宋" w:cs="仿宋" w:hint="eastAsia"/>
+                                        <w:b/>
+                                        <w:bCs/>
+                                        <w:color w:val="000000"/>
+                                        <w:sz w:val="28"/>
+                                        <w:szCs w:val="28"/>
+                                      </w:rPr>
+                                      <w:t>沟通表达</w:t>
+                                    </w:r>
+                                  </w:p>
+                                </w:txbxContent>
+                              </wps:txbx>
+                              <wps:bodyPr rot="0" spcFirstLastPara="0" vertOverflow="overflow" horzOverflow="overflow" vert="horz" wrap="square" lIns="91440" tIns="45720" rIns="91440" bIns="45720" numCol="1" spcCol="0" rtlCol="0" fromWordArt="0" anchor="ctr" anchorCtr="0" forceAA="0" compatLnSpc="1">
+                                <a:noAutofit/>
+                              </wps:bodyPr>
+                            </wps:wsp>
+                          </wpg:wgp>
+                        </a:graphicData>
+                      </a:graphic>
+                    </wp:inline>
+                  </w:drawing>
+                </mc:Choice>
+                <mc:Fallback>
+                  <w:pict>
+                    <v:group w14:anchorId="074C25EF" id="组合 3" o:spid="_x0000_s1038" style="width:404.2pt;height:89.2pt;mso-position-horizontal-relative:char;mso-position-vertical-relative:line" coordorigin="15606,36541" coordsize="8084,1784" o:gfxdata="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">
+                      <v:roundrect id="vml_s1039" o:spid="_x0000_s1039" style="position:absolute;left:15606;top:37016;width:8084;height:1309;visibility:visible;mso-wrap-style:square;v-text-anchor:middle" arcsize="10923f" o:gfxdata="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" filled="f" strokecolor="#7f7f7f" strokeweight=".5pt">
+                        <v:stroke joinstyle="miter"/>
+                        <v:textbox>
+                          <w:txbxContent>
+                            <w:p>
+                              <w:pPr>
+                                <w:spacing w:line="360" w:lineRule="auto"/>
+                                <w:rPr>
+                                  <w:rFonts w:ascii="仿宋" w:eastAsia="仿宋" w:hAnsi="仿宋" w:cs="仿宋" w:hint="eastAsia"/>
+                                  <w:color w:val="000000"/>
+                                  <w:sz w:val="22"/>
+                                  <w:szCs w:val="22"/>
+                                </w:rPr>
+                              </w:pPr>
+                              <w:r>
+                                <w:rPr>
+                                  <w:rFonts w:ascii="仿宋" w:eastAsia="仿宋" w:hAnsi="仿宋" w:cs="仿宋" w:hint="eastAsia"/>
+                                  <w:color w:val="000000"/>
+                                  <w:sz w:val="22"/>
+                                  <w:szCs w:val="22"/>
+                                </w:rPr>
+                                <w:t>用准确恰当的语言传递信息，表达观点时条理清晰、重点突出，同时重视倾听与反馈，保证信息传达到位、理解准确。</w:t>
+                              </w:r>
+                            </w:p>
+                          </w:txbxContent>
+                        </v:textbox>
+                      </v:roundrect>
+                      <v:rect id="vml_s1040" o:spid="_x0000_s1040" style="position:absolute;left:16321;top:36541;width:2489;height:675;visibility:visible;mso-wrap-style:square;v-text-anchor:middle" o:gfxdata="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" fillcolor="#acd78e" stroked="f" strokeweight="1pt">
+                        <v:textbox>
+                          <w:txbxContent>
+                            <w:p>
+                              <w:pPr>
+                                <w:jc w:val="center"/>
+                                <w:rPr>
+                                  <w:rFonts w:ascii="仿宋" w:eastAsia="仿宋" w:hAnsi="仿宋" w:cs="仿宋" w:hint="eastAsia"/>
+                                  <w:b/>
+                                  <w:bCs/>
+                                  <w:color w:val="000000"/>
+                                  <w:sz w:val="28"/>
+                                  <w:szCs w:val="28"/>
+                                </w:rPr>
+                              </w:pPr>
+                              <w:r>
+                                <w:rPr>
+                                  <w:rFonts w:ascii="仿宋" w:eastAsia="仿宋" w:hAnsi="仿宋" w:cs="仿宋" w:hint="eastAsia"/>
+                                  <w:b/>
+                                  <w:bCs/>
+                                  <w:color w:val="000000"/>
+                                  <w:sz w:val="28"/>
+                                  <w:szCs w:val="28"/>
+                                </w:rPr>
+                                <w:t>沟通表达</w:t>
+                              </w:r>
+                            </w:p>
+                          </w:txbxContent>
+                        </v:textbox>
+                      </v:rect>
+                      <w10:anchorlock/>
+                    </v:group>
+                  </w:pict>
+                </mc:Fallback>
+              </mc:AlternateContent>
             </w:r>
           </w:p>
         </w:tc>
@@ -4101,14 +4885,14 @@
                 <w:szCs w:val="22"/>
               </w:rPr>
               <w:drawing>
-                <wp:inline distT="0" distB="0" distL="0" distR="0" wp14:anchorId="582A3691" wp14:editId="1CDAD57F">
-                  <wp:extent cx="1919605" cy="1091565"/>
-                  <wp:effectExtent l="0" t="0" r="4445" b="0"/>
-                  <wp:docPr id="119" name="图表 2" descr="7b0a202020202263686172745265734964223a20223530303539353737220a7d0a"/>
+                <wp:inline distT="0" distB="0" distL="0" distR="0" wp14:anchorId="3CDD5779" wp14:editId="12718AF6">
+                  <wp:extent cx="1800225" cy="1080135"/>
+                  <wp:effectExtent l="0" t="0" r="9525" b="43815"/>
+                  <wp:docPr id="25" name="图表 2" descr="7b0a202020202263686172745265734964223a20223530303539353737220a7d0a"/>
                   <wp:cNvGraphicFramePr/>
                   <a:graphic xmlns:a="http://schemas.openxmlformats.org/drawingml/2006/main">
                     <a:graphicData uri="http://schemas.openxmlformats.org/drawingml/2006/chart">
-                      <c:chart xmlns:c="http://schemas.openxmlformats.org/drawingml/2006/chart" xmlns:r="http://schemas.openxmlformats.org/officeDocument/2006/relationships" r:id="rId20"/>
+                      <c:chart xmlns:c="http://schemas.openxmlformats.org/drawingml/2006/chart" xmlns:r="http://schemas.openxmlformats.org/officeDocument/2006/relationships" r:id="rId17"/>
                     </a:graphicData>
                   </a:graphic>
                 </wp:inline>
@@ -4154,7 +4938,7 @@
                 </w:rPr>
                 <w:alias w:val="dimension.competency-a1-05.score"/>
                 <w:tag w:val="dimension.competency-a1-05.score"/>
-                <w:id w:val="-1033119951"/>
+                <w:id w:val="147471011"/>
                 <w:text/>
               </w:sdtPr>
               <w:sdtContent>
@@ -4166,7 +4950,7 @@
                     <w:sz w:val="22"/>
                     <w:szCs w:val="22"/>
                   </w:rPr>
-                  <w:t>3.50</w:t>
+                  <w:t>3.25</w:t>
                 </w:r>
               </w:sdtContent>
             </w:sdt>
@@ -4211,7 +4995,7 @@
                 </w:rPr>
                 <w:alias w:val="dimension.competency-a1-05.level"/>
                 <w:tag w:val="dimension.competency-a1-05.level"/>
-                <w:id w:val="-551231295"/>
+                <w:id w:val="147454489"/>
                 <w:text/>
               </w:sdtPr>
               <w:sdtContent>
@@ -4243,7 +5027,7 @@
           </w:tcPr>
           <w:p>
             <w:pPr>
-              <w:spacing w:line="360" w:lineRule="auto"/>
+              <w:spacing w:afterLines="50" w:after="156" w:line="360" w:lineRule="auto"/>
               <w:rPr>
                 <w:rFonts w:ascii="仿宋" w:eastAsia="仿宋" w:hAnsi="仿宋" w:cs="仿宋" w:hint="eastAsia"/>
                 <w:color w:val="000000"/>
@@ -4269,7 +5053,7 @@
                 </w:rPr>
                 <w:alias w:val="dimension.competency-a1-05.diagnosis"/>
                 <w:tag w:val="dimension.competency-a1-05.diagnosis"/>
-                <w:id w:val="-1282718182"/>
+                <w:id w:val="147461025"/>
                 <w:text/>
               </w:sdtPr>
               <w:sdtContent>
@@ -4290,6 +5074,7 @@
     <w:p>
       <w:pPr>
         <w:widowControl/>
+        <w:spacing w:line="360" w:lineRule="auto"/>
         <w:jc w:val="left"/>
         <w:rPr>
           <w:rFonts w:ascii="仿宋" w:eastAsia="仿宋" w:hAnsi="仿宋" w:cs="仿宋" w:hint="eastAsia"/>
@@ -4313,6 +5098,7 @@
           <w:tab w:val="center" w:pos="4254"/>
           <w:tab w:val="right" w:pos="8175"/>
         </w:tabs>
+        <w:spacing w:line="360" w:lineRule="auto"/>
         <w:ind w:left="334" w:right="329"/>
         <w:jc w:val="center"/>
         <w:textAlignment w:val="center"/>
@@ -4338,6 +5124,7 @@
     <w:p>
       <w:pPr>
         <w:widowControl/>
+        <w:spacing w:line="360" w:lineRule="auto"/>
         <w:jc w:val="left"/>
         <w:rPr>
           <w:rFonts w:ascii="仿宋" w:eastAsia="仿宋" w:hAnsi="仿宋" w:cs="仿宋" w:hint="eastAsia"/>
@@ -4350,9 +5137,17 @@
     </w:p>
     <w:tbl>
       <w:tblPr>
-        <w:tblStyle w:val="a3"/>
+        <w:tblStyle w:val="a7"/>
         <w:tblW w:w="8505" w:type="dxa"/>
         <w:tblInd w:w="-5" w:type="dxa"/>
+        <w:tblBorders>
+          <w:top w:val="none" w:sz="0" w:space="0" w:color="auto"/>
+          <w:left w:val="none" w:sz="0" w:space="0" w:color="auto"/>
+          <w:bottom w:val="none" w:sz="0" w:space="0" w:color="auto"/>
+          <w:right w:val="none" w:sz="0" w:space="0" w:color="auto"/>
+          <w:insideH w:val="none" w:sz="0" w:space="0" w:color="auto"/>
+          <w:insideV w:val="none" w:sz="0" w:space="0" w:color="auto"/>
+        </w:tblBorders>
         <w:tblLook w:val="04A0" w:firstRow="1" w:lastRow="0" w:firstColumn="1" w:lastColumn="0" w:noHBand="0" w:noVBand="1"/>
       </w:tblPr>
       <w:tblGrid>
@@ -4375,40 +5170,243 @@
               <w:spacing w:after="100" w:line="360" w:lineRule="auto"/>
               <w:rPr>
                 <w:rFonts w:ascii="仿宋" w:eastAsia="仿宋" w:hAnsi="仿宋" w:hint="eastAsia"/>
-                <w:b/>
-                <w:color w:val="000000"/>
-                <w:sz w:val="28"/>
-                <w:szCs w:val="28"/>
-              </w:rPr>
-            </w:pPr>
-            <w:r>
-              <w:rPr>
-                <w:rFonts w:ascii="仿宋" w:eastAsia="仿宋" w:hAnsi="仿宋"/>
-                <w:b/>
-                <w:color w:val="000000"/>
-                <w:sz w:val="28"/>
-                <w:szCs w:val="28"/>
-              </w:rPr>
-              <w:t>敬业奉献</w:t>
-            </w:r>
-          </w:p>
-          <w:p>
-            <w:pPr>
-              <w:keepNext/>
-              <w:spacing w:after="100" w:line="360" w:lineRule="auto"/>
-              <w:rPr>
-                <w:rFonts w:ascii="仿宋" w:eastAsia="仿宋" w:hAnsi="仿宋" w:hint="eastAsia"/>
                 <w:sz w:val="22"/>
                 <w:szCs w:val="22"/>
               </w:rPr>
             </w:pPr>
             <w:r>
               <w:rPr>
-                <w:rFonts w:ascii="仿宋" w:eastAsia="仿宋" w:hAnsi="仿宋"/>
-                <w:sz w:val="22"/>
-                <w:szCs w:val="22"/>
+                <w:rFonts w:ascii="仿宋" w:eastAsia="仿宋" w:hAnsi="仿宋" w:cs="仿宋" w:hint="eastAsia"/>
+                <w:noProof/>
+                <w:sz w:val="28"/>
               </w:rPr>
-              <w:t>将工作视为使命，以高度的责任感和奉献精神对待岗位职责，不计较分内分外，愿意为团队和组织目标付出额外努力。</w:t>
+              <mc:AlternateContent>
+                <mc:Choice Requires="wpg">
+                  <w:drawing>
+                    <wp:inline distT="0" distB="0" distL="114300" distR="114300" wp14:anchorId="28ECB637" wp14:editId="1C173453">
+                      <wp:extent cx="5133340" cy="1132840"/>
+                      <wp:effectExtent l="4445" t="0" r="5715" b="10160"/>
+                      <wp:docPr id="26" name="组合 26"/>
+                      <wp:cNvGraphicFramePr/>
+                      <a:graphic xmlns:a="http://schemas.openxmlformats.org/drawingml/2006/main">
+                        <a:graphicData uri="http://schemas.microsoft.com/office/word/2010/wordprocessingGroup">
+                          <wpg:wgp>
+                            <wpg:cNvGrpSpPr/>
+                            <wpg:grpSpPr>
+                              <a:xfrm>
+                                <a:off x="0" y="0"/>
+                                <a:ext cx="5133340" cy="1132840"/>
+                                <a:chOff x="15606" y="36541"/>
+                                <a:chExt cx="8084" cy="1784"/>
+                              </a:xfrm>
+                            </wpg:grpSpPr>
+                            <wps:wsp>
+                              <wps:cNvPr id="27" name="圆角矩形 23"/>
+                              <wps:cNvSpPr/>
+                              <wps:spPr>
+                                <a:xfrm>
+                                  <a:off x="15606" y="37016"/>
+                                  <a:ext cx="8084" cy="1309"/>
+                                </a:xfrm>
+                                <a:prstGeom prst="roundRect">
+                                  <a:avLst/>
+                                </a:prstGeom>
+                                <a:noFill/>
+                                <a:ln w="6350" cap="flat" cmpd="sng" algn="ctr">
+                                  <a:solidFill>
+                                    <a:srgbClr val="FFFFFF">
+                                      <a:lumMod val="50000"/>
+                                    </a:srgbClr>
+                                  </a:solidFill>
+                                  <a:prstDash val="solid"/>
+                                  <a:miter lim="800000"/>
+                                </a:ln>
+                                <a:effectLst/>
+                              </wps:spPr>
+                              <wps:style>
+                                <a:lnRef idx="2">
+                                  <a:schemeClr val="accent1">
+                                    <a:lumMod val="75000"/>
+                                  </a:schemeClr>
+                                </a:lnRef>
+                                <a:fillRef idx="1">
+                                  <a:schemeClr val="accent1"/>
+                                </a:fillRef>
+                                <a:effectRef idx="0">
+                                  <a:srgbClr val="FFFFFF"/>
+                                </a:effectRef>
+                                <a:fontRef idx="minor">
+                                  <a:schemeClr val="lt1"/>
+                                </a:fontRef>
+                              </wps:style>
+                              <wps:txbx>
+                                <w:txbxContent>
+                                  <w:p>
+                                    <w:pPr>
+                                      <w:spacing w:line="360" w:lineRule="auto"/>
+                                      <w:rPr>
+                                        <w:rFonts w:ascii="仿宋" w:eastAsia="仿宋" w:hAnsi="仿宋" w:cs="仿宋" w:hint="eastAsia"/>
+                                        <w:color w:val="000000"/>
+                                        <w:sz w:val="22"/>
+                                        <w:szCs w:val="22"/>
+                                      </w:rPr>
+                                    </w:pPr>
+                                    <w:r>
+                                      <w:rPr>
+                                        <w:rFonts w:ascii="仿宋" w:eastAsia="仿宋" w:hAnsi="仿宋" w:cs="仿宋" w:hint="eastAsia"/>
+                                        <w:color w:val="000000"/>
+                                        <w:sz w:val="22"/>
+                                        <w:szCs w:val="22"/>
+                                      </w:rPr>
+                                      <w:t>将工作视为使命，以高度的责任感和奉献精神对待岗位职责，不计较分内分外，愿意为团队和组织目标付出额外努力。</w:t>
+                                    </w:r>
+                                  </w:p>
+                                </w:txbxContent>
+                              </wps:txbx>
+                              <wps:bodyPr rot="0" spcFirstLastPara="0" vertOverflow="overflow" horzOverflow="overflow" vert="horz" wrap="square" lIns="91440" tIns="45720" rIns="91440" bIns="45720" numCol="1" spcCol="0" rtlCol="0" fromWordArt="0" anchor="ctr" anchorCtr="0" forceAA="0" compatLnSpc="1">
+                                <a:noAutofit/>
+                              </wps:bodyPr>
+                            </wps:wsp>
+                            <wps:wsp>
+                              <wps:cNvPr id="28" name="矩形 24"/>
+                              <wps:cNvSpPr/>
+                              <wps:spPr>
+                                <a:xfrm>
+                                  <a:off x="16321" y="36541"/>
+                                  <a:ext cx="2489" cy="675"/>
+                                </a:xfrm>
+                                <a:prstGeom prst="rect">
+                                  <a:avLst/>
+                                </a:prstGeom>
+                                <a:solidFill>
+                                  <a:srgbClr val="7DDFD7"/>
+                                </a:solidFill>
+                                <a:ln w="12700" cap="flat" cmpd="sng" algn="ctr">
+                                  <a:noFill/>
+                                  <a:prstDash val="solid"/>
+                                  <a:miter lim="800000"/>
+                                </a:ln>
+                                <a:effectLst/>
+                              </wps:spPr>
+                              <wps:style>
+                                <a:lnRef idx="2">
+                                  <a:schemeClr val="accent1">
+                                    <a:lumMod val="75000"/>
+                                  </a:schemeClr>
+                                </a:lnRef>
+                                <a:fillRef idx="1">
+                                  <a:schemeClr val="accent1"/>
+                                </a:fillRef>
+                                <a:effectRef idx="0">
+                                  <a:srgbClr val="FFFFFF"/>
+                                </a:effectRef>
+                                <a:fontRef idx="minor">
+                                  <a:schemeClr val="lt1"/>
+                                </a:fontRef>
+                              </wps:style>
+                              <wps:txbx>
+                                <w:txbxContent>
+                                  <w:p>
+                                    <w:pPr>
+                                      <w:jc w:val="center"/>
+                                      <w:rPr>
+                                        <w:rFonts w:ascii="仿宋" w:eastAsia="仿宋" w:hAnsi="仿宋" w:cs="仿宋" w:hint="eastAsia"/>
+                                        <w:b/>
+                                        <w:bCs/>
+                                        <w:color w:val="000000"/>
+                                        <w:sz w:val="28"/>
+                                        <w:szCs w:val="28"/>
+                                      </w:rPr>
+                                    </w:pPr>
+                                    <w:r>
+                                      <w:rPr>
+                                        <w:rFonts w:ascii="仿宋" w:eastAsia="仿宋" w:hAnsi="仿宋" w:cs="仿宋" w:hint="eastAsia"/>
+                                        <w:b/>
+                                        <w:bCs/>
+                                        <w:color w:val="000000"/>
+                                        <w:sz w:val="28"/>
+                                        <w:szCs w:val="28"/>
+                                      </w:rPr>
+                                      <w:t>敬业奉献</w:t>
+                                    </w:r>
+                                  </w:p>
+                                </w:txbxContent>
+                              </wps:txbx>
+                              <wps:bodyPr rot="0" spcFirstLastPara="0" vertOverflow="overflow" horzOverflow="overflow" vert="horz" wrap="square" lIns="91440" tIns="45720" rIns="91440" bIns="45720" numCol="1" spcCol="0" rtlCol="0" fromWordArt="0" anchor="ctr" anchorCtr="0" forceAA="0" compatLnSpc="1">
+                                <a:noAutofit/>
+                              </wps:bodyPr>
+                            </wps:wsp>
+                          </wpg:wgp>
+                        </a:graphicData>
+                      </a:graphic>
+                    </wp:inline>
+                  </w:drawing>
+                </mc:Choice>
+                <mc:Fallback>
+                  <w:pict>
+                    <v:group w14:anchorId="28ECB637" id="组合 26" o:spid="_x0000_s1041" style="width:404.2pt;height:89.2pt;mso-position-horizontal-relative:char;mso-position-vertical-relative:line" coordorigin="15606,36541" coordsize="8084,1784" o:gfxdata="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">
+                      <v:roundrect id="vml_s1042" o:spid="_x0000_s1042" style="position:absolute;left:15606;top:37016;width:8084;height:1309;visibility:visible;mso-wrap-style:square;v-text-anchor:middle" arcsize="10923f" o:gfxdata="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" filled="f" strokecolor="#7f7f7f" strokeweight=".5pt">
+                        <v:stroke joinstyle="miter"/>
+                        <v:textbox>
+                          <w:txbxContent>
+                            <w:p>
+                              <w:pPr>
+                                <w:spacing w:line="360" w:lineRule="auto"/>
+                                <w:rPr>
+                                  <w:rFonts w:ascii="仿宋" w:eastAsia="仿宋" w:hAnsi="仿宋" w:cs="仿宋" w:hint="eastAsia"/>
+                                  <w:color w:val="000000"/>
+                                  <w:sz w:val="22"/>
+                                  <w:szCs w:val="22"/>
+                                </w:rPr>
+                              </w:pPr>
+                              <w:r>
+                                <w:rPr>
+                                  <w:rFonts w:ascii="仿宋" w:eastAsia="仿宋" w:hAnsi="仿宋" w:cs="仿宋" w:hint="eastAsia"/>
+                                  <w:color w:val="000000"/>
+                                  <w:sz w:val="22"/>
+                                  <w:szCs w:val="22"/>
+                                </w:rPr>
+                                <w:t>将工作视为使命，以高度的责任感和奉献精神对待岗位职责，不计较分内分外，愿意为团队和组织目标付出额外努力。</w:t>
+                              </w:r>
+                            </w:p>
+                          </w:txbxContent>
+                        </v:textbox>
+                      </v:roundrect>
+                      <v:rect id="vml_s1043" o:spid="_x0000_s1043" style="position:absolute;left:16321;top:36541;width:2489;height:675;visibility:visible;mso-wrap-style:square;v-text-anchor:middle" o:gfxdata="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" fillcolor="#7ddfd7" stroked="f" strokeweight="1pt">
+                        <v:textbox>
+                          <w:txbxContent>
+                            <w:p>
+                              <w:pPr>
+                                <w:jc w:val="center"/>
+                                <w:rPr>
+                                  <w:rFonts w:ascii="仿宋" w:eastAsia="仿宋" w:hAnsi="仿宋" w:cs="仿宋" w:hint="eastAsia"/>
+                                  <w:b/>
+                                  <w:bCs/>
+                                  <w:color w:val="000000"/>
+                                  <w:sz w:val="28"/>
+                                  <w:szCs w:val="28"/>
+                                </w:rPr>
+                              </w:pPr>
+                              <w:r>
+                                <w:rPr>
+                                  <w:rFonts w:ascii="仿宋" w:eastAsia="仿宋" w:hAnsi="仿宋" w:cs="仿宋" w:hint="eastAsia"/>
+                                  <w:b/>
+                                  <w:bCs/>
+                                  <w:color w:val="000000"/>
+                                  <w:sz w:val="28"/>
+                                  <w:szCs w:val="28"/>
+                                </w:rPr>
+                                <w:t>敬业奉献</w:t>
+                              </w:r>
+                            </w:p>
+                          </w:txbxContent>
+                        </v:textbox>
+                      </v:rect>
+                      <w10:anchorlock/>
+                    </v:group>
+                  </w:pict>
+                </mc:Fallback>
+              </mc:AlternateContent>
             </w:r>
           </w:p>
         </w:tc>
@@ -4443,14 +5441,14 @@
                 <w:szCs w:val="22"/>
               </w:rPr>
               <w:drawing>
-                <wp:inline distT="0" distB="0" distL="0" distR="0" wp14:anchorId="462C1DCE" wp14:editId="346D40F9">
-                  <wp:extent cx="1925955" cy="1095375"/>
-                  <wp:effectExtent l="0" t="0" r="0" b="0"/>
+                <wp:inline distT="0" distB="0" distL="0" distR="0" wp14:anchorId="413F0D8C" wp14:editId="2AF792F2">
+                  <wp:extent cx="1800225" cy="1080135"/>
+                  <wp:effectExtent l="0" t="0" r="9525" b="43815"/>
                   <wp:docPr id="46" name="图表 3" descr="7b0a202020202263686172745265734964223a20223530303539353737220a7d0a"/>
                   <wp:cNvGraphicFramePr/>
                   <a:graphic xmlns:a="http://schemas.openxmlformats.org/drawingml/2006/main">
                     <a:graphicData uri="http://schemas.openxmlformats.org/drawingml/2006/chart">
-                      <c:chart xmlns:c="http://schemas.openxmlformats.org/drawingml/2006/chart" xmlns:r="http://schemas.openxmlformats.org/officeDocument/2006/relationships" r:id="rId21"/>
+                      <c:chart xmlns:c="http://schemas.openxmlformats.org/drawingml/2006/chart" xmlns:r="http://schemas.openxmlformats.org/officeDocument/2006/relationships" r:id="rId18"/>
                     </a:graphicData>
                   </a:graphic>
                 </wp:inline>
@@ -4466,7 +5464,7 @@
           <w:p>
             <w:pPr>
               <w:keepNext/>
-              <w:spacing w:line="144" w:lineRule="auto"/>
+              <w:spacing w:line="360" w:lineRule="auto"/>
               <w:rPr>
                 <w:rFonts w:ascii="仿宋" w:eastAsia="仿宋" w:hAnsi="仿宋" w:cs="仿宋" w:hint="eastAsia"/>
                 <w:b/>
@@ -4506,7 +5504,7 @@
                     <w:sz w:val="22"/>
                     <w:szCs w:val="22"/>
                   </w:rPr>
-                  <w:t>3.50</w:t>
+                  <w:t>3.75</w:t>
                 </w:r>
               </w:sdtContent>
             </w:sdt>
@@ -4563,7 +5561,7 @@
                     <w:sz w:val="22"/>
                     <w:szCs w:val="22"/>
                   </w:rPr>
-                  <w:t>合格</w:t>
+                  <w:t>较优秀</w:t>
                 </w:r>
               </w:sdtContent>
             </w:sdt>
@@ -4582,7 +5580,7 @@
           </w:tcPr>
           <w:p>
             <w:pPr>
-              <w:spacing w:line="360" w:lineRule="auto"/>
+              <w:spacing w:afterLines="50" w:after="156" w:line="360" w:lineRule="auto"/>
               <w:rPr>
                 <w:rFonts w:ascii="仿宋" w:eastAsia="仿宋" w:hAnsi="仿宋" w:cs="仿宋" w:hint="eastAsia"/>
                 <w:color w:val="000000"/>
@@ -4643,41 +5641,244 @@
               <w:spacing w:after="100" w:line="360" w:lineRule="auto"/>
               <w:rPr>
                 <w:rFonts w:ascii="仿宋" w:eastAsia="仿宋" w:hAnsi="仿宋" w:hint="eastAsia"/>
-                <w:b/>
-                <w:color w:val="000000"/>
-                <w:sz w:val="28"/>
-                <w:szCs w:val="28"/>
-              </w:rPr>
-            </w:pPr>
-            <w:r>
-              <w:rPr>
-                <w:rFonts w:ascii="仿宋" w:eastAsia="仿宋" w:hAnsi="仿宋"/>
-                <w:b/>
-                <w:color w:val="000000"/>
-                <w:sz w:val="28"/>
-                <w:szCs w:val="28"/>
-              </w:rPr>
-              <w:lastRenderedPageBreak/>
-              <w:t>求真务实</w:t>
-            </w:r>
-          </w:p>
-          <w:p>
-            <w:pPr>
-              <w:keepNext/>
-              <w:spacing w:after="100" w:line="360" w:lineRule="auto"/>
-              <w:rPr>
-                <w:rFonts w:ascii="仿宋" w:eastAsia="仿宋" w:hAnsi="仿宋" w:hint="eastAsia"/>
                 <w:sz w:val="22"/>
                 <w:szCs w:val="22"/>
               </w:rPr>
             </w:pPr>
             <w:r>
               <w:rPr>
-                <w:rFonts w:ascii="仿宋" w:eastAsia="仿宋" w:hAnsi="仿宋"/>
-                <w:sz w:val="22"/>
-                <w:szCs w:val="22"/>
+                <w:rFonts w:ascii="仿宋" w:eastAsia="仿宋" w:hAnsi="仿宋" w:cs="仿宋" w:hint="eastAsia"/>
+                <w:noProof/>
+                <w:sz w:val="28"/>
               </w:rPr>
-              <w:t>坚持追求事物的客观真相，尊重事实和数据，注重实际效果，以解决问题为根本导向，反对形式主义和空谈。</w:t>
+              <w:lastRenderedPageBreak/>
+              <mc:AlternateContent>
+                <mc:Choice Requires="wpg">
+                  <w:drawing>
+                    <wp:inline distT="0" distB="0" distL="114300" distR="114300" wp14:anchorId="76CD14A5" wp14:editId="349DE9C4">
+                      <wp:extent cx="5133340" cy="1132840"/>
+                      <wp:effectExtent l="4445" t="0" r="5715" b="10160"/>
+                      <wp:docPr id="29" name="组合 29"/>
+                      <wp:cNvGraphicFramePr/>
+                      <a:graphic xmlns:a="http://schemas.openxmlformats.org/drawingml/2006/main">
+                        <a:graphicData uri="http://schemas.microsoft.com/office/word/2010/wordprocessingGroup">
+                          <wpg:wgp>
+                            <wpg:cNvGrpSpPr/>
+                            <wpg:grpSpPr>
+                              <a:xfrm>
+                                <a:off x="0" y="0"/>
+                                <a:ext cx="5133340" cy="1132840"/>
+                                <a:chOff x="15606" y="36541"/>
+                                <a:chExt cx="8084" cy="1784"/>
+                              </a:xfrm>
+                            </wpg:grpSpPr>
+                            <wps:wsp>
+                              <wps:cNvPr id="30" name="圆角矩形 23"/>
+                              <wps:cNvSpPr/>
+                              <wps:spPr>
+                                <a:xfrm>
+                                  <a:off x="15606" y="37016"/>
+                                  <a:ext cx="8084" cy="1309"/>
+                                </a:xfrm>
+                                <a:prstGeom prst="roundRect">
+                                  <a:avLst/>
+                                </a:prstGeom>
+                                <a:noFill/>
+                                <a:ln w="6350" cap="flat" cmpd="sng" algn="ctr">
+                                  <a:solidFill>
+                                    <a:srgbClr val="FFFFFF">
+                                      <a:lumMod val="50000"/>
+                                    </a:srgbClr>
+                                  </a:solidFill>
+                                  <a:prstDash val="solid"/>
+                                  <a:miter lim="800000"/>
+                                </a:ln>
+                                <a:effectLst/>
+                              </wps:spPr>
+                              <wps:style>
+                                <a:lnRef idx="2">
+                                  <a:schemeClr val="accent1">
+                                    <a:lumMod val="75000"/>
+                                  </a:schemeClr>
+                                </a:lnRef>
+                                <a:fillRef idx="1">
+                                  <a:schemeClr val="accent1"/>
+                                </a:fillRef>
+                                <a:effectRef idx="0">
+                                  <a:srgbClr val="FFFFFF"/>
+                                </a:effectRef>
+                                <a:fontRef idx="minor">
+                                  <a:schemeClr val="lt1"/>
+                                </a:fontRef>
+                              </wps:style>
+                              <wps:txbx>
+                                <w:txbxContent>
+                                  <w:p>
+                                    <w:pPr>
+                                      <w:spacing w:line="360" w:lineRule="auto"/>
+                                      <w:rPr>
+                                        <w:rFonts w:ascii="仿宋" w:eastAsia="仿宋" w:hAnsi="仿宋" w:cs="仿宋" w:hint="eastAsia"/>
+                                        <w:color w:val="000000"/>
+                                        <w:sz w:val="22"/>
+                                        <w:szCs w:val="22"/>
+                                      </w:rPr>
+                                    </w:pPr>
+                                    <w:r>
+                                      <w:rPr>
+                                        <w:rFonts w:ascii="仿宋" w:eastAsia="仿宋" w:hAnsi="仿宋" w:cs="仿宋" w:hint="eastAsia"/>
+                                        <w:color w:val="000000"/>
+                                        <w:sz w:val="22"/>
+                                        <w:szCs w:val="22"/>
+                                      </w:rPr>
+                                      <w:t>坚持追求事物的客观真相，尊重事实和数据，注重实际效果，以解决问题为根本导向，反对形式主义和空谈。</w:t>
+                                    </w:r>
+                                  </w:p>
+                                </w:txbxContent>
+                              </wps:txbx>
+                              <wps:bodyPr rot="0" spcFirstLastPara="0" vertOverflow="overflow" horzOverflow="overflow" vert="horz" wrap="square" lIns="91440" tIns="45720" rIns="91440" bIns="45720" numCol="1" spcCol="0" rtlCol="0" fromWordArt="0" anchor="ctr" anchorCtr="0" forceAA="0" compatLnSpc="1">
+                                <a:noAutofit/>
+                              </wps:bodyPr>
+                            </wps:wsp>
+                            <wps:wsp>
+                              <wps:cNvPr id="31" name="矩形 24"/>
+                              <wps:cNvSpPr/>
+                              <wps:spPr>
+                                <a:xfrm>
+                                  <a:off x="16321" y="36541"/>
+                                  <a:ext cx="2489" cy="675"/>
+                                </a:xfrm>
+                                <a:prstGeom prst="rect">
+                                  <a:avLst/>
+                                </a:prstGeom>
+                                <a:solidFill>
+                                  <a:srgbClr val="7DDFD7"/>
+                                </a:solidFill>
+                                <a:ln w="12700" cap="flat" cmpd="sng" algn="ctr">
+                                  <a:noFill/>
+                                  <a:prstDash val="solid"/>
+                                  <a:miter lim="800000"/>
+                                </a:ln>
+                                <a:effectLst/>
+                              </wps:spPr>
+                              <wps:style>
+                                <a:lnRef idx="2">
+                                  <a:schemeClr val="accent1">
+                                    <a:lumMod val="75000"/>
+                                  </a:schemeClr>
+                                </a:lnRef>
+                                <a:fillRef idx="1">
+                                  <a:schemeClr val="accent1"/>
+                                </a:fillRef>
+                                <a:effectRef idx="0">
+                                  <a:srgbClr val="FFFFFF"/>
+                                </a:effectRef>
+                                <a:fontRef idx="minor">
+                                  <a:schemeClr val="lt1"/>
+                                </a:fontRef>
+                              </wps:style>
+                              <wps:txbx>
+                                <w:txbxContent>
+                                  <w:p>
+                                    <w:pPr>
+                                      <w:jc w:val="center"/>
+                                      <w:rPr>
+                                        <w:rFonts w:ascii="仿宋" w:eastAsia="仿宋" w:hAnsi="仿宋" w:cs="仿宋" w:hint="eastAsia"/>
+                                        <w:b/>
+                                        <w:bCs/>
+                                        <w:color w:val="000000"/>
+                                        <w:sz w:val="28"/>
+                                        <w:szCs w:val="28"/>
+                                      </w:rPr>
+                                    </w:pPr>
+                                    <w:r>
+                                      <w:rPr>
+                                        <w:rFonts w:ascii="仿宋" w:eastAsia="仿宋" w:hAnsi="仿宋" w:cs="仿宋" w:hint="eastAsia"/>
+                                        <w:b/>
+                                        <w:bCs/>
+                                        <w:color w:val="000000"/>
+                                        <w:sz w:val="28"/>
+                                        <w:szCs w:val="28"/>
+                                      </w:rPr>
+                                      <w:t>求真务实</w:t>
+                                    </w:r>
+                                  </w:p>
+                                </w:txbxContent>
+                              </wps:txbx>
+                              <wps:bodyPr rot="0" spcFirstLastPara="0" vertOverflow="overflow" horzOverflow="overflow" vert="horz" wrap="square" lIns="91440" tIns="45720" rIns="91440" bIns="45720" numCol="1" spcCol="0" rtlCol="0" fromWordArt="0" anchor="ctr" anchorCtr="0" forceAA="0" compatLnSpc="1">
+                                <a:noAutofit/>
+                              </wps:bodyPr>
+                            </wps:wsp>
+                          </wpg:wgp>
+                        </a:graphicData>
+                      </a:graphic>
+                    </wp:inline>
+                  </w:drawing>
+                </mc:Choice>
+                <mc:Fallback>
+                  <w:pict>
+                    <v:group w14:anchorId="76CD14A5" id="组合 29" o:spid="_x0000_s1044" style="width:404.2pt;height:89.2pt;mso-position-horizontal-relative:char;mso-position-vertical-relative:line" coordorigin="15606,36541" coordsize="8084,1784" o:gfxdata="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">
+                      <v:roundrect id="vml_s1045" o:spid="_x0000_s1045" style="position:absolute;left:15606;top:37016;width:8084;height:1309;visibility:visible;mso-wrap-style:square;v-text-anchor:middle" arcsize="10923f" o:gfxdata="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" filled="f" strokecolor="#7f7f7f" strokeweight=".5pt">
+                        <v:stroke joinstyle="miter"/>
+                        <v:textbox>
+                          <w:txbxContent>
+                            <w:p>
+                              <w:pPr>
+                                <w:spacing w:line="360" w:lineRule="auto"/>
+                                <w:rPr>
+                                  <w:rFonts w:ascii="仿宋" w:eastAsia="仿宋" w:hAnsi="仿宋" w:cs="仿宋" w:hint="eastAsia"/>
+                                  <w:color w:val="000000"/>
+                                  <w:sz w:val="22"/>
+                                  <w:szCs w:val="22"/>
+                                </w:rPr>
+                              </w:pPr>
+                              <w:r>
+                                <w:rPr>
+                                  <w:rFonts w:ascii="仿宋" w:eastAsia="仿宋" w:hAnsi="仿宋" w:cs="仿宋" w:hint="eastAsia"/>
+                                  <w:color w:val="000000"/>
+                                  <w:sz w:val="22"/>
+                                  <w:szCs w:val="22"/>
+                                </w:rPr>
+                                <w:t>坚持追求事物的客观真相，尊重事实和数据，注重实际效果，以解决问题为根本导向，反对形式主义和空谈。</w:t>
+                              </w:r>
+                            </w:p>
+                          </w:txbxContent>
+                        </v:textbox>
+                      </v:roundrect>
+                      <v:rect id="vml_s1046" o:spid="_x0000_s1046" style="position:absolute;left:16321;top:36541;width:2489;height:675;visibility:visible;mso-wrap-style:square;v-text-anchor:middle" o:gfxdata="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" fillcolor="#7ddfd7" stroked="f" strokeweight="1pt">
+                        <v:textbox>
+                          <w:txbxContent>
+                            <w:p>
+                              <w:pPr>
+                                <w:jc w:val="center"/>
+                                <w:rPr>
+                                  <w:rFonts w:ascii="仿宋" w:eastAsia="仿宋" w:hAnsi="仿宋" w:cs="仿宋" w:hint="eastAsia"/>
+                                  <w:b/>
+                                  <w:bCs/>
+                                  <w:color w:val="000000"/>
+                                  <w:sz w:val="28"/>
+                                  <w:szCs w:val="28"/>
+                                </w:rPr>
+                              </w:pPr>
+                              <w:r>
+                                <w:rPr>
+                                  <w:rFonts w:ascii="仿宋" w:eastAsia="仿宋" w:hAnsi="仿宋" w:cs="仿宋" w:hint="eastAsia"/>
+                                  <w:b/>
+                                  <w:bCs/>
+                                  <w:color w:val="000000"/>
+                                  <w:sz w:val="28"/>
+                                  <w:szCs w:val="28"/>
+                                </w:rPr>
+                                <w:t>求真务实</w:t>
+                              </w:r>
+                            </w:p>
+                          </w:txbxContent>
+                        </v:textbox>
+                      </v:rect>
+                      <w10:anchorlock/>
+                    </v:group>
+                  </w:pict>
+                </mc:Fallback>
+              </mc:AlternateContent>
             </w:r>
           </w:p>
         </w:tc>
@@ -4712,14 +5913,14 @@
                 <w:szCs w:val="22"/>
               </w:rPr>
               <w:drawing>
-                <wp:inline distT="0" distB="0" distL="0" distR="0" wp14:anchorId="4547714E" wp14:editId="1DF9A6B5">
-                  <wp:extent cx="2065020" cy="1174115"/>
-                  <wp:effectExtent l="0" t="0" r="0" b="6985"/>
+                <wp:inline distT="0" distB="0" distL="0" distR="0" wp14:anchorId="291DC65E" wp14:editId="764FC688">
+                  <wp:extent cx="1800225" cy="1080135"/>
+                  <wp:effectExtent l="0" t="0" r="9525" b="43815"/>
                   <wp:docPr id="122" name="图表 3" descr="7b0a202020202263686172745265734964223a20223530303539353737220a7d0a"/>
                   <wp:cNvGraphicFramePr/>
                   <a:graphic xmlns:a="http://schemas.openxmlformats.org/drawingml/2006/main">
                     <a:graphicData uri="http://schemas.openxmlformats.org/drawingml/2006/chart">
-                      <c:chart xmlns:c="http://schemas.openxmlformats.org/drawingml/2006/chart" xmlns:r="http://schemas.openxmlformats.org/officeDocument/2006/relationships" r:id="rId22"/>
+                      <c:chart xmlns:c="http://schemas.openxmlformats.org/drawingml/2006/chart" xmlns:r="http://schemas.openxmlformats.org/officeDocument/2006/relationships" r:id="rId19"/>
                     </a:graphicData>
                   </a:graphic>
                 </wp:inline>
@@ -4735,7 +5936,7 @@
           <w:p>
             <w:pPr>
               <w:keepNext/>
-              <w:spacing w:line="144" w:lineRule="auto"/>
+              <w:spacing w:line="360" w:lineRule="auto"/>
               <w:rPr>
                 <w:rFonts w:ascii="仿宋" w:eastAsia="仿宋" w:hAnsi="仿宋" w:cs="仿宋" w:hint="eastAsia"/>
                 <w:b/>
@@ -4775,7 +5976,7 @@
                     <w:sz w:val="22"/>
                     <w:szCs w:val="22"/>
                   </w:rPr>
-                  <w:t>3.50</w:t>
+                  <w:t>4.13</w:t>
                 </w:r>
               </w:sdtContent>
             </w:sdt>
@@ -4832,7 +6033,7 @@
                     <w:sz w:val="22"/>
                     <w:szCs w:val="22"/>
                   </w:rPr>
-                  <w:t>合格</w:t>
+                  <w:t>较优秀</w:t>
                 </w:r>
               </w:sdtContent>
             </w:sdt>
@@ -4851,7 +6052,7 @@
           </w:tcPr>
           <w:p>
             <w:pPr>
-              <w:spacing w:line="360" w:lineRule="auto"/>
+              <w:spacing w:afterLines="50" w:after="156" w:line="360" w:lineRule="auto"/>
               <w:rPr>
                 <w:rFonts w:ascii="仿宋" w:eastAsia="仿宋" w:hAnsi="仿宋" w:cs="仿宋" w:hint="eastAsia"/>
                 <w:color w:val="000000"/>
@@ -4909,29 +6110,6 @@
           <w:p>
             <w:pPr>
               <w:keepNext/>
-              <w:spacing w:after="100" w:line="360" w:lineRule="auto"/>
-              <w:rPr>
-                <w:rFonts w:ascii="仿宋" w:eastAsia="仿宋" w:hAnsi="仿宋" w:hint="eastAsia"/>
-                <w:b/>
-                <w:color w:val="000000"/>
-                <w:sz w:val="28"/>
-                <w:szCs w:val="28"/>
-              </w:rPr>
-            </w:pPr>
-            <w:r>
-              <w:rPr>
-                <w:rFonts w:ascii="仿宋" w:eastAsia="仿宋" w:hAnsi="仿宋" w:hint="eastAsia"/>
-                <w:b/>
-                <w:color w:val="000000"/>
-                <w:sz w:val="28"/>
-                <w:szCs w:val="28"/>
-              </w:rPr>
-              <w:t>自律性</w:t>
-            </w:r>
-          </w:p>
-          <w:p>
-            <w:pPr>
-              <w:keepNext/>
               <w:spacing w:line="360" w:lineRule="auto"/>
               <w:rPr>
                 <w:rFonts w:ascii="仿宋" w:eastAsia="仿宋" w:hAnsi="仿宋" w:cs="仿宋" w:hint="eastAsia"/>
@@ -4943,11 +6121,236 @@
             <w:r>
               <w:rPr>
                 <w:rFonts w:ascii="仿宋" w:eastAsia="仿宋" w:hAnsi="仿宋" w:cs="仿宋" w:hint="eastAsia"/>
-                <w:color w:val="000000"/>
-                <w:sz w:val="22"/>
-                <w:szCs w:val="22"/>
+                <w:noProof/>
+                <w:sz w:val="28"/>
               </w:rPr>
-              <w:t>能够自我约束、严格要求自己，做事有事先的规划和控制，有清晰的个人标准并以此规范行为，即使在无人监督时也能坚持按计划行事。</w:t>
+              <mc:AlternateContent>
+                <mc:Choice Requires="wpg">
+                  <w:drawing>
+                    <wp:inline distT="0" distB="0" distL="114300" distR="114300" wp14:anchorId="6D804D0F" wp14:editId="6E1929D0">
+                      <wp:extent cx="5133340" cy="1132840"/>
+                      <wp:effectExtent l="4445" t="0" r="5715" b="10160"/>
+                      <wp:docPr id="32" name="组合 32"/>
+                      <wp:cNvGraphicFramePr/>
+                      <a:graphic xmlns:a="http://schemas.openxmlformats.org/drawingml/2006/main">
+                        <a:graphicData uri="http://schemas.microsoft.com/office/word/2010/wordprocessingGroup">
+                          <wpg:wgp>
+                            <wpg:cNvGrpSpPr/>
+                            <wpg:grpSpPr>
+                              <a:xfrm>
+                                <a:off x="0" y="0"/>
+                                <a:ext cx="5133340" cy="1132840"/>
+                                <a:chOff x="15606" y="36541"/>
+                                <a:chExt cx="8084" cy="1784"/>
+                              </a:xfrm>
+                            </wpg:grpSpPr>
+                            <wps:wsp>
+                              <wps:cNvPr id="33" name="圆角矩形 23"/>
+                              <wps:cNvSpPr/>
+                              <wps:spPr>
+                                <a:xfrm>
+                                  <a:off x="15606" y="37016"/>
+                                  <a:ext cx="8084" cy="1309"/>
+                                </a:xfrm>
+                                <a:prstGeom prst="roundRect">
+                                  <a:avLst/>
+                                </a:prstGeom>
+                                <a:noFill/>
+                                <a:ln w="6350" cap="flat" cmpd="sng" algn="ctr">
+                                  <a:solidFill>
+                                    <a:srgbClr val="FFFFFF">
+                                      <a:lumMod val="50000"/>
+                                    </a:srgbClr>
+                                  </a:solidFill>
+                                  <a:prstDash val="solid"/>
+                                  <a:miter lim="800000"/>
+                                </a:ln>
+                                <a:effectLst/>
+                              </wps:spPr>
+                              <wps:style>
+                                <a:lnRef idx="2">
+                                  <a:schemeClr val="accent1">
+                                    <a:lumMod val="75000"/>
+                                  </a:schemeClr>
+                                </a:lnRef>
+                                <a:fillRef idx="1">
+                                  <a:schemeClr val="accent1"/>
+                                </a:fillRef>
+                                <a:effectRef idx="0">
+                                  <a:srgbClr val="FFFFFF"/>
+                                </a:effectRef>
+                                <a:fontRef idx="minor">
+                                  <a:schemeClr val="lt1"/>
+                                </a:fontRef>
+                              </wps:style>
+                              <wps:txbx>
+                                <w:txbxContent>
+                                  <w:p>
+                                    <w:pPr>
+                                      <w:spacing w:line="360" w:lineRule="auto"/>
+                                      <w:rPr>
+                                        <w:rFonts w:ascii="仿宋" w:eastAsia="仿宋" w:hAnsi="仿宋" w:cs="仿宋" w:hint="eastAsia"/>
+                                        <w:color w:val="000000"/>
+                                        <w:sz w:val="22"/>
+                                        <w:szCs w:val="22"/>
+                                      </w:rPr>
+                                    </w:pPr>
+                                    <w:r>
+                                      <w:rPr>
+                                        <w:rFonts w:ascii="仿宋" w:eastAsia="仿宋" w:hAnsi="仿宋" w:cs="仿宋" w:hint="eastAsia"/>
+                                        <w:color w:val="000000"/>
+                                        <w:sz w:val="22"/>
+                                        <w:szCs w:val="22"/>
+                                      </w:rPr>
+                                      <w:t>能够自我约束、严格要求自己，做事有事先的规划和控制，有清晰的个人标准并以此规范行为，即使在无人监督时也能坚持按计划行事。</w:t>
+                                    </w:r>
+                                  </w:p>
+                                </w:txbxContent>
+                              </wps:txbx>
+                              <wps:bodyPr rot="0" spcFirstLastPara="0" vertOverflow="overflow" horzOverflow="overflow" vert="horz" wrap="square" lIns="91440" tIns="45720" rIns="91440" bIns="45720" numCol="1" spcCol="0" rtlCol="0" fromWordArt="0" anchor="ctr" anchorCtr="0" forceAA="0" compatLnSpc="1">
+                                <a:noAutofit/>
+                              </wps:bodyPr>
+                            </wps:wsp>
+                            <wps:wsp>
+                              <wps:cNvPr id="34" name="矩形 24"/>
+                              <wps:cNvSpPr/>
+                              <wps:spPr>
+                                <a:xfrm>
+                                  <a:off x="16321" y="36541"/>
+                                  <a:ext cx="2489" cy="675"/>
+                                </a:xfrm>
+                                <a:prstGeom prst="rect">
+                                  <a:avLst/>
+                                </a:prstGeom>
+                                <a:solidFill>
+                                  <a:srgbClr val="7DDFD7"/>
+                                </a:solidFill>
+                                <a:ln w="12700" cap="flat" cmpd="sng" algn="ctr">
+                                  <a:noFill/>
+                                  <a:prstDash val="solid"/>
+                                  <a:miter lim="800000"/>
+                                </a:ln>
+                                <a:effectLst/>
+                              </wps:spPr>
+                              <wps:style>
+                                <a:lnRef idx="2">
+                                  <a:schemeClr val="accent1">
+                                    <a:lumMod val="75000"/>
+                                  </a:schemeClr>
+                                </a:lnRef>
+                                <a:fillRef idx="1">
+                                  <a:schemeClr val="accent1"/>
+                                </a:fillRef>
+                                <a:effectRef idx="0">
+                                  <a:srgbClr val="FFFFFF"/>
+                                </a:effectRef>
+                                <a:fontRef idx="minor">
+                                  <a:schemeClr val="lt1"/>
+                                </a:fontRef>
+                              </wps:style>
+                              <wps:txbx>
+                                <w:txbxContent>
+                                  <w:p>
+                                    <w:pPr>
+                                      <w:jc w:val="center"/>
+                                      <w:rPr>
+                                        <w:rFonts w:ascii="仿宋" w:eastAsia="仿宋" w:hAnsi="仿宋" w:cs="仿宋" w:hint="eastAsia"/>
+                                        <w:b/>
+                                        <w:bCs/>
+                                        <w:color w:val="000000"/>
+                                        <w:sz w:val="28"/>
+                                        <w:szCs w:val="28"/>
+                                      </w:rPr>
+                                    </w:pPr>
+                                    <w:r>
+                                      <w:rPr>
+                                        <w:rFonts w:ascii="仿宋" w:eastAsia="仿宋" w:hAnsi="仿宋" w:cs="仿宋" w:hint="eastAsia"/>
+                                        <w:b/>
+                                        <w:bCs/>
+                                        <w:color w:val="000000"/>
+                                        <w:sz w:val="28"/>
+                                        <w:szCs w:val="28"/>
+                                      </w:rPr>
+                                      <w:t>自律性</w:t>
+                                    </w:r>
+                                  </w:p>
+                                </w:txbxContent>
+                              </wps:txbx>
+                              <wps:bodyPr rot="0" spcFirstLastPara="0" vertOverflow="overflow" horzOverflow="overflow" vert="horz" wrap="square" lIns="91440" tIns="45720" rIns="91440" bIns="45720" numCol="1" spcCol="0" rtlCol="0" fromWordArt="0" anchor="ctr" anchorCtr="0" forceAA="0" compatLnSpc="1">
+                                <a:noAutofit/>
+                              </wps:bodyPr>
+                            </wps:wsp>
+                          </wpg:wgp>
+                        </a:graphicData>
+                      </a:graphic>
+                    </wp:inline>
+                  </w:drawing>
+                </mc:Choice>
+                <mc:Fallback>
+                  <w:pict>
+                    <v:group w14:anchorId="6D804D0F" id="组合 32" o:spid="_x0000_s1047" style="width:404.2pt;height:89.2pt;mso-position-horizontal-relative:char;mso-position-vertical-relative:line" coordorigin="15606,36541" coordsize="8084,1784" o:gfxdata="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">
+                      <v:roundrect id="vml_s1048" o:spid="_x0000_s1048" style="position:absolute;left:15606;top:37016;width:8084;height:1309;visibility:visible;mso-wrap-style:square;v-text-anchor:middle" arcsize="10923f" o:gfxdata="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" filled="f" strokecolor="#7f7f7f" strokeweight=".5pt">
+                        <v:stroke joinstyle="miter"/>
+                        <v:textbox>
+                          <w:txbxContent>
+                            <w:p>
+                              <w:pPr>
+                                <w:spacing w:line="360" w:lineRule="auto"/>
+                                <w:rPr>
+                                  <w:rFonts w:ascii="仿宋" w:eastAsia="仿宋" w:hAnsi="仿宋" w:cs="仿宋" w:hint="eastAsia"/>
+                                  <w:color w:val="000000"/>
+                                  <w:sz w:val="22"/>
+                                  <w:szCs w:val="22"/>
+                                </w:rPr>
+                              </w:pPr>
+                              <w:r>
+                                <w:rPr>
+                                  <w:rFonts w:ascii="仿宋" w:eastAsia="仿宋" w:hAnsi="仿宋" w:cs="仿宋" w:hint="eastAsia"/>
+                                  <w:color w:val="000000"/>
+                                  <w:sz w:val="22"/>
+                                  <w:szCs w:val="22"/>
+                                </w:rPr>
+                                <w:t>能够自我约束、严格要求自己，做事有事先的规划和控制，有清晰的个人标准并以此规范行为，即使在无人监督时也能坚持按计划行事。</w:t>
+                              </w:r>
+                            </w:p>
+                          </w:txbxContent>
+                        </v:textbox>
+                      </v:roundrect>
+                      <v:rect id="vml_s1049" o:spid="_x0000_s1049" style="position:absolute;left:16321;top:36541;width:2489;height:675;visibility:visible;mso-wrap-style:square;v-text-anchor:middle" o:gfxdata="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" fillcolor="#7ddfd7" stroked="f" strokeweight="1pt">
+                        <v:textbox>
+                          <w:txbxContent>
+                            <w:p>
+                              <w:pPr>
+                                <w:jc w:val="center"/>
+                                <w:rPr>
+                                  <w:rFonts w:ascii="仿宋" w:eastAsia="仿宋" w:hAnsi="仿宋" w:cs="仿宋" w:hint="eastAsia"/>
+                                  <w:b/>
+                                  <w:bCs/>
+                                  <w:color w:val="000000"/>
+                                  <w:sz w:val="28"/>
+                                  <w:szCs w:val="28"/>
+                                </w:rPr>
+                              </w:pPr>
+                              <w:r>
+                                <w:rPr>
+                                  <w:rFonts w:ascii="仿宋" w:eastAsia="仿宋" w:hAnsi="仿宋" w:cs="仿宋" w:hint="eastAsia"/>
+                                  <w:b/>
+                                  <w:bCs/>
+                                  <w:color w:val="000000"/>
+                                  <w:sz w:val="28"/>
+                                  <w:szCs w:val="28"/>
+                                </w:rPr>
+                                <w:t>自律性</w:t>
+                              </w:r>
+                            </w:p>
+                          </w:txbxContent>
+                        </v:textbox>
+                      </v:rect>
+                      <w10:anchorlock/>
+                    </v:group>
+                  </w:pict>
+                </mc:Fallback>
+              </mc:AlternateContent>
             </w:r>
           </w:p>
         </w:tc>
@@ -4981,14 +6384,14 @@
                 <w:szCs w:val="22"/>
               </w:rPr>
               <w:drawing>
-                <wp:inline distT="0" distB="0" distL="114300" distR="114300" wp14:anchorId="07216C00" wp14:editId="49138660">
-                  <wp:extent cx="2065020" cy="1174115"/>
-                  <wp:effectExtent l="0" t="0" r="0" b="6985"/>
+                <wp:inline distT="0" distB="0" distL="114300" distR="114300" wp14:anchorId="56660A05" wp14:editId="239B4C97">
+                  <wp:extent cx="1800225" cy="1080135"/>
+                  <wp:effectExtent l="0" t="0" r="9525" b="43815"/>
                   <wp:docPr id="123" name="图表 3" descr="7b0a202020202263686172745265734964223a20223530303539353737220a7d0a"/>
                   <wp:cNvGraphicFramePr/>
                   <a:graphic xmlns:a="http://schemas.openxmlformats.org/drawingml/2006/main">
                     <a:graphicData uri="http://schemas.openxmlformats.org/drawingml/2006/chart">
-                      <c:chart xmlns:c="http://schemas.openxmlformats.org/drawingml/2006/chart" xmlns:r="http://schemas.openxmlformats.org/officeDocument/2006/relationships" r:id="rId23"/>
+                      <c:chart xmlns:c="http://schemas.openxmlformats.org/drawingml/2006/chart" xmlns:r="http://schemas.openxmlformats.org/officeDocument/2006/relationships" r:id="rId20"/>
                     </a:graphicData>
                   </a:graphic>
                 </wp:inline>
@@ -5004,7 +6407,7 @@
           <w:p>
             <w:pPr>
               <w:keepNext/>
-              <w:spacing w:line="144" w:lineRule="auto"/>
+              <w:spacing w:line="360" w:lineRule="auto"/>
               <w:rPr>
                 <w:rFonts w:ascii="仿宋" w:eastAsia="仿宋" w:hAnsi="仿宋" w:cs="仿宋" w:hint="eastAsia"/>
                 <w:b/>
@@ -5035,6 +6438,13 @@
                 <w:id w:val="694275421"/>
                 <w:text/>
               </w:sdtPr>
+              <w:sdtEndPr>
+                <w:rPr>
+                  <w:rFonts w:cs="仿宋" w:hint="eastAsia"/>
+                  <w:b/>
+                  <w:color w:val="000000"/>
+                </w:rPr>
+              </w:sdtEndPr>
               <w:sdtContent>
                 <w:r>
                   <w:rPr>
@@ -5044,7 +6454,7 @@
                     <w:sz w:val="22"/>
                     <w:szCs w:val="22"/>
                   </w:rPr>
-                  <w:t>3.50</w:t>
+                  <w:t>4.13</w:t>
                 </w:r>
               </w:sdtContent>
             </w:sdt>
@@ -5092,6 +6502,13 @@
                 <w:id w:val="-474136081"/>
                 <w:text/>
               </w:sdtPr>
+              <w:sdtEndPr>
+                <w:rPr>
+                  <w:rFonts w:cs="仿宋" w:hint="eastAsia"/>
+                  <w:b/>
+                  <w:color w:val="000000"/>
+                </w:rPr>
+              </w:sdtEndPr>
               <w:sdtContent>
                 <w:r>
                   <w:rPr>
@@ -5101,7 +6518,7 @@
                     <w:sz w:val="22"/>
                     <w:szCs w:val="22"/>
                   </w:rPr>
-                  <w:t>合格</w:t>
+                  <w:t>较优秀</w:t>
                 </w:r>
               </w:sdtContent>
             </w:sdt>
@@ -5120,7 +6537,7 @@
           </w:tcPr>
           <w:p>
             <w:pPr>
-              <w:spacing w:line="360" w:lineRule="auto"/>
+              <w:spacing w:afterLines="50" w:after="156" w:line="360" w:lineRule="auto"/>
               <w:rPr>
                 <w:rFonts w:ascii="仿宋" w:eastAsia="仿宋" w:hAnsi="仿宋" w:cs="仿宋" w:hint="eastAsia"/>
                 <w:color w:val="000000"/>
@@ -5172,45 +6589,247 @@
           <w:p>
             <w:pPr>
               <w:keepNext/>
-              <w:spacing w:after="100" w:line="360" w:lineRule="auto"/>
+              <w:spacing w:line="360" w:lineRule="auto"/>
               <w:rPr>
                 <w:rFonts w:ascii="仿宋" w:eastAsia="仿宋" w:hAnsi="仿宋" w:hint="eastAsia"/>
-                <w:b/>
-                <w:color w:val="000000"/>
-                <w:sz w:val="28"/>
-                <w:szCs w:val="28"/>
-              </w:rPr>
-            </w:pPr>
-            <w:r>
-              <w:rPr>
-                <w:rFonts w:ascii="仿宋" w:eastAsia="仿宋" w:hAnsi="仿宋"/>
-                <w:b/>
-                <w:color w:val="000000"/>
-                <w:sz w:val="28"/>
-                <w:szCs w:val="28"/>
-              </w:rPr>
-              <w:lastRenderedPageBreak/>
-              <w:t>成就导向</w:t>
-            </w:r>
-          </w:p>
-          <w:p>
-            <w:pPr>
-              <w:keepNext/>
-              <w:spacing w:line="360" w:lineRule="auto"/>
-              <w:rPr>
-                <w:rFonts w:ascii="仿宋" w:eastAsia="仿宋" w:hAnsi="仿宋" w:cs="仿宋" w:hint="eastAsia"/>
-                <w:color w:val="000000"/>
                 <w:sz w:val="22"/>
                 <w:szCs w:val="22"/>
               </w:rPr>
             </w:pPr>
             <w:r>
               <w:rPr>
-                <w:rFonts w:ascii="仿宋" w:eastAsia="仿宋" w:hAnsi="仿宋"/>
-                <w:sz w:val="22"/>
-                <w:szCs w:val="22"/>
+                <w:rFonts w:ascii="仿宋" w:eastAsia="仿宋" w:hAnsi="仿宋" w:cs="仿宋" w:hint="eastAsia"/>
+                <w:noProof/>
+                <w:sz w:val="28"/>
               </w:rPr>
-              <w:t>有强烈的追求工作成功的愿望，不断设定挑战性的目标挑战自我，关注自身职业生涯的发展，追求事业的成功和卓越。</w:t>
+              <w:lastRenderedPageBreak/>
+              <mc:AlternateContent>
+                <mc:Choice Requires="wpg">
+                  <w:drawing>
+                    <wp:inline distT="0" distB="0" distL="114300" distR="114300" wp14:anchorId="17D6107A" wp14:editId="0A42E713">
+                      <wp:extent cx="5133340" cy="1132840"/>
+                      <wp:effectExtent l="4445" t="0" r="5715" b="10160"/>
+                      <wp:docPr id="35" name="组合 35"/>
+                      <wp:cNvGraphicFramePr/>
+                      <a:graphic xmlns:a="http://schemas.openxmlformats.org/drawingml/2006/main">
+                        <a:graphicData uri="http://schemas.microsoft.com/office/word/2010/wordprocessingGroup">
+                          <wpg:wgp>
+                            <wpg:cNvGrpSpPr/>
+                            <wpg:grpSpPr>
+                              <a:xfrm>
+                                <a:off x="0" y="0"/>
+                                <a:ext cx="5133340" cy="1132840"/>
+                                <a:chOff x="15606" y="36541"/>
+                                <a:chExt cx="8084" cy="1784"/>
+                              </a:xfrm>
+                            </wpg:grpSpPr>
+                            <wps:wsp>
+                              <wps:cNvPr id="36" name="圆角矩形 23"/>
+                              <wps:cNvSpPr/>
+                              <wps:spPr>
+                                <a:xfrm>
+                                  <a:off x="15606" y="37016"/>
+                                  <a:ext cx="8084" cy="1309"/>
+                                </a:xfrm>
+                                <a:prstGeom prst="roundRect">
+                                  <a:avLst/>
+                                </a:prstGeom>
+                                <a:noFill/>
+                                <a:ln w="6350" cap="flat" cmpd="sng" algn="ctr">
+                                  <a:solidFill>
+                                    <a:srgbClr val="FFFFFF">
+                                      <a:lumMod val="50000"/>
+                                    </a:srgbClr>
+                                  </a:solidFill>
+                                  <a:prstDash val="solid"/>
+                                  <a:miter lim="800000"/>
+                                </a:ln>
+                                <a:effectLst/>
+                              </wps:spPr>
+                              <wps:style>
+                                <a:lnRef idx="2">
+                                  <a:schemeClr val="accent1">
+                                    <a:lumMod val="75000"/>
+                                  </a:schemeClr>
+                                </a:lnRef>
+                                <a:fillRef idx="1">
+                                  <a:schemeClr val="accent1"/>
+                                </a:fillRef>
+                                <a:effectRef idx="0">
+                                  <a:srgbClr val="FFFFFF"/>
+                                </a:effectRef>
+                                <a:fontRef idx="minor">
+                                  <a:schemeClr val="lt1"/>
+                                </a:fontRef>
+                              </wps:style>
+                              <wps:txbx>
+                                <w:txbxContent>
+                                  <w:p>
+                                    <w:pPr>
+                                      <w:spacing w:line="360" w:lineRule="auto"/>
+                                      <w:rPr>
+                                        <w:rFonts w:ascii="仿宋" w:eastAsia="仿宋" w:hAnsi="仿宋" w:cs="仿宋" w:hint="eastAsia"/>
+                                        <w:color w:val="000000"/>
+                                        <w:sz w:val="22"/>
+                                        <w:szCs w:val="22"/>
+                                      </w:rPr>
+                                    </w:pPr>
+                                    <w:r>
+                                      <w:rPr>
+                                        <w:rFonts w:ascii="仿宋" w:eastAsia="仿宋" w:hAnsi="仿宋" w:cs="仿宋" w:hint="eastAsia"/>
+                                        <w:color w:val="000000"/>
+                                        <w:sz w:val="22"/>
+                                        <w:szCs w:val="22"/>
+                                      </w:rPr>
+                                      <w:t>有强烈的追求工作成功的愿望，不断设定挑战性的目标挑战自我，关注自身职业生涯的发展，追求事业的成功和卓越。</w:t>
+                                    </w:r>
+                                  </w:p>
+                                </w:txbxContent>
+                              </wps:txbx>
+                              <wps:bodyPr rot="0" spcFirstLastPara="0" vertOverflow="overflow" horzOverflow="overflow" vert="horz" wrap="square" lIns="91440" tIns="45720" rIns="91440" bIns="45720" numCol="1" spcCol="0" rtlCol="0" fromWordArt="0" anchor="ctr" anchorCtr="0" forceAA="0" compatLnSpc="1">
+                                <a:noAutofit/>
+                              </wps:bodyPr>
+                            </wps:wsp>
+                            <wps:wsp>
+                              <wps:cNvPr id="37" name="矩形 24"/>
+                              <wps:cNvSpPr/>
+                              <wps:spPr>
+                                <a:xfrm>
+                                  <a:off x="16321" y="36541"/>
+                                  <a:ext cx="2489" cy="675"/>
+                                </a:xfrm>
+                                <a:prstGeom prst="rect">
+                                  <a:avLst/>
+                                </a:prstGeom>
+                                <a:solidFill>
+                                  <a:srgbClr val="7DDFD7"/>
+                                </a:solidFill>
+                                <a:ln w="12700" cap="flat" cmpd="sng" algn="ctr">
+                                  <a:noFill/>
+                                  <a:prstDash val="solid"/>
+                                  <a:miter lim="800000"/>
+                                </a:ln>
+                                <a:effectLst/>
+                              </wps:spPr>
+                              <wps:style>
+                                <a:lnRef idx="2">
+                                  <a:schemeClr val="accent1">
+                                    <a:lumMod val="75000"/>
+                                  </a:schemeClr>
+                                </a:lnRef>
+                                <a:fillRef idx="1">
+                                  <a:schemeClr val="accent1"/>
+                                </a:fillRef>
+                                <a:effectRef idx="0">
+                                  <a:srgbClr val="FFFFFF"/>
+                                </a:effectRef>
+                                <a:fontRef idx="minor">
+                                  <a:schemeClr val="lt1"/>
+                                </a:fontRef>
+                              </wps:style>
+                              <wps:txbx>
+                                <w:txbxContent>
+                                  <w:p>
+                                    <w:pPr>
+                                      <w:jc w:val="center"/>
+                                      <w:rPr>
+                                        <w:rFonts w:ascii="仿宋" w:eastAsia="仿宋" w:hAnsi="仿宋" w:cs="仿宋" w:hint="eastAsia"/>
+                                        <w:b/>
+                                        <w:bCs/>
+                                        <w:color w:val="000000"/>
+                                        <w:sz w:val="28"/>
+                                        <w:szCs w:val="28"/>
+                                      </w:rPr>
+                                    </w:pPr>
+                                    <w:r>
+                                      <w:rPr>
+                                        <w:rFonts w:ascii="仿宋" w:eastAsia="仿宋" w:hAnsi="仿宋" w:cs="仿宋" w:hint="eastAsia"/>
+                                        <w:b/>
+                                        <w:bCs/>
+                                        <w:color w:val="000000"/>
+                                        <w:sz w:val="28"/>
+                                        <w:szCs w:val="28"/>
+                                      </w:rPr>
+                                      <w:t>成就导向</w:t>
+                                    </w:r>
+                                  </w:p>
+                                </w:txbxContent>
+                              </wps:txbx>
+                              <wps:bodyPr rot="0" spcFirstLastPara="0" vertOverflow="overflow" horzOverflow="overflow" vert="horz" wrap="square" lIns="91440" tIns="45720" rIns="91440" bIns="45720" numCol="1" spcCol="0" rtlCol="0" fromWordArt="0" anchor="ctr" anchorCtr="0" forceAA="0" compatLnSpc="1">
+                                <a:noAutofit/>
+                              </wps:bodyPr>
+                            </wps:wsp>
+                          </wpg:wgp>
+                        </a:graphicData>
+                      </a:graphic>
+                    </wp:inline>
+                  </w:drawing>
+                </mc:Choice>
+                <mc:Fallback>
+                  <w:pict>
+                    <v:group w14:anchorId="17D6107A" id="组合 35" o:spid="_x0000_s1050" style="width:404.2pt;height:89.2pt;mso-position-horizontal-relative:char;mso-position-vertical-relative:line" coordorigin="15606,36541" coordsize="8084,1784" o:gfxdata="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">
+                      <v:roundrect id="vml_s1051" o:spid="_x0000_s1051" style="position:absolute;left:15606;top:37016;width:8084;height:1309;visibility:visible;mso-wrap-style:square;v-text-anchor:middle" arcsize="10923f" o:gfxdata="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" filled="f" strokecolor="#7f7f7f" strokeweight=".5pt">
+                        <v:stroke joinstyle="miter"/>
+                        <v:textbox>
+                          <w:txbxContent>
+                            <w:p>
+                              <w:pPr>
+                                <w:spacing w:line="360" w:lineRule="auto"/>
+                                <w:rPr>
+                                  <w:rFonts w:ascii="仿宋" w:eastAsia="仿宋" w:hAnsi="仿宋" w:cs="仿宋" w:hint="eastAsia"/>
+                                  <w:color w:val="000000"/>
+                                  <w:sz w:val="22"/>
+                                  <w:szCs w:val="22"/>
+                                </w:rPr>
+                              </w:pPr>
+                              <w:r>
+                                <w:rPr>
+                                  <w:rFonts w:ascii="仿宋" w:eastAsia="仿宋" w:hAnsi="仿宋" w:cs="仿宋" w:hint="eastAsia"/>
+                                  <w:color w:val="000000"/>
+                                  <w:sz w:val="22"/>
+                                  <w:szCs w:val="22"/>
+                                </w:rPr>
+                                <w:t>有强烈的追求工作成功的愿望，不断设定挑战性的目标挑战自我，关注自身职业生涯的发展，追求事业的成功和卓越。</w:t>
+                              </w:r>
+                            </w:p>
+                          </w:txbxContent>
+                        </v:textbox>
+                      </v:roundrect>
+                      <v:rect id="vml_s1052" o:spid="_x0000_s1052" style="position:absolute;left:16321;top:36541;width:2489;height:675;visibility:visible;mso-wrap-style:square;v-text-anchor:middle" o:gfxdata="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" fillcolor="#7ddfd7" stroked="f" strokeweight="1pt">
+                        <v:textbox>
+                          <w:txbxContent>
+                            <w:p>
+                              <w:pPr>
+                                <w:jc w:val="center"/>
+                                <w:rPr>
+                                  <w:rFonts w:ascii="仿宋" w:eastAsia="仿宋" w:hAnsi="仿宋" w:cs="仿宋" w:hint="eastAsia"/>
+                                  <w:b/>
+                                  <w:bCs/>
+                                  <w:color w:val="000000"/>
+                                  <w:sz w:val="28"/>
+                                  <w:szCs w:val="28"/>
+                                </w:rPr>
+                              </w:pPr>
+                              <w:r>
+                                <w:rPr>
+                                  <w:rFonts w:ascii="仿宋" w:eastAsia="仿宋" w:hAnsi="仿宋" w:cs="仿宋" w:hint="eastAsia"/>
+                                  <w:b/>
+                                  <w:bCs/>
+                                  <w:color w:val="000000"/>
+                                  <w:sz w:val="28"/>
+                                  <w:szCs w:val="28"/>
+                                </w:rPr>
+                                <w:t>成就导向</w:t>
+                              </w:r>
+                            </w:p>
+                          </w:txbxContent>
+                        </v:textbox>
+                      </v:rect>
+                      <w10:anchorlock/>
+                    </v:group>
+                  </w:pict>
+                </mc:Fallback>
+              </mc:AlternateContent>
             </w:r>
           </w:p>
         </w:tc>
@@ -5244,14 +6863,14 @@
                 <w:szCs w:val="22"/>
               </w:rPr>
               <w:drawing>
-                <wp:inline distT="0" distB="0" distL="114300" distR="114300" wp14:anchorId="2D7873C6" wp14:editId="214C6DF0">
-                  <wp:extent cx="2147570" cy="1221105"/>
-                  <wp:effectExtent l="0" t="0" r="5080" b="0"/>
+                <wp:inline distT="0" distB="0" distL="114300" distR="114300" wp14:anchorId="43A773B5" wp14:editId="0A0EBC40">
+                  <wp:extent cx="1800225" cy="1080135"/>
+                  <wp:effectExtent l="0" t="0" r="9525" b="43815"/>
                   <wp:docPr id="124" name="图表 3" descr="7b0a202020202263686172745265734964223a20223530303539353737220a7d0a"/>
                   <wp:cNvGraphicFramePr/>
                   <a:graphic xmlns:a="http://schemas.openxmlformats.org/drawingml/2006/main">
                     <a:graphicData uri="http://schemas.openxmlformats.org/drawingml/2006/chart">
-                      <c:chart xmlns:c="http://schemas.openxmlformats.org/drawingml/2006/chart" xmlns:r="http://schemas.openxmlformats.org/officeDocument/2006/relationships" r:id="rId24"/>
+                      <c:chart xmlns:c="http://schemas.openxmlformats.org/drawingml/2006/chart" xmlns:r="http://schemas.openxmlformats.org/officeDocument/2006/relationships" r:id="rId21"/>
                     </a:graphicData>
                   </a:graphic>
                 </wp:inline>
@@ -5267,7 +6886,7 @@
           <w:p>
             <w:pPr>
               <w:keepNext/>
-              <w:spacing w:line="144" w:lineRule="auto"/>
+              <w:spacing w:line="360" w:lineRule="auto"/>
               <w:rPr>
                 <w:rFonts w:ascii="仿宋" w:eastAsia="仿宋" w:hAnsi="仿宋" w:cs="仿宋" w:hint="eastAsia"/>
                 <w:b/>
@@ -5307,7 +6926,7 @@
                     <w:sz w:val="22"/>
                     <w:szCs w:val="22"/>
                   </w:rPr>
-                  <w:t>3.50</w:t>
+                  <w:t>3.00</w:t>
                 </w:r>
               </w:sdtContent>
             </w:sdt>
@@ -5383,7 +7002,7 @@
           </w:tcPr>
           <w:p>
             <w:pPr>
-              <w:spacing w:line="360" w:lineRule="auto"/>
+              <w:spacing w:afterLines="50" w:after="156" w:line="360" w:lineRule="auto"/>
               <w:rPr>
                 <w:rFonts w:ascii="仿宋" w:eastAsia="仿宋" w:hAnsi="仿宋" w:cs="仿宋" w:hint="eastAsia"/>
                 <w:color w:val="000000"/>
@@ -5421,7 +7040,7 @@
                     <w:sz w:val="22"/>
                     <w:szCs w:val="22"/>
                   </w:rPr>
-                  <w:t>此处显示该维度的诊断与发展建议。</w:t>
+                  <w:t>有一定的责任感，愿意尽力达到既定标准和要求，但面对挑战性工作时常感到焦虑、把握不大，不过仍能努力完成任务。建议受测者在接到有难度的任务时，先拆解为若干可控的小步骤，分步推进，每完成一步就给自己一次正向确认。同时观察团队中成就动机较强的同事是如何看待和处理挑战的，从中获得启发和借鉴。</w:t>
                 </w:r>
               </w:sdtContent>
             </w:sdt>
@@ -5441,44 +7060,246 @@
           <w:p>
             <w:pPr>
               <w:keepNext/>
-              <w:spacing w:after="100" w:line="360" w:lineRule="auto"/>
+              <w:spacing w:line="360" w:lineRule="auto"/>
               <w:rPr>
                 <w:rFonts w:ascii="仿宋" w:eastAsia="仿宋" w:hAnsi="仿宋" w:hint="eastAsia"/>
-                <w:b/>
-                <w:color w:val="000000"/>
-                <w:sz w:val="28"/>
-                <w:szCs w:val="28"/>
-              </w:rPr>
-            </w:pPr>
-            <w:r>
-              <w:rPr>
-                <w:rFonts w:ascii="仿宋" w:eastAsia="仿宋" w:hAnsi="仿宋"/>
-                <w:b/>
-                <w:color w:val="000000"/>
-                <w:sz w:val="28"/>
-                <w:szCs w:val="28"/>
-              </w:rPr>
-              <w:t>合作意识</w:t>
-            </w:r>
-          </w:p>
-          <w:p>
-            <w:pPr>
-              <w:keepNext/>
-              <w:spacing w:line="360" w:lineRule="auto"/>
-              <w:rPr>
-                <w:rFonts w:ascii="仿宋" w:eastAsia="仿宋" w:hAnsi="仿宋" w:cs="仿宋" w:hint="eastAsia"/>
-                <w:color w:val="000000"/>
                 <w:sz w:val="22"/>
                 <w:szCs w:val="22"/>
               </w:rPr>
             </w:pPr>
             <w:r>
               <w:rPr>
-                <w:rFonts w:ascii="仿宋" w:eastAsia="仿宋" w:hAnsi="仿宋"/>
-                <w:sz w:val="22"/>
-                <w:szCs w:val="22"/>
+                <w:rFonts w:ascii="仿宋" w:eastAsia="仿宋" w:hAnsi="仿宋" w:cs="仿宋" w:hint="eastAsia"/>
+                <w:noProof/>
+                <w:sz w:val="28"/>
               </w:rPr>
-              <w:t>能主动配合他人开展工作，乐于分享信息和资源，妥善处理分歧，及时补位，与团队成员共同推动目标实现。</w:t>
+              <mc:AlternateContent>
+                <mc:Choice Requires="wpg">
+                  <w:drawing>
+                    <wp:inline distT="0" distB="0" distL="114300" distR="114300" wp14:anchorId="7258A064" wp14:editId="4D0DFE8F">
+                      <wp:extent cx="5133340" cy="1132840"/>
+                      <wp:effectExtent l="4445" t="0" r="5715" b="10160"/>
+                      <wp:docPr id="39" name="组合 39"/>
+                      <wp:cNvGraphicFramePr/>
+                      <a:graphic xmlns:a="http://schemas.openxmlformats.org/drawingml/2006/main">
+                        <a:graphicData uri="http://schemas.microsoft.com/office/word/2010/wordprocessingGroup">
+                          <wpg:wgp>
+                            <wpg:cNvGrpSpPr/>
+                            <wpg:grpSpPr>
+                              <a:xfrm>
+                                <a:off x="0" y="0"/>
+                                <a:ext cx="5133340" cy="1132840"/>
+                                <a:chOff x="15606" y="36541"/>
+                                <a:chExt cx="8084" cy="1784"/>
+                              </a:xfrm>
+                            </wpg:grpSpPr>
+                            <wps:wsp>
+                              <wps:cNvPr id="40" name="圆角矩形 23"/>
+                              <wps:cNvSpPr/>
+                              <wps:spPr>
+                                <a:xfrm>
+                                  <a:off x="15606" y="37016"/>
+                                  <a:ext cx="8084" cy="1309"/>
+                                </a:xfrm>
+                                <a:prstGeom prst="roundRect">
+                                  <a:avLst/>
+                                </a:prstGeom>
+                                <a:noFill/>
+                                <a:ln w="6350" cap="flat" cmpd="sng" algn="ctr">
+                                  <a:solidFill>
+                                    <a:srgbClr val="FFFFFF">
+                                      <a:lumMod val="50000"/>
+                                    </a:srgbClr>
+                                  </a:solidFill>
+                                  <a:prstDash val="solid"/>
+                                  <a:miter lim="800000"/>
+                                </a:ln>
+                                <a:effectLst/>
+                              </wps:spPr>
+                              <wps:style>
+                                <a:lnRef idx="2">
+                                  <a:schemeClr val="accent1">
+                                    <a:lumMod val="75000"/>
+                                  </a:schemeClr>
+                                </a:lnRef>
+                                <a:fillRef idx="1">
+                                  <a:schemeClr val="accent1"/>
+                                </a:fillRef>
+                                <a:effectRef idx="0">
+                                  <a:srgbClr val="FFFFFF"/>
+                                </a:effectRef>
+                                <a:fontRef idx="minor">
+                                  <a:schemeClr val="lt1"/>
+                                </a:fontRef>
+                              </wps:style>
+                              <wps:txbx>
+                                <w:txbxContent>
+                                  <w:p>
+                                    <w:pPr>
+                                      <w:spacing w:line="360" w:lineRule="auto"/>
+                                      <w:rPr>
+                                        <w:rFonts w:ascii="仿宋" w:eastAsia="仿宋" w:hAnsi="仿宋" w:cs="仿宋" w:hint="eastAsia"/>
+                                        <w:color w:val="000000"/>
+                                        <w:sz w:val="22"/>
+                                        <w:szCs w:val="22"/>
+                                      </w:rPr>
+                                    </w:pPr>
+                                    <w:r>
+                                      <w:rPr>
+                                        <w:rFonts w:ascii="仿宋" w:eastAsia="仿宋" w:hAnsi="仿宋" w:cs="仿宋" w:hint="eastAsia"/>
+                                        <w:color w:val="000000"/>
+                                        <w:sz w:val="22"/>
+                                        <w:szCs w:val="22"/>
+                                      </w:rPr>
+                                      <w:t>能主动配合他人开展工作，乐于分享信息和资源，妥善处理分歧，及时补位，与团队成员共同推动目标实现。</w:t>
+                                    </w:r>
+                                  </w:p>
+                                </w:txbxContent>
+                              </wps:txbx>
+                              <wps:bodyPr rot="0" spcFirstLastPara="0" vertOverflow="overflow" horzOverflow="overflow" vert="horz" wrap="square" lIns="91440" tIns="45720" rIns="91440" bIns="45720" numCol="1" spcCol="0" rtlCol="0" fromWordArt="0" anchor="ctr" anchorCtr="0" forceAA="0" compatLnSpc="1">
+                                <a:noAutofit/>
+                              </wps:bodyPr>
+                            </wps:wsp>
+                            <wps:wsp>
+                              <wps:cNvPr id="41" name="矩形 24"/>
+                              <wps:cNvSpPr/>
+                              <wps:spPr>
+                                <a:xfrm>
+                                  <a:off x="16321" y="36541"/>
+                                  <a:ext cx="2489" cy="675"/>
+                                </a:xfrm>
+                                <a:prstGeom prst="rect">
+                                  <a:avLst/>
+                                </a:prstGeom>
+                                <a:solidFill>
+                                  <a:srgbClr val="7DDFD7"/>
+                                </a:solidFill>
+                                <a:ln w="12700" cap="flat" cmpd="sng" algn="ctr">
+                                  <a:noFill/>
+                                  <a:prstDash val="solid"/>
+                                  <a:miter lim="800000"/>
+                                </a:ln>
+                                <a:effectLst/>
+                              </wps:spPr>
+                              <wps:style>
+                                <a:lnRef idx="2">
+                                  <a:schemeClr val="accent1">
+                                    <a:lumMod val="75000"/>
+                                  </a:schemeClr>
+                                </a:lnRef>
+                                <a:fillRef idx="1">
+                                  <a:schemeClr val="accent1"/>
+                                </a:fillRef>
+                                <a:effectRef idx="0">
+                                  <a:srgbClr val="FFFFFF"/>
+                                </a:effectRef>
+                                <a:fontRef idx="minor">
+                                  <a:schemeClr val="lt1"/>
+                                </a:fontRef>
+                              </wps:style>
+                              <wps:txbx>
+                                <w:txbxContent>
+                                  <w:p>
+                                    <w:pPr>
+                                      <w:jc w:val="center"/>
+                                      <w:rPr>
+                                        <w:rFonts w:ascii="仿宋" w:eastAsia="仿宋" w:hAnsi="仿宋" w:cs="仿宋" w:hint="eastAsia"/>
+                                        <w:b/>
+                                        <w:bCs/>
+                                        <w:color w:val="000000"/>
+                                        <w:sz w:val="28"/>
+                                        <w:szCs w:val="28"/>
+                                      </w:rPr>
+                                    </w:pPr>
+                                    <w:r>
+                                      <w:rPr>
+                                        <w:rFonts w:ascii="仿宋" w:eastAsia="仿宋" w:hAnsi="仿宋" w:cs="仿宋" w:hint="eastAsia"/>
+                                        <w:b/>
+                                        <w:bCs/>
+                                        <w:color w:val="000000"/>
+                                        <w:sz w:val="28"/>
+                                        <w:szCs w:val="28"/>
+                                      </w:rPr>
+                                      <w:t>合作意识</w:t>
+                                    </w:r>
+                                  </w:p>
+                                </w:txbxContent>
+                              </wps:txbx>
+                              <wps:bodyPr rot="0" spcFirstLastPara="0" vertOverflow="overflow" horzOverflow="overflow" vert="horz" wrap="square" lIns="91440" tIns="45720" rIns="91440" bIns="45720" numCol="1" spcCol="0" rtlCol="0" fromWordArt="0" anchor="ctr" anchorCtr="0" forceAA="0" compatLnSpc="1">
+                                <a:noAutofit/>
+                              </wps:bodyPr>
+                            </wps:wsp>
+                          </wpg:wgp>
+                        </a:graphicData>
+                      </a:graphic>
+                    </wp:inline>
+                  </w:drawing>
+                </mc:Choice>
+                <mc:Fallback>
+                  <w:pict>
+                    <v:group w14:anchorId="7258A064" id="组合 39" o:spid="_x0000_s1053" style="width:404.2pt;height:89.2pt;mso-position-horizontal-relative:char;mso-position-vertical-relative:line" coordorigin="15606,36541" coordsize="8084,1784" o:gfxdata="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">
+                      <v:roundrect id="vml_s1054" o:spid="_x0000_s1054" style="position:absolute;left:15606;top:37016;width:8084;height:1309;visibility:visible;mso-wrap-style:square;v-text-anchor:middle" arcsize="10923f" o:gfxdata="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" filled="f" strokecolor="#7f7f7f" strokeweight=".5pt">
+                        <v:stroke joinstyle="miter"/>
+                        <v:textbox>
+                          <w:txbxContent>
+                            <w:p>
+                              <w:pPr>
+                                <w:spacing w:line="360" w:lineRule="auto"/>
+                                <w:rPr>
+                                  <w:rFonts w:ascii="仿宋" w:eastAsia="仿宋" w:hAnsi="仿宋" w:cs="仿宋" w:hint="eastAsia"/>
+                                  <w:color w:val="000000"/>
+                                  <w:sz w:val="22"/>
+                                  <w:szCs w:val="22"/>
+                                </w:rPr>
+                              </w:pPr>
+                              <w:r>
+                                <w:rPr>
+                                  <w:rFonts w:ascii="仿宋" w:eastAsia="仿宋" w:hAnsi="仿宋" w:cs="仿宋" w:hint="eastAsia"/>
+                                  <w:color w:val="000000"/>
+                                  <w:sz w:val="22"/>
+                                  <w:szCs w:val="22"/>
+                                </w:rPr>
+                                <w:t>能主动配合他人开展工作，乐于分享信息和资源，妥善处理分歧，及时补位，与团队成员共同推动目标实现。</w:t>
+                              </w:r>
+                            </w:p>
+                          </w:txbxContent>
+                        </v:textbox>
+                      </v:roundrect>
+                      <v:rect id="vml_s1055" o:spid="_x0000_s1055" style="position:absolute;left:16321;top:36541;width:2489;height:675;visibility:visible;mso-wrap-style:square;v-text-anchor:middle" o:gfxdata="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" fillcolor="#7ddfd7" stroked="f" strokeweight="1pt">
+                        <v:textbox>
+                          <w:txbxContent>
+                            <w:p>
+                              <w:pPr>
+                                <w:jc w:val="center"/>
+                                <w:rPr>
+                                  <w:rFonts w:ascii="仿宋" w:eastAsia="仿宋" w:hAnsi="仿宋" w:cs="仿宋" w:hint="eastAsia"/>
+                                  <w:b/>
+                                  <w:bCs/>
+                                  <w:color w:val="000000"/>
+                                  <w:sz w:val="28"/>
+                                  <w:szCs w:val="28"/>
+                                </w:rPr>
+                              </w:pPr>
+                              <w:r>
+                                <w:rPr>
+                                  <w:rFonts w:ascii="仿宋" w:eastAsia="仿宋" w:hAnsi="仿宋" w:cs="仿宋" w:hint="eastAsia"/>
+                                  <w:b/>
+                                  <w:bCs/>
+                                  <w:color w:val="000000"/>
+                                  <w:sz w:val="28"/>
+                                  <w:szCs w:val="28"/>
+                                </w:rPr>
+                                <w:t>合作意识</w:t>
+                              </w:r>
+                            </w:p>
+                          </w:txbxContent>
+                        </v:textbox>
+                      </v:rect>
+                      <w10:anchorlock/>
+                    </v:group>
+                  </w:pict>
+                </mc:Fallback>
+              </mc:AlternateContent>
             </w:r>
           </w:p>
         </w:tc>
@@ -5512,14 +7333,14 @@
                 <w:szCs w:val="22"/>
               </w:rPr>
               <w:drawing>
-                <wp:inline distT="0" distB="0" distL="114300" distR="114300" wp14:anchorId="37105086" wp14:editId="54466693">
-                  <wp:extent cx="2066306" cy="1324098"/>
-                  <wp:effectExtent l="0" t="0" r="0" b="0"/>
+                <wp:inline distT="0" distB="0" distL="114300" distR="114300" wp14:anchorId="2CEB92E3" wp14:editId="1A9A79E3">
+                  <wp:extent cx="1800000" cy="1080000"/>
+                  <wp:effectExtent l="0" t="0" r="0" b="6350"/>
                   <wp:docPr id="42" name="图表 2" descr="7b0a202020202263686172745265734964223a20223530303539353737220a7d0a"/>
                   <wp:cNvGraphicFramePr/>
                   <a:graphic xmlns:a="http://schemas.openxmlformats.org/drawingml/2006/main">
                     <a:graphicData uri="http://schemas.openxmlformats.org/drawingml/2006/chart">
-                      <c:chart xmlns:c="http://schemas.openxmlformats.org/drawingml/2006/chart" xmlns:r="http://schemas.openxmlformats.org/officeDocument/2006/relationships" r:id="rId25"/>
+                      <c:chart xmlns:c="http://schemas.openxmlformats.org/drawingml/2006/chart" xmlns:r="http://schemas.openxmlformats.org/officeDocument/2006/relationships" r:id="rId22"/>
                     </a:graphicData>
                   </a:graphic>
                 </wp:inline>
@@ -5535,7 +7356,7 @@
           <w:p>
             <w:pPr>
               <w:keepNext/>
-              <w:spacing w:line="144" w:lineRule="auto"/>
+              <w:spacing w:line="360" w:lineRule="auto"/>
               <w:rPr>
                 <w:rFonts w:ascii="仿宋" w:eastAsia="仿宋" w:hAnsi="仿宋" w:cs="仿宋" w:hint="eastAsia"/>
                 <w:b/>
@@ -5651,7 +7472,7 @@
           </w:tcPr>
           <w:p>
             <w:pPr>
-              <w:spacing w:line="360" w:lineRule="auto"/>
+              <w:spacing w:afterLines="50" w:after="156" w:line="360" w:lineRule="auto"/>
               <w:rPr>
                 <w:rFonts w:ascii="仿宋" w:eastAsia="仿宋" w:hAnsi="仿宋" w:cs="仿宋" w:hint="eastAsia"/>
                 <w:color w:val="000000"/>
@@ -5695,10 +7516,14 @@
         </w:tc>
       </w:tr>
     </w:tbl>
-    <w:p/>
+    <w:p>
+      <w:pPr>
+        <w:spacing w:line="360" w:lineRule="auto"/>
+      </w:pPr>
+    </w:p>
     <w:sectPr>
-      <w:headerReference w:type="default" r:id="rId26"/>
-      <w:footerReference w:type="default" r:id="rId27"/>
+      <w:headerReference w:type="default" r:id="rId23"/>
+      <w:footerReference w:type="default" r:id="rId24"/>
       <w:pgSz w:w="11906" w:h="16838"/>
       <w:pgMar w:top="1440" w:right="1701" w:bottom="1440" w:left="1701" w:header="851" w:footer="851" w:gutter="0"/>
       <w:pgNumType w:start="1"/>
@@ -5730,46 +7555,85 @@
 
 <file path=word/footer1.xml><?xml version="1.0" encoding="utf-8"?>
 <w:ftr xmlns:wpc="http://schemas.microsoft.com/office/word/2010/wordprocessingCanvas" xmlns:cx="http://schemas.microsoft.com/office/drawing/2014/chartex" xmlns:cx1="http://schemas.microsoft.com/office/drawing/2015/9/8/chartex" xmlns:cx2="http://schemas.microsoft.com/office/drawing/2015/10/21/chartex" xmlns:cx3="http://schemas.microsoft.com/office/drawing/2016/5/9/chartex" xmlns:cx4="http://schemas.microsoft.com/office/drawing/2016/5/10/chartex" xmlns:cx5="http://schemas.microsoft.com/office/drawing/2016/5/11/chartex" xmlns:cx6="http://schemas.microsoft.com/office/drawing/2016/5/12/chartex" xmlns:cx7="http://schemas.microsoft.com/office/drawing/2016/5/13/chartex" xmlns:cx8="http://schemas.microsoft.com/office/drawing/2016/5/14/chartex" xmlns:mc="http://schemas.openxmlformats.org/markup-compatibility/2006" xmlns:aink="http://schemas.microsoft.com/office/drawing/2016/ink" xmlns:am3d="http://schemas.microsoft.com/office/drawing/2017/model3d" xmlns:o="urn:schemas-microsoft-com:office:office" xmlns:oel="http://schemas.microsoft.com/office/2019/extlst" xmlns:r="http://schemas.openxmlformats.org/officeDocument/2006/relationships" xmlns:m="http://schemas.openxmlformats.org/officeDocument/2006/math" xmlns:v="urn:schemas-microsoft-com:vml" xmlns:wp14="http://schemas.microsoft.com/office/word/2010/wordprocessingDrawing" xmlns:wp="http://schemas.openxmlformats.org/drawingml/2006/wordprocessingDrawing" xmlns:w10="urn:schemas-microsoft-com:office:word" xmlns:w="http://schemas.openxmlformats.org/wordprocessingml/2006/main" xmlns:w14="http://schemas.microsoft.com/office/word/2010/wordml" xmlns:w15="http://schemas.microsoft.com/office/word/2012/wordml" xmlns:w16cex="http://schemas.microsoft.com/office/word/2018/wordml/cex" xmlns:w16cid="http://schemas.microsoft.com/office/word/2016/wordml/cid" xmlns:w16="http://schemas.microsoft.com/office/word/2018/wordml" xmlns:w16du="http://schemas.microsoft.com/office/word/2023/wordml/word16du" xmlns:w16sdtdh="http://schemas.microsoft.com/office/word/2020/wordml/sdtdatahash" xmlns:w16sdtfl="http://schemas.microsoft.com/office/word/2024/wordml/sdtformatlock" xmlns:w16se="http://schemas.microsoft.com/office/word/2015/wordml/symex" xmlns:wpg="http://schemas.microsoft.com/office/word/2010/wordprocessingGroup" xmlns:wpi="http://schemas.microsoft.com/office/word/2010/wordprocessingInk" xmlns:wne="http://schemas.microsoft.com/office/word/2006/wordml" xmlns:wps="http://schemas.microsoft.com/office/word/2010/wordprocessingShape" mc:Ignorable="w14 w15 w16se w16cid w16 w16cex w16sdtdh w16sdtfl w16du wp14">
-  <w:p>
-    <w:pPr>
-      <w:jc w:val="center"/>
-    </w:pPr>
-    <w:r>
+  <w:sdt>
+    <w:sdtPr>
+      <w:id w:val="-301010442"/>
+      <w:docPartObj>
+        <w:docPartGallery w:val="Page Numbers (Bottom of Page)"/>
+        <w:docPartUnique/>
+      </w:docPartObj>
+    </w:sdtPr>
+    <w:sdtEndPr>
       <w:rPr>
-        <w:b/>
-        <w:sz w:val="24"/>
+        <w:rFonts w:asciiTheme="majorHAnsi" w:hAnsiTheme="majorHAnsi" w:cstheme="majorHAnsi"/>
       </w:rPr>
-      <w:fldChar w:fldCharType="begin"/>
-    </w:r>
-    <w:r>
-      <w:rPr>
-        <w:b/>
-        <w:sz w:val="24"/>
-      </w:rPr>
-      <w:instrText xml:space="preserve"> PAGE </w:instrText>
-    </w:r>
-    <w:r>
-      <w:rPr>
-        <w:b/>
-        <w:sz w:val="24"/>
-      </w:rPr>
-      <w:fldChar w:fldCharType="separate"/>
-    </w:r>
-    <w:r>
-      <w:rPr>
-        <w:b/>
-        <w:sz w:val="24"/>
-      </w:rPr>
-      <w:t>1</w:t>
-    </w:r>
-    <w:r>
-      <w:rPr>
-        <w:b/>
-        <w:sz w:val="24"/>
-      </w:rPr>
-      <w:fldChar w:fldCharType="end"/>
-    </w:r>
-  </w:p>
+    </w:sdtEndPr>
+    <w:sdtContent>
+      <w:sdt>
+        <w:sdtPr>
+          <w:id w:val="1728636285"/>
+          <w:docPartObj>
+            <w:docPartGallery w:val="Page Numbers (Top of Page)"/>
+            <w:docPartUnique/>
+          </w:docPartObj>
+        </w:sdtPr>
+        <w:sdtEndPr>
+          <w:rPr>
+            <w:rFonts w:asciiTheme="majorHAnsi" w:hAnsiTheme="majorHAnsi" w:cstheme="majorHAnsi"/>
+          </w:rPr>
+        </w:sdtEndPr>
+        <w:sdtContent>
+          <w:p>
+            <w:pPr>
+              <w:pStyle w:val="a3"/>
+              <w:jc w:val="center"/>
+              <w:rPr>
+                <w:rFonts w:asciiTheme="majorHAnsi" w:hAnsiTheme="majorHAnsi" w:cstheme="majorHAnsi"/>
+              </w:rPr>
+            </w:pPr>
+            <w:r>
+              <w:rPr>
+                <w:rFonts w:asciiTheme="majorHAnsi" w:hAnsiTheme="majorHAnsi" w:cstheme="majorHAnsi"/>
+                <w:lang w:val="zh-CN"/>
+              </w:rPr>
+              <w:t xml:space="preserve"> </w:t>
+            </w:r>
+            <w:r>
+              <w:rPr>
+                <w:rFonts w:asciiTheme="majorHAnsi" w:hAnsiTheme="majorHAnsi" w:cstheme="majorHAnsi"/>
+              </w:rPr>
+              <w:fldChar w:fldCharType="begin"/>
+            </w:r>
+            <w:r>
+              <w:rPr>
+                <w:rFonts w:asciiTheme="majorHAnsi" w:hAnsiTheme="majorHAnsi" w:cstheme="majorHAnsi"/>
+              </w:rPr>
+              <w:instrText>PAGE</w:instrText>
+            </w:r>
+            <w:r>
+              <w:rPr>
+                <w:rFonts w:asciiTheme="majorHAnsi" w:hAnsiTheme="majorHAnsi" w:cstheme="majorHAnsi"/>
+              </w:rPr>
+              <w:fldChar w:fldCharType="separate"/>
+            </w:r>
+            <w:r>
+              <w:rPr>
+                <w:rFonts w:asciiTheme="majorHAnsi" w:hAnsiTheme="majorHAnsi" w:cstheme="majorHAnsi"/>
+                <w:lang w:val="zh-CN"/>
+              </w:rPr>
+              <w:t>2</w:t>
+            </w:r>
+            <w:r>
+              <w:rPr>
+                <w:rFonts w:asciiTheme="majorHAnsi" w:hAnsiTheme="majorHAnsi" w:cstheme="majorHAnsi"/>
+              </w:rPr>
+              <w:fldChar w:fldCharType="end"/>
+            </w:r>
+          </w:p>
+        </w:sdtContent>
+      </w:sdt>
+    </w:sdtContent>
+  </w:sdt>
 </w:ftr>
 </file>
 
@@ -5796,59 +7660,15 @@
 <w:hdr xmlns:wpc="http://schemas.microsoft.com/office/word/2010/wordprocessingCanvas" xmlns:cx="http://schemas.microsoft.com/office/drawing/2014/chartex" xmlns:cx1="http://schemas.microsoft.com/office/drawing/2015/9/8/chartex" xmlns:cx2="http://schemas.microsoft.com/office/drawing/2015/10/21/chartex" xmlns:cx3="http://schemas.microsoft.com/office/drawing/2016/5/9/chartex" xmlns:cx4="http://schemas.microsoft.com/office/drawing/2016/5/10/chartex" xmlns:cx5="http://schemas.microsoft.com/office/drawing/2016/5/11/chartex" xmlns:cx6="http://schemas.microsoft.com/office/drawing/2016/5/12/chartex" xmlns:cx7="http://schemas.microsoft.com/office/drawing/2016/5/13/chartex" xmlns:cx8="http://schemas.microsoft.com/office/drawing/2016/5/14/chartex" xmlns:mc="http://schemas.openxmlformats.org/markup-compatibility/2006" xmlns:aink="http://schemas.microsoft.com/office/drawing/2016/ink" xmlns:am3d="http://schemas.microsoft.com/office/drawing/2017/model3d" xmlns:o="urn:schemas-microsoft-com:office:office" xmlns:oel="http://schemas.microsoft.com/office/2019/extlst" xmlns:r="http://schemas.openxmlformats.org/officeDocument/2006/relationships" xmlns:m="http://schemas.openxmlformats.org/officeDocument/2006/math" xmlns:v="urn:schemas-microsoft-com:vml" xmlns:wp14="http://schemas.microsoft.com/office/word/2010/wordprocessingDrawing" xmlns:wp="http://schemas.openxmlformats.org/drawingml/2006/wordprocessingDrawing" xmlns:w10="urn:schemas-microsoft-com:office:word" xmlns:w="http://schemas.openxmlformats.org/wordprocessingml/2006/main" xmlns:w14="http://schemas.microsoft.com/office/word/2010/wordml" xmlns:w15="http://schemas.microsoft.com/office/word/2012/wordml" xmlns:w16cex="http://schemas.microsoft.com/office/word/2018/wordml/cex" xmlns:w16cid="http://schemas.microsoft.com/office/word/2016/wordml/cid" xmlns:w16="http://schemas.microsoft.com/office/word/2018/wordml" xmlns:w16du="http://schemas.microsoft.com/office/word/2023/wordml/word16du" xmlns:w16sdtdh="http://schemas.microsoft.com/office/word/2020/wordml/sdtdatahash" xmlns:w16sdtfl="http://schemas.microsoft.com/office/word/2024/wordml/sdtformatlock" xmlns:w16se="http://schemas.microsoft.com/office/word/2015/wordml/symex" xmlns:wpg="http://schemas.microsoft.com/office/word/2010/wordprocessingGroup" xmlns:wpi="http://schemas.microsoft.com/office/word/2010/wordprocessingInk" xmlns:wne="http://schemas.microsoft.com/office/word/2006/wordml" xmlns:wps="http://schemas.microsoft.com/office/word/2010/wordprocessingShape" mc:Ignorable="w14 w15 w16se w16cid w16 w16cex w16sdtdh w16sdtfl w16du wp14">
   <w:p>
     <w:pPr>
-      <w:pBdr>
-        <w:top w:val="none" w:sz="0" w:space="1" w:color="auto"/>
-        <w:left w:val="none" w:sz="0" w:space="4" w:color="auto"/>
-        <w:bottom w:val="none" w:sz="0" w:space="1" w:color="auto"/>
-        <w:right w:val="none" w:sz="0" w:space="4" w:color="auto"/>
-      </w:pBdr>
-      <w:tabs>
-        <w:tab w:val="center" w:pos="4153"/>
-        <w:tab w:val="right" w:pos="8306"/>
-      </w:tabs>
-      <w:snapToGrid w:val="0"/>
+      <w:pStyle w:val="a5"/>
       <w:jc w:val="right"/>
       <w:rPr>
-        <w:rFonts w:ascii="Calibri" w:eastAsia="宋体" w:hAnsi="Calibri" w:cs="Times New Roman"/>
-        <w:sz w:val="18"/>
+        <w:rFonts w:ascii="仿宋" w:eastAsia="仿宋" w:hAnsi="仿宋" w:hint="eastAsia"/>
       </w:rPr>
     </w:pPr>
     <w:r>
       <w:rPr>
-        <w:rFonts w:ascii="Calibri" w:eastAsia="宋体" w:hAnsi="Calibri" w:cs="Times New Roman" w:hint="eastAsia"/>
-        <w:sz w:val="18"/>
-      </w:rPr>
-      <w:t>职场适应力全景测评</w:t>
-    </w:r>
-  </w:p>
-</w:hdr>
-</file>
-
-<file path=word/header2.xml><?xml version="1.0" encoding="utf-8"?>
-<w:hdr xmlns:wpc="http://schemas.microsoft.com/office/word/2010/wordprocessingCanvas" xmlns:cx="http://schemas.microsoft.com/office/drawing/2014/chartex" xmlns:cx1="http://schemas.microsoft.com/office/drawing/2015/9/8/chartex" xmlns:cx2="http://schemas.microsoft.com/office/drawing/2015/10/21/chartex" xmlns:cx3="http://schemas.microsoft.com/office/drawing/2016/5/9/chartex" xmlns:cx4="http://schemas.microsoft.com/office/drawing/2016/5/10/chartex" xmlns:cx5="http://schemas.microsoft.com/office/drawing/2016/5/11/chartex" xmlns:cx6="http://schemas.microsoft.com/office/drawing/2016/5/12/chartex" xmlns:cx7="http://schemas.microsoft.com/office/drawing/2016/5/13/chartex" xmlns:cx8="http://schemas.microsoft.com/office/drawing/2016/5/14/chartex" xmlns:mc="http://schemas.openxmlformats.org/markup-compatibility/2006" xmlns:aink="http://schemas.microsoft.com/office/drawing/2016/ink" xmlns:am3d="http://schemas.microsoft.com/office/drawing/2017/model3d" xmlns:o="urn:schemas-microsoft-com:office:office" xmlns:oel="http://schemas.microsoft.com/office/2019/extlst" xmlns:r="http://schemas.openxmlformats.org/officeDocument/2006/relationships" xmlns:m="http://schemas.openxmlformats.org/officeDocument/2006/math" xmlns:v="urn:schemas-microsoft-com:vml" xmlns:wp14="http://schemas.microsoft.com/office/word/2010/wordprocessingDrawing" xmlns:wp="http://schemas.openxmlformats.org/drawingml/2006/wordprocessingDrawing" xmlns:w10="urn:schemas-microsoft-com:office:word" xmlns:w="http://schemas.openxmlformats.org/wordprocessingml/2006/main" xmlns:w14="http://schemas.microsoft.com/office/word/2010/wordml" xmlns:w15="http://schemas.microsoft.com/office/word/2012/wordml" xmlns:w16cex="http://schemas.microsoft.com/office/word/2018/wordml/cex" xmlns:w16cid="http://schemas.microsoft.com/office/word/2016/wordml/cid" xmlns:w16="http://schemas.microsoft.com/office/word/2018/wordml" xmlns:w16du="http://schemas.microsoft.com/office/word/2023/wordml/word16du" xmlns:w16sdtdh="http://schemas.microsoft.com/office/word/2020/wordml/sdtdatahash" xmlns:w16sdtfl="http://schemas.microsoft.com/office/word/2024/wordml/sdtformatlock" xmlns:w16se="http://schemas.microsoft.com/office/word/2015/wordml/symex" xmlns:wpg="http://schemas.microsoft.com/office/word/2010/wordprocessingGroup" xmlns:wpi="http://schemas.microsoft.com/office/word/2010/wordprocessingInk" xmlns:wne="http://schemas.microsoft.com/office/word/2006/wordml" xmlns:wps="http://schemas.microsoft.com/office/word/2010/wordprocessingShape" mc:Ignorable="w14 w15 w16se w16cid w16 w16cex w16sdtdh w16sdtfl w16du wp14">
-  <w:p>
-    <w:pPr>
-      <w:pBdr>
-        <w:top w:val="none" w:sz="0" w:space="1" w:color="auto"/>
-        <w:left w:val="none" w:sz="0" w:space="4" w:color="auto"/>
-        <w:bottom w:val="none" w:sz="0" w:space="1" w:color="auto"/>
-        <w:right w:val="none" w:sz="0" w:space="4" w:color="auto"/>
-      </w:pBdr>
-      <w:tabs>
-        <w:tab w:val="center" w:pos="4153"/>
-        <w:tab w:val="right" w:pos="8306"/>
-      </w:tabs>
-      <w:snapToGrid w:val="0"/>
-      <w:jc w:val="right"/>
-      <w:rPr>
-        <w:rFonts w:ascii="仿宋" w:eastAsia="仿宋" w:hAnsi="仿宋" w:cs="仿宋" w:hint="eastAsia"/>
-        <w:sz w:val="18"/>
-      </w:rPr>
-    </w:pPr>
-    <w:r>
-      <w:rPr>
-        <w:rFonts w:ascii="仿宋" w:eastAsia="仿宋" w:hAnsi="仿宋" w:cs="仿宋" w:hint="eastAsia"/>
-        <w:sz w:val="18"/>
+        <w:rFonts w:ascii="仿宋" w:eastAsia="仿宋" w:hAnsi="仿宋"/>
       </w:rPr>
       <w:t>胜任力测评</w:t>
     </w:r>
@@ -5860,7 +7680,7 @@
 <w:numbering xmlns:wpc="http://schemas.microsoft.com/office/word/2010/wordprocessingCanvas" xmlns:cx="http://schemas.microsoft.com/office/drawing/2014/chartex" xmlns:cx1="http://schemas.microsoft.com/office/drawing/2015/9/8/chartex" xmlns:cx2="http://schemas.microsoft.com/office/drawing/2015/10/21/chartex" xmlns:cx3="http://schemas.microsoft.com/office/drawing/2016/5/9/chartex" xmlns:cx4="http://schemas.microsoft.com/office/drawing/2016/5/10/chartex" xmlns:cx5="http://schemas.microsoft.com/office/drawing/2016/5/11/chartex" xmlns:cx6="http://schemas.microsoft.com/office/drawing/2016/5/12/chartex" xmlns:cx7="http://schemas.microsoft.com/office/drawing/2016/5/13/chartex" xmlns:cx8="http://schemas.microsoft.com/office/drawing/2016/5/14/chartex" xmlns:mc="http://schemas.openxmlformats.org/markup-compatibility/2006" xmlns:aink="http://schemas.microsoft.com/office/drawing/2016/ink" xmlns:am3d="http://schemas.microsoft.com/office/drawing/2017/model3d" xmlns:o="urn:schemas-microsoft-com:office:office" xmlns:oel="http://schemas.microsoft.com/office/2019/extlst" xmlns:r="http://schemas.openxmlformats.org/officeDocument/2006/relationships" xmlns:m="http://schemas.openxmlformats.org/officeDocument/2006/math" xmlns:v="urn:schemas-microsoft-com:vml" xmlns:wp14="http://schemas.microsoft.com/office/word/2010/wordprocessingDrawing" xmlns:wp="http://schemas.openxmlformats.org/drawingml/2006/wordprocessingDrawing" xmlns:w10="urn:schemas-microsoft-com:office:word" xmlns:w="http://schemas.openxmlformats.org/wordprocessingml/2006/main" xmlns:w14="http://schemas.microsoft.com/office/word/2010/wordml" xmlns:w15="http://schemas.microsoft.com/office/word/2012/wordml" xmlns:w16cex="http://schemas.microsoft.com/office/word/2018/wordml/cex" xmlns:w16cid="http://schemas.microsoft.com/office/word/2016/wordml/cid" xmlns:w16="http://schemas.microsoft.com/office/word/2018/wordml" xmlns:w16du="http://schemas.microsoft.com/office/word/2023/wordml/word16du" xmlns:w16sdtdh="http://schemas.microsoft.com/office/word/2020/wordml/sdtdatahash" xmlns:w16sdtfl="http://schemas.microsoft.com/office/word/2024/wordml/sdtformatlock" xmlns:w16se="http://schemas.microsoft.com/office/word/2015/wordml/symex" xmlns:wpg="http://schemas.microsoft.com/office/word/2010/wordprocessingGroup" xmlns:wpi="http://schemas.microsoft.com/office/word/2010/wordprocessingInk" xmlns:wne="http://schemas.microsoft.com/office/word/2006/wordml" xmlns:wps="http://schemas.microsoft.com/office/word/2010/wordprocessingShape" mc:Ignorable="w14 w15 w16se w16cid w16 w16cex w16sdtdh w16sdtfl w16du wp14">
   <w:numPicBullet w:numPicBulletId="0">
     <w:pict>
-      <v:shapetype id="_x0000_t75" coordsize="21600,21600" o:spt="75" o:preferrelative="t" path="m@4@5l@4@11@9@11@9@5xe" filled="f" stroked="f">
+      <v:shapetype w14:anchorId="6CA6D969" id="_x0000_t75" coordsize="21600,21600" o:spt="75" o:preferrelative="t" path="m@4@5l@4@11@9@11@9@5xe" filled="f" stroked="f">
         <v:stroke joinstyle="miter"/>
         <v:formulas>
           <v:f eqn="if lineDrawn pixelLineWidth 0"/>
@@ -5879,14 +7699,14 @@
         <v:path o:extrusionok="f" gradientshapeok="t" o:connecttype="rect"/>
         <o:lock v:ext="edit" aspectratio="t"/>
       </v:shapetype>
-      <v:shape id="_x0000_i1042" type="#_x0000_t75" style="width:767.8pt;height:767.8pt" o:bullet="t">
+      <v:shape id="0" o:spid="_x0000_i1025" type="#_x0000_t75" style="width:766.5pt;height:766.5pt" o:bullet="t">
         <v:imagedata r:id="rId1" o:title=""/>
       </v:shape>
     </w:pict>
   </w:numPicBullet>
   <w:numPicBullet w:numPicBulletId="1">
     <w:pict>
-      <v:shape id="_x0000_i1043" type="#_x0000_t75" style="width:767.8pt;height:768.9pt" o:bullet="t">
+      <v:shape id="1" o:spid="_x0000_i1026" type="#_x0000_t75" style="width:766.5pt;height:766.5pt" o:bullet="t">
         <v:imagedata r:id="rId2" o:title=""/>
       </v:shape>
     </w:pict>
@@ -5930,10 +7750,10 @@
       </w:rPr>
     </w:lvl>
   </w:abstractNum>
-  <w:num w:numId="1" w16cid:durableId="485322675">
+  <w:num w:numId="1" w16cid:durableId="2095710229">
     <w:abstractNumId w:val="1"/>
   </w:num>
-  <w:num w:numId="2" w16cid:durableId="779107004">
+  <w:num w:numId="2" w16cid:durableId="767699955">
     <w:abstractNumId w:val="0"/>
   </w:num>
 </w:numbering>
@@ -5961,16 +7781,17 @@
     <w:lsdException w:name="heading 7" w:semiHidden="1" w:unhideWhenUsed="1" w:qFormat="1"/>
     <w:lsdException w:name="heading 8" w:semiHidden="1" w:unhideWhenUsed="1" w:qFormat="1"/>
     <w:lsdException w:name="heading 9" w:semiHidden="1" w:unhideWhenUsed="1" w:qFormat="1"/>
+    <w:lsdException w:name="header" w:qFormat="1"/>
     <w:lsdException w:name="footer" w:uiPriority="99"/>
     <w:lsdException w:name="caption" w:semiHidden="1" w:unhideWhenUsed="1" w:qFormat="1"/>
     <w:lsdException w:name="Title" w:qFormat="1"/>
-    <w:lsdException w:name="Default Paragraph Font" w:semiHidden="1"/>
+    <w:lsdException w:name="Default Paragraph Font" w:semiHidden="1" w:uiPriority="1" w:unhideWhenUsed="1" w:qFormat="1"/>
     <w:lsdException w:name="Subtitle" w:qFormat="1"/>
     <w:lsdException w:name="Strong" w:qFormat="1"/>
     <w:lsdException w:name="Emphasis" w:qFormat="1"/>
     <w:lsdException w:name="HTML Top of Form" w:semiHidden="1" w:uiPriority="99" w:unhideWhenUsed="1"/>
     <w:lsdException w:name="HTML Bottom of Form" w:semiHidden="1" w:uiPriority="99" w:unhideWhenUsed="1"/>
-    <w:lsdException w:name="Normal Table" w:semiHidden="1" w:unhideWhenUsed="1"/>
+    <w:lsdException w:name="Normal Table" w:semiHidden="1" w:uiPriority="99" w:unhideWhenUsed="1" w:qFormat="1"/>
     <w:lsdException w:name="No List" w:semiHidden="1" w:uiPriority="99" w:unhideWhenUsed="1"/>
     <w:lsdException w:name="Outline List 1" w:semiHidden="1" w:uiPriority="99" w:unhideWhenUsed="1"/>
     <w:lsdException w:name="Outline List 2" w:semiHidden="1" w:uiPriority="99" w:unhideWhenUsed="1"/>
@@ -6280,7 +8101,43 @@
     <w:semiHidden/>
     <w:unhideWhenUsed/>
   </w:style>
-  <w:style w:type="table" w:styleId="a3">
+  <w:style w:type="paragraph" w:styleId="a3">
+    <w:name w:val="footer"/>
+    <w:basedOn w:val="a"/>
+    <w:link w:val="a4"/>
+    <w:uiPriority w:val="99"/>
+    <w:pPr>
+      <w:tabs>
+        <w:tab w:val="center" w:pos="4153"/>
+        <w:tab w:val="right" w:pos="8306"/>
+      </w:tabs>
+      <w:snapToGrid w:val="0"/>
+      <w:jc w:val="left"/>
+    </w:pPr>
+    <w:rPr>
+      <w:sz w:val="18"/>
+      <w:szCs w:val="18"/>
+    </w:rPr>
+  </w:style>
+  <w:style w:type="paragraph" w:styleId="a5">
+    <w:name w:val="header"/>
+    <w:basedOn w:val="a"/>
+    <w:link w:val="a6"/>
+    <w:qFormat/>
+    <w:pPr>
+      <w:tabs>
+        <w:tab w:val="center" w:pos="4153"/>
+        <w:tab w:val="right" w:pos="8306"/>
+      </w:tabs>
+      <w:snapToGrid w:val="0"/>
+      <w:jc w:val="center"/>
+    </w:pPr>
+    <w:rPr>
+      <w:sz w:val="18"/>
+      <w:szCs w:val="18"/>
+    </w:rPr>
+  </w:style>
+  <w:style w:type="table" w:styleId="a7">
     <w:name w:val="Table Grid"/>
     <w:basedOn w:val="a1"/>
     <w:qFormat/>
@@ -6299,7 +8156,7 @@
       </w:tblBorders>
     </w:tblPr>
   </w:style>
-  <w:style w:type="paragraph" w:customStyle="1" w:styleId="a4">
+  <w:style w:type="paragraph" w:customStyle="1" w:styleId="a8">
     <w:name w:val="公文二级标题"/>
     <w:basedOn w:val="a"/>
     <w:qFormat/>
@@ -6314,7 +8171,7 @@
       <w:szCs w:val="40"/>
     </w:rPr>
   </w:style>
-  <w:style w:type="paragraph" w:customStyle="1" w:styleId="a5">
+  <w:style w:type="paragraph" w:customStyle="1" w:styleId="a9">
     <w:name w:val="公文三级标题"/>
     <w:basedOn w:val="a"/>
     <w:qFormat/>
@@ -6329,7 +8186,7 @@
       <w:szCs w:val="40"/>
     </w:rPr>
   </w:style>
-  <w:style w:type="paragraph" w:customStyle="1" w:styleId="a6">
+  <w:style w:type="paragraph" w:customStyle="1" w:styleId="aa">
     <w:name w:val="公文四级标题"/>
     <w:basedOn w:val="a"/>
     <w:qFormat/>
@@ -6343,7 +8200,7 @@
       <w:szCs w:val="40"/>
     </w:rPr>
   </w:style>
-  <w:style w:type="paragraph" w:customStyle="1" w:styleId="a7">
+  <w:style w:type="paragraph" w:customStyle="1" w:styleId="ab">
     <w:name w:val="公文一级标题"/>
     <w:basedOn w:val="a"/>
     <w:qFormat/>
@@ -6359,7 +8216,7 @@
       <w:szCs w:val="40"/>
     </w:rPr>
   </w:style>
-  <w:style w:type="paragraph" w:customStyle="1" w:styleId="a8">
+  <w:style w:type="paragraph" w:customStyle="1" w:styleId="ac">
     <w:name w:val="公文正文"/>
     <w:basedOn w:val="a"/>
     <w:qFormat/>
@@ -6372,14 +8229,12 @@
       <w:sz w:val="32"/>
     </w:rPr>
   </w:style>
-  <w:style w:type="table" w:styleId="1-5">
-    <w:name w:val="Grid Table 1 Light Accent 5"/>
+  <w:style w:type="table" w:customStyle="1" w:styleId="1-51">
+    <w:name w:val="网格表 1 浅色 - 着色 51"/>
     <w:basedOn w:val="a1"/>
     <w:uiPriority w:val="46"/>
-    <w:rsid w:val="004C5393"/>
+    <w:qFormat/>
     <w:tblPr>
-      <w:tblStyleRowBandSize w:val="1"/>
-      <w:tblStyleColBandSize w:val="1"/>
       <w:tblBorders>
         <w:top w:val="single" w:sz="4" w:space="0" w:color="A8E9E3" w:themeColor="accent5" w:themeTint="66"/>
         <w:left w:val="single" w:sz="4" w:space="0" w:color="A8E9E3" w:themeColor="accent5" w:themeTint="66"/>
@@ -6426,60 +8281,23 @@
       </w:rPr>
     </w:tblStylePr>
   </w:style>
-  <w:style w:type="paragraph" w:styleId="a9">
-    <w:name w:val="header"/>
-    <w:basedOn w:val="a"/>
-    <w:link w:val="aa"/>
-    <w:rsid w:val="00291AB8"/>
-    <w:pPr>
-      <w:tabs>
-        <w:tab w:val="center" w:pos="4153"/>
-        <w:tab w:val="right" w:pos="8306"/>
-      </w:tabs>
-      <w:snapToGrid w:val="0"/>
-      <w:jc w:val="center"/>
-    </w:pPr>
-    <w:rPr>
-      <w:sz w:val="18"/>
-      <w:szCs w:val="18"/>
-    </w:rPr>
-  </w:style>
-  <w:style w:type="character" w:customStyle="1" w:styleId="aa">
+  <w:style w:type="character" w:customStyle="1" w:styleId="a6">
     <w:name w:val="页眉 字符"/>
     <w:basedOn w:val="a0"/>
-    <w:link w:val="a9"/>
-    <w:rsid w:val="00291AB8"/>
+    <w:link w:val="a5"/>
+    <w:qFormat/>
     <w:rPr>
       <w:kern w:val="2"/>
       <w:sz w:val="18"/>
       <w:szCs w:val="18"/>
     </w:rPr>
   </w:style>
-  <w:style w:type="paragraph" w:styleId="ab">
-    <w:name w:val="footer"/>
-    <w:basedOn w:val="a"/>
-    <w:link w:val="ac"/>
-    <w:uiPriority w:val="99"/>
-    <w:rsid w:val="00291AB8"/>
-    <w:pPr>
-      <w:tabs>
-        <w:tab w:val="center" w:pos="4153"/>
-        <w:tab w:val="right" w:pos="8306"/>
-      </w:tabs>
-      <w:snapToGrid w:val="0"/>
-      <w:jc w:val="left"/>
-    </w:pPr>
-    <w:rPr>
-      <w:sz w:val="18"/>
-      <w:szCs w:val="18"/>
-    </w:rPr>
-  </w:style>
-  <w:style w:type="character" w:customStyle="1" w:styleId="ac">
+  <w:style w:type="character" w:customStyle="1" w:styleId="a4">
     <w:name w:val="页脚 字符"/>
     <w:basedOn w:val="a0"/>
-    <w:link w:val="ab"/>
+    <w:link w:val="a3"/>
     <w:uiPriority w:val="99"/>
-    <w:rsid w:val="00291AB8"/>
+    <w:qFormat/>
     <w:rPr>
       <w:kern w:val="2"/>
       <w:sz w:val="18"/>
@@ -6494,12 +8312,21 @@
   <c:date1904 val="0"/>
   <c:lang val="zh-CN"/>
   <c:roundedCorners val="0"/>
-  <c:style val="2"/>
+  <mc:AlternateContent xmlns:mc="http://schemas.openxmlformats.org/markup-compatibility/2006">
+    <mc:Choice xmlns:c14="http://schemas.microsoft.com/office/drawing/2007/8/2/chart" Requires="c14">
+      <c14:style val="102"/>
+    </mc:Choice>
+    <mc:Fallback>
+      <c:style val="2"/>
+    </mc:Fallback>
+  </mc:AlternateContent>
+  <c:clrMapOvr bg1="lt1" tx1="dk1" bg2="lt2" tx2="dk2" accent1="accent1" accent2="accent2" accent3="accent3" accent4="accent4" accent5="accent5" accent6="accent6" hlink="hlink" folHlink="folHlink"/>
   <c:chart>
     <c:autoTitleDeleted val="1"/>
     <c:view3D>
-      <c:rotX val="75"/>
+      <c:rotX val="30"/>
       <c:rotY val="0"/>
+      <c:depthPercent val="100"/>
       <c:rAngAx val="0"/>
     </c:view3D>
     <c:floor>
@@ -6512,37 +8339,71 @@
       <c:thickness val="0"/>
     </c:backWall>
     <c:plotArea>
-      <c:layout/>
+      <c:layout>
+        <c:manualLayout>
+          <c:layoutTarget val="inner"/>
+          <c:xMode val="edge"/>
+          <c:yMode val="edge"/>
+          <c:x val="8.5473684210526299E-2"/>
+          <c:y val="0.104120553359684"/>
+          <c:w val="0.82905263157894704"/>
+          <c:h val="0.78434782608695697"/>
+        </c:manualLayout>
+      </c:layout>
       <c:pie3DChart>
         <c:varyColors val="1"/>
         <c:ser>
           <c:idx val="0"/>
           <c:order val="0"/>
-          <c:tx>
-            <c:strRef>
-              <c:f>label 0</c:f>
-              <c:strCache>
-                <c:ptCount val="1"/>
-                <c:pt idx="0">
-                  <c:v>一级维度得分</c:v>
-                </c:pt>
-              </c:strCache>
-            </c:strRef>
-          </c:tx>
+          <c:spPr>
+            <a:solidFill>
+              <a:schemeClr val="accent1">
+                <a:lumMod val="20000"/>
+                <a:lumOff val="80000"/>
+              </a:schemeClr>
+            </a:solidFill>
+            <a:ln w="31750">
+              <a:solidFill>
+                <a:schemeClr val="bg1"/>
+              </a:solidFill>
+            </a:ln>
+            <a:scene3d>
+              <a:camera prst="orthographicFront"/>
+              <a:lightRig rig="threePt" dir="t"/>
+            </a:scene3d>
+            <a:sp3d contourW="31750"/>
+          </c:spPr>
           <c:dPt>
             <c:idx val="0"/>
             <c:bubble3D val="0"/>
             <c:spPr>
               <a:solidFill>
-                <a:srgbClr val="30C0B4"/>
+                <a:srgbClr val="30C0B4">
+                  <a:lumMod val="60000"/>
+                  <a:lumOff val="40000"/>
+                </a:srgbClr>
               </a:solidFill>
-              <a:ln>
-                <a:noFill/>
+              <a:ln w="31750">
+                <a:solidFill>
+                  <a:schemeClr val="bg1"/>
+                </a:solidFill>
               </a:ln>
+              <a:effectLst>
+                <a:outerShdw blurRad="88900" sx="102000" sy="102000" algn="ctr" rotWithShape="0">
+                  <a:prstClr val="black">
+                    <a:alpha val="10000"/>
+                  </a:prstClr>
+                </a:outerShdw>
+              </a:effectLst>
+              <a:scene3d>
+                <a:camera prst="orthographicFront"/>
+                <a:lightRig rig="threePt" dir="t"/>
+              </a:scene3d>
+              <a:sp3d contourW="31750"/>
             </c:spPr>
             <c:extLst>
               <c:ext xmlns:c16="http://schemas.microsoft.com/office/drawing/2014/chart" uri="{C3380CC4-5D6E-409C-BE32-E72D297353CC}">
-                <c16:uniqueId val="{00000001-E75F-4178-B5F5-4489E257784E}"/>
+                <c16:uniqueId val="{00000001-B474-4C26-B7B0-BB4425074F24}"/>
               </c:ext>
             </c:extLst>
           </c:dPt>
@@ -6551,15 +8412,32 @@
             <c:bubble3D val="0"/>
             <c:spPr>
               <a:solidFill>
-                <a:srgbClr val="00B050"/>
+                <a:srgbClr val="75BD42">
+                  <a:lumMod val="60000"/>
+                  <a:lumOff val="40000"/>
+                </a:srgbClr>
               </a:solidFill>
-              <a:ln>
-                <a:noFill/>
+              <a:ln w="31750">
+                <a:solidFill>
+                  <a:schemeClr val="bg1"/>
+                </a:solidFill>
               </a:ln>
+              <a:effectLst>
+                <a:outerShdw blurRad="88900" sx="102000" sy="102000" algn="ctr" rotWithShape="0">
+                  <a:prstClr val="black">
+                    <a:alpha val="10000"/>
+                  </a:prstClr>
+                </a:outerShdw>
+              </a:effectLst>
+              <a:scene3d>
+                <a:camera prst="orthographicFront"/>
+                <a:lightRig rig="threePt" dir="t"/>
+              </a:scene3d>
+              <a:sp3d contourW="31750"/>
             </c:spPr>
             <c:extLst>
               <c:ext xmlns:c16="http://schemas.microsoft.com/office/drawing/2014/chart" uri="{C3380CC4-5D6E-409C-BE32-E72D297353CC}">
-                <c16:uniqueId val="{00000003-E75F-4178-B5F5-4489E257784E}"/>
+                <c16:uniqueId val="{00000003-B474-4C26-B7B0-BB4425074F24}"/>
               </c:ext>
             </c:extLst>
           </c:dPt>
@@ -6568,21 +8446,38 @@
               <c:idx val="0"/>
               <c:layout>
                 <c:manualLayout>
-                  <c:x val="4.5816252712804525E-2"/>
-                  <c:y val="-2.2579734688117466E-2"/>
+                  <c:x val="2.6315789473684018E-2"/>
+                  <c:y val="4.4455421091627562E-2"/>
                 </c:manualLayout>
               </c:layout>
+              <c:tx>
+                <c:rich>
+                  <a:bodyPr/>
+                  <a:lstStyle/>
+                  <a:p>
+                    <a:fld id="{42FCE565-8C6C-48F1-9011-6F7583B76609}" type="VALUE">
+                      <a:rPr lang="en-US" altLang="zh-CN" sz="1200"/>
+                      <a:pPr/>
+                      <a:t>[值]</a:t>
+                    </a:fld>
+                    <a:endParaRPr lang="zh-CN" altLang="en-US"/>
+                  </a:p>
+                </c:rich>
+              </c:tx>
               <c:dLblPos val="bestFit"/>
               <c:showLegendKey val="0"/>
               <c:showVal val="1"/>
               <c:showCatName val="0"/>
               <c:showSerName val="0"/>
               <c:showPercent val="0"/>
-              <c:showBubbleSize val="0"/>
+              <c:showBubbleSize val="1"/>
               <c:extLst>
-                <c:ext xmlns:c15="http://schemas.microsoft.com/office/drawing/2012/chart" uri="{CE6537A1-D6FC-4f65-9D91-7224C49458BB}"/>
+                <c:ext xmlns:c15="http://schemas.microsoft.com/office/drawing/2012/chart" uri="{CE6537A1-D6FC-4f65-9D91-7224C49458BB}">
+                  <c15:dlblFieldTable/>
+                  <c15:showDataLabelsRange val="0"/>
+                </c:ext>
                 <c:ext xmlns:c16="http://schemas.microsoft.com/office/drawing/2014/chart" uri="{C3380CC4-5D6E-409C-BE32-E72D297353CC}">
-                  <c16:uniqueId val="{00000001-E75F-4178-B5F5-4489E257784E}"/>
+                  <c16:uniqueId val="{00000001-B474-4C26-B7B0-BB4425074F24}"/>
                 </c:ext>
               </c:extLst>
             </c:dLbl>
@@ -6590,21 +8485,38 @@
               <c:idx val="1"/>
               <c:layout>
                 <c:manualLayout>
-                  <c:x val="-1.9291053773812395E-2"/>
-                  <c:y val="-5.6449336720294056E-3"/>
+                  <c:x val="-4.7368421052631594E-2"/>
+                  <c:y val="-9.0556293146696917E-17"/>
                 </c:manualLayout>
               </c:layout>
+              <c:tx>
+                <c:rich>
+                  <a:bodyPr/>
+                  <a:lstStyle/>
+                  <a:p>
+                    <a:fld id="{073B3B6E-EE65-49E9-AEED-C35F54D284A1}" type="VALUE">
+                      <a:rPr lang="en-US" altLang="zh-CN" sz="1200"/>
+                      <a:pPr/>
+                      <a:t>[值]</a:t>
+                    </a:fld>
+                    <a:endParaRPr lang="zh-CN" altLang="en-US"/>
+                  </a:p>
+                </c:rich>
+              </c:tx>
               <c:dLblPos val="bestFit"/>
               <c:showLegendKey val="0"/>
               <c:showVal val="1"/>
               <c:showCatName val="0"/>
               <c:showSerName val="0"/>
               <c:showPercent val="0"/>
-              <c:showBubbleSize val="0"/>
+              <c:showBubbleSize val="1"/>
               <c:extLst>
-                <c:ext xmlns:c15="http://schemas.microsoft.com/office/drawing/2012/chart" uri="{CE6537A1-D6FC-4f65-9D91-7224C49458BB}"/>
+                <c:ext xmlns:c15="http://schemas.microsoft.com/office/drawing/2012/chart" uri="{CE6537A1-D6FC-4f65-9D91-7224C49458BB}">
+                  <c15:dlblFieldTable/>
+                  <c15:showDataLabelsRange val="0"/>
+                </c:ext>
                 <c:ext xmlns:c16="http://schemas.microsoft.com/office/drawing/2014/chart" uri="{C3380CC4-5D6E-409C-BE32-E72D297353CC}">
-                  <c16:uniqueId val="{00000003-E75F-4178-B5F5-4489E257784E}"/>
+                  <c16:uniqueId val="{00000003-B474-4C26-B7B0-BB4425074F24}"/>
                 </c:ext>
               </c:extLst>
             </c:dLbl>
@@ -6616,88 +8528,120 @@
               </a:ln>
               <a:effectLst/>
             </c:spPr>
-            <c:txPr>
-              <a:bodyPr wrap="square" lIns="38100" tIns="19050" rIns="38100" bIns="19050" anchor="ctr">
-                <a:spAutoFit/>
-              </a:bodyPr>
-              <a:lstStyle/>
-              <a:p>
-                <a:pPr>
-                  <a:defRPr sz="1400"/>
-                </a:pPr>
-                <a:endParaRPr lang="zh-CN"/>
-              </a:p>
-            </c:txPr>
             <c:dLblPos val="outEnd"/>
             <c:showLegendKey val="0"/>
             <c:showVal val="1"/>
             <c:showCatName val="0"/>
             <c:showSerName val="0"/>
             <c:showPercent val="0"/>
-            <c:showBubbleSize val="0"/>
-            <c:showLeaderLines val="0"/>
+            <c:showBubbleSize val="1"/>
+            <c:showLeaderLines val="1"/>
+            <c:leaderLines>
+              <c:spPr>
+                <a:ln>
+                  <a:noFill/>
+                </a:ln>
+              </c:spPr>
+            </c:leaderLines>
             <c:extLst>
               <c:ext xmlns:c15="http://schemas.microsoft.com/office/drawing/2012/chart" uri="{CE6537A1-D6FC-4f65-9D91-7224C49458BB}"/>
             </c:extLst>
           </c:dLbls>
           <c:cat>
             <c:strRef>
-              <c:f>categories</c:f>
+              <c:f>[260805数据图表.xlsx]Sheet1!$A$3:$A$4</c:f>
               <c:strCache>
                 <c:ptCount val="2"/>
                 <c:pt idx="0">
-                  <c:v>通用能力</c:v>
+                  <c:v>心理素养</c:v>
                 </c:pt>
                 <c:pt idx="1">
-                  <c:v>心理素养</c:v>
+                  <c:v>通用能力</c:v>
                 </c:pt>
               </c:strCache>
             </c:strRef>
           </c:cat>
           <c:val>
             <c:numRef>
-              <c:f>0</c:f>
+              <c:f>[260805数据图表.xlsx]Sheet1!$B$3:$B$4</c:f>
               <c:numCache>
-                <c:formatCode>0.00</c:formatCode>
+                <c:formatCode>General</c:formatCode>
                 <c:ptCount val="2"/>
                 <c:pt idx="0">
-                  <c:v>3.75</c:v>
+                  <c:v>3.7</c:v>
                 </c:pt>
                 <c:pt idx="1">
-                  <c:v>3.5</c:v>
+                  <c:v>3.75</c:v>
                 </c:pt>
               </c:numCache>
             </c:numRef>
           </c:val>
           <c:extLst>
             <c:ext xmlns:c16="http://schemas.microsoft.com/office/drawing/2014/chart" uri="{C3380CC4-5D6E-409C-BE32-E72D297353CC}">
-              <c16:uniqueId val="{00000004-E75F-4178-B5F5-4489E257784E}"/>
+              <c16:uniqueId val="{00000004-B474-4C26-B7B0-BB4425074F24}"/>
             </c:ext>
           </c:extLst>
         </c:ser>
         <c:dLbls>
           <c:showLegendKey val="0"/>
-          <c:showVal val="0"/>
+          <c:showVal val="1"/>
           <c:showCatName val="0"/>
           <c:showSerName val="0"/>
           <c:showPercent val="0"/>
           <c:showBubbleSize val="0"/>
-          <c:showLeaderLines val="0"/>
+          <c:showLeaderLines val="1"/>
         </c:dLbls>
       </c:pie3DChart>
+      <c:spPr>
+        <a:noFill/>
+        <a:ln w="25400">
+          <a:noFill/>
+        </a:ln>
+        <a:effectLst/>
+      </c:spPr>
     </c:plotArea>
     <c:plotVisOnly val="1"/>
     <c:dispBlanksAs val="gap"/>
     <c:showDLblsOverMax val="0"/>
+    <c:extLst>
+      <c:ext uri="{0b15fc19-7d7d-44ad-8c2d-2c3a37ce22c3}">
+        <chartProps xmlns="https://web.wps.cn/et/2018/main" chartId="{3542118d-8faf-4ee0-b84a-1e9c50d71277}"/>
+      </c:ext>
+    </c:extLst>
   </c:chart>
   <c:spPr>
     <a:solidFill>
-      <a:srgbClr val="FFFFFF"/>
+      <a:schemeClr val="bg1"/>
     </a:solidFill>
-    <a:ln>
+    <a:ln w="9525" cap="flat" cmpd="sng" algn="ctr">
       <a:noFill/>
+      <a:prstDash val="solid"/>
+      <a:round/>
     </a:ln>
+    <a:effectLst>
+      <a:outerShdw blurRad="63500" dist="37357" dir="2700000" sx="0" sy="0" rotWithShape="0">
+        <a:scrgbClr r="0" g="0" b="0"/>
+      </a:outerShdw>
+    </a:effectLst>
   </c:spPr>
+  <c:txPr>
+    <a:bodyPr/>
+    <a:lstStyle/>
+    <a:p>
+      <a:pPr>
+        <a:defRPr lang="zh-CN" sz="1000" b="0">
+          <a:solidFill>
+            <a:schemeClr val="tx1"/>
+          </a:solidFill>
+          <a:latin typeface="仿宋" panose="02010609060101010101" pitchFamily="3" charset="-122"/>
+          <a:ea typeface="仿宋" panose="02010609060101010101" pitchFamily="3" charset="-122"/>
+          <a:cs typeface="仿宋" panose="02010609060101010101" pitchFamily="3" charset="-122"/>
+          <a:sym typeface="仿宋" panose="02010609060101010101" pitchFamily="3" charset="-122"/>
+        </a:defRPr>
+      </a:pPr>
+      <a:endParaRPr lang="zh-CN"/>
+    </a:p>
+  </c:txPr>
 </c:chartSpace>
 </file>
 
@@ -6777,7 +8721,7 @@
             </c:spPr>
             <c:extLst>
               <c:ext xmlns:c16="http://schemas.microsoft.com/office/drawing/2014/chart" uri="{C3380CC4-5D6E-409C-BE32-E72D297353CC}">
-                <c16:uniqueId val="{00000001-350A-4D9B-AD18-16CB055F3029}"/>
+                <c16:uniqueId val="{00000001-AAF3-40A2-81AB-12C9991922D9}"/>
               </c:ext>
             </c:extLst>
           </c:dPt>
@@ -6805,7 +8749,7 @@
             </c:spPr>
             <c:extLst>
               <c:ext xmlns:c16="http://schemas.microsoft.com/office/drawing/2014/chart" uri="{C3380CC4-5D6E-409C-BE32-E72D297353CC}">
-                <c16:uniqueId val="{00000003-350A-4D9B-AD18-16CB055F3029}"/>
+                <c16:uniqueId val="{00000003-AAF3-40A2-81AB-12C9991922D9}"/>
               </c:ext>
             </c:extLst>
           </c:dPt>
@@ -6814,8 +8758,8 @@
               <c:idx val="0"/>
               <c:layout>
                 <c:manualLayout>
-                  <c:x val="-0.11777367773677737"/>
-                  <c:y val="-0.27366143861546788"/>
+                  <c:x val="-0.11777367773677699"/>
+                  <c:y val="-0.27366143861546799"/>
                 </c:manualLayout>
               </c:layout>
               <c:numFmt formatCode="0.00" sourceLinked="0"/>
@@ -6831,7 +8775,7 @@
                 <a:lstStyle/>
                 <a:p>
                   <a:pPr>
-                    <a:defRPr lang="zh-CN" sz="1100" b="1" i="0" u="none" strike="noStrike" kern="1200" baseline="0">
+                    <a:defRPr lang="zh-CN" sz="1100" b="0" i="0" u="none" strike="noStrike" kern="1200" baseline="0">
                       <a:solidFill>
                         <a:schemeClr val="tx1">
                           <a:lumMod val="75000"/>
@@ -6839,9 +8783,9 @@
                         </a:schemeClr>
                       </a:solidFill>
                       <a:latin typeface="+mn-lt"/>
-                      <a:ea typeface="Calibri" panose="020F0502020204030204" pitchFamily="34" charset="0"/>
-                      <a:cs typeface="Calibri" panose="020F0502020204030204" pitchFamily="34" charset="0"/>
-                      <a:sym typeface="仿宋" panose="02010609060101010101" charset="-122"/>
+                      <a:ea typeface="Calibri" panose="020F0502020204030204" pitchFamily="2" charset="0"/>
+                      <a:cs typeface="Calibri" panose="020F0502020204030204" pitchFamily="2" charset="0"/>
+                      <a:sym typeface="仿宋" panose="02010609060101010101" pitchFamily="3" charset="-122"/>
                     </a:defRPr>
                   </a:pPr>
                   <a:endParaRPr lang="zh-CN"/>
@@ -6863,7 +8807,7 @@
                   </c15:layout>
                 </c:ext>
                 <c:ext xmlns:c16="http://schemas.microsoft.com/office/drawing/2014/chart" uri="{C3380CC4-5D6E-409C-BE32-E72D297353CC}">
-                  <c16:uniqueId val="{00000001-350A-4D9B-AD18-16CB055F3029}"/>
+                  <c16:uniqueId val="{00000001-AAF3-40A2-81AB-12C9991922D9}"/>
                 </c:ext>
               </c:extLst>
             </c:dLbl>
@@ -6873,7 +8817,7 @@
               <c:extLst>
                 <c:ext xmlns:c15="http://schemas.microsoft.com/office/drawing/2012/chart" uri="{CE6537A1-D6FC-4f65-9D91-7224C49458BB}"/>
                 <c:ext xmlns:c16="http://schemas.microsoft.com/office/drawing/2014/chart" uri="{C3380CC4-5D6E-409C-BE32-E72D297353CC}">
-                  <c16:uniqueId val="{00000003-350A-4D9B-AD18-16CB055F3029}"/>
+                  <c16:uniqueId val="{00000003-AAF3-40A2-81AB-12C9991922D9}"/>
                 </c:ext>
               </c:extLst>
             </c:dLbl>
@@ -6889,7 +8833,7 @@
               <a:lstStyle/>
               <a:p>
                 <a:pPr>
-                  <a:defRPr lang="zh-CN" sz="1100" b="1" i="0" u="none" strike="noStrike" kern="1200" baseline="0">
+                  <a:defRPr lang="zh-CN" sz="1100" b="0" i="0" u="none" strike="noStrike" kern="1200" baseline="0">
                     <a:solidFill>
                       <a:schemeClr val="tx1">
                         <a:lumMod val="75000"/>
@@ -6897,9 +8841,9 @@
                       </a:schemeClr>
                     </a:solidFill>
                     <a:latin typeface="+mn-lt"/>
-                    <a:ea typeface="仿宋" panose="02010609060101010101" charset="-122"/>
-                    <a:cs typeface="仿宋" panose="02010609060101010101" charset="-122"/>
-                    <a:sym typeface="仿宋" panose="02010609060101010101" charset="-122"/>
+                    <a:ea typeface="仿宋" panose="02010609060101010101" pitchFamily="3" charset="-122"/>
+                    <a:cs typeface="仿宋" panose="02010609060101010101" pitchFamily="3" charset="-122"/>
+                    <a:sym typeface="仿宋" panose="02010609060101010101" pitchFamily="3" charset="-122"/>
                   </a:defRPr>
                 </a:pPr>
                 <a:endParaRPr lang="zh-CN"/>
@@ -6941,7 +8885,7 @@
           </c:val>
           <c:extLst>
             <c:ext xmlns:c16="http://schemas.microsoft.com/office/drawing/2014/chart" uri="{C3380CC4-5D6E-409C-BE32-E72D297353CC}">
-              <c16:uniqueId val="{00000004-350A-4D9B-AD18-16CB055F3029}"/>
+              <c16:uniqueId val="{00000004-AAF3-40A2-81AB-12C9991922D9}"/>
             </c:ext>
           </c:extLst>
         </c:ser>
@@ -6999,10 +8943,10 @@
               <a:lumOff val="25000"/>
             </a:schemeClr>
           </a:solidFill>
-          <a:latin typeface="仿宋" panose="02010609060101010101" charset="-122"/>
-          <a:ea typeface="仿宋" panose="02010609060101010101" charset="-122"/>
-          <a:cs typeface="仿宋" panose="02010609060101010101" charset="-122"/>
-          <a:sym typeface="仿宋" panose="02010609060101010101" charset="-122"/>
+          <a:latin typeface="仿宋" panose="02010609060101010101" pitchFamily="3" charset="-122"/>
+          <a:ea typeface="仿宋" panose="02010609060101010101" pitchFamily="3" charset="-122"/>
+          <a:cs typeface="仿宋" panose="02010609060101010101" pitchFamily="3" charset="-122"/>
+          <a:sym typeface="仿宋" panose="02010609060101010101" pitchFamily="3" charset="-122"/>
         </a:defRPr>
       </a:pPr>
       <a:endParaRPr lang="zh-CN"/>
@@ -7087,7 +9031,7 @@
             </c:spPr>
             <c:extLst>
               <c:ext xmlns:c16="http://schemas.microsoft.com/office/drawing/2014/chart" uri="{C3380CC4-5D6E-409C-BE32-E72D297353CC}">
-                <c16:uniqueId val="{00000001-B937-42FC-B9A4-C8D5AAF4E3E2}"/>
+                <c16:uniqueId val="{00000001-39D1-4F13-A6A8-1767C78342B7}"/>
               </c:ext>
             </c:extLst>
           </c:dPt>
@@ -7115,7 +9059,7 @@
             </c:spPr>
             <c:extLst>
               <c:ext xmlns:c16="http://schemas.microsoft.com/office/drawing/2014/chart" uri="{C3380CC4-5D6E-409C-BE32-E72D297353CC}">
-                <c16:uniqueId val="{00000003-B937-42FC-B9A4-C8D5AAF4E3E2}"/>
+                <c16:uniqueId val="{00000003-39D1-4F13-A6A8-1767C78342B7}"/>
               </c:ext>
             </c:extLst>
           </c:dPt>
@@ -7124,8 +9068,8 @@
               <c:idx val="0"/>
               <c:layout>
                 <c:manualLayout>
-                  <c:x val="-0.19441159077468959"/>
-                  <c:y val="-9.6723459489560681E-2"/>
+                  <c:x val="-0.19441159077469"/>
+                  <c:y val="-9.6723459489560695E-2"/>
                 </c:manualLayout>
               </c:layout>
               <c:numFmt formatCode="0.00" sourceLinked="0"/>
@@ -7148,10 +9092,10 @@
                           <a:lumOff val="25000"/>
                         </a:schemeClr>
                       </a:solidFill>
-                      <a:latin typeface="Calibri" panose="020F0502020204030204" pitchFamily="34" charset="0"/>
-                      <a:ea typeface="Calibri" panose="020F0502020204030204" pitchFamily="34" charset="0"/>
-                      <a:cs typeface="Calibri" panose="020F0502020204030204" pitchFamily="34" charset="0"/>
-                      <a:sym typeface="仿宋" panose="02010609060101010101" charset="-122"/>
+                      <a:latin typeface="Calibri" panose="020F0502020204030204" pitchFamily="2" charset="0"/>
+                      <a:ea typeface="Calibri" panose="020F0502020204030204" pitchFamily="2" charset="0"/>
+                      <a:cs typeface="Calibri" panose="020F0502020204030204" pitchFamily="2" charset="0"/>
+                      <a:sym typeface="仿宋" panose="02010609060101010101" pitchFamily="3" charset="-122"/>
                     </a:defRPr>
                   </a:pPr>
                   <a:endParaRPr lang="zh-CN"/>
@@ -7173,7 +9117,7 @@
                   </c15:layout>
                 </c:ext>
                 <c:ext xmlns:c16="http://schemas.microsoft.com/office/drawing/2014/chart" uri="{C3380CC4-5D6E-409C-BE32-E72D297353CC}">
-                  <c16:uniqueId val="{00000001-B937-42FC-B9A4-C8D5AAF4E3E2}"/>
+                  <c16:uniqueId val="{00000001-39D1-4F13-A6A8-1767C78342B7}"/>
                 </c:ext>
               </c:extLst>
             </c:dLbl>
@@ -7183,7 +9127,7 @@
               <c:extLst>
                 <c:ext xmlns:c15="http://schemas.microsoft.com/office/drawing/2012/chart" uri="{CE6537A1-D6FC-4f65-9D91-7224C49458BB}"/>
                 <c:ext xmlns:c16="http://schemas.microsoft.com/office/drawing/2014/chart" uri="{C3380CC4-5D6E-409C-BE32-E72D297353CC}">
-                  <c16:uniqueId val="{00000003-B937-42FC-B9A4-C8D5AAF4E3E2}"/>
+                  <c16:uniqueId val="{00000003-39D1-4F13-A6A8-1767C78342B7}"/>
                 </c:ext>
               </c:extLst>
             </c:dLbl>
@@ -7206,10 +9150,10 @@
                         <a:lumOff val="25000"/>
                       </a:schemeClr>
                     </a:solidFill>
-                    <a:latin typeface="仿宋" panose="02010609060101010101" charset="-122"/>
-                    <a:ea typeface="仿宋" panose="02010609060101010101" charset="-122"/>
-                    <a:cs typeface="仿宋" panose="02010609060101010101" charset="-122"/>
-                    <a:sym typeface="仿宋" panose="02010609060101010101" charset="-122"/>
+                    <a:latin typeface="仿宋" panose="02010609060101010101" pitchFamily="3" charset="-122"/>
+                    <a:ea typeface="仿宋" panose="02010609060101010101" pitchFamily="3" charset="-122"/>
+                    <a:cs typeface="仿宋" panose="02010609060101010101" pitchFamily="3" charset="-122"/>
+                    <a:sym typeface="仿宋" panose="02010609060101010101" pitchFamily="3" charset="-122"/>
                   </a:defRPr>
                 </a:pPr>
                 <a:endParaRPr lang="zh-CN"/>
@@ -7251,7 +9195,7 @@
           </c:val>
           <c:extLst>
             <c:ext xmlns:c16="http://schemas.microsoft.com/office/drawing/2014/chart" uri="{C3380CC4-5D6E-409C-BE32-E72D297353CC}">
-              <c16:uniqueId val="{00000004-B937-42FC-B9A4-C8D5AAF4E3E2}"/>
+              <c16:uniqueId val="{00000004-39D1-4F13-A6A8-1767C78342B7}"/>
             </c:ext>
           </c:extLst>
         </c:ser>
@@ -7309,10 +9253,10 @@
               <a:lumOff val="25000"/>
             </a:schemeClr>
           </a:solidFill>
-          <a:latin typeface="仿宋" panose="02010609060101010101" charset="-122"/>
-          <a:ea typeface="仿宋" panose="02010609060101010101" charset="-122"/>
-          <a:cs typeface="仿宋" panose="02010609060101010101" charset="-122"/>
-          <a:sym typeface="仿宋" panose="02010609060101010101" charset="-122"/>
+          <a:latin typeface="仿宋" panose="02010609060101010101" pitchFamily="3" charset="-122"/>
+          <a:ea typeface="仿宋" panose="02010609060101010101" pitchFamily="3" charset="-122"/>
+          <a:cs typeface="仿宋" panose="02010609060101010101" pitchFamily="3" charset="-122"/>
+          <a:sym typeface="仿宋" panose="02010609060101010101" pitchFamily="3" charset="-122"/>
         </a:defRPr>
       </a:pPr>
       <a:endParaRPr lang="zh-CN"/>
@@ -7400,7 +9344,7 @@
             </c:spPr>
             <c:extLst>
               <c:ext xmlns:c16="http://schemas.microsoft.com/office/drawing/2014/chart" uri="{C3380CC4-5D6E-409C-BE32-E72D297353CC}">
-                <c16:uniqueId val="{00000001-94FF-4A22-B1CB-A726DD21217C}"/>
+                <c16:uniqueId val="{00000001-2E28-4981-B7B1-343016B63D9D}"/>
               </c:ext>
             </c:extLst>
           </c:dPt>
@@ -7428,7 +9372,7 @@
             </c:spPr>
             <c:extLst>
               <c:ext xmlns:c16="http://schemas.microsoft.com/office/drawing/2014/chart" uri="{C3380CC4-5D6E-409C-BE32-E72D297353CC}">
-                <c16:uniqueId val="{00000003-94FF-4A22-B1CB-A726DD21217C}"/>
+                <c16:uniqueId val="{00000003-2E28-4981-B7B1-343016B63D9D}"/>
               </c:ext>
             </c:extLst>
           </c:dPt>
@@ -7437,8 +9381,8 @@
               <c:idx val="0"/>
               <c:layout>
                 <c:manualLayout>
-                  <c:x val="-0.15776657681158018"/>
-                  <c:y val="-0.18936158160086106"/>
+                  <c:x val="-0.15776657681157999"/>
+                  <c:y val="-0.189361581600861"/>
                 </c:manualLayout>
               </c:layout>
               <c:numFmt formatCode="0.00" sourceLinked="0"/>
@@ -7462,9 +9406,9 @@
                         </a:sysClr>
                       </a:solidFill>
                       <a:latin typeface="+mn-lt"/>
-                      <a:ea typeface="Calibri" panose="020F0502020204030204" pitchFamily="34" charset="0"/>
-                      <a:cs typeface="Calibri" panose="020F0502020204030204" pitchFamily="34" charset="0"/>
-                      <a:sym typeface="仿宋" panose="02010609060101010101" charset="-122"/>
+                      <a:ea typeface="Calibri" panose="020F0502020204030204" pitchFamily="2" charset="0"/>
+                      <a:cs typeface="Calibri" panose="020F0502020204030204" pitchFamily="2" charset="0"/>
+                      <a:sym typeface="仿宋" panose="02010609060101010101" pitchFamily="3" charset="-122"/>
                     </a:defRPr>
                   </a:pPr>
                   <a:endParaRPr lang="zh-CN"/>
@@ -7486,7 +9430,7 @@
                   </c15:layout>
                 </c:ext>
                 <c:ext xmlns:c16="http://schemas.microsoft.com/office/drawing/2014/chart" uri="{C3380CC4-5D6E-409C-BE32-E72D297353CC}">
-                  <c16:uniqueId val="{00000001-94FF-4A22-B1CB-A726DD21217C}"/>
+                  <c16:uniqueId val="{00000001-2E28-4981-B7B1-343016B63D9D}"/>
                 </c:ext>
               </c:extLst>
             </c:dLbl>
@@ -7496,7 +9440,7 @@
               <c:extLst>
                 <c:ext xmlns:c15="http://schemas.microsoft.com/office/drawing/2012/chart" uri="{CE6537A1-D6FC-4f65-9D91-7224C49458BB}"/>
                 <c:ext xmlns:c16="http://schemas.microsoft.com/office/drawing/2014/chart" uri="{C3380CC4-5D6E-409C-BE32-E72D297353CC}">
-                  <c16:uniqueId val="{00000003-94FF-4A22-B1CB-A726DD21217C}"/>
+                  <c16:uniqueId val="{00000003-2E28-4981-B7B1-343016B63D9D}"/>
                 </c:ext>
               </c:extLst>
             </c:dLbl>
@@ -7520,9 +9464,9 @@
                       </a:sysClr>
                     </a:solidFill>
                     <a:latin typeface="+mn-lt"/>
-                    <a:ea typeface="仿宋" panose="02010609060101010101" charset="-122"/>
-                    <a:cs typeface="仿宋" panose="02010609060101010101" charset="-122"/>
-                    <a:sym typeface="仿宋" panose="02010609060101010101" charset="-122"/>
+                    <a:ea typeface="仿宋" panose="02010609060101010101" pitchFamily="3" charset="-122"/>
+                    <a:cs typeface="仿宋" panose="02010609060101010101" pitchFamily="3" charset="-122"/>
+                    <a:sym typeface="仿宋" panose="02010609060101010101" pitchFamily="3" charset="-122"/>
                   </a:defRPr>
                 </a:pPr>
                 <a:endParaRPr lang="zh-CN"/>
@@ -7569,7 +9513,7 @@
           </c:val>
           <c:extLst>
             <c:ext xmlns:c16="http://schemas.microsoft.com/office/drawing/2014/chart" uri="{C3380CC4-5D6E-409C-BE32-E72D297353CC}">
-              <c16:uniqueId val="{00000004-94FF-4A22-B1CB-A726DD21217C}"/>
+              <c16:uniqueId val="{00000004-2E28-4981-B7B1-343016B63D9D}"/>
             </c:ext>
           </c:extLst>
         </c:ser>
@@ -7627,10 +9571,10 @@
               <a:lumOff val="25000"/>
             </a:sysClr>
           </a:solidFill>
-          <a:latin typeface="仿宋" panose="02010609060101010101" charset="-122"/>
-          <a:ea typeface="仿宋" panose="02010609060101010101" charset="-122"/>
-          <a:cs typeface="仿宋" panose="02010609060101010101" charset="-122"/>
-          <a:sym typeface="仿宋" panose="02010609060101010101" charset="-122"/>
+          <a:latin typeface="仿宋" panose="02010609060101010101" pitchFamily="3" charset="-122"/>
+          <a:ea typeface="仿宋" panose="02010609060101010101" pitchFamily="3" charset="-122"/>
+          <a:cs typeface="仿宋" panose="02010609060101010101" pitchFamily="3" charset="-122"/>
+          <a:sym typeface="仿宋" panose="02010609060101010101" pitchFamily="3" charset="-122"/>
         </a:defRPr>
       </a:pPr>
       <a:endParaRPr lang="zh-CN"/>
@@ -7686,7 +9630,7 @@
           <c:spPr>
             <a:ln w="28575" cap="rnd">
               <a:solidFill>
-                <a:schemeClr val="accent1"/>
+                <a:schemeClr val="accent4"/>
               </a:solidFill>
               <a:round/>
             </a:ln>
@@ -7697,227 +9641,18 @@
             <c:size val="5"/>
             <c:spPr>
               <a:solidFill>
-                <a:schemeClr val="accent1"/>
+                <a:schemeClr val="accent4"/>
               </a:solidFill>
               <a:ln w="9525">
                 <a:solidFill>
-                  <a:schemeClr val="accent1"/>
+                  <a:schemeClr val="bg1"/>
                 </a:solidFill>
               </a:ln>
               <a:effectLst/>
             </c:spPr>
           </c:marker>
           <c:dLbls>
-            <c:dLbl>
-              <c:idx val="0"/>
-              <c:layout>
-                <c:manualLayout>
-                  <c:x val="1.5789473684210499E-2"/>
-                  <c:y val="0.114583333333333"/>
-                </c:manualLayout>
-              </c:layout>
-              <c:showLegendKey val="0"/>
-              <c:showVal val="1"/>
-              <c:showCatName val="0"/>
-              <c:showSerName val="0"/>
-              <c:showPercent val="0"/>
-              <c:showBubbleSize val="0"/>
-              <c:extLst>
-                <c:ext xmlns:c15="http://schemas.microsoft.com/office/drawing/2012/chart" uri="{CE6537A1-D6FC-4f65-9D91-7224C49458BB}"/>
-                <c:ext xmlns:c16="http://schemas.microsoft.com/office/drawing/2014/chart" uri="{C3380CC4-5D6E-409C-BE32-E72D297353CC}">
-                  <c16:uniqueId val="{00000000-D6A8-47D4-A07C-11A2627FE075}"/>
-                </c:ext>
-              </c:extLst>
-            </c:dLbl>
-            <c:dLbl>
-              <c:idx val="1"/>
-              <c:layout>
-                <c:manualLayout>
-                  <c:x val="-3.94736842105263E-3"/>
-                  <c:y val="4.1666666666666699E-2"/>
-                </c:manualLayout>
-              </c:layout>
-              <c:showLegendKey val="0"/>
-              <c:showVal val="1"/>
-              <c:showCatName val="0"/>
-              <c:showSerName val="0"/>
-              <c:showPercent val="0"/>
-              <c:showBubbleSize val="0"/>
-              <c:extLst>
-                <c:ext xmlns:c15="http://schemas.microsoft.com/office/drawing/2012/chart" uri="{CE6537A1-D6FC-4f65-9D91-7224C49458BB}"/>
-                <c:ext xmlns:c16="http://schemas.microsoft.com/office/drawing/2014/chart" uri="{C3380CC4-5D6E-409C-BE32-E72D297353CC}">
-                  <c16:uniqueId val="{00000001-D6A8-47D4-A07C-11A2627FE075}"/>
-                </c:ext>
-              </c:extLst>
-            </c:dLbl>
-            <c:dLbl>
-              <c:idx val="2"/>
-              <c:layout>
-                <c:manualLayout>
-                  <c:x val="-7.3026315789473703E-2"/>
-                  <c:y val="3.8194444444444399E-2"/>
-                </c:manualLayout>
-              </c:layout>
-              <c:showLegendKey val="0"/>
-              <c:showVal val="1"/>
-              <c:showCatName val="0"/>
-              <c:showSerName val="0"/>
-              <c:showPercent val="0"/>
-              <c:showBubbleSize val="0"/>
-              <c:extLst>
-                <c:ext xmlns:c15="http://schemas.microsoft.com/office/drawing/2012/chart" uri="{CE6537A1-D6FC-4f65-9D91-7224C49458BB}"/>
-                <c:ext xmlns:c16="http://schemas.microsoft.com/office/drawing/2014/chart" uri="{C3380CC4-5D6E-409C-BE32-E72D297353CC}">
-                  <c16:uniqueId val="{00000002-D6A8-47D4-A07C-11A2627FE075}"/>
-                </c:ext>
-              </c:extLst>
-            </c:dLbl>
-            <c:dLbl>
-              <c:idx val="3"/>
-              <c:layout>
-                <c:manualLayout>
-                  <c:x val="-7.1052631578947395E-2"/>
-                  <c:y val="-4.1666666666666699E-2"/>
-                </c:manualLayout>
-              </c:layout>
-              <c:showLegendKey val="0"/>
-              <c:showVal val="1"/>
-              <c:showCatName val="0"/>
-              <c:showSerName val="0"/>
-              <c:showPercent val="0"/>
-              <c:showBubbleSize val="0"/>
-              <c:extLst>
-                <c:ext xmlns:c15="http://schemas.microsoft.com/office/drawing/2012/chart" uri="{CE6537A1-D6FC-4f65-9D91-7224C49458BB}"/>
-                <c:ext xmlns:c16="http://schemas.microsoft.com/office/drawing/2014/chart" uri="{C3380CC4-5D6E-409C-BE32-E72D297353CC}">
-                  <c16:uniqueId val="{00000003-D6A8-47D4-A07C-11A2627FE075}"/>
-                </c:ext>
-              </c:extLst>
-            </c:dLbl>
-            <c:dLbl>
-              <c:idx val="4"/>
-              <c:layout>
-                <c:manualLayout>
-                  <c:x val="-4.7368421052631601E-2"/>
-                  <c:y val="-0.114583333333333"/>
-                </c:manualLayout>
-              </c:layout>
-              <c:showLegendKey val="0"/>
-              <c:showVal val="1"/>
-              <c:showCatName val="0"/>
-              <c:showSerName val="0"/>
-              <c:showPercent val="0"/>
-              <c:showBubbleSize val="0"/>
-              <c:extLst>
-                <c:ext xmlns:c15="http://schemas.microsoft.com/office/drawing/2012/chart" uri="{CE6537A1-D6FC-4f65-9D91-7224C49458BB}"/>
-                <c:ext xmlns:c16="http://schemas.microsoft.com/office/drawing/2014/chart" uri="{C3380CC4-5D6E-409C-BE32-E72D297353CC}">
-                  <c16:uniqueId val="{00000004-D6A8-47D4-A07C-11A2627FE075}"/>
-                </c:ext>
-              </c:extLst>
-            </c:dLbl>
-            <c:dLbl>
-              <c:idx val="5"/>
-              <c:layout>
-                <c:manualLayout>
-                  <c:x val="-1.9736842105263202E-3"/>
-                  <c:y val="-0.12847222222222199"/>
-                </c:manualLayout>
-              </c:layout>
-              <c:showLegendKey val="0"/>
-              <c:showVal val="1"/>
-              <c:showCatName val="0"/>
-              <c:showSerName val="0"/>
-              <c:showPercent val="0"/>
-              <c:showBubbleSize val="0"/>
-              <c:extLst>
-                <c:ext xmlns:c15="http://schemas.microsoft.com/office/drawing/2012/chart" uri="{CE6537A1-D6FC-4f65-9D91-7224C49458BB}"/>
-                <c:ext xmlns:c16="http://schemas.microsoft.com/office/drawing/2014/chart" uri="{C3380CC4-5D6E-409C-BE32-E72D297353CC}">
-                  <c16:uniqueId val="{00000005-D6A8-47D4-A07C-11A2627FE075}"/>
-                </c:ext>
-              </c:extLst>
-            </c:dLbl>
-            <c:dLbl>
-              <c:idx val="6"/>
-              <c:layout>
-                <c:manualLayout>
-                  <c:x val="5.3289473684210498E-2"/>
-                  <c:y val="-8.3333333333333301E-2"/>
-                </c:manualLayout>
-              </c:layout>
-              <c:showLegendKey val="0"/>
-              <c:showVal val="1"/>
-              <c:showCatName val="0"/>
-              <c:showSerName val="0"/>
-              <c:showPercent val="0"/>
-              <c:showBubbleSize val="0"/>
-              <c:extLst>
-                <c:ext xmlns:c15="http://schemas.microsoft.com/office/drawing/2012/chart" uri="{CE6537A1-D6FC-4f65-9D91-7224C49458BB}"/>
-                <c:ext xmlns:c16="http://schemas.microsoft.com/office/drawing/2014/chart" uri="{C3380CC4-5D6E-409C-BE32-E72D297353CC}">
-                  <c16:uniqueId val="{00000006-D6A8-47D4-A07C-11A2627FE075}"/>
-                </c:ext>
-              </c:extLst>
-            </c:dLbl>
-            <c:dLbl>
-              <c:idx val="7"/>
-              <c:layout>
-                <c:manualLayout>
-                  <c:x val="7.8947368421052599E-2"/>
-                  <c:y val="-2.4305555555555601E-2"/>
-                </c:manualLayout>
-              </c:layout>
-              <c:showLegendKey val="0"/>
-              <c:showVal val="1"/>
-              <c:showCatName val="0"/>
-              <c:showSerName val="0"/>
-              <c:showPercent val="0"/>
-              <c:showBubbleSize val="0"/>
-              <c:extLst>
-                <c:ext xmlns:c15="http://schemas.microsoft.com/office/drawing/2012/chart" uri="{CE6537A1-D6FC-4f65-9D91-7224C49458BB}"/>
-                <c:ext xmlns:c16="http://schemas.microsoft.com/office/drawing/2014/chart" uri="{C3380CC4-5D6E-409C-BE32-E72D297353CC}">
-                  <c16:uniqueId val="{00000007-D6A8-47D4-A07C-11A2627FE075}"/>
-                </c:ext>
-              </c:extLst>
-            </c:dLbl>
-            <c:dLbl>
-              <c:idx val="8"/>
-              <c:layout>
-                <c:manualLayout>
-                  <c:x val="5.9210526315789198E-3"/>
-                  <c:y val="-3.47222222222217E-3"/>
-                </c:manualLayout>
-              </c:layout>
-              <c:showLegendKey val="0"/>
-              <c:showVal val="1"/>
-              <c:showCatName val="0"/>
-              <c:showSerName val="0"/>
-              <c:showPercent val="0"/>
-              <c:showBubbleSize val="0"/>
-              <c:extLst>
-                <c:ext xmlns:c15="http://schemas.microsoft.com/office/drawing/2012/chart" uri="{CE6537A1-D6FC-4f65-9D91-7224C49458BB}"/>
-                <c:ext xmlns:c16="http://schemas.microsoft.com/office/drawing/2014/chart" uri="{C3380CC4-5D6E-409C-BE32-E72D297353CC}">
-                  <c16:uniqueId val="{00000008-D6A8-47D4-A07C-11A2627FE075}"/>
-                </c:ext>
-              </c:extLst>
-            </c:dLbl>
-            <c:dLbl>
-              <c:idx val="9"/>
-              <c:layout>
-                <c:manualLayout>
-                  <c:x val="-7.8947368421052808E-3"/>
-                  <c:y val="4.5138888888888902E-2"/>
-                </c:manualLayout>
-              </c:layout>
-              <c:showLegendKey val="0"/>
-              <c:showVal val="1"/>
-              <c:showCatName val="0"/>
-              <c:showSerName val="0"/>
-              <c:showPercent val="0"/>
-              <c:showBubbleSize val="0"/>
-              <c:extLst>
-                <c:ext xmlns:c15="http://schemas.microsoft.com/office/drawing/2012/chart" uri="{CE6537A1-D6FC-4f65-9D91-7224C49458BB}"/>
-                <c:ext xmlns:c16="http://schemas.microsoft.com/office/drawing/2014/chart" uri="{C3380CC4-5D6E-409C-BE32-E72D297353CC}">
-                  <c16:uniqueId val="{00000009-D6A8-47D4-A07C-11A2627FE075}"/>
-                </c:ext>
-              </c:extLst>
-            </c:dLbl>
+            <c:numFmt formatCode="0.00" sourceLinked="0"/>
             <c:spPr>
               <a:noFill/>
               <a:ln>
@@ -7926,21 +9661,11 @@
               <a:effectLst/>
             </c:spPr>
             <c:txPr>
-              <a:bodyPr rot="0" spcFirstLastPara="1" vertOverflow="ellipsis" vert="horz" wrap="square" anchor="ctr" anchorCtr="1"/>
+              <a:bodyPr/>
               <a:lstStyle/>
               <a:p>
                 <a:pPr>
-                  <a:defRPr sz="1100" b="1" i="0" u="none" strike="noStrike" kern="1200" baseline="0">
-                    <a:solidFill>
-                      <a:schemeClr val="tx1">
-                        <a:lumMod val="75000"/>
-                        <a:lumOff val="25000"/>
-                      </a:schemeClr>
-                    </a:solidFill>
-                    <a:latin typeface="+mn-ea"/>
-                    <a:ea typeface="+mn-ea"/>
-                    <a:cs typeface="+mn-cs"/>
-                  </a:defRPr>
+                  <a:defRPr sz="800"/>
                 </a:pPr>
                 <a:endParaRPr lang="zh-CN"/>
               </a:p>
@@ -7950,25 +9675,11 @@
             <c:showCatName val="0"/>
             <c:showSerName val="0"/>
             <c:showPercent val="0"/>
-            <c:showBubbleSize val="0"/>
+            <c:showBubbleSize val="1"/>
             <c:showLeaderLines val="0"/>
             <c:extLst>
               <c:ext xmlns:c15="http://schemas.microsoft.com/office/drawing/2012/chart" uri="{CE6537A1-D6FC-4f65-9D91-7224C49458BB}">
-                <c15:showLeaderLines val="1"/>
-                <c15:leaderLines>
-                  <c:spPr>
-                    <a:ln w="9525" cap="flat" cmpd="sng" algn="ctr">
-                      <a:solidFill>
-                        <a:schemeClr val="tx1">
-                          <a:lumMod val="35000"/>
-                          <a:lumOff val="65000"/>
-                        </a:schemeClr>
-                      </a:solidFill>
-                      <a:round/>
-                    </a:ln>
-                    <a:effectLst/>
-                  </c:spPr>
-                </c15:leaderLines>
+                <c15:showLeaderLines val="0"/>
               </c:ext>
             </c:extLst>
           </c:dLbls>
@@ -8051,17 +9762,17 @@
           </c:val>
           <c:extLst>
             <c:ext xmlns:c16="http://schemas.microsoft.com/office/drawing/2014/chart" uri="{C3380CC4-5D6E-409C-BE32-E72D297353CC}">
-              <c16:uniqueId val="{0000000A-D6A8-47D4-A07C-11A2627FE075}"/>
+              <c16:uniqueId val="{00000000-22B6-43B4-88EE-3F1F5253B2A7}"/>
             </c:ext>
           </c:extLst>
         </c:ser>
         <c:dLbls>
           <c:showLegendKey val="0"/>
-          <c:showVal val="1"/>
+          <c:showVal val="0"/>
           <c:showCatName val="0"/>
           <c:showSerName val="0"/>
           <c:showPercent val="0"/>
-          <c:showBubbleSize val="0"/>
+          <c:showBubbleSize val="1"/>
         </c:dLbls>
         <c:axId val="276055110"/>
         <c:axId val="543430703"/>
@@ -8105,216 +9816,6 @@
             </c:spPr>
           </c:marker>
           <c:dLbls>
-            <c:dLbl>
-              <c:idx val="0"/>
-              <c:layout>
-                <c:manualLayout>
-                  <c:x val="1.9736842105263202E-3"/>
-                  <c:y val="3.4722222222222099E-2"/>
-                </c:manualLayout>
-              </c:layout>
-              <c:showLegendKey val="0"/>
-              <c:showVal val="1"/>
-              <c:showCatName val="0"/>
-              <c:showSerName val="0"/>
-              <c:showPercent val="0"/>
-              <c:showBubbleSize val="0"/>
-              <c:extLst>
-                <c:ext xmlns:c15="http://schemas.microsoft.com/office/drawing/2012/chart" uri="{CE6537A1-D6FC-4f65-9D91-7224C49458BB}"/>
-                <c:ext xmlns:c16="http://schemas.microsoft.com/office/drawing/2014/chart" uri="{C3380CC4-5D6E-409C-BE32-E72D297353CC}">
-                  <c16:uniqueId val="{0000000B-D6A8-47D4-A07C-11A2627FE075}"/>
-                </c:ext>
-              </c:extLst>
-            </c:dLbl>
-            <c:dLbl>
-              <c:idx val="1"/>
-              <c:layout>
-                <c:manualLayout>
-                  <c:x val="-5.1315789473684197E-2"/>
-                  <c:y val="0.10763888888888901"/>
-                </c:manualLayout>
-              </c:layout>
-              <c:showLegendKey val="0"/>
-              <c:showVal val="1"/>
-              <c:showCatName val="0"/>
-              <c:showSerName val="0"/>
-              <c:showPercent val="0"/>
-              <c:showBubbleSize val="0"/>
-              <c:extLst>
-                <c:ext xmlns:c15="http://schemas.microsoft.com/office/drawing/2012/chart" uri="{CE6537A1-D6FC-4f65-9D91-7224C49458BB}"/>
-                <c:ext xmlns:c16="http://schemas.microsoft.com/office/drawing/2014/chart" uri="{C3380CC4-5D6E-409C-BE32-E72D297353CC}">
-                  <c16:uniqueId val="{0000000C-D6A8-47D4-A07C-11A2627FE075}"/>
-                </c:ext>
-              </c:extLst>
-            </c:dLbl>
-            <c:dLbl>
-              <c:idx val="2"/>
-              <c:layout>
-                <c:manualLayout>
-                  <c:x val="-1.38157894736842E-2"/>
-                  <c:y val="2.7777777777777801E-2"/>
-                </c:manualLayout>
-              </c:layout>
-              <c:showLegendKey val="0"/>
-              <c:showVal val="1"/>
-              <c:showCatName val="0"/>
-              <c:showSerName val="0"/>
-              <c:showPercent val="0"/>
-              <c:showBubbleSize val="0"/>
-              <c:extLst>
-                <c:ext xmlns:c15="http://schemas.microsoft.com/office/drawing/2012/chart" uri="{CE6537A1-D6FC-4f65-9D91-7224C49458BB}"/>
-                <c:ext xmlns:c16="http://schemas.microsoft.com/office/drawing/2014/chart" uri="{C3380CC4-5D6E-409C-BE32-E72D297353CC}">
-                  <c16:uniqueId val="{0000000D-D6A8-47D4-A07C-11A2627FE075}"/>
-                </c:ext>
-              </c:extLst>
-            </c:dLbl>
-            <c:dLbl>
-              <c:idx val="3"/>
-              <c:layout>
-                <c:manualLayout>
-                  <c:x val="-3.9473684210525701E-3"/>
-                  <c:y val="-2.7777777777777801E-2"/>
-                </c:manualLayout>
-              </c:layout>
-              <c:showLegendKey val="0"/>
-              <c:showVal val="1"/>
-              <c:showCatName val="0"/>
-              <c:showSerName val="0"/>
-              <c:showPercent val="0"/>
-              <c:showBubbleSize val="0"/>
-              <c:extLst>
-                <c:ext xmlns:c15="http://schemas.microsoft.com/office/drawing/2012/chart" uri="{CE6537A1-D6FC-4f65-9D91-7224C49458BB}"/>
-                <c:ext xmlns:c16="http://schemas.microsoft.com/office/drawing/2014/chart" uri="{C3380CC4-5D6E-409C-BE32-E72D297353CC}">
-                  <c16:uniqueId val="{0000000E-D6A8-47D4-A07C-11A2627FE075}"/>
-                </c:ext>
-              </c:extLst>
-            </c:dLbl>
-            <c:dLbl>
-              <c:idx val="4"/>
-              <c:layout>
-                <c:manualLayout>
-                  <c:x val="-9.8684210526315801E-3"/>
-                  <c:y val="-2.0833333333333301E-2"/>
-                </c:manualLayout>
-              </c:layout>
-              <c:showLegendKey val="0"/>
-              <c:showVal val="1"/>
-              <c:showCatName val="0"/>
-              <c:showSerName val="0"/>
-              <c:showPercent val="0"/>
-              <c:showBubbleSize val="0"/>
-              <c:extLst>
-                <c:ext xmlns:c15="http://schemas.microsoft.com/office/drawing/2012/chart" uri="{CE6537A1-D6FC-4f65-9D91-7224C49458BB}"/>
-                <c:ext xmlns:c16="http://schemas.microsoft.com/office/drawing/2014/chart" uri="{C3380CC4-5D6E-409C-BE32-E72D297353CC}">
-                  <c16:uniqueId val="{0000000F-D6A8-47D4-A07C-11A2627FE075}"/>
-                </c:ext>
-              </c:extLst>
-            </c:dLbl>
-            <c:dLbl>
-              <c:idx val="5"/>
-              <c:layout>
-                <c:manualLayout>
-                  <c:x val="0"/>
-                  <c:y val="-4.5138888888888701E-2"/>
-                </c:manualLayout>
-              </c:layout>
-              <c:showLegendKey val="0"/>
-              <c:showVal val="1"/>
-              <c:showCatName val="0"/>
-              <c:showSerName val="0"/>
-              <c:showPercent val="0"/>
-              <c:showBubbleSize val="0"/>
-              <c:extLst>
-                <c:ext xmlns:c15="http://schemas.microsoft.com/office/drawing/2012/chart" uri="{CE6537A1-D6FC-4f65-9D91-7224C49458BB}"/>
-                <c:ext xmlns:c16="http://schemas.microsoft.com/office/drawing/2014/chart" uri="{C3380CC4-5D6E-409C-BE32-E72D297353CC}">
-                  <c16:uniqueId val="{00000010-D6A8-47D4-A07C-11A2627FE075}"/>
-                </c:ext>
-              </c:extLst>
-            </c:dLbl>
-            <c:dLbl>
-              <c:idx val="6"/>
-              <c:layout>
-                <c:manualLayout>
-                  <c:x val="5.9210526315788903E-3"/>
-                  <c:y val="-2.77777777777777E-2"/>
-                </c:manualLayout>
-              </c:layout>
-              <c:showLegendKey val="0"/>
-              <c:showVal val="1"/>
-              <c:showCatName val="0"/>
-              <c:showSerName val="0"/>
-              <c:showPercent val="0"/>
-              <c:showBubbleSize val="0"/>
-              <c:extLst>
-                <c:ext xmlns:c15="http://schemas.microsoft.com/office/drawing/2012/chart" uri="{CE6537A1-D6FC-4f65-9D91-7224C49458BB}"/>
-                <c:ext xmlns:c16="http://schemas.microsoft.com/office/drawing/2014/chart" uri="{C3380CC4-5D6E-409C-BE32-E72D297353CC}">
-                  <c16:uniqueId val="{00000011-D6A8-47D4-A07C-11A2627FE075}"/>
-                </c:ext>
-              </c:extLst>
-            </c:dLbl>
-            <c:dLbl>
-              <c:idx val="7"/>
-              <c:layout>
-                <c:manualLayout>
-                  <c:x val="1.9736842105263101E-2"/>
-                  <c:y val="-1.38888888888889E-2"/>
-                </c:manualLayout>
-              </c:layout>
-              <c:showLegendKey val="0"/>
-              <c:showVal val="1"/>
-              <c:showCatName val="0"/>
-              <c:showSerName val="0"/>
-              <c:showPercent val="0"/>
-              <c:showBubbleSize val="0"/>
-              <c:extLst>
-                <c:ext xmlns:c15="http://schemas.microsoft.com/office/drawing/2012/chart" uri="{CE6537A1-D6FC-4f65-9D91-7224C49458BB}"/>
-                <c:ext xmlns:c16="http://schemas.microsoft.com/office/drawing/2014/chart" uri="{C3380CC4-5D6E-409C-BE32-E72D297353CC}">
-                  <c16:uniqueId val="{00000012-D6A8-47D4-A07C-11A2627FE075}"/>
-                </c:ext>
-              </c:extLst>
-            </c:dLbl>
-            <c:dLbl>
-              <c:idx val="8"/>
-              <c:layout>
-                <c:manualLayout>
-                  <c:x val="7.8947368421052599E-3"/>
-                  <c:y val="2.0833333333333301E-2"/>
-                </c:manualLayout>
-              </c:layout>
-              <c:showLegendKey val="0"/>
-              <c:showVal val="1"/>
-              <c:showCatName val="0"/>
-              <c:showSerName val="0"/>
-              <c:showPercent val="0"/>
-              <c:showBubbleSize val="0"/>
-              <c:extLst>
-                <c:ext xmlns:c15="http://schemas.microsoft.com/office/drawing/2012/chart" uri="{CE6537A1-D6FC-4f65-9D91-7224C49458BB}"/>
-                <c:ext xmlns:c16="http://schemas.microsoft.com/office/drawing/2014/chart" uri="{C3380CC4-5D6E-409C-BE32-E72D297353CC}">
-                  <c16:uniqueId val="{00000013-D6A8-47D4-A07C-11A2627FE075}"/>
-                </c:ext>
-              </c:extLst>
-            </c:dLbl>
-            <c:dLbl>
-              <c:idx val="9"/>
-              <c:layout>
-                <c:manualLayout>
-                  <c:x val="1.77631578947368E-2"/>
-                  <c:y val="2.0833333333333301E-2"/>
-                </c:manualLayout>
-              </c:layout>
-              <c:showLegendKey val="0"/>
-              <c:showVal val="1"/>
-              <c:showCatName val="0"/>
-              <c:showSerName val="0"/>
-              <c:showPercent val="0"/>
-              <c:showBubbleSize val="0"/>
-              <c:extLst>
-                <c:ext xmlns:c15="http://schemas.microsoft.com/office/drawing/2012/chart" uri="{CE6537A1-D6FC-4f65-9D91-7224C49458BB}"/>
-                <c:ext xmlns:c16="http://schemas.microsoft.com/office/drawing/2014/chart" uri="{C3380CC4-5D6E-409C-BE32-E72D297353CC}">
-                  <c16:uniqueId val="{00000014-D6A8-47D4-A07C-11A2627FE075}"/>
-                </c:ext>
-              </c:extLst>
-            </c:dLbl>
             <c:spPr>
               <a:noFill/>
               <a:ln>
@@ -8322,50 +9823,16 @@
               </a:ln>
               <a:effectLst/>
             </c:spPr>
-            <c:txPr>
-              <a:bodyPr rot="0" spcFirstLastPara="1" vertOverflow="ellipsis" vert="horz" wrap="square" anchor="ctr" anchorCtr="1"/>
-              <a:lstStyle/>
-              <a:p>
-                <a:pPr>
-                  <a:defRPr sz="1100" b="1" i="0" u="none" strike="noStrike" kern="1200" baseline="0">
-                    <a:solidFill>
-                      <a:schemeClr val="tx1">
-                        <a:lumMod val="75000"/>
-                        <a:lumOff val="25000"/>
-                      </a:schemeClr>
-                    </a:solidFill>
-                    <a:latin typeface="+mn-ea"/>
-                    <a:ea typeface="+mn-ea"/>
-                    <a:cs typeface="+mn-cs"/>
-                  </a:defRPr>
-                </a:pPr>
-                <a:endParaRPr lang="zh-CN"/>
-              </a:p>
-            </c:txPr>
             <c:showLegendKey val="0"/>
-            <c:showVal val="1"/>
+            <c:showVal val="0"/>
             <c:showCatName val="0"/>
             <c:showSerName val="0"/>
             <c:showPercent val="0"/>
-            <c:showBubbleSize val="0"/>
+            <c:showBubbleSize val="1"/>
             <c:showLeaderLines val="0"/>
             <c:extLst>
               <c:ext xmlns:c15="http://schemas.microsoft.com/office/drawing/2012/chart" uri="{CE6537A1-D6FC-4f65-9D91-7224C49458BB}">
-                <c15:showLeaderLines val="1"/>
-                <c15:leaderLines>
-                  <c:spPr>
-                    <a:ln w="9525" cap="flat" cmpd="sng" algn="ctr">
-                      <a:solidFill>
-                        <a:schemeClr val="tx1">
-                          <a:lumMod val="35000"/>
-                          <a:lumOff val="65000"/>
-                        </a:schemeClr>
-                      </a:solidFill>
-                      <a:round/>
-                    </a:ln>
-                    <a:effectLst/>
-                  </c:spPr>
-                </c15:leaderLines>
+                <c15:showLeaderLines val="0"/>
               </c:ext>
             </c:extLst>
           </c:dLbls>
@@ -8418,17 +9885,17 @@
           </c:val>
           <c:extLst>
             <c:ext xmlns:c16="http://schemas.microsoft.com/office/drawing/2014/chart" uri="{C3380CC4-5D6E-409C-BE32-E72D297353CC}">
-              <c16:uniqueId val="{00000015-D6A8-47D4-A07C-11A2627FE075}"/>
+              <c16:uniqueId val="{00000001-22B6-43B4-88EE-3F1F5253B2A7}"/>
             </c:ext>
           </c:extLst>
         </c:ser>
         <c:dLbls>
           <c:showLegendKey val="0"/>
-          <c:showVal val="1"/>
+          <c:showVal val="0"/>
           <c:showCatName val="0"/>
           <c:showSerName val="0"/>
           <c:showPercent val="0"/>
-          <c:showBubbleSize val="0"/>
+          <c:showBubbleSize val="1"/>
         </c:dLbls>
         <c:axId val="479835849"/>
         <c:axId val="650135713"/>
@@ -8444,34 +9911,22 @@
         <c:majorTickMark val="none"/>
         <c:minorTickMark val="none"/>
         <c:tickLblPos val="nextTo"/>
-        <c:spPr>
-          <a:noFill/>
-          <a:ln w="9525" cap="flat" cmpd="sng" algn="ctr">
-            <a:solidFill>
-              <a:schemeClr val="tx1">
-                <a:lumMod val="15000"/>
-                <a:lumOff val="85000"/>
-              </a:schemeClr>
-            </a:solidFill>
-            <a:round/>
-          </a:ln>
-          <a:effectLst/>
-        </c:spPr>
         <c:txPr>
           <a:bodyPr rot="-60000000" spcFirstLastPara="1" vertOverflow="ellipsis" vert="horz" wrap="square" anchor="ctr" anchorCtr="1"/>
           <a:lstStyle/>
           <a:p>
             <a:pPr>
-              <a:defRPr sz="1100" b="1" i="0" u="none" strike="noStrike" kern="1200" baseline="0">
+              <a:defRPr lang="zh-CN" sz="1100" b="1" i="0" u="none" strike="noStrike" kern="1200" baseline="0">
                 <a:solidFill>
                   <a:schemeClr val="tx1">
-                    <a:lumMod val="65000"/>
-                    <a:lumOff val="35000"/>
+                    <a:lumMod val="75000"/>
+                    <a:lumOff val="25000"/>
                   </a:schemeClr>
                 </a:solidFill>
-                <a:latin typeface="+mn-ea"/>
-                <a:ea typeface="+mn-ea"/>
-                <a:cs typeface="+mn-cs"/>
+                <a:latin typeface="仿宋" panose="02010609060101010101" pitchFamily="3" charset="-122"/>
+                <a:ea typeface="仿宋" panose="02010609060101010101" pitchFamily="3" charset="-122"/>
+                <a:cs typeface="仿宋" panose="02010609060101010101" pitchFamily="3" charset="-122"/>
+                <a:sym typeface="仿宋" panose="02010609060101010101" pitchFamily="3" charset="-122"/>
               </a:defRPr>
             </a:pPr>
             <a:endParaRPr lang="zh-CN"/>
@@ -8543,16 +9998,17 @@
           <a:lstStyle/>
           <a:p>
             <a:pPr>
-              <a:defRPr sz="1100" b="1" i="0" u="none" strike="noStrike" kern="1200" baseline="0">
+              <a:defRPr lang="zh-CN" sz="1200" b="0" i="0" u="none" strike="noStrike" kern="1200" baseline="0">
                 <a:solidFill>
                   <a:schemeClr val="tx1">
-                    <a:lumMod val="65000"/>
-                    <a:lumOff val="35000"/>
+                    <a:lumMod val="75000"/>
+                    <a:lumOff val="25000"/>
                   </a:schemeClr>
                 </a:solidFill>
-                <a:latin typeface="+mn-ea"/>
-                <a:ea typeface="+mn-ea"/>
-                <a:cs typeface="+mn-cs"/>
+                <a:latin typeface="仿宋" panose="02010609060101010101" pitchFamily="3" charset="-122"/>
+                <a:ea typeface="仿宋" panose="02010609060101010101" pitchFamily="3" charset="-122"/>
+                <a:cs typeface="仿宋" panose="02010609060101010101" pitchFamily="3" charset="-122"/>
+                <a:sym typeface="仿宋" panose="02010609060101010101" pitchFamily="3" charset="-122"/>
               </a:defRPr>
             </a:pPr>
             <a:endParaRPr lang="zh-CN"/>
@@ -8633,9 +10089,17 @@
     <a:lstStyle/>
     <a:p>
       <a:pPr>
-        <a:defRPr sz="1100" b="1">
-          <a:latin typeface="+mn-ea"/>
-          <a:ea typeface="+mn-ea"/>
+        <a:defRPr lang="zh-CN" sz="1100" b="1">
+          <a:solidFill>
+            <a:schemeClr val="tx1">
+              <a:lumMod val="75000"/>
+              <a:lumOff val="25000"/>
+            </a:schemeClr>
+          </a:solidFill>
+          <a:latin typeface="仿宋" panose="02010609060101010101" pitchFamily="3" charset="-122"/>
+          <a:ea typeface="仿宋" panose="02010609060101010101" pitchFamily="3" charset="-122"/>
+          <a:cs typeface="仿宋" panose="02010609060101010101" pitchFamily="3" charset="-122"/>
+          <a:sym typeface="仿宋" panose="02010609060101010101" pitchFamily="3" charset="-122"/>
         </a:defRPr>
       </a:pPr>
       <a:endParaRPr lang="zh-CN"/>
@@ -8720,7 +10184,7 @@
             </c:spPr>
             <c:extLst>
               <c:ext xmlns:c16="http://schemas.microsoft.com/office/drawing/2014/chart" uri="{C3380CC4-5D6E-409C-BE32-E72D297353CC}">
-                <c16:uniqueId val="{00000001-50CA-418E-839C-ED6013A566D1}"/>
+                <c16:uniqueId val="{00000001-E4A5-49C5-88F1-566EB3411BF8}"/>
               </c:ext>
             </c:extLst>
           </c:dPt>
@@ -8748,7 +10212,7 @@
             </c:spPr>
             <c:extLst>
               <c:ext xmlns:c16="http://schemas.microsoft.com/office/drawing/2014/chart" uri="{C3380CC4-5D6E-409C-BE32-E72D297353CC}">
-                <c16:uniqueId val="{00000003-50CA-418E-839C-ED6013A566D1}"/>
+                <c16:uniqueId val="{00000003-E4A5-49C5-88F1-566EB3411BF8}"/>
               </c:ext>
             </c:extLst>
           </c:dPt>
@@ -8757,19 +10221,34 @@
               <c:idx val="0"/>
               <c:layout>
                 <c:manualLayout>
-                  <c:x val="-0.14171656686626746"/>
-                  <c:y val="-0.24926811737766255"/>
+                  <c:x val="-0.14171656686626699"/>
+                  <c:y val="-0.249268117377663"/>
                 </c:manualLayout>
               </c:layout>
               <c:numFmt formatCode="0.00" sourceLinked="0"/>
-              <c:spPr/>
+              <c:spPr>
+                <a:noFill/>
+                <a:ln>
+                  <a:noFill/>
+                </a:ln>
+                <a:effectLst/>
+              </c:spPr>
               <c:txPr>
-                <a:bodyPr/>
+                <a:bodyPr rot="0" spcFirstLastPara="0" vertOverflow="ellipsis" vert="horz" wrap="square" lIns="38100" tIns="19050" rIns="38100" bIns="19050" anchor="ctr" anchorCtr="1"/>
                 <a:lstStyle/>
                 <a:p>
                   <a:pPr>
-                    <a:defRPr sz="1100">
+                    <a:defRPr lang="zh-CN" sz="1100" b="0" i="0" u="none" strike="noStrike" kern="1200" baseline="0">
+                      <a:solidFill>
+                        <a:schemeClr val="tx1">
+                          <a:lumMod val="75000"/>
+                          <a:lumOff val="25000"/>
+                        </a:schemeClr>
+                      </a:solidFill>
                       <a:latin typeface="+mn-lt"/>
+                      <a:ea typeface="仿宋" panose="02010609060101010101" pitchFamily="3" charset="-122"/>
+                      <a:cs typeface="仿宋" panose="02010609060101010101" pitchFamily="3" charset="-122"/>
+                      <a:sym typeface="仿宋" panose="02010609060101010101" pitchFamily="3" charset="-122"/>
                     </a:defRPr>
                   </a:pPr>
                   <a:endParaRPr lang="zh-CN"/>
@@ -8791,7 +10270,7 @@
                   </c15:layout>
                 </c:ext>
                 <c:ext xmlns:c16="http://schemas.microsoft.com/office/drawing/2014/chart" uri="{C3380CC4-5D6E-409C-BE32-E72D297353CC}">
-                  <c16:uniqueId val="{00000001-50CA-418E-839C-ED6013A566D1}"/>
+                  <c16:uniqueId val="{00000001-E4A5-49C5-88F1-566EB3411BF8}"/>
                 </c:ext>
               </c:extLst>
             </c:dLbl>
@@ -8801,7 +10280,7 @@
               <c:extLst>
                 <c:ext xmlns:c15="http://schemas.microsoft.com/office/drawing/2012/chart" uri="{CE6537A1-D6FC-4f65-9D91-7224C49458BB}"/>
                 <c:ext xmlns:c16="http://schemas.microsoft.com/office/drawing/2014/chart" uri="{C3380CC4-5D6E-409C-BE32-E72D297353CC}">
-                  <c16:uniqueId val="{00000003-50CA-418E-839C-ED6013A566D1}"/>
+                  <c16:uniqueId val="{00000003-E4A5-49C5-88F1-566EB3411BF8}"/>
                 </c:ext>
               </c:extLst>
             </c:dLbl>
@@ -8824,10 +10303,10 @@
                         <a:lumOff val="25000"/>
                       </a:schemeClr>
                     </a:solidFill>
-                    <a:latin typeface="Calibri" panose="020F0502020204030204" pitchFamily="34" charset="0"/>
-                    <a:ea typeface="Calibri" panose="020F0502020204030204" pitchFamily="34" charset="0"/>
-                    <a:cs typeface="Calibri" panose="020F0502020204030204" pitchFamily="34" charset="0"/>
-                    <a:sym typeface="仿宋" panose="02010609060101010101" charset="-122"/>
+                    <a:latin typeface="Calibri" panose="020F0502020204030204" pitchFamily="2" charset="0"/>
+                    <a:ea typeface="Calibri" panose="020F0502020204030204" pitchFamily="2" charset="0"/>
+                    <a:cs typeface="Calibri" panose="020F0502020204030204" pitchFamily="2" charset="0"/>
+                    <a:sym typeface="仿宋" panose="02010609060101010101" pitchFamily="3" charset="-122"/>
                   </a:defRPr>
                 </a:pPr>
                 <a:endParaRPr lang="zh-CN"/>
@@ -8842,13 +10321,15 @@
             <c:showLeaderLines val="1"/>
             <c:leaderLines>
               <c:spPr>
-                <a:ln w="9525">
+                <a:ln w="9525" cap="flat" cmpd="sng" algn="ctr">
                   <a:solidFill>
                     <a:schemeClr val="lt1">
                       <a:lumMod val="95000"/>
                       <a:alpha val="54000"/>
                     </a:schemeClr>
                   </a:solidFill>
+                  <a:prstDash val="solid"/>
+                  <a:round/>
                 </a:ln>
                 <a:effectLst/>
               </c:spPr>
@@ -8874,7 +10355,7 @@
           </c:val>
           <c:extLst>
             <c:ext xmlns:c16="http://schemas.microsoft.com/office/drawing/2014/chart" uri="{C3380CC4-5D6E-409C-BE32-E72D297353CC}">
-              <c16:uniqueId val="{00000004-50CA-418E-839C-ED6013A566D1}"/>
+              <c16:uniqueId val="{00000004-E4A5-49C5-88F1-566EB3411BF8}"/>
             </c:ext>
           </c:extLst>
         </c:ser>
@@ -8911,8 +10392,10 @@
     <a:solidFill>
       <a:schemeClr val="bg1"/>
     </a:solidFill>
-    <a:ln w="6350">
+    <a:ln w="6350" cap="flat" cmpd="sng" algn="ctr">
       <a:noFill/>
+      <a:prstDash val="solid"/>
+      <a:round/>
     </a:ln>
     <a:effectLst>
       <a:outerShdw blurRad="63500" dist="37357" dir="2700000" sx="0" sy="0" rotWithShape="0">
@@ -8932,10 +10415,10 @@
               <a:lumOff val="25000"/>
             </a:schemeClr>
           </a:solidFill>
-          <a:latin typeface="仿宋" panose="02010609060101010101" charset="-122"/>
-          <a:ea typeface="仿宋" panose="02010609060101010101" charset="-122"/>
-          <a:cs typeface="仿宋" panose="02010609060101010101" charset="-122"/>
-          <a:sym typeface="仿宋" panose="02010609060101010101" charset="-122"/>
+          <a:latin typeface="仿宋" panose="02010609060101010101" pitchFamily="3" charset="-122"/>
+          <a:ea typeface="仿宋" panose="02010609060101010101" pitchFamily="3" charset="-122"/>
+          <a:cs typeface="仿宋" panose="02010609060101010101" pitchFamily="3" charset="-122"/>
+          <a:sym typeface="仿宋" panose="02010609060101010101" pitchFamily="3" charset="-122"/>
         </a:defRPr>
       </a:pPr>
       <a:endParaRPr lang="zh-CN"/>
@@ -9020,7 +10503,7 @@
             </c:spPr>
             <c:extLst>
               <c:ext xmlns:c16="http://schemas.microsoft.com/office/drawing/2014/chart" uri="{C3380CC4-5D6E-409C-BE32-E72D297353CC}">
-                <c16:uniqueId val="{00000001-41CA-445D-92F9-53E2D202F42E}"/>
+                <c16:uniqueId val="{00000001-6BAA-4F4B-A0C9-C3950E5DAAA2}"/>
               </c:ext>
             </c:extLst>
           </c:dPt>
@@ -9048,7 +10531,7 @@
             </c:spPr>
             <c:extLst>
               <c:ext xmlns:c16="http://schemas.microsoft.com/office/drawing/2014/chart" uri="{C3380CC4-5D6E-409C-BE32-E72D297353CC}">
-                <c16:uniqueId val="{00000003-41CA-445D-92F9-53E2D202F42E}"/>
+                <c16:uniqueId val="{00000003-6BAA-4F4B-A0C9-C3950E5DAAA2}"/>
               </c:ext>
             </c:extLst>
           </c:dPt>
@@ -9057,8 +10540,8 @@
               <c:idx val="0"/>
               <c:layout>
                 <c:manualLayout>
-                  <c:x val="-9.9339103273247867E-2"/>
-                  <c:y val="-0.25945271239000883"/>
+                  <c:x val="-9.9339103273247895E-2"/>
+                  <c:y val="-0.259452712390009"/>
                 </c:manualLayout>
               </c:layout>
               <c:numFmt formatCode="0.00" sourceLinked="0"/>
@@ -9081,10 +10564,10 @@
                           <a:lumOff val="25000"/>
                         </a:schemeClr>
                       </a:solidFill>
-                      <a:latin typeface="Calibri" panose="020F0502020204030204" pitchFamily="34" charset="0"/>
-                      <a:ea typeface="Calibri" panose="020F0502020204030204" pitchFamily="34" charset="0"/>
-                      <a:cs typeface="Calibri" panose="020F0502020204030204" pitchFamily="34" charset="0"/>
-                      <a:sym typeface="仿宋" panose="02010609060101010101" charset="-122"/>
+                      <a:latin typeface="Calibri" panose="020F0502020204030204" pitchFamily="2" charset="0"/>
+                      <a:ea typeface="Calibri" panose="020F0502020204030204" pitchFamily="2" charset="0"/>
+                      <a:cs typeface="Calibri" panose="020F0502020204030204" pitchFamily="2" charset="0"/>
+                      <a:sym typeface="仿宋" panose="02010609060101010101" pitchFamily="3" charset="-122"/>
                     </a:defRPr>
                   </a:pPr>
                   <a:endParaRPr lang="zh-CN"/>
@@ -9106,7 +10589,7 @@
                   </c15:layout>
                 </c:ext>
                 <c:ext xmlns:c16="http://schemas.microsoft.com/office/drawing/2014/chart" uri="{C3380CC4-5D6E-409C-BE32-E72D297353CC}">
-                  <c16:uniqueId val="{00000001-41CA-445D-92F9-53E2D202F42E}"/>
+                  <c16:uniqueId val="{00000001-6BAA-4F4B-A0C9-C3950E5DAAA2}"/>
                 </c:ext>
               </c:extLst>
             </c:dLbl>
@@ -9116,7 +10599,7 @@
               <c:extLst>
                 <c:ext xmlns:c15="http://schemas.microsoft.com/office/drawing/2012/chart" uri="{CE6537A1-D6FC-4f65-9D91-7224C49458BB}"/>
                 <c:ext xmlns:c16="http://schemas.microsoft.com/office/drawing/2014/chart" uri="{C3380CC4-5D6E-409C-BE32-E72D297353CC}">
-                  <c16:uniqueId val="{00000003-41CA-445D-92F9-53E2D202F42E}"/>
+                  <c16:uniqueId val="{00000003-6BAA-4F4B-A0C9-C3950E5DAAA2}"/>
                 </c:ext>
               </c:extLst>
             </c:dLbl>
@@ -9139,10 +10622,10 @@
                         <a:lumOff val="25000"/>
                       </a:schemeClr>
                     </a:solidFill>
-                    <a:latin typeface="仿宋" panose="02010609060101010101" charset="-122"/>
-                    <a:ea typeface="仿宋" panose="02010609060101010101" charset="-122"/>
-                    <a:cs typeface="仿宋" panose="02010609060101010101" charset="-122"/>
-                    <a:sym typeface="仿宋" panose="02010609060101010101" charset="-122"/>
+                    <a:latin typeface="仿宋" panose="02010609060101010101" pitchFamily="3" charset="-122"/>
+                    <a:ea typeface="仿宋" panose="02010609060101010101" pitchFamily="3" charset="-122"/>
+                    <a:cs typeface="仿宋" panose="02010609060101010101" pitchFamily="3" charset="-122"/>
+                    <a:sym typeface="仿宋" panose="02010609060101010101" pitchFamily="3" charset="-122"/>
                   </a:defRPr>
                 </a:pPr>
                 <a:endParaRPr lang="zh-CN"/>
@@ -9189,7 +10672,7 @@
           </c:val>
           <c:extLst>
             <c:ext xmlns:c16="http://schemas.microsoft.com/office/drawing/2014/chart" uri="{C3380CC4-5D6E-409C-BE32-E72D297353CC}">
-              <c16:uniqueId val="{00000004-41CA-445D-92F9-53E2D202F42E}"/>
+              <c16:uniqueId val="{00000004-6BAA-4F4B-A0C9-C3950E5DAAA2}"/>
             </c:ext>
           </c:extLst>
         </c:ser>
@@ -9247,10 +10730,10 @@
               <a:lumOff val="25000"/>
             </a:schemeClr>
           </a:solidFill>
-          <a:latin typeface="仿宋" panose="02010609060101010101" charset="-122"/>
-          <a:ea typeface="仿宋" panose="02010609060101010101" charset="-122"/>
-          <a:cs typeface="仿宋" panose="02010609060101010101" charset="-122"/>
-          <a:sym typeface="仿宋" panose="02010609060101010101" charset="-122"/>
+          <a:latin typeface="仿宋" panose="02010609060101010101" pitchFamily="3" charset="-122"/>
+          <a:ea typeface="仿宋" panose="02010609060101010101" pitchFamily="3" charset="-122"/>
+          <a:cs typeface="仿宋" panose="02010609060101010101" pitchFamily="3" charset="-122"/>
+          <a:sym typeface="仿宋" panose="02010609060101010101" pitchFamily="3" charset="-122"/>
         </a:defRPr>
       </a:pPr>
       <a:endParaRPr lang="zh-CN"/>
@@ -9335,7 +10818,7 @@
             </c:spPr>
             <c:extLst>
               <c:ext xmlns:c16="http://schemas.microsoft.com/office/drawing/2014/chart" uri="{C3380CC4-5D6E-409C-BE32-E72D297353CC}">
-                <c16:uniqueId val="{00000001-5DEA-411A-A532-E9F5F04174C0}"/>
+                <c16:uniqueId val="{00000001-D6F9-46BF-A7F7-8A96224B76B9}"/>
               </c:ext>
             </c:extLst>
           </c:dPt>
@@ -9363,7 +10846,7 @@
             </c:spPr>
             <c:extLst>
               <c:ext xmlns:c16="http://schemas.microsoft.com/office/drawing/2014/chart" uri="{C3380CC4-5D6E-409C-BE32-E72D297353CC}">
-                <c16:uniqueId val="{00000003-5DEA-411A-A532-E9F5F04174C0}"/>
+                <c16:uniqueId val="{00000003-D6F9-46BF-A7F7-8A96224B76B9}"/>
               </c:ext>
             </c:extLst>
           </c:dPt>
@@ -9372,8 +10855,8 @@
               <c:idx val="0"/>
               <c:layout>
                 <c:manualLayout>
-                  <c:x val="-0.17276964047936091"/>
-                  <c:y val="-0.22599531615925059"/>
+                  <c:x val="-0.172769640479361"/>
+                  <c:y val="-0.225995316159251"/>
                 </c:manualLayout>
               </c:layout>
               <c:numFmt formatCode="0.00" sourceLinked="0"/>
@@ -9389,7 +10872,7 @@
                 <a:lstStyle/>
                 <a:p>
                   <a:pPr>
-                    <a:defRPr lang="zh-CN" sz="1100" b="1" i="0" u="none" strike="noStrike" kern="1200" baseline="0">
+                    <a:defRPr lang="zh-CN" sz="1100" b="0" i="0" u="none" strike="noStrike" kern="1200" baseline="0">
                       <a:solidFill>
                         <a:schemeClr val="tx1">
                           <a:lumMod val="75000"/>
@@ -9397,9 +10880,9 @@
                         </a:schemeClr>
                       </a:solidFill>
                       <a:latin typeface="+mn-lt"/>
-                      <a:ea typeface="Calibri" panose="020F0502020204030204" pitchFamily="34" charset="0"/>
-                      <a:cs typeface="Calibri" panose="020F0502020204030204" pitchFamily="34" charset="0"/>
-                      <a:sym typeface="仿宋" panose="02010609060101010101" charset="-122"/>
+                      <a:ea typeface="Calibri" panose="020F0502020204030204" pitchFamily="2" charset="0"/>
+                      <a:cs typeface="Calibri" panose="020F0502020204030204" pitchFamily="2" charset="0"/>
+                      <a:sym typeface="仿宋" panose="02010609060101010101" pitchFamily="3" charset="-122"/>
                     </a:defRPr>
                   </a:pPr>
                   <a:endParaRPr lang="zh-CN"/>
@@ -9421,7 +10904,7 @@
                   </c15:layout>
                 </c:ext>
                 <c:ext xmlns:c16="http://schemas.microsoft.com/office/drawing/2014/chart" uri="{C3380CC4-5D6E-409C-BE32-E72D297353CC}">
-                  <c16:uniqueId val="{00000001-5DEA-411A-A532-E9F5F04174C0}"/>
+                  <c16:uniqueId val="{00000001-D6F9-46BF-A7F7-8A96224B76B9}"/>
                 </c:ext>
               </c:extLst>
             </c:dLbl>
@@ -9431,7 +10914,7 @@
               <c:extLst>
                 <c:ext xmlns:c15="http://schemas.microsoft.com/office/drawing/2012/chart" uri="{CE6537A1-D6FC-4f65-9D91-7224C49458BB}"/>
                 <c:ext xmlns:c16="http://schemas.microsoft.com/office/drawing/2014/chart" uri="{C3380CC4-5D6E-409C-BE32-E72D297353CC}">
-                  <c16:uniqueId val="{00000003-5DEA-411A-A532-E9F5F04174C0}"/>
+                  <c16:uniqueId val="{00000003-D6F9-46BF-A7F7-8A96224B76B9}"/>
                 </c:ext>
               </c:extLst>
             </c:dLbl>
@@ -9455,9 +10938,9 @@
                       </a:schemeClr>
                     </a:solidFill>
                     <a:latin typeface="+mn-lt"/>
-                    <a:ea typeface="仿宋" panose="02010609060101010101" charset="-122"/>
-                    <a:cs typeface="仿宋" panose="02010609060101010101" charset="-122"/>
-                    <a:sym typeface="仿宋" panose="02010609060101010101" charset="-122"/>
+                    <a:ea typeface="仿宋" panose="02010609060101010101" pitchFamily="3" charset="-122"/>
+                    <a:cs typeface="仿宋" panose="02010609060101010101" pitchFamily="3" charset="-122"/>
+                    <a:sym typeface="仿宋" panose="02010609060101010101" pitchFamily="3" charset="-122"/>
                   </a:defRPr>
                 </a:pPr>
                 <a:endParaRPr lang="zh-CN"/>
@@ -9504,7 +10987,7 @@
           </c:val>
           <c:extLst>
             <c:ext xmlns:c16="http://schemas.microsoft.com/office/drawing/2014/chart" uri="{C3380CC4-5D6E-409C-BE32-E72D297353CC}">
-              <c16:uniqueId val="{00000004-5DEA-411A-A532-E9F5F04174C0}"/>
+              <c16:uniqueId val="{00000004-D6F9-46BF-A7F7-8A96224B76B9}"/>
             </c:ext>
           </c:extLst>
         </c:ser>
@@ -9562,10 +11045,10 @@
               <a:lumOff val="25000"/>
             </a:schemeClr>
           </a:solidFill>
-          <a:latin typeface="仿宋" panose="02010609060101010101" charset="-122"/>
-          <a:ea typeface="仿宋" panose="02010609060101010101" charset="-122"/>
-          <a:cs typeface="仿宋" panose="02010609060101010101" charset="-122"/>
-          <a:sym typeface="仿宋" panose="02010609060101010101" charset="-122"/>
+          <a:latin typeface="仿宋" panose="02010609060101010101" pitchFamily="3" charset="-122"/>
+          <a:ea typeface="仿宋" panose="02010609060101010101" pitchFamily="3" charset="-122"/>
+          <a:cs typeface="仿宋" panose="02010609060101010101" pitchFamily="3" charset="-122"/>
+          <a:sym typeface="仿宋" panose="02010609060101010101" pitchFamily="3" charset="-122"/>
         </a:defRPr>
       </a:pPr>
       <a:endParaRPr lang="zh-CN"/>
@@ -9650,7 +11133,7 @@
             </c:spPr>
             <c:extLst>
               <c:ext xmlns:c16="http://schemas.microsoft.com/office/drawing/2014/chart" uri="{C3380CC4-5D6E-409C-BE32-E72D297353CC}">
-                <c16:uniqueId val="{00000001-A99A-4951-821B-13F169911C83}"/>
+                <c16:uniqueId val="{00000001-1A46-4F17-B501-FF7032CD3800}"/>
               </c:ext>
             </c:extLst>
           </c:dPt>
@@ -9678,7 +11161,7 @@
             </c:spPr>
             <c:extLst>
               <c:ext xmlns:c16="http://schemas.microsoft.com/office/drawing/2014/chart" uri="{C3380CC4-5D6E-409C-BE32-E72D297353CC}">
-                <c16:uniqueId val="{00000003-A99A-4951-821B-13F169911C83}"/>
+                <c16:uniqueId val="{00000003-1A46-4F17-B501-FF7032CD3800}"/>
               </c:ext>
             </c:extLst>
           </c:dPt>
@@ -9687,8 +11170,8 @@
               <c:idx val="0"/>
               <c:layout>
                 <c:manualLayout>
-                  <c:x val="-0.11243084933289944"/>
-                  <c:y val="-0.27755568246716167"/>
+                  <c:x val="-0.112430849332899"/>
+                  <c:y val="-0.277555682467162"/>
                 </c:manualLayout>
               </c:layout>
               <c:numFmt formatCode="0.00" sourceLinked="0"/>
@@ -9704,17 +11187,17 @@
                 <a:lstStyle/>
                 <a:p>
                   <a:pPr>
-                    <a:defRPr lang="zh-CN" sz="1050" b="1" i="0" u="none" strike="noStrike" kern="1200" baseline="0">
+                    <a:defRPr lang="zh-CN" sz="1050" b="0" i="0" u="none" strike="noStrike" kern="1200" baseline="0">
                       <a:solidFill>
                         <a:schemeClr val="tx1">
                           <a:lumMod val="75000"/>
                           <a:lumOff val="25000"/>
                         </a:schemeClr>
                       </a:solidFill>
-                      <a:latin typeface="Calibri" panose="020F0502020204030204" pitchFamily="34" charset="0"/>
-                      <a:ea typeface="Calibri" panose="020F0502020204030204" pitchFamily="34" charset="0"/>
-                      <a:cs typeface="Calibri" panose="020F0502020204030204" pitchFamily="34" charset="0"/>
-                      <a:sym typeface="仿宋" panose="02010609060101010101" charset="-122"/>
+                      <a:latin typeface="Calibri" panose="020F0502020204030204" pitchFamily="2" charset="0"/>
+                      <a:ea typeface="Calibri" panose="020F0502020204030204" pitchFamily="2" charset="0"/>
+                      <a:cs typeface="Calibri" panose="020F0502020204030204" pitchFamily="2" charset="0"/>
+                      <a:sym typeface="仿宋" panose="02010609060101010101" pitchFamily="3" charset="-122"/>
                     </a:defRPr>
                   </a:pPr>
                   <a:endParaRPr lang="zh-CN"/>
@@ -9736,7 +11219,7 @@
                   </c15:layout>
                 </c:ext>
                 <c:ext xmlns:c16="http://schemas.microsoft.com/office/drawing/2014/chart" uri="{C3380CC4-5D6E-409C-BE32-E72D297353CC}">
-                  <c16:uniqueId val="{00000001-A99A-4951-821B-13F169911C83}"/>
+                  <c16:uniqueId val="{00000001-1A46-4F17-B501-FF7032CD3800}"/>
                 </c:ext>
               </c:extLst>
             </c:dLbl>
@@ -9746,7 +11229,7 @@
               <c:extLst>
                 <c:ext xmlns:c15="http://schemas.microsoft.com/office/drawing/2012/chart" uri="{CE6537A1-D6FC-4f65-9D91-7224C49458BB}"/>
                 <c:ext xmlns:c16="http://schemas.microsoft.com/office/drawing/2014/chart" uri="{C3380CC4-5D6E-409C-BE32-E72D297353CC}">
-                  <c16:uniqueId val="{00000003-A99A-4951-821B-13F169911C83}"/>
+                  <c16:uniqueId val="{00000003-1A46-4F17-B501-FF7032CD3800}"/>
                 </c:ext>
               </c:extLst>
             </c:dLbl>
@@ -9762,17 +11245,17 @@
               <a:lstStyle/>
               <a:p>
                 <a:pPr>
-                  <a:defRPr lang="zh-CN" sz="1400" b="1" i="0" u="none" strike="noStrike" kern="1200" baseline="0">
+                  <a:defRPr lang="zh-CN" sz="1400" b="0" i="0" u="none" strike="noStrike" kern="1200" baseline="0">
                     <a:solidFill>
                       <a:schemeClr val="tx1">
                         <a:lumMod val="75000"/>
                         <a:lumOff val="25000"/>
                       </a:schemeClr>
                     </a:solidFill>
-                    <a:latin typeface="仿宋" panose="02010609060101010101" charset="-122"/>
-                    <a:ea typeface="仿宋" panose="02010609060101010101" charset="-122"/>
-                    <a:cs typeface="仿宋" panose="02010609060101010101" charset="-122"/>
-                    <a:sym typeface="仿宋" panose="02010609060101010101" charset="-122"/>
+                    <a:latin typeface="仿宋" panose="02010609060101010101" pitchFamily="3" charset="-122"/>
+                    <a:ea typeface="仿宋" panose="02010609060101010101" pitchFamily="3" charset="-122"/>
+                    <a:cs typeface="仿宋" panose="02010609060101010101" pitchFamily="3" charset="-122"/>
+                    <a:sym typeface="仿宋" panose="02010609060101010101" pitchFamily="3" charset="-122"/>
                   </a:defRPr>
                 </a:pPr>
                 <a:endParaRPr lang="zh-CN"/>
@@ -9819,7 +11302,7 @@
           </c:val>
           <c:extLst>
             <c:ext xmlns:c16="http://schemas.microsoft.com/office/drawing/2014/chart" uri="{C3380CC4-5D6E-409C-BE32-E72D297353CC}">
-              <c16:uniqueId val="{00000004-A99A-4951-821B-13F169911C83}"/>
+              <c16:uniqueId val="{00000004-1A46-4F17-B501-FF7032CD3800}"/>
             </c:ext>
           </c:extLst>
         </c:ser>
@@ -9877,10 +11360,10 @@
               <a:lumOff val="25000"/>
             </a:schemeClr>
           </a:solidFill>
-          <a:latin typeface="仿宋" panose="02010609060101010101" charset="-122"/>
-          <a:ea typeface="仿宋" panose="02010609060101010101" charset="-122"/>
-          <a:cs typeface="仿宋" panose="02010609060101010101" charset="-122"/>
-          <a:sym typeface="仿宋" panose="02010609060101010101" charset="-122"/>
+          <a:latin typeface="仿宋" panose="02010609060101010101" pitchFamily="3" charset="-122"/>
+          <a:ea typeface="仿宋" panose="02010609060101010101" pitchFamily="3" charset="-122"/>
+          <a:cs typeface="仿宋" panose="02010609060101010101" pitchFamily="3" charset="-122"/>
+          <a:sym typeface="仿宋" panose="02010609060101010101" pitchFamily="3" charset="-122"/>
         </a:defRPr>
       </a:pPr>
       <a:endParaRPr lang="zh-CN"/>
@@ -9965,7 +11448,7 @@
             </c:spPr>
             <c:extLst>
               <c:ext xmlns:c16="http://schemas.microsoft.com/office/drawing/2014/chart" uri="{C3380CC4-5D6E-409C-BE32-E72D297353CC}">
-                <c16:uniqueId val="{00000001-21FF-4650-BCD3-AFF589A8D249}"/>
+                <c16:uniqueId val="{00000001-FE87-427E-AE3C-B5F3F3A611A3}"/>
               </c:ext>
             </c:extLst>
           </c:dPt>
@@ -9993,7 +11476,7 @@
             </c:spPr>
             <c:extLst>
               <c:ext xmlns:c16="http://schemas.microsoft.com/office/drawing/2014/chart" uri="{C3380CC4-5D6E-409C-BE32-E72D297353CC}">
-                <c16:uniqueId val="{00000003-21FF-4650-BCD3-AFF589A8D249}"/>
+                <c16:uniqueId val="{00000003-FE87-427E-AE3C-B5F3F3A611A3}"/>
               </c:ext>
             </c:extLst>
           </c:dPt>
@@ -10002,8 +11485,8 @@
               <c:idx val="0"/>
               <c:layout>
                 <c:manualLayout>
-                  <c:x val="-0.17697625292703448"/>
-                  <c:y val="-0.16637534182572727"/>
+                  <c:x val="-0.17697625292703401"/>
+                  <c:y val="-0.166375341825727"/>
                 </c:manualLayout>
               </c:layout>
               <c:tx>
@@ -10011,27 +11494,27 @@
                   <a:bodyPr rot="0" spcFirstLastPara="0" vertOverflow="ellipsis" vert="horz" wrap="square" lIns="38100" tIns="19050" rIns="38100" bIns="19050" anchor="ctr" anchorCtr="1"/>
                   <a:lstStyle/>
                   <a:p>
-                    <a:pPr>
-                      <a:defRPr lang="zh-CN" sz="1100" b="1" i="0" u="none" strike="noStrike" kern="1200" baseline="0">
+                    <a:pPr defTabSz="914400">
+                      <a:defRPr lang="zh-CN" sz="1100" b="0" i="0" u="none" strike="noStrike" kern="1200" baseline="0">
                         <a:solidFill>
                           <a:schemeClr val="tx1">
                             <a:lumMod val="75000"/>
                             <a:lumOff val="25000"/>
                           </a:schemeClr>
                         </a:solidFill>
-                        <a:latin typeface="Calibri" panose="020F0502020204030204" pitchFamily="34" charset="0"/>
-                        <a:ea typeface="Calibri" panose="020F0502020204030204" pitchFamily="34" charset="0"/>
-                        <a:cs typeface="Calibri" panose="020F0502020204030204" pitchFamily="34" charset="0"/>
-                        <a:sym typeface="仿宋" panose="02010609060101010101" charset="-122"/>
+                        <a:latin typeface="Calibri" panose="020F0502020204030204" pitchFamily="2" charset="0"/>
+                        <a:ea typeface="Calibri" panose="020F0502020204030204" pitchFamily="2" charset="0"/>
+                        <a:cs typeface="Calibri" panose="020F0502020204030204" pitchFamily="2" charset="0"/>
+                        <a:sym typeface="仿宋" panose="02010609060101010101" pitchFamily="3" charset="-122"/>
                       </a:defRPr>
                     </a:pPr>
-                    <a:fld id="{51AE04D4-AE31-4A6A-AE75-0BD7D120A02D}" type="VALUE">
-                      <a:rPr lang="en-US" altLang="zh-CN" sz="1100" b="0"/>
-                      <a:pPr>
-                        <a:defRPr sz="1100" b="1">
-                          <a:latin typeface="Calibri" panose="020F0502020204030204" pitchFamily="34" charset="0"/>
-                          <a:ea typeface="Calibri" panose="020F0502020204030204" pitchFamily="34" charset="0"/>
-                          <a:cs typeface="Calibri" panose="020F0502020204030204" pitchFamily="34" charset="0"/>
+                    <a:fld id="{7AD9869D-771A-46C4-AA8C-88FBF7E8DE83}" type="VALUE">
+                      <a:rPr lang="en-US" altLang="zh-CN"/>
+                      <a:pPr defTabSz="914400">
+                        <a:defRPr sz="1100">
+                          <a:latin typeface="Calibri" panose="020F0502020204030204" pitchFamily="2" charset="0"/>
+                          <a:ea typeface="Calibri" panose="020F0502020204030204" pitchFamily="2" charset="0"/>
+                          <a:cs typeface="Calibri" panose="020F0502020204030204" pitchFamily="2" charset="0"/>
                         </a:defRPr>
                       </a:pPr>
                       <a:t>[值]</a:t>
@@ -10052,18 +11535,18 @@
                 <a:bodyPr rot="0" spcFirstLastPara="0" vertOverflow="ellipsis" vert="horz" wrap="square" lIns="38100" tIns="19050" rIns="38100" bIns="19050" anchor="ctr" anchorCtr="1"/>
                 <a:lstStyle/>
                 <a:p>
-                  <a:pPr>
-                    <a:defRPr lang="zh-CN" sz="1100" b="1" i="0" u="none" strike="noStrike" kern="1200" baseline="0">
+                  <a:pPr defTabSz="914400">
+                    <a:defRPr lang="zh-CN" sz="1100" b="0" i="0" u="none" strike="noStrike" kern="1200" baseline="0">
                       <a:solidFill>
                         <a:schemeClr val="tx1">
                           <a:lumMod val="75000"/>
                           <a:lumOff val="25000"/>
                         </a:schemeClr>
                       </a:solidFill>
-                      <a:latin typeface="Calibri" panose="020F0502020204030204" pitchFamily="34" charset="0"/>
-                      <a:ea typeface="Calibri" panose="020F0502020204030204" pitchFamily="34" charset="0"/>
-                      <a:cs typeface="Calibri" panose="020F0502020204030204" pitchFamily="34" charset="0"/>
-                      <a:sym typeface="仿宋" panose="02010609060101010101" charset="-122"/>
+                      <a:latin typeface="Calibri" panose="020F0502020204030204" pitchFamily="2" charset="0"/>
+                      <a:ea typeface="Calibri" panose="020F0502020204030204" pitchFamily="2" charset="0"/>
+                      <a:cs typeface="Calibri" panose="020F0502020204030204" pitchFamily="2" charset="0"/>
+                      <a:sym typeface="仿宋" panose="02010609060101010101" pitchFamily="3" charset="-122"/>
                     </a:defRPr>
                   </a:pPr>
                   <a:endParaRPr lang="zh-CN" altLang="en-US"/>
@@ -10087,7 +11570,7 @@
                   <c15:showDataLabelsRange val="0"/>
                 </c:ext>
                 <c:ext xmlns:c16="http://schemas.microsoft.com/office/drawing/2014/chart" uri="{C3380CC4-5D6E-409C-BE32-E72D297353CC}">
-                  <c16:uniqueId val="{00000001-21FF-4650-BCD3-AFF589A8D249}"/>
+                  <c16:uniqueId val="{00000001-FE87-427E-AE3C-B5F3F3A611A3}"/>
                 </c:ext>
               </c:extLst>
             </c:dLbl>
@@ -10097,7 +11580,7 @@
               <c:extLst>
                 <c:ext xmlns:c15="http://schemas.microsoft.com/office/drawing/2012/chart" uri="{CE6537A1-D6FC-4f65-9D91-7224C49458BB}"/>
                 <c:ext xmlns:c16="http://schemas.microsoft.com/office/drawing/2014/chart" uri="{C3380CC4-5D6E-409C-BE32-E72D297353CC}">
-                  <c16:uniqueId val="{00000003-21FF-4650-BCD3-AFF589A8D249}"/>
+                  <c16:uniqueId val="{00000003-FE87-427E-AE3C-B5F3F3A611A3}"/>
                 </c:ext>
               </c:extLst>
             </c:dLbl>
@@ -10113,17 +11596,17 @@
               <a:lstStyle/>
               <a:p>
                 <a:pPr>
-                  <a:defRPr lang="zh-CN" sz="1400" b="1" i="0" u="none" strike="noStrike" kern="1200" baseline="0">
+                  <a:defRPr lang="zh-CN" sz="1400" b="0" i="0" u="none" strike="noStrike" kern="1200" baseline="0">
                     <a:solidFill>
                       <a:schemeClr val="tx1">
                         <a:lumMod val="75000"/>
                         <a:lumOff val="25000"/>
                       </a:schemeClr>
                     </a:solidFill>
-                    <a:latin typeface="仿宋" panose="02010609060101010101" charset="-122"/>
-                    <a:ea typeface="仿宋" panose="02010609060101010101" charset="-122"/>
-                    <a:cs typeface="仿宋" panose="02010609060101010101" charset="-122"/>
-                    <a:sym typeface="仿宋" panose="02010609060101010101" charset="-122"/>
+                    <a:latin typeface="仿宋" panose="02010609060101010101" pitchFamily="3" charset="-122"/>
+                    <a:ea typeface="仿宋" panose="02010609060101010101" pitchFamily="3" charset="-122"/>
+                    <a:cs typeface="仿宋" panose="02010609060101010101" pitchFamily="3" charset="-122"/>
+                    <a:sym typeface="仿宋" panose="02010609060101010101" pitchFamily="3" charset="-122"/>
                   </a:defRPr>
                 </a:pPr>
                 <a:endParaRPr lang="zh-CN"/>
@@ -10170,7 +11653,7 @@
           </c:val>
           <c:extLst>
             <c:ext xmlns:c16="http://schemas.microsoft.com/office/drawing/2014/chart" uri="{C3380CC4-5D6E-409C-BE32-E72D297353CC}">
-              <c16:uniqueId val="{00000004-21FF-4650-BCD3-AFF589A8D249}"/>
+              <c16:uniqueId val="{00000004-FE87-427E-AE3C-B5F3F3A611A3}"/>
             </c:ext>
           </c:extLst>
         </c:ser>
@@ -10228,10 +11711,10 @@
               <a:lumOff val="25000"/>
             </a:schemeClr>
           </a:solidFill>
-          <a:latin typeface="仿宋" panose="02010609060101010101" charset="-122"/>
-          <a:ea typeface="仿宋" panose="02010609060101010101" charset="-122"/>
-          <a:cs typeface="仿宋" panose="02010609060101010101" charset="-122"/>
-          <a:sym typeface="仿宋" panose="02010609060101010101" charset="-122"/>
+          <a:latin typeface="仿宋" panose="02010609060101010101" pitchFamily="3" charset="-122"/>
+          <a:ea typeface="仿宋" panose="02010609060101010101" pitchFamily="3" charset="-122"/>
+          <a:cs typeface="仿宋" panose="02010609060101010101" pitchFamily="3" charset="-122"/>
+          <a:sym typeface="仿宋" panose="02010609060101010101" pitchFamily="3" charset="-122"/>
         </a:defRPr>
       </a:pPr>
       <a:endParaRPr lang="zh-CN"/>
@@ -10262,8 +11745,8 @@
           <c:layoutTarget val="inner"/>
           <c:xMode val="edge"/>
           <c:yMode val="edge"/>
-          <c:x val="0.24476324732405483"/>
-          <c:y val="8.7121761953668844E-2"/>
+          <c:x val="0.24476324732405499"/>
+          <c:y val="8.7121761953668803E-2"/>
           <c:w val="0.513421052631579"/>
           <c:h val="0.90324074074074101"/>
         </c:manualLayout>
@@ -10316,7 +11799,7 @@
             </c:spPr>
             <c:extLst>
               <c:ext xmlns:c16="http://schemas.microsoft.com/office/drawing/2014/chart" uri="{C3380CC4-5D6E-409C-BE32-E72D297353CC}">
-                <c16:uniqueId val="{00000001-AE4A-4813-8AF5-853BF5611AC3}"/>
+                <c16:uniqueId val="{00000001-AE78-44E8-AB10-8E52DCFD0D40}"/>
               </c:ext>
             </c:extLst>
           </c:dPt>
@@ -10344,7 +11827,7 @@
             </c:spPr>
             <c:extLst>
               <c:ext xmlns:c16="http://schemas.microsoft.com/office/drawing/2014/chart" uri="{C3380CC4-5D6E-409C-BE32-E72D297353CC}">
-                <c16:uniqueId val="{00000003-AE4A-4813-8AF5-853BF5611AC3}"/>
+                <c16:uniqueId val="{00000003-AE78-44E8-AB10-8E52DCFD0D40}"/>
               </c:ext>
             </c:extLst>
           </c:dPt>
@@ -10353,19 +11836,34 @@
               <c:idx val="0"/>
               <c:layout>
                 <c:manualLayout>
-                  <c:x val="-0.15347866383170952"/>
-                  <c:y val="-0.24695606527444944"/>
+                  <c:x val="-0.15347866383170999"/>
+                  <c:y val="-0.24695606527444899"/>
                 </c:manualLayout>
               </c:layout>
               <c:numFmt formatCode="0.00" sourceLinked="0"/>
-              <c:spPr/>
+              <c:spPr>
+                <a:noFill/>
+                <a:ln>
+                  <a:noFill/>
+                </a:ln>
+                <a:effectLst/>
+              </c:spPr>
               <c:txPr>
-                <a:bodyPr/>
+                <a:bodyPr rot="0" spcFirstLastPara="0" vertOverflow="ellipsis" vert="horz" wrap="square" lIns="38100" tIns="19050" rIns="38100" bIns="19050" anchor="ctr" anchorCtr="1"/>
                 <a:lstStyle/>
                 <a:p>
                   <a:pPr>
-                    <a:defRPr sz="1100">
+                    <a:defRPr lang="zh-CN" sz="1100" b="0" i="0" u="none" strike="noStrike" kern="1200" baseline="0">
+                      <a:solidFill>
+                        <a:sysClr val="windowText" lastClr="000000">
+                          <a:lumMod val="75000"/>
+                          <a:lumOff val="25000"/>
+                        </a:sysClr>
+                      </a:solidFill>
                       <a:latin typeface="+mn-lt"/>
+                      <a:ea typeface="仿宋" panose="02010609060101010101" pitchFamily="3" charset="-122"/>
+                      <a:cs typeface="仿宋" panose="02010609060101010101" pitchFamily="3" charset="-122"/>
+                      <a:sym typeface="仿宋" panose="02010609060101010101" pitchFamily="3" charset="-122"/>
                     </a:defRPr>
                   </a:pPr>
                   <a:endParaRPr lang="zh-CN"/>
@@ -10387,7 +11885,7 @@
                   </c15:layout>
                 </c:ext>
                 <c:ext xmlns:c16="http://schemas.microsoft.com/office/drawing/2014/chart" uri="{C3380CC4-5D6E-409C-BE32-E72D297353CC}">
-                  <c16:uniqueId val="{00000001-AE4A-4813-8AF5-853BF5611AC3}"/>
+                  <c16:uniqueId val="{00000001-AE78-44E8-AB10-8E52DCFD0D40}"/>
                 </c:ext>
               </c:extLst>
             </c:dLbl>
@@ -10397,7 +11895,7 @@
               <c:extLst>
                 <c:ext xmlns:c15="http://schemas.microsoft.com/office/drawing/2012/chart" uri="{CE6537A1-D6FC-4f65-9D91-7224C49458BB}"/>
                 <c:ext xmlns:c16="http://schemas.microsoft.com/office/drawing/2014/chart" uri="{C3380CC4-5D6E-409C-BE32-E72D297353CC}">
-                  <c16:uniqueId val="{00000003-AE4A-4813-8AF5-853BF5611AC3}"/>
+                  <c16:uniqueId val="{00000003-AE78-44E8-AB10-8E52DCFD0D40}"/>
                 </c:ext>
               </c:extLst>
             </c:dLbl>
@@ -10413,17 +11911,17 @@
               <a:lstStyle/>
               <a:p>
                 <a:pPr>
-                  <a:defRPr lang="zh-CN" sz="1400" b="1" i="0" u="none" strike="noStrike" kern="1200" baseline="0">
+                  <a:defRPr lang="zh-CN" sz="1400" b="0" i="0" u="none" strike="noStrike" kern="1200" baseline="0">
                     <a:solidFill>
                       <a:sysClr val="windowText" lastClr="000000">
                         <a:lumMod val="75000"/>
                         <a:lumOff val="25000"/>
                       </a:sysClr>
                     </a:solidFill>
-                    <a:latin typeface="Calibri" panose="020F0502020204030204" pitchFamily="34" charset="0"/>
-                    <a:ea typeface="Calibri" panose="020F0502020204030204" pitchFamily="34" charset="0"/>
-                    <a:cs typeface="Calibri" panose="020F0502020204030204" pitchFamily="34" charset="0"/>
-                    <a:sym typeface="仿宋" panose="02010609060101010101" charset="-122"/>
+                    <a:latin typeface="Calibri" panose="020F0502020204030204" pitchFamily="2" charset="0"/>
+                    <a:ea typeface="Calibri" panose="020F0502020204030204" pitchFamily="2" charset="0"/>
+                    <a:cs typeface="Calibri" panose="020F0502020204030204" pitchFamily="2" charset="0"/>
+                    <a:sym typeface="仿宋" panose="02010609060101010101" pitchFamily="3" charset="-122"/>
                   </a:defRPr>
                 </a:pPr>
                 <a:endParaRPr lang="zh-CN"/>
@@ -10438,8 +11936,10 @@
             <c:showLeaderLines val="1"/>
             <c:leaderLines>
               <c:spPr>
-                <a:ln w="9525">
+                <a:ln w="9525" cap="flat" cmpd="sng" algn="ctr">
                   <a:noFill/>
+                  <a:prstDash val="solid"/>
+                  <a:round/>
                 </a:ln>
                 <a:effectLst/>
               </c:spPr>
@@ -10465,7 +11965,7 @@
           </c:val>
           <c:extLst>
             <c:ext xmlns:c16="http://schemas.microsoft.com/office/drawing/2014/chart" uri="{C3380CC4-5D6E-409C-BE32-E72D297353CC}">
-              <c16:uniqueId val="{00000004-AE4A-4813-8AF5-853BF5611AC3}"/>
+              <c16:uniqueId val="{00000004-AE78-44E8-AB10-8E52DCFD0D40}"/>
             </c:ext>
           </c:extLst>
         </c:ser>
@@ -10502,8 +12002,10 @@
     <a:solidFill>
       <a:sysClr val="window" lastClr="FFFFFF"/>
     </a:solidFill>
-    <a:ln w="6350">
+    <a:ln w="6350" cap="flat" cmpd="sng" algn="ctr">
       <a:noFill/>
+      <a:prstDash val="solid"/>
+      <a:round/>
     </a:ln>
     <a:effectLst>
       <a:outerShdw blurRad="63500" dist="37357" dir="2700000" sx="0" sy="0" rotWithShape="0">
@@ -10523,10 +12025,10 @@
               <a:lumOff val="25000"/>
             </a:sysClr>
           </a:solidFill>
-          <a:latin typeface="仿宋" panose="02010609060101010101" charset="-122"/>
-          <a:ea typeface="仿宋" panose="02010609060101010101" charset="-122"/>
-          <a:cs typeface="仿宋" panose="02010609060101010101" charset="-122"/>
-          <a:sym typeface="仿宋" panose="02010609060101010101" charset="-122"/>
+          <a:latin typeface="仿宋" panose="02010609060101010101" pitchFamily="3" charset="-122"/>
+          <a:ea typeface="仿宋" panose="02010609060101010101" pitchFamily="3" charset="-122"/>
+          <a:cs typeface="仿宋" panose="02010609060101010101" pitchFamily="3" charset="-122"/>
+          <a:sym typeface="仿宋" panose="02010609060101010101" pitchFamily="3" charset="-122"/>
         </a:defRPr>
       </a:pPr>
       <a:endParaRPr lang="zh-CN"/>
@@ -10611,7 +12113,7 @@
             </c:spPr>
             <c:extLst>
               <c:ext xmlns:c16="http://schemas.microsoft.com/office/drawing/2014/chart" uri="{C3380CC4-5D6E-409C-BE32-E72D297353CC}">
-                <c16:uniqueId val="{00000001-6897-4EE5-B282-D804C25A2CA7}"/>
+                <c16:uniqueId val="{00000001-0E8E-421A-A93F-687B1444243F}"/>
               </c:ext>
             </c:extLst>
           </c:dPt>
@@ -10639,7 +12141,7 @@
             </c:spPr>
             <c:extLst>
               <c:ext xmlns:c16="http://schemas.microsoft.com/office/drawing/2014/chart" uri="{C3380CC4-5D6E-409C-BE32-E72D297353CC}">
-                <c16:uniqueId val="{00000003-6897-4EE5-B282-D804C25A2CA7}"/>
+                <c16:uniqueId val="{00000003-0E8E-421A-A93F-687B1444243F}"/>
               </c:ext>
             </c:extLst>
           </c:dPt>
@@ -10648,8 +12150,8 @@
               <c:idx val="0"/>
               <c:layout>
                 <c:manualLayout>
-                  <c:x val="-9.932349323493235E-2"/>
-                  <c:y val="-0.29529475392103838"/>
+                  <c:x val="-9.9323493234932295E-2"/>
+                  <c:y val="-0.29529475392103799"/>
                 </c:manualLayout>
               </c:layout>
               <c:numFmt formatCode="0.00" sourceLinked="0"/>
@@ -10672,10 +12174,10 @@
                           <a:lumOff val="25000"/>
                         </a:schemeClr>
                       </a:solidFill>
-                      <a:latin typeface="Calibri" panose="020F0502020204030204" pitchFamily="34" charset="0"/>
-                      <a:ea typeface="Calibri" panose="020F0502020204030204" pitchFamily="34" charset="0"/>
-                      <a:cs typeface="Calibri" panose="020F0502020204030204" pitchFamily="34" charset="0"/>
-                      <a:sym typeface="仿宋" panose="02010609060101010101" charset="-122"/>
+                      <a:latin typeface="Calibri" panose="020F0502020204030204" pitchFamily="2" charset="0"/>
+                      <a:ea typeface="Calibri" panose="020F0502020204030204" pitchFamily="2" charset="0"/>
+                      <a:cs typeface="Calibri" panose="020F0502020204030204" pitchFamily="2" charset="0"/>
+                      <a:sym typeface="仿宋" panose="02010609060101010101" pitchFamily="3" charset="-122"/>
                     </a:defRPr>
                   </a:pPr>
                   <a:endParaRPr lang="zh-CN"/>
@@ -10697,7 +12199,7 @@
                   </c15:layout>
                 </c:ext>
                 <c:ext xmlns:c16="http://schemas.microsoft.com/office/drawing/2014/chart" uri="{C3380CC4-5D6E-409C-BE32-E72D297353CC}">
-                  <c16:uniqueId val="{00000001-6897-4EE5-B282-D804C25A2CA7}"/>
+                  <c16:uniqueId val="{00000001-0E8E-421A-A93F-687B1444243F}"/>
                 </c:ext>
               </c:extLst>
             </c:dLbl>
@@ -10707,7 +12209,7 @@
               <c:extLst>
                 <c:ext xmlns:c15="http://schemas.microsoft.com/office/drawing/2012/chart" uri="{CE6537A1-D6FC-4f65-9D91-7224C49458BB}"/>
                 <c:ext xmlns:c16="http://schemas.microsoft.com/office/drawing/2014/chart" uri="{C3380CC4-5D6E-409C-BE32-E72D297353CC}">
-                  <c16:uniqueId val="{00000003-6897-4EE5-B282-D804C25A2CA7}"/>
+                  <c16:uniqueId val="{00000003-0E8E-421A-A93F-687B1444243F}"/>
                 </c:ext>
               </c:extLst>
             </c:dLbl>
@@ -10723,17 +12225,17 @@
               <a:lstStyle/>
               <a:p>
                 <a:pPr>
-                  <a:defRPr lang="zh-CN" sz="1400" b="1" i="0" u="none" strike="noStrike" kern="1200" baseline="0">
+                  <a:defRPr lang="zh-CN" sz="1400" b="0" i="0" u="none" strike="noStrike" kern="1200" baseline="0">
                     <a:solidFill>
                       <a:schemeClr val="tx1">
                         <a:lumMod val="75000"/>
                         <a:lumOff val="25000"/>
                       </a:schemeClr>
                     </a:solidFill>
-                    <a:latin typeface="仿宋" panose="02010609060101010101" charset="-122"/>
-                    <a:ea typeface="仿宋" panose="02010609060101010101" charset="-122"/>
-                    <a:cs typeface="仿宋" panose="02010609060101010101" charset="-122"/>
-                    <a:sym typeface="仿宋" panose="02010609060101010101" charset="-122"/>
+                    <a:latin typeface="仿宋" panose="02010609060101010101" pitchFamily="3" charset="-122"/>
+                    <a:ea typeface="仿宋" panose="02010609060101010101" pitchFamily="3" charset="-122"/>
+                    <a:cs typeface="仿宋" panose="02010609060101010101" pitchFamily="3" charset="-122"/>
+                    <a:sym typeface="仿宋" panose="02010609060101010101" pitchFamily="3" charset="-122"/>
                   </a:defRPr>
                 </a:pPr>
                 <a:endParaRPr lang="zh-CN"/>
@@ -10775,7 +12277,7 @@
           </c:val>
           <c:extLst>
             <c:ext xmlns:c16="http://schemas.microsoft.com/office/drawing/2014/chart" uri="{C3380CC4-5D6E-409C-BE32-E72D297353CC}">
-              <c16:uniqueId val="{00000004-6897-4EE5-B282-D804C25A2CA7}"/>
+              <c16:uniqueId val="{00000004-0E8E-421A-A93F-687B1444243F}"/>
             </c:ext>
           </c:extLst>
         </c:ser>
@@ -10833,10 +12335,10 @@
               <a:lumOff val="25000"/>
             </a:schemeClr>
           </a:solidFill>
-          <a:latin typeface="仿宋" panose="02010609060101010101" charset="-122"/>
-          <a:ea typeface="仿宋" panose="02010609060101010101" charset="-122"/>
-          <a:cs typeface="仿宋" panose="02010609060101010101" charset="-122"/>
-          <a:sym typeface="仿宋" panose="02010609060101010101" charset="-122"/>
+          <a:latin typeface="仿宋" panose="02010609060101010101" pitchFamily="3" charset="-122"/>
+          <a:ea typeface="仿宋" panose="02010609060101010101" pitchFamily="3" charset="-122"/>
+          <a:cs typeface="仿宋" panose="02010609060101010101" pitchFamily="3" charset="-122"/>
+          <a:sym typeface="仿宋" panose="02010609060101010101" pitchFamily="3" charset="-122"/>
         </a:defRPr>
       </a:pPr>
       <a:endParaRPr lang="zh-CN"/>
@@ -11165,563 +12667,7 @@
 </cs:colorStyle>
 </file>
 
-<file path=word/charts/colors9.xml><?xml version="1.0" encoding="utf-8"?>
-<cs:colorStyle xmlns:cs="http://schemas.microsoft.com/office/drawing/2012/chartStyle" xmlns:a="http://schemas.openxmlformats.org/drawingml/2006/main" meth="cycle" id="10">
-  <a:schemeClr val="accent1"/>
-  <a:schemeClr val="accent2"/>
-  <a:schemeClr val="accent3"/>
-  <a:schemeClr val="accent4"/>
-  <a:schemeClr val="accent5"/>
-  <a:schemeClr val="accent6"/>
-  <cs:variation/>
-  <cs:variation>
-    <a:lumMod val="60000"/>
-  </cs:variation>
-  <cs:variation>
-    <a:lumMod val="80000"/>
-    <a:lumOff val="20000"/>
-  </cs:variation>
-  <cs:variation>
-    <a:lumMod val="80000"/>
-  </cs:variation>
-  <cs:variation>
-    <a:lumMod val="60000"/>
-    <a:lumOff val="40000"/>
-  </cs:variation>
-  <cs:variation>
-    <a:lumMod val="50000"/>
-  </cs:variation>
-  <cs:variation>
-    <a:lumMod val="70000"/>
-    <a:lumOff val="30000"/>
-  </cs:variation>
-  <cs:variation>
-    <a:lumMod val="70000"/>
-  </cs:variation>
-  <cs:variation>
-    <a:lumMod val="50000"/>
-    <a:lumOff val="50000"/>
-  </cs:variation>
-</cs:colorStyle>
-</file>
-
 <file path=word/charts/style1.xml><?xml version="1.0" encoding="utf-8"?>
-<cs:chartStyle xmlns:cs="http://schemas.microsoft.com/office/drawing/2012/chartStyle" xmlns:a="http://schemas.openxmlformats.org/drawingml/2006/main" id="322">
-  <cs:axisTitle>
-    <cs:lnRef idx="0"/>
-    <cs:fillRef idx="0"/>
-    <cs:effectRef idx="0"/>
-    <cs:fontRef idx="minor">
-      <a:schemeClr val="tx1">
-        <a:lumMod val="65000"/>
-        <a:lumOff val="35000"/>
-      </a:schemeClr>
-    </cs:fontRef>
-    <cs:defRPr sz="1000" kern="1200"/>
-  </cs:axisTitle>
-  <cs:categoryAxis>
-    <cs:lnRef idx="0"/>
-    <cs:fillRef idx="0"/>
-    <cs:effectRef idx="0"/>
-    <cs:fontRef idx="minor">
-      <a:schemeClr val="tx1">
-        <a:lumMod val="65000"/>
-        <a:lumOff val="35000"/>
-      </a:schemeClr>
-    </cs:fontRef>
-    <cs:spPr>
-      <a:ln w="9525" cap="flat" cmpd="sng" algn="ctr">
-        <a:solidFill>
-          <a:schemeClr val="tx1">
-            <a:lumMod val="15000"/>
-            <a:lumOff val="85000"/>
-          </a:schemeClr>
-        </a:solidFill>
-        <a:round/>
-      </a:ln>
-    </cs:spPr>
-    <cs:defRPr sz="900" kern="1200"/>
-  </cs:categoryAxis>
-  <cs:chartArea mods="allowNoFillOverride allowNoLineOverride">
-    <cs:lnRef idx="0"/>
-    <cs:fillRef idx="0"/>
-    <cs:effectRef idx="0"/>
-    <cs:fontRef idx="minor">
-      <a:schemeClr val="tx1"/>
-    </cs:fontRef>
-    <cs:spPr>
-      <a:solidFill>
-        <a:schemeClr val="bg1"/>
-      </a:solidFill>
-      <a:ln w="9525" cap="flat" cmpd="sng" algn="ctr">
-        <a:solidFill>
-          <a:schemeClr val="tx1">
-            <a:lumMod val="15000"/>
-            <a:lumOff val="85000"/>
-          </a:schemeClr>
-        </a:solidFill>
-        <a:round/>
-      </a:ln>
-    </cs:spPr>
-    <cs:defRPr sz="1000" kern="1200"/>
-  </cs:chartArea>
-  <cs:dataLabel>
-    <cs:lnRef idx="0"/>
-    <cs:fillRef idx="0"/>
-    <cs:effectRef idx="0"/>
-    <cs:fontRef idx="minor">
-      <a:schemeClr val="tx1">
-        <a:lumMod val="75000"/>
-        <a:lumOff val="25000"/>
-      </a:schemeClr>
-    </cs:fontRef>
-    <cs:defRPr sz="900" kern="1200"/>
-  </cs:dataLabel>
-  <cs:dataLabelCallout>
-    <cs:lnRef idx="0"/>
-    <cs:fillRef idx="0"/>
-    <cs:effectRef idx="0"/>
-    <cs:fontRef idx="minor">
-      <a:schemeClr val="dk1">
-        <a:lumMod val="65000"/>
-        <a:lumOff val="35000"/>
-      </a:schemeClr>
-    </cs:fontRef>
-    <cs:spPr>
-      <a:solidFill>
-        <a:schemeClr val="lt1"/>
-      </a:solidFill>
-      <a:ln>
-        <a:solidFill>
-          <a:schemeClr val="dk1">
-            <a:lumMod val="25000"/>
-            <a:lumOff val="75000"/>
-          </a:schemeClr>
-        </a:solidFill>
-      </a:ln>
-    </cs:spPr>
-    <cs:defRPr sz="900" kern="1200"/>
-    <cs:bodyPr rot="0" spcFirstLastPara="1" vertOverflow="clip" horzOverflow="clip" vert="horz" wrap="square" lIns="36576" tIns="18288" rIns="36576" bIns="18288" anchor="ctr" anchorCtr="1">
-      <a:spAutoFit/>
-    </cs:bodyPr>
-  </cs:dataLabelCallout>
-  <cs:dataPoint>
-    <cs:lnRef idx="0"/>
-    <cs:fillRef idx="1">
-      <cs:styleClr val="auto"/>
-    </cs:fillRef>
-    <cs:effectRef idx="0"/>
-    <cs:fontRef idx="minor">
-      <a:schemeClr val="tx1"/>
-    </cs:fontRef>
-  </cs:dataPoint>
-  <cs:dataPoint3D>
-    <cs:lnRef idx="0"/>
-    <cs:fillRef idx="1">
-      <cs:styleClr val="auto"/>
-    </cs:fillRef>
-    <cs:effectRef idx="0"/>
-    <cs:fontRef idx="minor">
-      <a:schemeClr val="tx1"/>
-    </cs:fontRef>
-  </cs:dataPoint3D>
-  <cs:dataPointLine>
-    <cs:lnRef idx="0">
-      <cs:styleClr val="auto"/>
-    </cs:lnRef>
-    <cs:fillRef idx="1"/>
-    <cs:effectRef idx="0"/>
-    <cs:fontRef idx="minor">
-      <a:schemeClr val="tx1"/>
-    </cs:fontRef>
-    <cs:spPr>
-      <a:ln w="28575" cap="rnd">
-        <a:solidFill>
-          <a:schemeClr val="phClr"/>
-        </a:solidFill>
-        <a:round/>
-      </a:ln>
-    </cs:spPr>
-  </cs:dataPointLine>
-  <cs:dataPointMarker>
-    <cs:lnRef idx="0">
-      <cs:styleClr val="auto"/>
-    </cs:lnRef>
-    <cs:fillRef idx="1">
-      <cs:styleClr val="auto"/>
-    </cs:fillRef>
-    <cs:effectRef idx="0"/>
-    <cs:fontRef idx="minor">
-      <a:schemeClr val="tx1"/>
-    </cs:fontRef>
-    <cs:spPr>
-      <a:ln w="9525">
-        <a:solidFill>
-          <a:schemeClr val="phClr"/>
-        </a:solidFill>
-      </a:ln>
-    </cs:spPr>
-  </cs:dataPointMarker>
-  <cs:dataPointMarkerLayout symbol="circle" size="5"/>
-  <cs:dataPointWireframe>
-    <cs:lnRef idx="0">
-      <cs:styleClr val="auto"/>
-    </cs:lnRef>
-    <cs:fillRef idx="1"/>
-    <cs:effectRef idx="0"/>
-    <cs:fontRef idx="minor">
-      <a:schemeClr val="tx1"/>
-    </cs:fontRef>
-    <cs:spPr>
-      <a:ln w="9525" cap="rnd">
-        <a:solidFill>
-          <a:schemeClr val="phClr"/>
-        </a:solidFill>
-        <a:round/>
-      </a:ln>
-    </cs:spPr>
-  </cs:dataPointWireframe>
-  <cs:dataTable>
-    <cs:lnRef idx="0"/>
-    <cs:fillRef idx="0"/>
-    <cs:effectRef idx="0"/>
-    <cs:fontRef idx="minor">
-      <a:schemeClr val="tx1">
-        <a:lumMod val="65000"/>
-        <a:lumOff val="35000"/>
-      </a:schemeClr>
-    </cs:fontRef>
-    <cs:spPr>
-      <a:noFill/>
-      <a:ln w="9525" cap="flat" cmpd="sng" algn="ctr">
-        <a:solidFill>
-          <a:schemeClr val="tx1">
-            <a:lumMod val="15000"/>
-            <a:lumOff val="85000"/>
-          </a:schemeClr>
-        </a:solidFill>
-        <a:round/>
-      </a:ln>
-    </cs:spPr>
-    <cs:defRPr sz="900" kern="1200"/>
-  </cs:dataTable>
-  <cs:downBar>
-    <cs:lnRef idx="0"/>
-    <cs:fillRef idx="0"/>
-    <cs:effectRef idx="0"/>
-    <cs:fontRef idx="minor">
-      <a:schemeClr val="tx1"/>
-    </cs:fontRef>
-    <cs:spPr>
-      <a:solidFill>
-        <a:schemeClr val="dk1">
-          <a:lumMod val="75000"/>
-          <a:lumOff val="25000"/>
-        </a:schemeClr>
-      </a:solidFill>
-      <a:ln w="9525" cap="flat" cmpd="sng" algn="ctr">
-        <a:solidFill>
-          <a:schemeClr val="tx1">
-            <a:lumMod val="65000"/>
-            <a:lumOff val="35000"/>
-          </a:schemeClr>
-        </a:solidFill>
-        <a:round/>
-      </a:ln>
-    </cs:spPr>
-  </cs:downBar>
-  <cs:dropLine>
-    <cs:lnRef idx="0"/>
-    <cs:fillRef idx="0"/>
-    <cs:effectRef idx="0"/>
-    <cs:fontRef idx="minor">
-      <a:schemeClr val="tx1"/>
-    </cs:fontRef>
-    <cs:spPr>
-      <a:ln w="9525" cap="flat" cmpd="sng" algn="ctr">
-        <a:solidFill>
-          <a:schemeClr val="tx1">
-            <a:lumMod val="35000"/>
-            <a:lumOff val="65000"/>
-          </a:schemeClr>
-        </a:solidFill>
-        <a:round/>
-      </a:ln>
-    </cs:spPr>
-  </cs:dropLine>
-  <cs:errorBar>
-    <cs:lnRef idx="0"/>
-    <cs:fillRef idx="0"/>
-    <cs:effectRef idx="0"/>
-    <cs:fontRef idx="minor">
-      <a:schemeClr val="tx1"/>
-    </cs:fontRef>
-    <cs:spPr>
-      <a:ln w="9525" cap="flat" cmpd="sng" algn="ctr">
-        <a:solidFill>
-          <a:schemeClr val="tx1">
-            <a:lumMod val="65000"/>
-            <a:lumOff val="35000"/>
-          </a:schemeClr>
-        </a:solidFill>
-        <a:round/>
-      </a:ln>
-    </cs:spPr>
-  </cs:errorBar>
-  <cs:floor>
-    <cs:lnRef idx="0"/>
-    <cs:fillRef idx="0"/>
-    <cs:effectRef idx="0"/>
-    <cs:fontRef idx="minor">
-      <a:schemeClr val="tx1"/>
-    </cs:fontRef>
-    <cs:spPr>
-      <a:noFill/>
-      <a:ln>
-        <a:noFill/>
-      </a:ln>
-    </cs:spPr>
-  </cs:floor>
-  <cs:gridlineMajor>
-    <cs:lnRef idx="0"/>
-    <cs:fillRef idx="0"/>
-    <cs:effectRef idx="0"/>
-    <cs:fontRef idx="minor">
-      <a:schemeClr val="tx1"/>
-    </cs:fontRef>
-    <cs:spPr>
-      <a:ln w="9525" cap="flat" cmpd="sng" algn="ctr">
-        <a:solidFill>
-          <a:schemeClr val="tx1">
-            <a:lumMod val="15000"/>
-            <a:lumOff val="85000"/>
-          </a:schemeClr>
-        </a:solidFill>
-        <a:round/>
-      </a:ln>
-    </cs:spPr>
-  </cs:gridlineMajor>
-  <cs:gridlineMinor>
-    <cs:lnRef idx="0"/>
-    <cs:fillRef idx="0"/>
-    <cs:effectRef idx="0"/>
-    <cs:fontRef idx="minor">
-      <a:schemeClr val="tx1"/>
-    </cs:fontRef>
-    <cs:spPr>
-      <a:ln w="9525" cap="flat" cmpd="sng" algn="ctr">
-        <a:solidFill>
-          <a:schemeClr val="tx1">
-            <a:lumMod val="5000"/>
-            <a:lumOff val="95000"/>
-          </a:schemeClr>
-        </a:solidFill>
-        <a:round/>
-      </a:ln>
-    </cs:spPr>
-  </cs:gridlineMinor>
-  <cs:hiLoLine>
-    <cs:lnRef idx="0"/>
-    <cs:fillRef idx="0"/>
-    <cs:effectRef idx="0"/>
-    <cs:fontRef idx="minor">
-      <a:schemeClr val="tx1"/>
-    </cs:fontRef>
-    <cs:spPr>
-      <a:ln w="9525" cap="flat" cmpd="sng" algn="ctr">
-        <a:solidFill>
-          <a:schemeClr val="tx1">
-            <a:lumMod val="75000"/>
-            <a:lumOff val="25000"/>
-          </a:schemeClr>
-        </a:solidFill>
-        <a:round/>
-      </a:ln>
-    </cs:spPr>
-  </cs:hiLoLine>
-  <cs:leaderLine>
-    <cs:lnRef idx="0"/>
-    <cs:fillRef idx="0"/>
-    <cs:effectRef idx="0"/>
-    <cs:fontRef idx="minor">
-      <a:schemeClr val="tx1"/>
-    </cs:fontRef>
-    <cs:spPr>
-      <a:ln w="9525" cap="flat" cmpd="sng" algn="ctr">
-        <a:solidFill>
-          <a:schemeClr val="tx1">
-            <a:lumMod val="35000"/>
-            <a:lumOff val="65000"/>
-          </a:schemeClr>
-        </a:solidFill>
-        <a:round/>
-      </a:ln>
-    </cs:spPr>
-  </cs:leaderLine>
-  <cs:legend>
-    <cs:lnRef idx="0"/>
-    <cs:fillRef idx="0"/>
-    <cs:effectRef idx="0"/>
-    <cs:fontRef idx="minor">
-      <a:schemeClr val="tx1">
-        <a:lumMod val="65000"/>
-        <a:lumOff val="35000"/>
-      </a:schemeClr>
-    </cs:fontRef>
-    <cs:defRPr sz="900" kern="1200"/>
-  </cs:legend>
-  <cs:plotArea mods="allowNoFillOverride allowNoLineOverride">
-    <cs:lnRef idx="0"/>
-    <cs:fillRef idx="0"/>
-    <cs:effectRef idx="0"/>
-    <cs:fontRef idx="minor">
-      <a:schemeClr val="tx1"/>
-    </cs:fontRef>
-  </cs:plotArea>
-  <cs:plotArea3D mods="allowNoFillOverride allowNoLineOverride">
-    <cs:lnRef idx="0"/>
-    <cs:fillRef idx="0"/>
-    <cs:effectRef idx="0"/>
-    <cs:fontRef idx="minor">
-      <a:schemeClr val="tx1"/>
-    </cs:fontRef>
-  </cs:plotArea3D>
-  <cs:seriesAxis>
-    <cs:lnRef idx="0"/>
-    <cs:fillRef idx="0"/>
-    <cs:effectRef idx="0"/>
-    <cs:fontRef idx="minor">
-      <a:schemeClr val="tx1">
-        <a:lumMod val="65000"/>
-        <a:lumOff val="35000"/>
-      </a:schemeClr>
-    </cs:fontRef>
-    <cs:spPr>
-      <a:ln w="9525" cap="flat" cmpd="sng" algn="ctr">
-        <a:solidFill>
-          <a:schemeClr val="tx1">
-            <a:lumMod val="15000"/>
-            <a:lumOff val="85000"/>
-          </a:schemeClr>
-        </a:solidFill>
-        <a:round/>
-      </a:ln>
-    </cs:spPr>
-    <cs:defRPr sz="900" kern="1200"/>
-  </cs:seriesAxis>
-  <cs:seriesLine>
-    <cs:lnRef idx="0"/>
-    <cs:fillRef idx="0"/>
-    <cs:effectRef idx="0"/>
-    <cs:fontRef idx="minor">
-      <a:schemeClr val="tx1"/>
-    </cs:fontRef>
-    <cs:spPr>
-      <a:ln w="9525" cap="flat" cmpd="sng" algn="ctr">
-        <a:solidFill>
-          <a:schemeClr val="tx1">
-            <a:lumMod val="35000"/>
-            <a:lumOff val="65000"/>
-          </a:schemeClr>
-        </a:solidFill>
-        <a:round/>
-      </a:ln>
-    </cs:spPr>
-  </cs:seriesLine>
-  <cs:title>
-    <cs:lnRef idx="0"/>
-    <cs:fillRef idx="0"/>
-    <cs:effectRef idx="0"/>
-    <cs:fontRef idx="minor">
-      <a:schemeClr val="tx1">
-        <a:lumMod val="65000"/>
-        <a:lumOff val="35000"/>
-      </a:schemeClr>
-    </cs:fontRef>
-    <cs:defRPr sz="1400" b="0" kern="1200" spc="0" baseline="0"/>
-  </cs:title>
-  <cs:trendline>
-    <cs:lnRef idx="0">
-      <cs:styleClr val="auto"/>
-    </cs:lnRef>
-    <cs:fillRef idx="0"/>
-    <cs:effectRef idx="0"/>
-    <cs:fontRef idx="minor">
-      <a:schemeClr val="tx1"/>
-    </cs:fontRef>
-    <cs:spPr>
-      <a:ln w="19050" cap="rnd">
-        <a:solidFill>
-          <a:schemeClr val="phClr"/>
-        </a:solidFill>
-        <a:prstDash val="sysDot"/>
-      </a:ln>
-    </cs:spPr>
-  </cs:trendline>
-  <cs:trendlineLabel>
-    <cs:lnRef idx="0"/>
-    <cs:fillRef idx="0"/>
-    <cs:effectRef idx="0"/>
-    <cs:fontRef idx="minor">
-      <a:schemeClr val="tx1">
-        <a:lumMod val="65000"/>
-        <a:lumOff val="35000"/>
-      </a:schemeClr>
-    </cs:fontRef>
-    <cs:defRPr sz="900" kern="1200"/>
-  </cs:trendlineLabel>
-  <cs:upBar>
-    <cs:lnRef idx="0"/>
-    <cs:fillRef idx="0"/>
-    <cs:effectRef idx="0"/>
-    <cs:fontRef idx="minor">
-      <a:schemeClr val="tx1"/>
-    </cs:fontRef>
-    <cs:spPr>
-      <a:solidFill>
-        <a:schemeClr val="lt1"/>
-      </a:solidFill>
-      <a:ln w="9525" cap="flat" cmpd="sng" algn="ctr">
-        <a:solidFill>
-          <a:schemeClr val="tx1">
-            <a:lumMod val="65000"/>
-            <a:lumOff val="35000"/>
-          </a:schemeClr>
-        </a:solidFill>
-        <a:round/>
-      </a:ln>
-    </cs:spPr>
-  </cs:upBar>
-  <cs:valueAxis>
-    <cs:lnRef idx="0"/>
-    <cs:fillRef idx="0"/>
-    <cs:effectRef idx="0"/>
-    <cs:fontRef idx="minor">
-      <a:schemeClr val="tx1">
-        <a:lumMod val="65000"/>
-        <a:lumOff val="35000"/>
-      </a:schemeClr>
-    </cs:fontRef>
-    <cs:defRPr sz="900" kern="1200"/>
-  </cs:valueAxis>
-  <cs:wall>
-    <cs:lnRef idx="0"/>
-    <cs:fillRef idx="0"/>
-    <cs:effectRef idx="0"/>
-    <cs:fontRef idx="minor">
-      <a:schemeClr val="tx1"/>
-    </cs:fontRef>
-    <cs:spPr>
-      <a:noFill/>
-      <a:ln>
-        <a:noFill/>
-      </a:ln>
-    </cs:spPr>
-  </cs:wall>
-</cs:chartStyle>
-</file>
-
-<file path=word/charts/style2.xml><?xml version="1.0" encoding="utf-8"?>
 <cs:chartStyle xmlns:cs="http://schemas.microsoft.com/office/drawing/2012/chartStyle" xmlns:a="http://schemas.openxmlformats.org/drawingml/2006/main" id="257">
   <cs:axisTitle>
     <cs:lnRef idx="0"/>
@@ -12216,7 +13162,7 @@
 </cs:chartStyle>
 </file>
 
-<file path=word/charts/style3.xml><?xml version="1.0" encoding="utf-8"?>
+<file path=word/charts/style2.xml><?xml version="1.0" encoding="utf-8"?>
 <cs:chartStyle xmlns:cs="http://schemas.microsoft.com/office/drawing/2012/chartStyle" xmlns:a="http://schemas.openxmlformats.org/drawingml/2006/main" id="257">
   <cs:axisTitle>
     <cs:lnRef idx="0"/>
@@ -12711,7 +13657,7 @@
 </cs:chartStyle>
 </file>
 
-<file path=word/charts/style4.xml><?xml version="1.0" encoding="utf-8"?>
+<file path=word/charts/style3.xml><?xml version="1.0" encoding="utf-8"?>
 <cs:chartStyle xmlns:cs="http://schemas.microsoft.com/office/drawing/2012/chartStyle" xmlns:a="http://schemas.openxmlformats.org/drawingml/2006/main" id="257">
   <cs:axisTitle>
     <cs:lnRef idx="0"/>
@@ -13206,7 +14152,7 @@
 </cs:chartStyle>
 </file>
 
-<file path=word/charts/style5.xml><?xml version="1.0" encoding="utf-8"?>
+<file path=word/charts/style4.xml><?xml version="1.0" encoding="utf-8"?>
 <cs:chartStyle xmlns:cs="http://schemas.microsoft.com/office/drawing/2012/chartStyle" xmlns:a="http://schemas.openxmlformats.org/drawingml/2006/main" id="257">
   <cs:axisTitle>
     <cs:lnRef idx="0"/>
@@ -13701,7 +14647,7 @@
 </cs:chartStyle>
 </file>
 
-<file path=word/charts/style6.xml><?xml version="1.0" encoding="utf-8"?>
+<file path=word/charts/style5.xml><?xml version="1.0" encoding="utf-8"?>
 <cs:chartStyle xmlns:cs="http://schemas.microsoft.com/office/drawing/2012/chartStyle" xmlns:a="http://schemas.openxmlformats.org/drawingml/2006/main" id="257">
   <cs:axisTitle>
     <cs:lnRef idx="0"/>
@@ -14196,7 +15142,7 @@
 </cs:chartStyle>
 </file>
 
-<file path=word/charts/style7.xml><?xml version="1.0" encoding="utf-8"?>
+<file path=word/charts/style6.xml><?xml version="1.0" encoding="utf-8"?>
 <cs:chartStyle xmlns:cs="http://schemas.microsoft.com/office/drawing/2012/chartStyle" xmlns:a="http://schemas.openxmlformats.org/drawingml/2006/main" id="257">
   <cs:axisTitle>
     <cs:lnRef idx="0"/>
@@ -14691,7 +15637,7 @@
 </cs:chartStyle>
 </file>
 
-<file path=word/charts/style8.xml><?xml version="1.0" encoding="utf-8"?>
+<file path=word/charts/style7.xml><?xml version="1.0" encoding="utf-8"?>
 <cs:chartStyle xmlns:cs="http://schemas.microsoft.com/office/drawing/2012/chartStyle" xmlns:a="http://schemas.openxmlformats.org/drawingml/2006/main" id="257">
   <cs:axisTitle>
     <cs:lnRef idx="0"/>
@@ -15186,7 +16132,7 @@
 </cs:chartStyle>
 </file>
 
-<file path=word/charts/style9.xml><?xml version="1.0" encoding="utf-8"?>
+<file path=word/charts/style8.xml><?xml version="1.0" encoding="utf-8"?>
 <cs:chartStyle xmlns:cs="http://schemas.microsoft.com/office/drawing/2012/chartStyle" xmlns:a="http://schemas.openxmlformats.org/drawingml/2006/main" id="257">
   <cs:axisTitle>
     <cs:lnRef idx="0"/>
@@ -18614,30 +19560,11 @@
 </file>
 
 <file path=customXml/item1.xml><?xml version="1.0" encoding="utf-8"?>
-<s:customData xmlns="http://www.wps.cn/officeDocument/2013/wpsCustomData" xmlns:s="http://www.wps.cn/officeDocument/2013/wpsCustomData">
-  <customSectProps>
-    <customSectPr/>
-  </customSectProps>
-  <customShpExts>
-    <customShpInfo spid="_x0000_s1026" textRotate="1"/>
-  </customShpExts>
-</s:customData>
-</file>
-
-<file path=customXml/item2.xml><?xml version="1.0" encoding="utf-8"?>
 <b:Sources xmlns:b="http://schemas.openxmlformats.org/officeDocument/2006/bibliography" xmlns="http://schemas.openxmlformats.org/officeDocument/2006/bibliography" SelectedStyle="\APASixthEditionOfficeOnline.xsl" StyleName="APA" Version="6"/>
 </file>
 
 <file path=customXml/itemProps1.xml><?xml version="1.0" encoding="utf-8"?>
-<ds:datastoreItem xmlns:ds="http://schemas.openxmlformats.org/officeDocument/2006/customXml" ds:itemID="{B1977F7D-205B-4081-913C-38D41E755F92}">
-  <ds:schemaRefs>
-    <ds:schemaRef ds:uri="http://www.wps.cn/officeDocument/2013/wpsCustomData"/>
-  </ds:schemaRefs>
-</ds:datastoreItem>
-</file>
-
-<file path=customXml/itemProps2.xml><?xml version="1.0" encoding="utf-8"?>
-<ds:datastoreItem xmlns:ds="http://schemas.openxmlformats.org/officeDocument/2006/customXml" ds:itemID="{A00C632F-26F7-49A7-8C67-BAF8D5FD73DE}">
+<ds:datastoreItem xmlns:ds="http://schemas.openxmlformats.org/officeDocument/2006/customXml" ds:itemID="{41581C66-1F2D-4DB5-AE63-D866AA901202}">
   <ds:schemaRefs>
     <ds:schemaRef ds:uri="http://schemas.openxmlformats.org/officeDocument/2006/bibliography"/>
   </ds:schemaRefs>
@@ -18646,6 +19573,6 @@
 
 <file path=docMetadata/LabelInfo.xml><?xml version="1.0" encoding="utf-8"?>
 <clbl:labelList xmlns:clbl="http://schemas.microsoft.com/office/2020/mipLabelMetadata">
-  <clbl:label id="{f42aa342-8706-4288-bd11-ebb85995028c}" enabled="1" method="Standard" siteId="{72f988bf-86f1-41af-91ab-2d7cd011db47}" contentBits="0" removed="0"/>
+  <clbl:label id="{87867195-f2b8-4ac2-b0b6-6bb73cb33afc}" enabled="1" method="Privileged" siteId="{72f988bf-86f1-41af-91ab-2d7cd011db47}" contentBits="0" removed="0"/>
 </clbl:labelList>
 </file>